--- a/eval/samples/q5/program.docx
+++ b/eval/samples/q5/program.docx
@@ -951,6 +951,20 @@
           <w:rFonts w:ascii="Times New Roman" w:hAnsi="Times New Roman" w:eastAsia="Times New Roman" w:cs="Times New Roman"/>
         </w:rPr>
         <w:t>1.6. Требования к слушателям</w:t>
+      </w:r>
+    </w:p>
+    <w:p>
+      <w:pPr>
+        <w:spacing w:before="0" w:after="120" w:line="240" w:lineRule="auto"/>
+        <w:ind w:firstLine="0"/>
+        <w:jc w:val="both"/>
+      </w:pPr>
+      <w:r>
+        <w:rPr>
+          <w:rFonts w:ascii="Times New Roman" w:hAnsi="Times New Roman" w:eastAsia="Times New Roman" w:cs="Times New Roman"/>
+          <w:b w:val="0"/>
+        </w:rPr>
+        <w:t>К освоению программы допускаются лица, имеющие среднее профессиональное и (или) высшее образование, а также лица, получающие среднее профессиональное и (или) высшее образование.</w:t>
       </w:r>
     </w:p>
     <w:p>
@@ -16149,7 +16163,7 @@
           <w:rFonts w:ascii="Times New Roman" w:hAnsi="Times New Roman" w:eastAsia="Times New Roman" w:cs="Times New Roman"/>
           <w:b/>
         </w:rPr>
-        <w:t>Итог. Комплект собран, ошибок нет, 2 предупреждения — см. ниже. В приложенном образце найдено ошибок: 15; в программу они не перенесены. Пояснения к сборке — в разделе «Что пропущено и почему».</w:t>
+        <w:t>Итог. Комплект собран, ошибок нет; 3 предупреждения методисту и 3 замечания автопроверки — см. ниже. В приложенном образце найдено ошибок: 15; в программу они не перенесены. Пояснения к сборке — в разделе «Что пропущено и почему».</w:t>
       </w:r>
     </w:p>
     <w:p>
@@ -16198,7 +16212,24 @@
         <w:rPr>
           <w:rFonts w:ascii="Times New Roman" w:hAnsi="Times New Roman" w:eastAsia="Times New Roman" w:cs="Times New Roman"/>
         </w:rPr>
-        <w:t>предупреждения (стоит проверить): 2</w:t>
+        <w:t>предупреждения методисту (с вариантами решения): 3</w:t>
+      </w:r>
+    </w:p>
+    <w:p>
+      <w:pPr>
+        <w:numPr>
+          <w:ilvl w:val="0"/>
+          <w:numId w:val="4"/>
+        </w:numPr>
+        <w:spacing w:before="0" w:after="40" w:line="240" w:lineRule="auto"/>
+        <w:ind w:firstLine="0"/>
+        <w:jc w:val="both"/>
+      </w:pPr>
+      <w:r>
+        <w:rPr>
+          <w:rFonts w:ascii="Times New Roman" w:hAnsi="Times New Roman" w:eastAsia="Times New Roman" w:cs="Times New Roman"/>
+        </w:rPr>
+        <w:t>замечания автопроверки (стоит проверить): 3</w:t>
       </w:r>
     </w:p>
     <w:p>
@@ -16237,6 +16268,23 @@
     </w:p>
     <w:p>
       <w:pPr>
+        <w:numPr>
+          <w:ilvl w:val="0"/>
+          <w:numId w:val="4"/>
+        </w:numPr>
+        <w:spacing w:before="0" w:after="40" w:line="240" w:lineRule="auto"/>
+        <w:ind w:firstLine="0"/>
+        <w:jc w:val="both"/>
+      </w:pPr>
+      <w:r>
+        <w:rPr>
+          <w:rFonts w:ascii="Times New Roman" w:hAnsi="Times New Roman" w:eastAsia="Times New Roman" w:cs="Times New Roman"/>
+        </w:rPr>
+        <w:t>время сборки комплекта после утверждения каркаса: 1 с</w:t>
+      </w:r>
+    </w:p>
+    <w:p>
+      <w:pPr>
         <w:keepNext/>
         <w:spacing w:before="0" w:after="120" w:line="240" w:lineRule="auto"/>
         <w:ind w:firstLine="0"/>
@@ -16247,7 +16295,308 @@
           <w:rFonts w:ascii="Times New Roman" w:hAnsi="Times New Roman" w:eastAsia="Times New Roman" w:cs="Times New Roman"/>
           <w:b/>
         </w:rPr>
-        <w:t>Предупреждения</w:t>
+        <w:t>Предупреждения методисту</w:t>
+      </w:r>
+    </w:p>
+    <w:p>
+      <w:pPr>
+        <w:spacing w:before="0" w:after="120" w:line="240" w:lineRule="auto"/>
+        <w:ind w:firstLine="0"/>
+        <w:jc w:val="both"/>
+      </w:pPr>
+      <w:r>
+        <w:rPr>
+          <w:rFonts w:ascii="Times New Roman" w:hAnsi="Times New Roman" w:eastAsia="Times New Roman" w:cs="Times New Roman"/>
+          <w:b w:val="0"/>
+        </w:rPr>
+        <w:t>Здесь — ситуации, где нужно решение методиста или заказчика: агент нашёл их сам по общим правилам. У каждого предупреждения — цифры и варианты решения.</w:t>
+      </w:r>
+    </w:p>
+    <w:p>
+      <w:pPr>
+        <w:keepNext/>
+        <w:spacing w:before="0" w:after="120" w:line="240" w:lineRule="auto"/>
+        <w:ind w:firstLine="0"/>
+        <w:jc w:val="left"/>
+      </w:pPr>
+      <w:r>
+        <w:rPr>
+          <w:rFonts w:ascii="Times New Roman" w:hAnsi="Times New Roman" w:eastAsia="Times New Roman" w:cs="Times New Roman"/>
+          <w:b/>
+        </w:rPr>
+        <w:t>1. Желаемый срок не сходится с нагрузкой</w:t>
+      </w:r>
+    </w:p>
+    <w:p>
+      <w:pPr>
+        <w:spacing w:before="0" w:after="120" w:line="240" w:lineRule="auto"/>
+        <w:ind w:firstLine="0"/>
+        <w:jc w:val="both"/>
+      </w:pPr>
+      <w:r>
+        <w:rPr>
+          <w:rFonts w:ascii="Times New Roman" w:hAnsi="Times New Roman" w:eastAsia="Times New Roman" w:cs="Times New Roman"/>
+          <w:b w:val="0"/>
+        </w:rPr>
+        <w:t>Желаемый срок — около двух месяцев (≈ 9 недель) — не сходится с нагрузкой: при объёме 256 ч и не больше 4 ч в день получается 64 учебных дня — это 11 недель даже при 6 учебных днях в неделю. Чтобы уложиться в 9 недель, нужно около 5 ч в день при 6 учебных днях в неделю; другой вариант — срок 11 недель. В программу и календарный график записан расчётный срок — 11 недель.</w:t>
+      </w:r>
+    </w:p>
+    <w:p>
+      <w:pPr>
+        <w:spacing w:before="0" w:after="120" w:line="240" w:lineRule="auto"/>
+        <w:ind w:firstLine="0"/>
+        <w:jc w:val="both"/>
+      </w:pPr>
+      <w:r>
+        <w:rPr>
+          <w:rFonts w:ascii="Times New Roman" w:hAnsi="Times New Roman" w:eastAsia="Times New Roman" w:cs="Times New Roman"/>
+          <w:b w:val="0"/>
+        </w:rPr>
+        <w:t>Цифры: Желаемый срок — около двух месяцев (≈ 9 недель); Объём программы — 256 ч; Нагрузка — не больше 4 ч в день, до 6 учебных дней в неделю; Нужно учебных дней — 64; Расчётный срок — 11 недель.</w:t>
+      </w:r>
+    </w:p>
+    <w:p>
+      <w:pPr>
+        <w:keepNext/>
+        <w:spacing w:before="0" w:after="120" w:line="240" w:lineRule="auto"/>
+        <w:ind w:firstLine="0"/>
+        <w:jc w:val="left"/>
+      </w:pPr>
+      <w:r>
+        <w:rPr>
+          <w:rFonts w:ascii="Times New Roman" w:hAnsi="Times New Roman" w:eastAsia="Times New Roman" w:cs="Times New Roman"/>
+          <w:b w:val="0"/>
+        </w:rPr>
+        <w:t>Варианты решения:</w:t>
+      </w:r>
+    </w:p>
+    <w:p>
+      <w:pPr>
+        <w:spacing w:before="0" w:after="60" w:line="240" w:lineRule="auto"/>
+        <w:ind w:firstLine="0"/>
+        <w:jc w:val="both"/>
+      </w:pPr>
+      <w:r>
+        <w:rPr>
+          <w:rFonts w:ascii="Times New Roman" w:hAnsi="Times New Roman" w:eastAsia="Times New Roman" w:cs="Times New Roman"/>
+          <w:b w:val="0"/>
+        </w:rPr>
+        <w:t>1. Принять расчётный срок — 11 недель: он уже записан в программу и календарный график.</w:t>
+      </w:r>
+    </w:p>
+    <w:p>
+      <w:pPr>
+        <w:spacing w:before="0" w:after="60" w:line="240" w:lineRule="auto"/>
+        <w:ind w:firstLine="0"/>
+        <w:jc w:val="both"/>
+      </w:pPr>
+      <w:r>
+        <w:rPr>
+          <w:rFonts w:ascii="Times New Roman" w:hAnsi="Times New Roman" w:eastAsia="Times New Roman" w:cs="Times New Roman"/>
+          <w:b w:val="0"/>
+        </w:rPr>
+        <w:t>2. Увеличить нагрузку до 5 ч в день при 6 учебных днях в неделю — тогда хватит 9 недель.</w:t>
+      </w:r>
+    </w:p>
+    <w:p>
+      <w:pPr>
+        <w:spacing w:before="0" w:after="60" w:line="240" w:lineRule="auto"/>
+        <w:ind w:firstLine="0"/>
+        <w:jc w:val="both"/>
+      </w:pPr>
+      <w:r>
+        <w:rPr>
+          <w:rFonts w:ascii="Times New Roman" w:hAnsi="Times New Roman" w:eastAsia="Times New Roman" w:cs="Times New Roman"/>
+          <w:b w:val="0"/>
+        </w:rPr>
+        <w:t>3. Сократить объём программы до 216 ч — столько помещается в 9 недель при 4 ч в день и 6 учебных днях в неделю.</w:t>
+      </w:r>
+    </w:p>
+    <w:p>
+      <w:pPr>
+        <w:keepNext/>
+        <w:spacing w:before="0" w:after="120" w:line="240" w:lineRule="auto"/>
+        <w:ind w:firstLine="0"/>
+        <w:jc w:val="left"/>
+      </w:pPr>
+      <w:r>
+        <w:rPr>
+          <w:rFonts w:ascii="Times New Roman" w:hAnsi="Times New Roman" w:eastAsia="Times New Roman" w:cs="Times New Roman"/>
+          <w:b/>
+        </w:rPr>
+        <w:t>2. Ошибки в приложенном образце</w:t>
+      </w:r>
+    </w:p>
+    <w:p>
+      <w:pPr>
+        <w:spacing w:before="0" w:after="120" w:line="240" w:lineRule="auto"/>
+        <w:ind w:firstLine="0"/>
+        <w:jc w:val="both"/>
+      </w:pPr>
+      <w:r>
+        <w:rPr>
+          <w:rFonts w:ascii="Times New Roman" w:hAnsi="Times New Roman" w:eastAsia="Times New Roman" w:cs="Times New Roman"/>
+          <w:b w:val="0"/>
+        </w:rPr>
+        <w:t>В приложенном образце найдено 15 расхождений: часы рабочей программы не совпадают с учебно-тематическим планом — 5; суммы и итоги часов в учебных планах — 4; ссылки на нормативные акты (утратившие силу или с неверной датой) — 2; строки с часами, не разнесёнными по видам работы — 1; разные обозначения лабораторных работ — 1; аудиторные часы в стажировке — 1; заполненные реквизиты приказа об утверждении — 1. В новой программе они не повторяются; формулировки с цитатами образца — в полной версии отчёта (report.md).</w:t>
+      </w:r>
+    </w:p>
+    <w:p>
+      <w:pPr>
+        <w:keepNext/>
+        <w:spacing w:before="0" w:after="120" w:line="240" w:lineRule="auto"/>
+        <w:ind w:firstLine="0"/>
+        <w:jc w:val="left"/>
+      </w:pPr>
+      <w:r>
+        <w:rPr>
+          <w:rFonts w:ascii="Times New Roman" w:hAnsi="Times New Roman" w:eastAsia="Times New Roman" w:cs="Times New Roman"/>
+          <w:b w:val="0"/>
+        </w:rPr>
+        <w:t>Варианты решения:</w:t>
+      </w:r>
+    </w:p>
+    <w:p>
+      <w:pPr>
+        <w:spacing w:before="0" w:after="60" w:line="240" w:lineRule="auto"/>
+        <w:ind w:firstLine="0"/>
+        <w:jc w:val="both"/>
+      </w:pPr>
+      <w:r>
+        <w:rPr>
+          <w:rFonts w:ascii="Times New Roman" w:hAnsi="Times New Roman" w:eastAsia="Times New Roman" w:cs="Times New Roman"/>
+          <w:b w:val="0"/>
+        </w:rPr>
+        <w:t>1. Ничего менять в новой программе не нужно: она собрана заново по шаблону, часы посчитаны программой, и ошибки образца в неё не перенесены.</w:t>
+      </w:r>
+    </w:p>
+    <w:p>
+      <w:pPr>
+        <w:spacing w:before="0" w:after="60" w:line="240" w:lineRule="auto"/>
+        <w:ind w:firstLine="0"/>
+        <w:jc w:val="both"/>
+      </w:pPr>
+      <w:r>
+        <w:rPr>
+          <w:rFonts w:ascii="Times New Roman" w:hAnsi="Times New Roman" w:eastAsia="Times New Roman" w:cs="Times New Roman"/>
+          <w:b w:val="0"/>
+        </w:rPr>
+        <w:t>2. Передайте список расхождений автору образца — он в полной версии отчёта (report.md), раздел «Ошибки приложенного образца».</w:t>
+      </w:r>
+    </w:p>
+    <w:p>
+      <w:pPr>
+        <w:spacing w:before="0" w:after="60" w:line="240" w:lineRule="auto"/>
+        <w:ind w:firstLine="0"/>
+        <w:jc w:val="both"/>
+      </w:pPr>
+      <w:r>
+        <w:rPr>
+          <w:rFonts w:ascii="Times New Roman" w:hAnsi="Times New Roman" w:eastAsia="Times New Roman" w:cs="Times New Roman"/>
+          <w:b w:val="0"/>
+        </w:rPr>
+        <w:t>3. Если образец — действующая программа организации, исправьте его, прежде чем использовать снова.</w:t>
+      </w:r>
+    </w:p>
+    <w:p>
+      <w:pPr>
+        <w:keepNext/>
+        <w:spacing w:before="0" w:after="120" w:line="240" w:lineRule="auto"/>
+        <w:ind w:firstLine="0"/>
+        <w:jc w:val="left"/>
+      </w:pPr>
+      <w:r>
+        <w:rPr>
+          <w:rFonts w:ascii="Times New Roman" w:hAnsi="Times New Roman" w:eastAsia="Times New Roman" w:cs="Times New Roman"/>
+          <w:b/>
+        </w:rPr>
+        <w:t>3. Акт из задания утратил силу — в программе указан действующий</w:t>
+      </w:r>
+    </w:p>
+    <w:p>
+      <w:pPr>
+        <w:spacing w:before="0" w:after="120" w:line="240" w:lineRule="auto"/>
+        <w:ind w:firstLine="0"/>
+        <w:jc w:val="both"/>
+      </w:pPr>
+      <w:r>
+        <w:rPr>
+          <w:rFonts w:ascii="Times New Roman" w:hAnsi="Times New Roman" w:eastAsia="Times New Roman" w:cs="Times New Roman"/>
+          <w:b w:val="0"/>
+        </w:rPr>
+        <w:t>В программе указан действующий акт — Приказ Минобрнауки России от 24.03.2025 № 266 (действует с 01.09.2025). Прежний акт, на который могут ссылаться задание и старые образцы, утратил силу и в программу не включён.</w:t>
+      </w:r>
+    </w:p>
+    <w:p>
+      <w:pPr>
+        <w:keepNext/>
+        <w:spacing w:before="0" w:after="120" w:line="240" w:lineRule="auto"/>
+        <w:ind w:firstLine="0"/>
+        <w:jc w:val="left"/>
+      </w:pPr>
+      <w:r>
+        <w:rPr>
+          <w:rFonts w:ascii="Times New Roman" w:hAnsi="Times New Roman" w:eastAsia="Times New Roman" w:cs="Times New Roman"/>
+          <w:b w:val="0"/>
+        </w:rPr>
+        <w:t>Варианты решения:</w:t>
+      </w:r>
+    </w:p>
+    <w:p>
+      <w:pPr>
+        <w:spacing w:before="0" w:after="60" w:line="240" w:lineRule="auto"/>
+        <w:ind w:firstLine="0"/>
+        <w:jc w:val="both"/>
+      </w:pPr>
+      <w:r>
+        <w:rPr>
+          <w:rFonts w:ascii="Times New Roman" w:hAnsi="Times New Roman" w:eastAsia="Times New Roman" w:cs="Times New Roman"/>
+          <w:b w:val="0"/>
+        </w:rPr>
+        <w:t>1. Ничего менять в программе не нужно — в ней указан действующий акт.</w:t>
+      </w:r>
+    </w:p>
+    <w:p>
+      <w:pPr>
+        <w:spacing w:before="0" w:after="60" w:line="240" w:lineRule="auto"/>
+        <w:ind w:firstLine="0"/>
+        <w:jc w:val="both"/>
+      </w:pPr>
+      <w:r>
+        <w:rPr>
+          <w:rFonts w:ascii="Times New Roman" w:hAnsi="Times New Roman" w:eastAsia="Times New Roman" w:cs="Times New Roman"/>
+          <w:b w:val="0"/>
+        </w:rPr>
+        <w:t>2. Обновите ссылку в задании и шаблонах организации: Приказ Минобрнауки России от 24.03.2025 № 266.</w:t>
+      </w:r>
+    </w:p>
+    <w:p>
+      <w:pPr>
+        <w:spacing w:before="0" w:after="60" w:line="240" w:lineRule="auto"/>
+        <w:ind w:firstLine="0"/>
+        <w:jc w:val="both"/>
+      </w:pPr>
+      <w:r>
+        <w:rPr>
+          <w:rFonts w:ascii="Times New Roman" w:hAnsi="Times New Roman" w:eastAsia="Times New Roman" w:cs="Times New Roman"/>
+          <w:b w:val="0"/>
+        </w:rPr>
+        <w:t>3. Проверьте другие программы организации, где ещё указан прежний акт.</w:t>
+      </w:r>
+    </w:p>
+    <w:p>
+      <w:pPr>
+        <w:keepNext/>
+        <w:spacing w:before="0" w:after="120" w:line="240" w:lineRule="auto"/>
+        <w:ind w:firstLine="0"/>
+        <w:jc w:val="left"/>
+      </w:pPr>
+      <w:r>
+        <w:rPr>
+          <w:rFonts w:ascii="Times New Roman" w:hAnsi="Times New Roman" w:eastAsia="Times New Roman" w:cs="Times New Roman"/>
+          <w:b/>
+        </w:rPr>
+        <w:t>Замечания автопроверки</w:t>
       </w:r>
     </w:p>
     <w:p>
@@ -16264,7 +16613,41 @@
         <w:rPr>
           <w:rFonts w:ascii="Times New Roman" w:hAnsi="Times New Roman" w:eastAsia="Times New Roman" w:cs="Times New Roman"/>
         </w:rPr>
-        <w:t>Желаемый срок — около двух месяцев (≈ 9 недель) — не сходится с нагрузкой: при объёме 256 ч и не больше 4 ч в день получается 64 учебных дня — это 11 недель даже при 6 учебных днях в неделю. Чтобы уложиться в 9 недель, нужно около 5 ч в день при 6 учебных днях в неделю; другой вариант — срок 11 недель. В программу и календарный график записан расчётный срок — 11 недель. Что можно сделать: варианты: увеличить срок, увеличить нагрузку в день или сократить объём.</w:t>
+        <w:t>материально-техническое обеспечение (3.1): «Учебная аудитория» — у стажировки нет аудиторных занятий (все часы — самостоятельная работа на рабочем месте); текст расходится с учебным планом. Как исправить: перегенерируйте этот фрагмент точечной правкой или поправьте текст вручную.</w:t>
+      </w:r>
+    </w:p>
+    <w:p>
+      <w:pPr>
+        <w:numPr>
+          <w:ilvl w:val="0"/>
+          <w:numId w:val="4"/>
+        </w:numPr>
+        <w:spacing w:before="0" w:after="40" w:line="240" w:lineRule="auto"/>
+        <w:ind w:firstLine="0"/>
+        <w:jc w:val="both"/>
+      </w:pPr>
+      <w:r>
+        <w:rPr>
+          <w:rFonts w:ascii="Times New Roman" w:hAnsi="Times New Roman" w:eastAsia="Times New Roman" w:cs="Times New Roman"/>
+        </w:rPr>
+        <w:t>результат обучения 2.1 раскрывается в темах 3 модулей из 6 (модуль 3 «Контейнеризация», модуль 4 «Непрерывная интеграция и доставка (CI/CD)», модуль 5 «Инфраструктура как код»): содержание модулей повторяется. Оставьте результат в одном-двух модулях, у остальных — свои результаты. Как исправить: нужно решение методиста: поправьте текст или параметры запроса и пересоберите комплект.</w:t>
+      </w:r>
+    </w:p>
+    <w:p>
+      <w:pPr>
+        <w:numPr>
+          <w:ilvl w:val="0"/>
+          <w:numId w:val="4"/>
+        </w:numPr>
+        <w:spacing w:before="0" w:after="40" w:line="240" w:lineRule="auto"/>
+        <w:ind w:firstLine="0"/>
+        <w:jc w:val="both"/>
+      </w:pPr>
+      <w:r>
+        <w:rPr>
+          <w:rFonts w:ascii="Times New Roman" w:hAnsi="Times New Roman" w:eastAsia="Times New Roman" w:cs="Times New Roman"/>
+        </w:rPr>
+        <w:t>результат обучения 2.2 раскрывается в темах 3 модулей из 6 (модуль 3 «Контейнеризация», модуль 4 «Непрерывная интеграция и доставка (CI/CD)», модуль 5 «Инфраструктура как код»): содержание модулей повторяется. Оставьте результат в одном-двух модулях, у остальных — свои результаты. Как исправить: нужно решение методиста: поправьте текст или параметры запроса и пересоберите комплект.</w:t>
       </w:r>
     </w:p>
     <w:p>
@@ -16294,6 +16677,20 @@
           <w:b w:val="0"/>
         </w:rPr>
         <w:t>Заявлено 256 ч, по учебному плану 256 ч — сходится.</w:t>
+      </w:r>
+    </w:p>
+    <w:p>
+      <w:pPr>
+        <w:spacing w:before="0" w:after="120" w:line="240" w:lineRule="auto"/>
+        <w:ind w:firstLine="0"/>
+        <w:jc w:val="both"/>
+      </w:pPr>
+      <w:r>
+        <w:rPr>
+          <w:rFonts w:ascii="Times New Roman" w:hAnsi="Times New Roman" w:eastAsia="Times New Roman" w:cs="Times New Roman"/>
+          <w:b w:val="0"/>
+        </w:rPr>
+        <w:t>Аудиторных занятий нет: самостоятельная работа — 254 ч, итоговая аттестация — 2 ч.</w:t>
       </w:r>
     </w:p>
     <w:tbl>
@@ -20587,7 +20984,7 @@
                 <w:b w:val="0"/>
                 <w:sz w:val="20"/>
               </w:rPr>
-              <w:t>собеседование: 2, ИА</w:t>
+              <w:t>собеседование: 2, итоговая аттестация</w:t>
             </w:r>
           </w:p>
         </w:tc>
@@ -20669,7 +21066,7 @@
                 <w:b w:val="0"/>
                 <w:sz w:val="20"/>
               </w:rPr>
-              <w:t>собеседование: 2, ИА</w:t>
+              <w:t>собеседование: 2, итоговая аттестация</w:t>
             </w:r>
           </w:p>
         </w:tc>
@@ -20751,7 +21148,7 @@
                 <w:b w:val="0"/>
                 <w:sz w:val="20"/>
               </w:rPr>
-              <w:t>собеседование: 2, ИА</w:t>
+              <w:t>собеседование: 2, итоговая аттестация</w:t>
             </w:r>
           </w:p>
         </w:tc>
@@ -20833,7 +21230,7 @@
                 <w:b w:val="0"/>
                 <w:sz w:val="20"/>
               </w:rPr>
-              <w:t>собеседование: 4, ИА</w:t>
+              <w:t>собеседование: 4, итоговая аттестация</w:t>
             </w:r>
           </w:p>
         </w:tc>
@@ -20915,7 +21312,7 @@
                 <w:b w:val="0"/>
                 <w:sz w:val="20"/>
               </w:rPr>
-              <w:t>собеседование: 3, ИА</w:t>
+              <w:t>собеседование: 3, итоговая аттестация</w:t>
             </w:r>
           </w:p>
         </w:tc>
@@ -20997,7 +21394,7 @@
                 <w:b w:val="0"/>
                 <w:sz w:val="20"/>
               </w:rPr>
-              <w:t>собеседование: 2, ИА</w:t>
+              <w:t>собеседование: 2, итоговая аттестация</w:t>
             </w:r>
           </w:p>
         </w:tc>
@@ -21079,7 +21476,7 @@
                 <w:b w:val="0"/>
                 <w:sz w:val="20"/>
               </w:rPr>
-              <w:t>собеседование: 1, ИА</w:t>
+              <w:t>собеседование: 1, итоговая аттестация</w:t>
             </w:r>
           </w:p>
         </w:tc>
@@ -21161,7 +21558,7 @@
                 <w:b w:val="0"/>
                 <w:sz w:val="20"/>
               </w:rPr>
-              <w:t>собеседование: 1, ИА</w:t>
+              <w:t>собеседование: 1, итоговая аттестация</w:t>
             </w:r>
           </w:p>
         </w:tc>
@@ -21243,7 +21640,7 @@
                 <w:b w:val="0"/>
                 <w:sz w:val="20"/>
               </w:rPr>
-              <w:t>собеседование: 1, ИА</w:t>
+              <w:t>собеседование: 1, итоговая аттестация</w:t>
             </w:r>
           </w:p>
         </w:tc>
@@ -21304,7 +21701,7 @@
         <w:rPr>
           <w:rFonts w:ascii="Times New Roman" w:hAnsi="Times New Roman" w:eastAsia="Times New Roman" w:cs="Times New Roman"/>
         </w:rPr>
-        <w:t>подтверждено (реестр нормативки и каталог проверенных изданий): 9</w:t>
+        <w:t>подтверждено: 9 (каталог проверенных изданий — 9)</w:t>
       </w:r>
     </w:p>
     <w:p>
@@ -21338,8 +21735,297 @@
         <w:rPr>
           <w:rFonts w:ascii="Times New Roman" w:hAnsi="Times New Roman" w:eastAsia="Times New Roman" w:cs="Times New Roman"/>
         </w:rPr>
-        <w:t>отброшено при проверке: 0 (не прошли проверку ISBN, издательства или года — 0; сверх лимита неподтверждённых — 0)</w:t>
+        <w:t>отброшено при проверке: 1 (не прошли проверку ISBN, издательства или года — 1; сверх лимита неподтверждённых — 0)</w:t>
       </w:r>
+    </w:p>
+    <w:tbl>
+      <w:tblPr>
+        <w:tblLook w:firstColumn="1" w:firstRow="1" w:lastColumn="0" w:lastRow="0" w:noHBand="0" w:noVBand="1" w:val="04A0"/>
+        <w:tblW w:w="9778" w:type="dxa"/>
+        <w:tblLayout w:type="fixed"/>
+        <w:tblBorders>
+          <w:top w:val="single" w:sz="4" w:space="0" w:color="AAAAAA"/>
+          <w:left w:val="single" w:sz="4" w:space="0" w:color="AAAAAA"/>
+          <w:bottom w:val="single" w:sz="4" w:space="0" w:color="AAAAAA"/>
+          <w:right w:val="single" w:sz="4" w:space="0" w:color="AAAAAA"/>
+          <w:insideH w:val="single" w:sz="4" w:space="0" w:color="AAAAAA"/>
+          <w:insideV w:val="single" w:sz="4" w:space="0" w:color="AAAAAA"/>
+        </w:tblBorders>
+        <w:tblCellMar>
+          <w:top w:w="80" w:type="dxa"/>
+          <w:left w:w="120" w:type="dxa"/>
+          <w:bottom w:w="80" w:type="dxa"/>
+          <w:right w:w="120" w:type="dxa"/>
+        </w:tblCellMar>
+      </w:tblPr>
+      <w:tblGrid>
+        <w:gridCol w:w="5432"/>
+        <w:gridCol w:w="2173"/>
+        <w:gridCol w:w="2173"/>
+      </w:tblGrid>
+      <w:tr>
+        <w:trPr>
+          <w:tblHeader/>
+        </w:trPr>
+        <w:tc>
+          <w:tcPr>
+            <w:tcW w:type="dxa" w:w="5432"/>
+            <w:shd w:val="clear" w:color="auto" w:fill="F2F2F2"/>
+            <w:vAlign w:val="center"/>
+          </w:tcPr>
+          <w:p>
+            <w:pPr>
+              <w:spacing w:before="0" w:after="0" w:line="240" w:lineRule="auto"/>
+              <w:ind w:firstLine="0"/>
+              <w:jc w:val="center"/>
+            </w:pPr>
+            <w:r>
+              <w:rPr>
+                <w:rFonts w:ascii="Times New Roman" w:hAnsi="Times New Roman" w:eastAsia="Times New Roman" w:cs="Times New Roman"/>
+                <w:b/>
+                <w:sz w:val="20"/>
+              </w:rPr>
+              <w:t>Раздел</w:t>
+            </w:r>
+          </w:p>
+        </w:tc>
+        <w:tc>
+          <w:tcPr>
+            <w:tcW w:type="dxa" w:w="2173"/>
+            <w:shd w:val="clear" w:color="auto" w:fill="F2F2F2"/>
+            <w:vAlign w:val="center"/>
+          </w:tcPr>
+          <w:p>
+            <w:pPr>
+              <w:spacing w:before="0" w:after="0" w:line="240" w:lineRule="auto"/>
+              <w:ind w:firstLine="0"/>
+              <w:jc w:val="center"/>
+            </w:pPr>
+            <w:r>
+              <w:rPr>
+                <w:rFonts w:ascii="Times New Roman" w:hAnsi="Times New Roman" w:eastAsia="Times New Roman" w:cs="Times New Roman"/>
+                <w:b/>
+                <w:sz w:val="20"/>
+              </w:rPr>
+              <w:t>Подтверждено</w:t>
+            </w:r>
+          </w:p>
+        </w:tc>
+        <w:tc>
+          <w:tcPr>
+            <w:tcW w:type="dxa" w:w="2173"/>
+            <w:shd w:val="clear" w:color="auto" w:fill="F2F2F2"/>
+            <w:vAlign w:val="center"/>
+          </w:tcPr>
+          <w:p>
+            <w:pPr>
+              <w:spacing w:before="0" w:after="0" w:line="240" w:lineRule="auto"/>
+              <w:ind w:firstLine="0"/>
+              <w:jc w:val="center"/>
+            </w:pPr>
+            <w:r>
+              <w:rPr>
+                <w:rFonts w:ascii="Times New Roman" w:hAnsi="Times New Roman" w:eastAsia="Times New Roman" w:cs="Times New Roman"/>
+                <w:b/>
+                <w:sz w:val="20"/>
+              </w:rPr>
+              <w:t>Без подтверждения</w:t>
+            </w:r>
+          </w:p>
+        </w:tc>
+      </w:tr>
+      <w:tr>
+        <w:tc>
+          <w:tcPr>
+            <w:tcW w:type="dxa" w:w="5432"/>
+          </w:tcPr>
+          <w:p>
+            <w:pPr>
+              <w:spacing w:before="0" w:after="0" w:line="240" w:lineRule="auto"/>
+              <w:ind w:firstLine="0"/>
+              <w:jc w:val="left"/>
+            </w:pPr>
+            <w:r>
+              <w:rPr>
+                <w:rFonts w:ascii="Times New Roman" w:hAnsi="Times New Roman" w:eastAsia="Times New Roman" w:cs="Times New Roman"/>
+                <w:b w:val="0"/>
+                <w:sz w:val="20"/>
+              </w:rPr>
+              <w:t>Основная литература</w:t>
+            </w:r>
+          </w:p>
+        </w:tc>
+        <w:tc>
+          <w:tcPr>
+            <w:tcW w:type="dxa" w:w="2173"/>
+          </w:tcPr>
+          <w:p>
+            <w:pPr>
+              <w:spacing w:before="0" w:after="0" w:line="240" w:lineRule="auto"/>
+              <w:ind w:firstLine="0"/>
+              <w:jc w:val="center"/>
+            </w:pPr>
+            <w:r>
+              <w:rPr>
+                <w:rFonts w:ascii="Times New Roman" w:hAnsi="Times New Roman" w:eastAsia="Times New Roman" w:cs="Times New Roman"/>
+                <w:b w:val="0"/>
+                <w:sz w:val="20"/>
+              </w:rPr>
+              <w:t>3</w:t>
+            </w:r>
+          </w:p>
+        </w:tc>
+        <w:tc>
+          <w:tcPr>
+            <w:tcW w:type="dxa" w:w="2173"/>
+          </w:tcPr>
+          <w:p>
+            <w:pPr>
+              <w:spacing w:before="0" w:after="0" w:line="240" w:lineRule="auto"/>
+              <w:ind w:firstLine="0"/>
+              <w:jc w:val="center"/>
+            </w:pPr>
+            <w:r>
+              <w:rPr>
+                <w:rFonts w:ascii="Times New Roman" w:hAnsi="Times New Roman" w:eastAsia="Times New Roman" w:cs="Times New Roman"/>
+                <w:b w:val="0"/>
+                <w:sz w:val="20"/>
+              </w:rPr>
+              <w:t>0</w:t>
+            </w:r>
+          </w:p>
+        </w:tc>
+      </w:tr>
+      <w:tr>
+        <w:tc>
+          <w:tcPr>
+            <w:tcW w:type="dxa" w:w="5432"/>
+          </w:tcPr>
+          <w:p>
+            <w:pPr>
+              <w:spacing w:before="0" w:after="0" w:line="240" w:lineRule="auto"/>
+              <w:ind w:firstLine="0"/>
+              <w:jc w:val="left"/>
+            </w:pPr>
+            <w:r>
+              <w:rPr>
+                <w:rFonts w:ascii="Times New Roman" w:hAnsi="Times New Roman" w:eastAsia="Times New Roman" w:cs="Times New Roman"/>
+                <w:b w:val="0"/>
+                <w:sz w:val="20"/>
+              </w:rPr>
+              <w:t>Дополнительная литература</w:t>
+            </w:r>
+          </w:p>
+        </w:tc>
+        <w:tc>
+          <w:tcPr>
+            <w:tcW w:type="dxa" w:w="2173"/>
+          </w:tcPr>
+          <w:p>
+            <w:pPr>
+              <w:spacing w:before="0" w:after="0" w:line="240" w:lineRule="auto"/>
+              <w:ind w:firstLine="0"/>
+              <w:jc w:val="center"/>
+            </w:pPr>
+            <w:r>
+              <w:rPr>
+                <w:rFonts w:ascii="Times New Roman" w:hAnsi="Times New Roman" w:eastAsia="Times New Roman" w:cs="Times New Roman"/>
+                <w:b w:val="0"/>
+                <w:sz w:val="20"/>
+              </w:rPr>
+              <w:t>3</w:t>
+            </w:r>
+          </w:p>
+        </w:tc>
+        <w:tc>
+          <w:tcPr>
+            <w:tcW w:type="dxa" w:w="2173"/>
+          </w:tcPr>
+          <w:p>
+            <w:pPr>
+              <w:spacing w:before="0" w:after="0" w:line="240" w:lineRule="auto"/>
+              <w:ind w:firstLine="0"/>
+              <w:jc w:val="center"/>
+            </w:pPr>
+            <w:r>
+              <w:rPr>
+                <w:rFonts w:ascii="Times New Roman" w:hAnsi="Times New Roman" w:eastAsia="Times New Roman" w:cs="Times New Roman"/>
+                <w:b w:val="0"/>
+                <w:sz w:val="20"/>
+              </w:rPr>
+              <w:t>0</w:t>
+            </w:r>
+          </w:p>
+        </w:tc>
+      </w:tr>
+      <w:tr>
+        <w:tc>
+          <w:tcPr>
+            <w:tcW w:type="dxa" w:w="5432"/>
+          </w:tcPr>
+          <w:p>
+            <w:pPr>
+              <w:spacing w:before="0" w:after="0" w:line="240" w:lineRule="auto"/>
+              <w:ind w:firstLine="0"/>
+              <w:jc w:val="left"/>
+            </w:pPr>
+            <w:r>
+              <w:rPr>
+                <w:rFonts w:ascii="Times New Roman" w:hAnsi="Times New Roman" w:eastAsia="Times New Roman" w:cs="Times New Roman"/>
+                <w:b w:val="0"/>
+                <w:sz w:val="20"/>
+              </w:rPr>
+              <w:t>Интернет-ресурсы</w:t>
+            </w:r>
+          </w:p>
+        </w:tc>
+        <w:tc>
+          <w:tcPr>
+            <w:tcW w:type="dxa" w:w="2173"/>
+          </w:tcPr>
+          <w:p>
+            <w:pPr>
+              <w:spacing w:before="0" w:after="0" w:line="240" w:lineRule="auto"/>
+              <w:ind w:firstLine="0"/>
+              <w:jc w:val="center"/>
+            </w:pPr>
+            <w:r>
+              <w:rPr>
+                <w:rFonts w:ascii="Times New Roman" w:hAnsi="Times New Roman" w:eastAsia="Times New Roman" w:cs="Times New Roman"/>
+                <w:b w:val="0"/>
+                <w:sz w:val="20"/>
+              </w:rPr>
+              <w:t>3</w:t>
+            </w:r>
+          </w:p>
+        </w:tc>
+        <w:tc>
+          <w:tcPr>
+            <w:tcW w:type="dxa" w:w="2173"/>
+          </w:tcPr>
+          <w:p>
+            <w:pPr>
+              <w:spacing w:before="0" w:after="0" w:line="240" w:lineRule="auto"/>
+              <w:ind w:firstLine="0"/>
+              <w:jc w:val="center"/>
+            </w:pPr>
+            <w:r>
+              <w:rPr>
+                <w:rFonts w:ascii="Times New Roman" w:hAnsi="Times New Roman" w:eastAsia="Times New Roman" w:cs="Times New Roman"/>
+                <w:b w:val="0"/>
+                <w:sz w:val="20"/>
+              </w:rPr>
+              <w:t>0</w:t>
+            </w:r>
+          </w:p>
+        </w:tc>
+      </w:tr>
+    </w:tbl>
+    <w:p>
+      <w:pPr>
+        <w:spacing w:before="0" w:after="120"/>
+        <w:ind w:firstLine="0"/>
+      </w:pPr>
     </w:p>
     <w:p>
       <w:pPr>
@@ -21367,22 +22053,1180 @@
           <w:rFonts w:ascii="Times New Roman" w:hAnsi="Times New Roman" w:eastAsia="Times New Roman" w:cs="Times New Roman"/>
           <w:b w:val="0"/>
         </w:rPr>
-        <w:t>Заполнено 26 из 26 разделов шаблона.</w:t>
+        <w:t>Заполнено 26 из 26 разделов шаблона. Все разделы шаблона заполнены.</w:t>
       </w:r>
     </w:p>
+    <w:tbl>
+      <w:tblPr>
+        <w:tblLook w:firstColumn="1" w:firstRow="1" w:lastColumn="0" w:lastRow="0" w:noHBand="0" w:noVBand="1" w:val="04A0"/>
+        <w:tblW w:w="9778" w:type="dxa"/>
+        <w:tblLayout w:type="fixed"/>
+        <w:tblBorders>
+          <w:top w:val="single" w:sz="4" w:space="0" w:color="AAAAAA"/>
+          <w:left w:val="single" w:sz="4" w:space="0" w:color="AAAAAA"/>
+          <w:bottom w:val="single" w:sz="4" w:space="0" w:color="AAAAAA"/>
+          <w:right w:val="single" w:sz="4" w:space="0" w:color="AAAAAA"/>
+          <w:insideH w:val="single" w:sz="4" w:space="0" w:color="AAAAAA"/>
+          <w:insideV w:val="single" w:sz="4" w:space="0" w:color="AAAAAA"/>
+        </w:tblBorders>
+        <w:tblCellMar>
+          <w:top w:w="80" w:type="dxa"/>
+          <w:left w:w="120" w:type="dxa"/>
+          <w:bottom w:w="80" w:type="dxa"/>
+          <w:right w:w="120" w:type="dxa"/>
+        </w:tblCellMar>
+      </w:tblPr>
+      <w:tblGrid>
+        <w:gridCol w:w="7605"/>
+        <w:gridCol w:w="2173"/>
+      </w:tblGrid>
+      <w:tr>
+        <w:trPr>
+          <w:tblHeader/>
+        </w:trPr>
+        <w:tc>
+          <w:tcPr>
+            <w:tcW w:type="dxa" w:w="7605"/>
+            <w:shd w:val="clear" w:color="auto" w:fill="F2F2F2"/>
+            <w:vAlign w:val="center"/>
+          </w:tcPr>
+          <w:p>
+            <w:pPr>
+              <w:spacing w:before="0" w:after="0" w:line="240" w:lineRule="auto"/>
+              <w:ind w:firstLine="0"/>
+              <w:jc w:val="center"/>
+            </w:pPr>
+            <w:r>
+              <w:rPr>
+                <w:rFonts w:ascii="Times New Roman" w:hAnsi="Times New Roman" w:eastAsia="Times New Roman" w:cs="Times New Roman"/>
+                <w:b/>
+                <w:sz w:val="20"/>
+              </w:rPr>
+              <w:t>Раздел шаблона</w:t>
+            </w:r>
+          </w:p>
+        </w:tc>
+        <w:tc>
+          <w:tcPr>
+            <w:tcW w:type="dxa" w:w="2173"/>
+            <w:shd w:val="clear" w:color="auto" w:fill="F2F2F2"/>
+            <w:vAlign w:val="center"/>
+          </w:tcPr>
+          <w:p>
+            <w:pPr>
+              <w:spacing w:before="0" w:after="0" w:line="240" w:lineRule="auto"/>
+              <w:ind w:firstLine="0"/>
+              <w:jc w:val="center"/>
+            </w:pPr>
+            <w:r>
+              <w:rPr>
+                <w:rFonts w:ascii="Times New Roman" w:hAnsi="Times New Roman" w:eastAsia="Times New Roman" w:cs="Times New Roman"/>
+                <w:b/>
+                <w:sz w:val="20"/>
+              </w:rPr>
+              <w:t>Итог</w:t>
+            </w:r>
+          </w:p>
+        </w:tc>
+      </w:tr>
+      <w:tr>
+        <w:tc>
+          <w:tcPr>
+            <w:tcW w:type="dxa" w:w="7605"/>
+          </w:tcPr>
+          <w:p>
+            <w:pPr>
+              <w:spacing w:before="0" w:after="0" w:line="240" w:lineRule="auto"/>
+              <w:ind w:firstLine="0"/>
+              <w:jc w:val="left"/>
+            </w:pPr>
+            <w:r>
+              <w:rPr>
+                <w:rFonts w:ascii="Times New Roman" w:hAnsi="Times New Roman" w:eastAsia="Times New Roman" w:cs="Times New Roman"/>
+                <w:b w:val="0"/>
+                <w:sz w:val="20"/>
+              </w:rPr>
+              <w:t>1.1. Аннотация программы</w:t>
+            </w:r>
+          </w:p>
+        </w:tc>
+        <w:tc>
+          <w:tcPr>
+            <w:tcW w:type="dxa" w:w="2173"/>
+          </w:tcPr>
+          <w:p>
+            <w:pPr>
+              <w:spacing w:before="0" w:after="0" w:line="240" w:lineRule="auto"/>
+              <w:ind w:firstLine="0"/>
+              <w:jc w:val="center"/>
+            </w:pPr>
+            <w:r>
+              <w:rPr>
+                <w:rFonts w:ascii="Times New Roman" w:hAnsi="Times New Roman" w:eastAsia="Times New Roman" w:cs="Times New Roman"/>
+                <w:b w:val="0"/>
+                <w:sz w:val="20"/>
+              </w:rPr>
+              <w:t>заполнен</w:t>
+            </w:r>
+          </w:p>
+        </w:tc>
+      </w:tr>
+      <w:tr>
+        <w:tc>
+          <w:tcPr>
+            <w:tcW w:type="dxa" w:w="7605"/>
+          </w:tcPr>
+          <w:p>
+            <w:pPr>
+              <w:spacing w:before="0" w:after="0" w:line="240" w:lineRule="auto"/>
+              <w:ind w:firstLine="0"/>
+              <w:jc w:val="left"/>
+            </w:pPr>
+            <w:r>
+              <w:rPr>
+                <w:rFonts w:ascii="Times New Roman" w:hAnsi="Times New Roman" w:eastAsia="Times New Roman" w:cs="Times New Roman"/>
+                <w:b w:val="0"/>
+                <w:sz w:val="20"/>
+              </w:rPr>
+              <w:t>1.2. Цель реализации программы</w:t>
+            </w:r>
+          </w:p>
+        </w:tc>
+        <w:tc>
+          <w:tcPr>
+            <w:tcW w:type="dxa" w:w="2173"/>
+          </w:tcPr>
+          <w:p>
+            <w:pPr>
+              <w:spacing w:before="0" w:after="0" w:line="240" w:lineRule="auto"/>
+              <w:ind w:firstLine="0"/>
+              <w:jc w:val="center"/>
+            </w:pPr>
+            <w:r>
+              <w:rPr>
+                <w:rFonts w:ascii="Times New Roman" w:hAnsi="Times New Roman" w:eastAsia="Times New Roman" w:cs="Times New Roman"/>
+                <w:b w:val="0"/>
+                <w:sz w:val="20"/>
+              </w:rPr>
+              <w:t>заполнен</w:t>
+            </w:r>
+          </w:p>
+        </w:tc>
+      </w:tr>
+      <w:tr>
+        <w:tc>
+          <w:tcPr>
+            <w:tcW w:type="dxa" w:w="7605"/>
+          </w:tcPr>
+          <w:p>
+            <w:pPr>
+              <w:spacing w:before="0" w:after="0" w:line="240" w:lineRule="auto"/>
+              <w:ind w:firstLine="0"/>
+              <w:jc w:val="left"/>
+            </w:pPr>
+            <w:r>
+              <w:rPr>
+                <w:rFonts w:ascii="Times New Roman" w:hAnsi="Times New Roman" w:eastAsia="Times New Roman" w:cs="Times New Roman"/>
+                <w:b w:val="0"/>
+                <w:sz w:val="20"/>
+              </w:rPr>
+              <w:t>1.3. Планируемые результаты обучения</w:t>
+            </w:r>
+          </w:p>
+        </w:tc>
+        <w:tc>
+          <w:tcPr>
+            <w:tcW w:type="dxa" w:w="2173"/>
+          </w:tcPr>
+          <w:p>
+            <w:pPr>
+              <w:spacing w:before="0" w:after="0" w:line="240" w:lineRule="auto"/>
+              <w:ind w:firstLine="0"/>
+              <w:jc w:val="center"/>
+            </w:pPr>
+            <w:r>
+              <w:rPr>
+                <w:rFonts w:ascii="Times New Roman" w:hAnsi="Times New Roman" w:eastAsia="Times New Roman" w:cs="Times New Roman"/>
+                <w:b w:val="0"/>
+                <w:sz w:val="20"/>
+              </w:rPr>
+              <w:t>заполнен</w:t>
+            </w:r>
+          </w:p>
+        </w:tc>
+      </w:tr>
+      <w:tr>
+        <w:tc>
+          <w:tcPr>
+            <w:tcW w:type="dxa" w:w="7605"/>
+          </w:tcPr>
+          <w:p>
+            <w:pPr>
+              <w:spacing w:before="0" w:after="0" w:line="240" w:lineRule="auto"/>
+              <w:ind w:firstLine="0"/>
+              <w:jc w:val="left"/>
+            </w:pPr>
+            <w:r>
+              <w:rPr>
+                <w:rFonts w:ascii="Times New Roman" w:hAnsi="Times New Roman" w:eastAsia="Times New Roman" w:cs="Times New Roman"/>
+                <w:b w:val="0"/>
+                <w:sz w:val="20"/>
+              </w:rPr>
+              <w:t>1.4. Программа разработана на основе</w:t>
+            </w:r>
+          </w:p>
+        </w:tc>
+        <w:tc>
+          <w:tcPr>
+            <w:tcW w:type="dxa" w:w="2173"/>
+          </w:tcPr>
+          <w:p>
+            <w:pPr>
+              <w:spacing w:before="0" w:after="0" w:line="240" w:lineRule="auto"/>
+              <w:ind w:firstLine="0"/>
+              <w:jc w:val="center"/>
+            </w:pPr>
+            <w:r>
+              <w:rPr>
+                <w:rFonts w:ascii="Times New Roman" w:hAnsi="Times New Roman" w:eastAsia="Times New Roman" w:cs="Times New Roman"/>
+                <w:b w:val="0"/>
+                <w:sz w:val="20"/>
+              </w:rPr>
+              <w:t>заполнен</w:t>
+            </w:r>
+          </w:p>
+        </w:tc>
+      </w:tr>
+      <w:tr>
+        <w:tc>
+          <w:tcPr>
+            <w:tcW w:type="dxa" w:w="7605"/>
+          </w:tcPr>
+          <w:p>
+            <w:pPr>
+              <w:spacing w:before="0" w:after="0" w:line="240" w:lineRule="auto"/>
+              <w:ind w:firstLine="0"/>
+              <w:jc w:val="left"/>
+            </w:pPr>
+            <w:r>
+              <w:rPr>
+                <w:rFonts w:ascii="Times New Roman" w:hAnsi="Times New Roman" w:eastAsia="Times New Roman" w:cs="Times New Roman"/>
+                <w:b w:val="0"/>
+                <w:sz w:val="20"/>
+              </w:rPr>
+              <w:t>1.5. Перечень профессиональных компетенций</w:t>
+            </w:r>
+          </w:p>
+        </w:tc>
+        <w:tc>
+          <w:tcPr>
+            <w:tcW w:type="dxa" w:w="2173"/>
+          </w:tcPr>
+          <w:p>
+            <w:pPr>
+              <w:spacing w:before="0" w:after="0" w:line="240" w:lineRule="auto"/>
+              <w:ind w:firstLine="0"/>
+              <w:jc w:val="center"/>
+            </w:pPr>
+            <w:r>
+              <w:rPr>
+                <w:rFonts w:ascii="Times New Roman" w:hAnsi="Times New Roman" w:eastAsia="Times New Roman" w:cs="Times New Roman"/>
+                <w:b w:val="0"/>
+                <w:sz w:val="20"/>
+              </w:rPr>
+              <w:t>заполнен</w:t>
+            </w:r>
+          </w:p>
+        </w:tc>
+      </w:tr>
+      <w:tr>
+        <w:tc>
+          <w:tcPr>
+            <w:tcW w:type="dxa" w:w="7605"/>
+          </w:tcPr>
+          <w:p>
+            <w:pPr>
+              <w:spacing w:before="0" w:after="0" w:line="240" w:lineRule="auto"/>
+              <w:ind w:firstLine="0"/>
+              <w:jc w:val="left"/>
+            </w:pPr>
+            <w:r>
+              <w:rPr>
+                <w:rFonts w:ascii="Times New Roman" w:hAnsi="Times New Roman" w:eastAsia="Times New Roman" w:cs="Times New Roman"/>
+                <w:b w:val="0"/>
+                <w:sz w:val="20"/>
+              </w:rPr>
+              <w:t>1.6. Требования к слушателям</w:t>
+            </w:r>
+          </w:p>
+        </w:tc>
+        <w:tc>
+          <w:tcPr>
+            <w:tcW w:type="dxa" w:w="2173"/>
+          </w:tcPr>
+          <w:p>
+            <w:pPr>
+              <w:spacing w:before="0" w:after="0" w:line="240" w:lineRule="auto"/>
+              <w:ind w:firstLine="0"/>
+              <w:jc w:val="center"/>
+            </w:pPr>
+            <w:r>
+              <w:rPr>
+                <w:rFonts w:ascii="Times New Roman" w:hAnsi="Times New Roman" w:eastAsia="Times New Roman" w:cs="Times New Roman"/>
+                <w:b w:val="0"/>
+                <w:sz w:val="20"/>
+              </w:rPr>
+              <w:t>заполнен</w:t>
+            </w:r>
+          </w:p>
+        </w:tc>
+      </w:tr>
+      <w:tr>
+        <w:tc>
+          <w:tcPr>
+            <w:tcW w:type="dxa" w:w="7605"/>
+          </w:tcPr>
+          <w:p>
+            <w:pPr>
+              <w:spacing w:before="0" w:after="0" w:line="240" w:lineRule="auto"/>
+              <w:ind w:firstLine="0"/>
+              <w:jc w:val="left"/>
+            </w:pPr>
+            <w:r>
+              <w:rPr>
+                <w:rFonts w:ascii="Times New Roman" w:hAnsi="Times New Roman" w:eastAsia="Times New Roman" w:cs="Times New Roman"/>
+                <w:b w:val="0"/>
+                <w:sz w:val="20"/>
+              </w:rPr>
+              <w:t>1.7. Форма обучения</w:t>
+            </w:r>
+          </w:p>
+        </w:tc>
+        <w:tc>
+          <w:tcPr>
+            <w:tcW w:type="dxa" w:w="2173"/>
+          </w:tcPr>
+          <w:p>
+            <w:pPr>
+              <w:spacing w:before="0" w:after="0" w:line="240" w:lineRule="auto"/>
+              <w:ind w:firstLine="0"/>
+              <w:jc w:val="center"/>
+            </w:pPr>
+            <w:r>
+              <w:rPr>
+                <w:rFonts w:ascii="Times New Roman" w:hAnsi="Times New Roman" w:eastAsia="Times New Roman" w:cs="Times New Roman"/>
+                <w:b w:val="0"/>
+                <w:sz w:val="20"/>
+              </w:rPr>
+              <w:t>заполнен</w:t>
+            </w:r>
+          </w:p>
+        </w:tc>
+      </w:tr>
+      <w:tr>
+        <w:tc>
+          <w:tcPr>
+            <w:tcW w:type="dxa" w:w="7605"/>
+          </w:tcPr>
+          <w:p>
+            <w:pPr>
+              <w:spacing w:before="0" w:after="0" w:line="240" w:lineRule="auto"/>
+              <w:ind w:firstLine="0"/>
+              <w:jc w:val="left"/>
+            </w:pPr>
+            <w:r>
+              <w:rPr>
+                <w:rFonts w:ascii="Times New Roman" w:hAnsi="Times New Roman" w:eastAsia="Times New Roman" w:cs="Times New Roman"/>
+                <w:b w:val="0"/>
+                <w:sz w:val="20"/>
+              </w:rPr>
+              <w:t>1.8. Объём программы</w:t>
+            </w:r>
+          </w:p>
+        </w:tc>
+        <w:tc>
+          <w:tcPr>
+            <w:tcW w:type="dxa" w:w="2173"/>
+          </w:tcPr>
+          <w:p>
+            <w:pPr>
+              <w:spacing w:before="0" w:after="0" w:line="240" w:lineRule="auto"/>
+              <w:ind w:firstLine="0"/>
+              <w:jc w:val="center"/>
+            </w:pPr>
+            <w:r>
+              <w:rPr>
+                <w:rFonts w:ascii="Times New Roman" w:hAnsi="Times New Roman" w:eastAsia="Times New Roman" w:cs="Times New Roman"/>
+                <w:b w:val="0"/>
+                <w:sz w:val="20"/>
+              </w:rPr>
+              <w:t>заполнен</w:t>
+            </w:r>
+          </w:p>
+        </w:tc>
+      </w:tr>
+      <w:tr>
+        <w:tc>
+          <w:tcPr>
+            <w:tcW w:type="dxa" w:w="7605"/>
+          </w:tcPr>
+          <w:p>
+            <w:pPr>
+              <w:spacing w:before="0" w:after="0" w:line="240" w:lineRule="auto"/>
+              <w:ind w:firstLine="0"/>
+              <w:jc w:val="left"/>
+            </w:pPr>
+            <w:r>
+              <w:rPr>
+                <w:rFonts w:ascii="Times New Roman" w:hAnsi="Times New Roman" w:eastAsia="Times New Roman" w:cs="Times New Roman"/>
+                <w:b w:val="0"/>
+                <w:sz w:val="20"/>
+              </w:rPr>
+              <w:t>1.9. Выдаваемый документ</w:t>
+            </w:r>
+          </w:p>
+        </w:tc>
+        <w:tc>
+          <w:tcPr>
+            <w:tcW w:type="dxa" w:w="2173"/>
+          </w:tcPr>
+          <w:p>
+            <w:pPr>
+              <w:spacing w:before="0" w:after="0" w:line="240" w:lineRule="auto"/>
+              <w:ind w:firstLine="0"/>
+              <w:jc w:val="center"/>
+            </w:pPr>
+            <w:r>
+              <w:rPr>
+                <w:rFonts w:ascii="Times New Roman" w:hAnsi="Times New Roman" w:eastAsia="Times New Roman" w:cs="Times New Roman"/>
+                <w:b w:val="0"/>
+                <w:sz w:val="20"/>
+              </w:rPr>
+              <w:t>заполнен</w:t>
+            </w:r>
+          </w:p>
+        </w:tc>
+      </w:tr>
+      <w:tr>
+        <w:tc>
+          <w:tcPr>
+            <w:tcW w:type="dxa" w:w="7605"/>
+          </w:tcPr>
+          <w:p>
+            <w:pPr>
+              <w:spacing w:before="0" w:after="0" w:line="240" w:lineRule="auto"/>
+              <w:ind w:firstLine="0"/>
+              <w:jc w:val="left"/>
+            </w:pPr>
+            <w:r>
+              <w:rPr>
+                <w:rFonts w:ascii="Times New Roman" w:hAnsi="Times New Roman" w:eastAsia="Times New Roman" w:cs="Times New Roman"/>
+                <w:b w:val="0"/>
+                <w:sz w:val="20"/>
+              </w:rPr>
+              <w:t>2.1. Учебный план</w:t>
+            </w:r>
+          </w:p>
+        </w:tc>
+        <w:tc>
+          <w:tcPr>
+            <w:tcW w:type="dxa" w:w="2173"/>
+          </w:tcPr>
+          <w:p>
+            <w:pPr>
+              <w:spacing w:before="0" w:after="0" w:line="240" w:lineRule="auto"/>
+              <w:ind w:firstLine="0"/>
+              <w:jc w:val="center"/>
+            </w:pPr>
+            <w:r>
+              <w:rPr>
+                <w:rFonts w:ascii="Times New Roman" w:hAnsi="Times New Roman" w:eastAsia="Times New Roman" w:cs="Times New Roman"/>
+                <w:b w:val="0"/>
+                <w:sz w:val="20"/>
+              </w:rPr>
+              <w:t>заполнен</w:t>
+            </w:r>
+          </w:p>
+        </w:tc>
+      </w:tr>
+      <w:tr>
+        <w:tc>
+          <w:tcPr>
+            <w:tcW w:type="dxa" w:w="7605"/>
+          </w:tcPr>
+          <w:p>
+            <w:pPr>
+              <w:spacing w:before="0" w:after="0" w:line="240" w:lineRule="auto"/>
+              <w:ind w:firstLine="0"/>
+              <w:jc w:val="left"/>
+            </w:pPr>
+            <w:r>
+              <w:rPr>
+                <w:rFonts w:ascii="Times New Roman" w:hAnsi="Times New Roman" w:eastAsia="Times New Roman" w:cs="Times New Roman"/>
+                <w:b w:val="0"/>
+                <w:sz w:val="20"/>
+              </w:rPr>
+              <w:t>2.2. Учебно-тематический план</w:t>
+            </w:r>
+          </w:p>
+        </w:tc>
+        <w:tc>
+          <w:tcPr>
+            <w:tcW w:type="dxa" w:w="2173"/>
+          </w:tcPr>
+          <w:p>
+            <w:pPr>
+              <w:spacing w:before="0" w:after="0" w:line="240" w:lineRule="auto"/>
+              <w:ind w:firstLine="0"/>
+              <w:jc w:val="center"/>
+            </w:pPr>
+            <w:r>
+              <w:rPr>
+                <w:rFonts w:ascii="Times New Roman" w:hAnsi="Times New Roman" w:eastAsia="Times New Roman" w:cs="Times New Roman"/>
+                <w:b w:val="0"/>
+                <w:sz w:val="20"/>
+              </w:rPr>
+              <w:t>заполнен</w:t>
+            </w:r>
+          </w:p>
+        </w:tc>
+      </w:tr>
+      <w:tr>
+        <w:tc>
+          <w:tcPr>
+            <w:tcW w:type="dxa" w:w="7605"/>
+          </w:tcPr>
+          <w:p>
+            <w:pPr>
+              <w:spacing w:before="0" w:after="0" w:line="240" w:lineRule="auto"/>
+              <w:ind w:firstLine="0"/>
+              <w:jc w:val="left"/>
+            </w:pPr>
+            <w:r>
+              <w:rPr>
+                <w:rFonts w:ascii="Times New Roman" w:hAnsi="Times New Roman" w:eastAsia="Times New Roman" w:cs="Times New Roman"/>
+                <w:b w:val="0"/>
+                <w:sz w:val="20"/>
+              </w:rPr>
+              <w:t>2.3. Календарный учебный график</w:t>
+            </w:r>
+          </w:p>
+        </w:tc>
+        <w:tc>
+          <w:tcPr>
+            <w:tcW w:type="dxa" w:w="2173"/>
+          </w:tcPr>
+          <w:p>
+            <w:pPr>
+              <w:spacing w:before="0" w:after="0" w:line="240" w:lineRule="auto"/>
+              <w:ind w:firstLine="0"/>
+              <w:jc w:val="center"/>
+            </w:pPr>
+            <w:r>
+              <w:rPr>
+                <w:rFonts w:ascii="Times New Roman" w:hAnsi="Times New Roman" w:eastAsia="Times New Roman" w:cs="Times New Roman"/>
+                <w:b w:val="0"/>
+                <w:sz w:val="20"/>
+              </w:rPr>
+              <w:t>заполнен</w:t>
+            </w:r>
+          </w:p>
+        </w:tc>
+      </w:tr>
+      <w:tr>
+        <w:tc>
+          <w:tcPr>
+            <w:tcW w:type="dxa" w:w="7605"/>
+          </w:tcPr>
+          <w:p>
+            <w:pPr>
+              <w:spacing w:before="0" w:after="0" w:line="240" w:lineRule="auto"/>
+              <w:ind w:firstLine="0"/>
+              <w:jc w:val="left"/>
+            </w:pPr>
+            <w:r>
+              <w:rPr>
+                <w:rFonts w:ascii="Times New Roman" w:hAnsi="Times New Roman" w:eastAsia="Times New Roman" w:cs="Times New Roman"/>
+                <w:b w:val="0"/>
+                <w:sz w:val="20"/>
+              </w:rPr>
+              <w:t>2.4. Рабочая программа</w:t>
+            </w:r>
+          </w:p>
+        </w:tc>
+        <w:tc>
+          <w:tcPr>
+            <w:tcW w:type="dxa" w:w="2173"/>
+          </w:tcPr>
+          <w:p>
+            <w:pPr>
+              <w:spacing w:before="0" w:after="0" w:line="240" w:lineRule="auto"/>
+              <w:ind w:firstLine="0"/>
+              <w:jc w:val="center"/>
+            </w:pPr>
+            <w:r>
+              <w:rPr>
+                <w:rFonts w:ascii="Times New Roman" w:hAnsi="Times New Roman" w:eastAsia="Times New Roman" w:cs="Times New Roman"/>
+                <w:b w:val="0"/>
+                <w:sz w:val="20"/>
+              </w:rPr>
+              <w:t>заполнен</w:t>
+            </w:r>
+          </w:p>
+        </w:tc>
+      </w:tr>
+      <w:tr>
+        <w:tc>
+          <w:tcPr>
+            <w:tcW w:type="dxa" w:w="7605"/>
+          </w:tcPr>
+          <w:p>
+            <w:pPr>
+              <w:spacing w:before="0" w:after="0" w:line="240" w:lineRule="auto"/>
+              <w:ind w:firstLine="0"/>
+              <w:jc w:val="left"/>
+            </w:pPr>
+            <w:r>
+              <w:rPr>
+                <w:rFonts w:ascii="Times New Roman" w:hAnsi="Times New Roman" w:eastAsia="Times New Roman" w:cs="Times New Roman"/>
+                <w:b w:val="0"/>
+                <w:sz w:val="20"/>
+              </w:rPr>
+              <w:t>2.5.1. Формы аттестации</w:t>
+            </w:r>
+          </w:p>
+        </w:tc>
+        <w:tc>
+          <w:tcPr>
+            <w:tcW w:type="dxa" w:w="2173"/>
+          </w:tcPr>
+          <w:p>
+            <w:pPr>
+              <w:spacing w:before="0" w:after="0" w:line="240" w:lineRule="auto"/>
+              <w:ind w:firstLine="0"/>
+              <w:jc w:val="center"/>
+            </w:pPr>
+            <w:r>
+              <w:rPr>
+                <w:rFonts w:ascii="Times New Roman" w:hAnsi="Times New Roman" w:eastAsia="Times New Roman" w:cs="Times New Roman"/>
+                <w:b w:val="0"/>
+                <w:sz w:val="20"/>
+              </w:rPr>
+              <w:t>заполнен</w:t>
+            </w:r>
+          </w:p>
+        </w:tc>
+      </w:tr>
+      <w:tr>
+        <w:tc>
+          <w:tcPr>
+            <w:tcW w:type="dxa" w:w="7605"/>
+          </w:tcPr>
+          <w:p>
+            <w:pPr>
+              <w:spacing w:before="0" w:after="0" w:line="240" w:lineRule="auto"/>
+              <w:ind w:firstLine="0"/>
+              <w:jc w:val="left"/>
+            </w:pPr>
+            <w:r>
+              <w:rPr>
+                <w:rFonts w:ascii="Times New Roman" w:hAnsi="Times New Roman" w:eastAsia="Times New Roman" w:cs="Times New Roman"/>
+                <w:b w:val="0"/>
+                <w:sz w:val="20"/>
+              </w:rPr>
+              <w:t>2.5.2. Оценочные материалы</w:t>
+            </w:r>
+          </w:p>
+        </w:tc>
+        <w:tc>
+          <w:tcPr>
+            <w:tcW w:type="dxa" w:w="2173"/>
+          </w:tcPr>
+          <w:p>
+            <w:pPr>
+              <w:spacing w:before="0" w:after="0" w:line="240" w:lineRule="auto"/>
+              <w:ind w:firstLine="0"/>
+              <w:jc w:val="center"/>
+            </w:pPr>
+            <w:r>
+              <w:rPr>
+                <w:rFonts w:ascii="Times New Roman" w:hAnsi="Times New Roman" w:eastAsia="Times New Roman" w:cs="Times New Roman"/>
+                <w:b w:val="0"/>
+                <w:sz w:val="20"/>
+              </w:rPr>
+              <w:t>заполнен</w:t>
+            </w:r>
+          </w:p>
+        </w:tc>
+      </w:tr>
+      <w:tr>
+        <w:tc>
+          <w:tcPr>
+            <w:tcW w:type="dxa" w:w="7605"/>
+          </w:tcPr>
+          <w:p>
+            <w:pPr>
+              <w:spacing w:before="0" w:after="0" w:line="240" w:lineRule="auto"/>
+              <w:ind w:firstLine="0"/>
+              <w:jc w:val="left"/>
+            </w:pPr>
+            <w:r>
+              <w:rPr>
+                <w:rFonts w:ascii="Times New Roman" w:hAnsi="Times New Roman" w:eastAsia="Times New Roman" w:cs="Times New Roman"/>
+                <w:b w:val="0"/>
+                <w:sz w:val="20"/>
+              </w:rPr>
+              <w:t>2.5.3. Анализ удовлетворённости слушателей</w:t>
+            </w:r>
+          </w:p>
+        </w:tc>
+        <w:tc>
+          <w:tcPr>
+            <w:tcW w:type="dxa" w:w="2173"/>
+          </w:tcPr>
+          <w:p>
+            <w:pPr>
+              <w:spacing w:before="0" w:after="0" w:line="240" w:lineRule="auto"/>
+              <w:ind w:firstLine="0"/>
+              <w:jc w:val="center"/>
+            </w:pPr>
+            <w:r>
+              <w:rPr>
+                <w:rFonts w:ascii="Times New Roman" w:hAnsi="Times New Roman" w:eastAsia="Times New Roman" w:cs="Times New Roman"/>
+                <w:b w:val="0"/>
+                <w:sz w:val="20"/>
+              </w:rPr>
+              <w:t>заполнен</w:t>
+            </w:r>
+          </w:p>
+        </w:tc>
+      </w:tr>
+      <w:tr>
+        <w:tc>
+          <w:tcPr>
+            <w:tcW w:type="dxa" w:w="7605"/>
+          </w:tcPr>
+          <w:p>
+            <w:pPr>
+              <w:spacing w:before="0" w:after="0" w:line="240" w:lineRule="auto"/>
+              <w:ind w:firstLine="0"/>
+              <w:jc w:val="left"/>
+            </w:pPr>
+            <w:r>
+              <w:rPr>
+                <w:rFonts w:ascii="Times New Roman" w:hAnsi="Times New Roman" w:eastAsia="Times New Roman" w:cs="Times New Roman"/>
+                <w:b w:val="0"/>
+                <w:sz w:val="20"/>
+              </w:rPr>
+              <w:t>3.1. Материально-техническое обеспечение</w:t>
+            </w:r>
+          </w:p>
+        </w:tc>
+        <w:tc>
+          <w:tcPr>
+            <w:tcW w:type="dxa" w:w="2173"/>
+          </w:tcPr>
+          <w:p>
+            <w:pPr>
+              <w:spacing w:before="0" w:after="0" w:line="240" w:lineRule="auto"/>
+              <w:ind w:firstLine="0"/>
+              <w:jc w:val="center"/>
+            </w:pPr>
+            <w:r>
+              <w:rPr>
+                <w:rFonts w:ascii="Times New Roman" w:hAnsi="Times New Roman" w:eastAsia="Times New Roman" w:cs="Times New Roman"/>
+                <w:b w:val="0"/>
+                <w:sz w:val="20"/>
+              </w:rPr>
+              <w:t>заполнен</w:t>
+            </w:r>
+          </w:p>
+        </w:tc>
+      </w:tr>
+      <w:tr>
+        <w:tc>
+          <w:tcPr>
+            <w:tcW w:type="dxa" w:w="7605"/>
+          </w:tcPr>
+          <w:p>
+            <w:pPr>
+              <w:spacing w:before="0" w:after="0" w:line="240" w:lineRule="auto"/>
+              <w:ind w:firstLine="0"/>
+              <w:jc w:val="left"/>
+            </w:pPr>
+            <w:r>
+              <w:rPr>
+                <w:rFonts w:ascii="Times New Roman" w:hAnsi="Times New Roman" w:eastAsia="Times New Roman" w:cs="Times New Roman"/>
+                <w:b w:val="0"/>
+                <w:sz w:val="20"/>
+              </w:rPr>
+              <w:t>3.2.1. Нормативно-правовые документы</w:t>
+            </w:r>
+          </w:p>
+        </w:tc>
+        <w:tc>
+          <w:tcPr>
+            <w:tcW w:type="dxa" w:w="2173"/>
+          </w:tcPr>
+          <w:p>
+            <w:pPr>
+              <w:spacing w:before="0" w:after="0" w:line="240" w:lineRule="auto"/>
+              <w:ind w:firstLine="0"/>
+              <w:jc w:val="center"/>
+            </w:pPr>
+            <w:r>
+              <w:rPr>
+                <w:rFonts w:ascii="Times New Roman" w:hAnsi="Times New Roman" w:eastAsia="Times New Roman" w:cs="Times New Roman"/>
+                <w:b w:val="0"/>
+                <w:sz w:val="20"/>
+              </w:rPr>
+              <w:t>заполнен</w:t>
+            </w:r>
+          </w:p>
+        </w:tc>
+      </w:tr>
+      <w:tr>
+        <w:tc>
+          <w:tcPr>
+            <w:tcW w:type="dxa" w:w="7605"/>
+          </w:tcPr>
+          <w:p>
+            <w:pPr>
+              <w:spacing w:before="0" w:after="0" w:line="240" w:lineRule="auto"/>
+              <w:ind w:firstLine="0"/>
+              <w:jc w:val="left"/>
+            </w:pPr>
+            <w:r>
+              <w:rPr>
+                <w:rFonts w:ascii="Times New Roman" w:hAnsi="Times New Roman" w:eastAsia="Times New Roman" w:cs="Times New Roman"/>
+                <w:b w:val="0"/>
+                <w:sz w:val="20"/>
+              </w:rPr>
+              <w:t>3.2.2. Основная литература</w:t>
+            </w:r>
+          </w:p>
+        </w:tc>
+        <w:tc>
+          <w:tcPr>
+            <w:tcW w:type="dxa" w:w="2173"/>
+          </w:tcPr>
+          <w:p>
+            <w:pPr>
+              <w:spacing w:before="0" w:after="0" w:line="240" w:lineRule="auto"/>
+              <w:ind w:firstLine="0"/>
+              <w:jc w:val="center"/>
+            </w:pPr>
+            <w:r>
+              <w:rPr>
+                <w:rFonts w:ascii="Times New Roman" w:hAnsi="Times New Roman" w:eastAsia="Times New Roman" w:cs="Times New Roman"/>
+                <w:b w:val="0"/>
+                <w:sz w:val="20"/>
+              </w:rPr>
+              <w:t>заполнен</w:t>
+            </w:r>
+          </w:p>
+        </w:tc>
+      </w:tr>
+      <w:tr>
+        <w:tc>
+          <w:tcPr>
+            <w:tcW w:type="dxa" w:w="7605"/>
+          </w:tcPr>
+          <w:p>
+            <w:pPr>
+              <w:spacing w:before="0" w:after="0" w:line="240" w:lineRule="auto"/>
+              <w:ind w:firstLine="0"/>
+              <w:jc w:val="left"/>
+            </w:pPr>
+            <w:r>
+              <w:rPr>
+                <w:rFonts w:ascii="Times New Roman" w:hAnsi="Times New Roman" w:eastAsia="Times New Roman" w:cs="Times New Roman"/>
+                <w:b w:val="0"/>
+                <w:sz w:val="20"/>
+              </w:rPr>
+              <w:t>3.2.3. Дополнительная литература</w:t>
+            </w:r>
+          </w:p>
+        </w:tc>
+        <w:tc>
+          <w:tcPr>
+            <w:tcW w:type="dxa" w:w="2173"/>
+          </w:tcPr>
+          <w:p>
+            <w:pPr>
+              <w:spacing w:before="0" w:after="0" w:line="240" w:lineRule="auto"/>
+              <w:ind w:firstLine="0"/>
+              <w:jc w:val="center"/>
+            </w:pPr>
+            <w:r>
+              <w:rPr>
+                <w:rFonts w:ascii="Times New Roman" w:hAnsi="Times New Roman" w:eastAsia="Times New Roman" w:cs="Times New Roman"/>
+                <w:b w:val="0"/>
+                <w:sz w:val="20"/>
+              </w:rPr>
+              <w:t>заполнен</w:t>
+            </w:r>
+          </w:p>
+        </w:tc>
+      </w:tr>
+      <w:tr>
+        <w:tc>
+          <w:tcPr>
+            <w:tcW w:type="dxa" w:w="7605"/>
+          </w:tcPr>
+          <w:p>
+            <w:pPr>
+              <w:spacing w:before="0" w:after="0" w:line="240" w:lineRule="auto"/>
+              <w:ind w:firstLine="0"/>
+              <w:jc w:val="left"/>
+            </w:pPr>
+            <w:r>
+              <w:rPr>
+                <w:rFonts w:ascii="Times New Roman" w:hAnsi="Times New Roman" w:eastAsia="Times New Roman" w:cs="Times New Roman"/>
+                <w:b w:val="0"/>
+                <w:sz w:val="20"/>
+              </w:rPr>
+              <w:t>3.2.4. Интернет-ресурсы</w:t>
+            </w:r>
+          </w:p>
+        </w:tc>
+        <w:tc>
+          <w:tcPr>
+            <w:tcW w:type="dxa" w:w="2173"/>
+          </w:tcPr>
+          <w:p>
+            <w:pPr>
+              <w:spacing w:before="0" w:after="0" w:line="240" w:lineRule="auto"/>
+              <w:ind w:firstLine="0"/>
+              <w:jc w:val="center"/>
+            </w:pPr>
+            <w:r>
+              <w:rPr>
+                <w:rFonts w:ascii="Times New Roman" w:hAnsi="Times New Roman" w:eastAsia="Times New Roman" w:cs="Times New Roman"/>
+                <w:b w:val="0"/>
+                <w:sz w:val="20"/>
+              </w:rPr>
+              <w:t>заполнен</w:t>
+            </w:r>
+          </w:p>
+        </w:tc>
+      </w:tr>
+      <w:tr>
+        <w:tc>
+          <w:tcPr>
+            <w:tcW w:type="dxa" w:w="7605"/>
+          </w:tcPr>
+          <w:p>
+            <w:pPr>
+              <w:spacing w:before="0" w:after="0" w:line="240" w:lineRule="auto"/>
+              <w:ind w:firstLine="0"/>
+              <w:jc w:val="left"/>
+            </w:pPr>
+            <w:r>
+              <w:rPr>
+                <w:rFonts w:ascii="Times New Roman" w:hAnsi="Times New Roman" w:eastAsia="Times New Roman" w:cs="Times New Roman"/>
+                <w:b w:val="0"/>
+                <w:sz w:val="20"/>
+              </w:rPr>
+              <w:t>3.2.5. Программное обеспечение и информационные системы</w:t>
+            </w:r>
+          </w:p>
+        </w:tc>
+        <w:tc>
+          <w:tcPr>
+            <w:tcW w:type="dxa" w:w="2173"/>
+          </w:tcPr>
+          <w:p>
+            <w:pPr>
+              <w:spacing w:before="0" w:after="0" w:line="240" w:lineRule="auto"/>
+              <w:ind w:firstLine="0"/>
+              <w:jc w:val="center"/>
+            </w:pPr>
+            <w:r>
+              <w:rPr>
+                <w:rFonts w:ascii="Times New Roman" w:hAnsi="Times New Roman" w:eastAsia="Times New Roman" w:cs="Times New Roman"/>
+                <w:b w:val="0"/>
+                <w:sz w:val="20"/>
+              </w:rPr>
+              <w:t>заполнен</w:t>
+            </w:r>
+          </w:p>
+        </w:tc>
+      </w:tr>
+      <w:tr>
+        <w:tc>
+          <w:tcPr>
+            <w:tcW w:type="dxa" w:w="7605"/>
+          </w:tcPr>
+          <w:p>
+            <w:pPr>
+              <w:spacing w:before="0" w:after="0" w:line="240" w:lineRule="auto"/>
+              <w:ind w:firstLine="0"/>
+              <w:jc w:val="left"/>
+            </w:pPr>
+            <w:r>
+              <w:rPr>
+                <w:rFonts w:ascii="Times New Roman" w:hAnsi="Times New Roman" w:eastAsia="Times New Roman" w:cs="Times New Roman"/>
+                <w:b w:val="0"/>
+                <w:sz w:val="20"/>
+              </w:rPr>
+              <w:t>3.3. Организация образовательного процесса</w:t>
+            </w:r>
+          </w:p>
+        </w:tc>
+        <w:tc>
+          <w:tcPr>
+            <w:tcW w:type="dxa" w:w="2173"/>
+          </w:tcPr>
+          <w:p>
+            <w:pPr>
+              <w:spacing w:before="0" w:after="0" w:line="240" w:lineRule="auto"/>
+              <w:ind w:firstLine="0"/>
+              <w:jc w:val="center"/>
+            </w:pPr>
+            <w:r>
+              <w:rPr>
+                <w:rFonts w:ascii="Times New Roman" w:hAnsi="Times New Roman" w:eastAsia="Times New Roman" w:cs="Times New Roman"/>
+                <w:b w:val="0"/>
+                <w:sz w:val="20"/>
+              </w:rPr>
+              <w:t>заполнен</w:t>
+            </w:r>
+          </w:p>
+        </w:tc>
+      </w:tr>
+      <w:tr>
+        <w:tc>
+          <w:tcPr>
+            <w:tcW w:type="dxa" w:w="7605"/>
+          </w:tcPr>
+          <w:p>
+            <w:pPr>
+              <w:spacing w:before="0" w:after="0" w:line="240" w:lineRule="auto"/>
+              <w:ind w:firstLine="0"/>
+              <w:jc w:val="left"/>
+            </w:pPr>
+            <w:r>
+              <w:rPr>
+                <w:rFonts w:ascii="Times New Roman" w:hAnsi="Times New Roman" w:eastAsia="Times New Roman" w:cs="Times New Roman"/>
+                <w:b w:val="0"/>
+                <w:sz w:val="20"/>
+              </w:rPr>
+              <w:t>3.4. Кадровое обеспечение</w:t>
+            </w:r>
+          </w:p>
+        </w:tc>
+        <w:tc>
+          <w:tcPr>
+            <w:tcW w:type="dxa" w:w="2173"/>
+          </w:tcPr>
+          <w:p>
+            <w:pPr>
+              <w:spacing w:before="0" w:after="0" w:line="240" w:lineRule="auto"/>
+              <w:ind w:firstLine="0"/>
+              <w:jc w:val="center"/>
+            </w:pPr>
+            <w:r>
+              <w:rPr>
+                <w:rFonts w:ascii="Times New Roman" w:hAnsi="Times New Roman" w:eastAsia="Times New Roman" w:cs="Times New Roman"/>
+                <w:b w:val="0"/>
+                <w:sz w:val="20"/>
+              </w:rPr>
+              <w:t>заполнен</w:t>
+            </w:r>
+          </w:p>
+        </w:tc>
+      </w:tr>
+      <w:tr>
+        <w:tc>
+          <w:tcPr>
+            <w:tcW w:type="dxa" w:w="7605"/>
+          </w:tcPr>
+          <w:p>
+            <w:pPr>
+              <w:spacing w:before="0" w:after="0" w:line="240" w:lineRule="auto"/>
+              <w:ind w:firstLine="0"/>
+              <w:jc w:val="left"/>
+            </w:pPr>
+            <w:r>
+              <w:rPr>
+                <w:rFonts w:ascii="Times New Roman" w:hAnsi="Times New Roman" w:eastAsia="Times New Roman" w:cs="Times New Roman"/>
+                <w:b w:val="0"/>
+                <w:sz w:val="20"/>
+              </w:rPr>
+              <w:t>Приложение 1. Оценочные материалы текущего контроля</w:t>
+            </w:r>
+          </w:p>
+        </w:tc>
+        <w:tc>
+          <w:tcPr>
+            <w:tcW w:type="dxa" w:w="2173"/>
+          </w:tcPr>
+          <w:p>
+            <w:pPr>
+              <w:spacing w:before="0" w:after="0" w:line="240" w:lineRule="auto"/>
+              <w:ind w:firstLine="0"/>
+              <w:jc w:val="center"/>
+            </w:pPr>
+            <w:r>
+              <w:rPr>
+                <w:rFonts w:ascii="Times New Roman" w:hAnsi="Times New Roman" w:eastAsia="Times New Roman" w:cs="Times New Roman"/>
+                <w:b w:val="0"/>
+                <w:sz w:val="20"/>
+              </w:rPr>
+              <w:t>заполнен</w:t>
+            </w:r>
+          </w:p>
+        </w:tc>
+      </w:tr>
+      <w:tr>
+        <w:tc>
+          <w:tcPr>
+            <w:tcW w:type="dxa" w:w="7605"/>
+          </w:tcPr>
+          <w:p>
+            <w:pPr>
+              <w:spacing w:before="0" w:after="0" w:line="240" w:lineRule="auto"/>
+              <w:ind w:firstLine="0"/>
+              <w:jc w:val="left"/>
+            </w:pPr>
+            <w:r>
+              <w:rPr>
+                <w:rFonts w:ascii="Times New Roman" w:hAnsi="Times New Roman" w:eastAsia="Times New Roman" w:cs="Times New Roman"/>
+                <w:b w:val="0"/>
+                <w:sz w:val="20"/>
+              </w:rPr>
+              <w:t>Приложение 2. Оценочные материалы итоговой аттестации</w:t>
+            </w:r>
+          </w:p>
+        </w:tc>
+        <w:tc>
+          <w:tcPr>
+            <w:tcW w:type="dxa" w:w="2173"/>
+          </w:tcPr>
+          <w:p>
+            <w:pPr>
+              <w:spacing w:before="0" w:after="0" w:line="240" w:lineRule="auto"/>
+              <w:ind w:firstLine="0"/>
+              <w:jc w:val="center"/>
+            </w:pPr>
+            <w:r>
+              <w:rPr>
+                <w:rFonts w:ascii="Times New Roman" w:hAnsi="Times New Roman" w:eastAsia="Times New Roman" w:cs="Times New Roman"/>
+                <w:b w:val="0"/>
+                <w:sz w:val="20"/>
+              </w:rPr>
+              <w:t>заполнен</w:t>
+            </w:r>
+          </w:p>
+        </w:tc>
+      </w:tr>
+    </w:tbl>
     <w:p>
       <w:pPr>
-        <w:spacing w:before="0" w:after="120" w:line="240" w:lineRule="auto"/>
+        <w:spacing w:before="0" w:after="120"/>
         <w:ind w:firstLine="0"/>
-        <w:jc w:val="both"/>
       </w:pPr>
-      <w:r>
-        <w:rPr>
-          <w:rFonts w:ascii="Times New Roman" w:hAnsi="Times New Roman" w:eastAsia="Times New Roman" w:cs="Times New Roman"/>
-          <w:b w:val="0"/>
-        </w:rPr>
-        <w:t>Все разделы шаблона заполнены.</w:t>
-      </w:r>
     </w:p>
     <w:p>
       <w:pPr>
@@ -21410,7 +23254,7 @@
           <w:rFonts w:ascii="Times New Roman" w:hAnsi="Times New Roman" w:eastAsia="Times New Roman" w:cs="Times New Roman"/>
           <w:b w:val="0"/>
         </w:rPr>
-        <w:t>Образец к запросу не приложен — сравнивать не с чем.</w:t>
+        <w:t>С приложенным образцом дословно совпадает 0% текста комплекта (порог — 15%): в норме. Ошибки образца в программу не переносятся.</w:t>
       </w:r>
     </w:p>
     <w:p>
@@ -21845,899 +23689,42 @@
         <w:rPr>
           <w:rFonts w:ascii="Times New Roman" w:hAnsi="Times New Roman" w:eastAsia="Times New Roman" w:cs="Times New Roman"/>
         </w:rPr>
-        <w:t>Источников, предложенных моделью и не прошедших проверку: 1 — они не включены.</w:t>
+        <w:t>Слайды не сформированы: в программе нет лекций, к которым нужны слайды (нет теоретических занятий или они не попали в запрошенные занятия / модуль).</w:t>
       </w:r>
     </w:p>
     <w:p>
       <w:pPr>
-        <w:keepNext/>
-        <w:spacing w:before="0" w:after="120" w:line="240" w:lineRule="auto"/>
-        <w:ind w:firstLine="0"/>
-        <w:jc w:val="left"/>
-      </w:pPr>
-      <w:r>
-        <w:rPr>
-          <w:rFonts w:ascii="Times New Roman" w:hAnsi="Times New Roman" w:eastAsia="Times New Roman" w:cs="Times New Roman"/>
-          <w:b/>
-        </w:rPr>
-        <w:t>Стоимость и время</w:t>
-      </w:r>
-    </w:p>
-    <w:p>
-      <w:pPr>
-        <w:spacing w:before="0" w:after="120" w:line="240" w:lineRule="auto"/>
+        <w:numPr>
+          <w:ilvl w:val="0"/>
+          <w:numId w:val="4"/>
+        </w:numPr>
+        <w:spacing w:before="0" w:after="40" w:line="240" w:lineRule="auto"/>
         <w:ind w:firstLine="0"/>
         <w:jc w:val="both"/>
       </w:pPr>
       <w:r>
         <w:rPr>
           <w:rFonts w:ascii="Times New Roman" w:hAnsi="Times New Roman" w:eastAsia="Times New Roman" w:cs="Times New Roman"/>
-          <w:b w:val="0"/>
         </w:rPr>
-        <w:t>Вызовов модели: 16, стоимость 0,00 ₽. Режим без модели: вызовы бесплатные.</w:t>
+        <w:t>Тестовых вопросов в комплекте нет (текущий контроль — собеседование с руководителем стажировки), поэтому файлы тестов GIFT, Moodle XML и CSV не сформированы.</w:t>
       </w:r>
     </w:p>
-    <w:tbl>
-      <w:tblPr>
-        <w:tblLook w:firstColumn="1" w:firstRow="1" w:lastColumn="0" w:lastRow="0" w:noHBand="0" w:noVBand="1" w:val="04A0"/>
-        <w:tblW w:w="9778" w:type="dxa"/>
-        <w:tblLayout w:type="fixed"/>
-        <w:tblBorders>
-          <w:top w:val="single" w:sz="4" w:space="0" w:color="AAAAAA"/>
-          <w:left w:val="single" w:sz="4" w:space="0" w:color="AAAAAA"/>
-          <w:bottom w:val="single" w:sz="4" w:space="0" w:color="AAAAAA"/>
-          <w:right w:val="single" w:sz="4" w:space="0" w:color="AAAAAA"/>
-          <w:insideH w:val="single" w:sz="4" w:space="0" w:color="AAAAAA"/>
-          <w:insideV w:val="single" w:sz="4" w:space="0" w:color="AAAAAA"/>
-        </w:tblBorders>
-        <w:tblCellMar>
-          <w:top w:w="80" w:type="dxa"/>
-          <w:left w:w="120" w:type="dxa"/>
-          <w:bottom w:w="80" w:type="dxa"/>
-          <w:right w:w="120" w:type="dxa"/>
-        </w:tblCellMar>
-      </w:tblPr>
-      <w:tblGrid>
-        <w:gridCol w:w="3492"/>
-        <w:gridCol w:w="1397"/>
-        <w:gridCol w:w="2095"/>
-        <w:gridCol w:w="1397"/>
-        <w:gridCol w:w="1397"/>
-      </w:tblGrid>
-      <w:tr>
-        <w:trPr>
-          <w:tblHeader/>
-        </w:trPr>
-        <w:tc>
-          <w:tcPr>
-            <w:tcW w:type="dxa" w:w="3492"/>
-            <w:shd w:val="clear" w:color="auto" w:fill="F2F2F2"/>
-            <w:vAlign w:val="center"/>
-          </w:tcPr>
-          <w:p>
-            <w:pPr>
-              <w:spacing w:before="0" w:after="0" w:line="240" w:lineRule="auto"/>
-              <w:ind w:firstLine="0"/>
-              <w:jc w:val="center"/>
-            </w:pPr>
-            <w:r>
-              <w:rPr>
-                <w:rFonts w:ascii="Times New Roman" w:hAnsi="Times New Roman" w:eastAsia="Times New Roman" w:cs="Times New Roman"/>
-                <w:b/>
-                <w:sz w:val="20"/>
-              </w:rPr>
-              <w:t>Шаг</w:t>
-            </w:r>
-          </w:p>
-        </w:tc>
-        <w:tc>
-          <w:tcPr>
-            <w:tcW w:type="dxa" w:w="1397"/>
-            <w:shd w:val="clear" w:color="auto" w:fill="F2F2F2"/>
-            <w:vAlign w:val="center"/>
-          </w:tcPr>
-          <w:p>
-            <w:pPr>
-              <w:spacing w:before="0" w:after="0" w:line="240" w:lineRule="auto"/>
-              <w:ind w:firstLine="0"/>
-              <w:jc w:val="center"/>
-            </w:pPr>
-            <w:r>
-              <w:rPr>
-                <w:rFonts w:ascii="Times New Roman" w:hAnsi="Times New Roman" w:eastAsia="Times New Roman" w:cs="Times New Roman"/>
-                <w:b/>
-                <w:sz w:val="20"/>
-              </w:rPr>
-              <w:t>Вызовов</w:t>
-            </w:r>
-          </w:p>
-        </w:tc>
-        <w:tc>
-          <w:tcPr>
-            <w:tcW w:type="dxa" w:w="2095"/>
-            <w:shd w:val="clear" w:color="auto" w:fill="F2F2F2"/>
-            <w:vAlign w:val="center"/>
-          </w:tcPr>
-          <w:p>
-            <w:pPr>
-              <w:spacing w:before="0" w:after="0" w:line="240" w:lineRule="auto"/>
-              <w:ind w:firstLine="0"/>
-              <w:jc w:val="center"/>
-            </w:pPr>
-            <w:r>
-              <w:rPr>
-                <w:rFonts w:ascii="Times New Roman" w:hAnsi="Times New Roman" w:eastAsia="Times New Roman" w:cs="Times New Roman"/>
-                <w:b/>
-                <w:sz w:val="20"/>
-              </w:rPr>
-              <w:t>Токены (вход / выход)</w:t>
-            </w:r>
-          </w:p>
-        </w:tc>
-        <w:tc>
-          <w:tcPr>
-            <w:tcW w:type="dxa" w:w="1397"/>
-            <w:shd w:val="clear" w:color="auto" w:fill="F2F2F2"/>
-            <w:vAlign w:val="center"/>
-          </w:tcPr>
-          <w:p>
-            <w:pPr>
-              <w:spacing w:before="0" w:after="0" w:line="240" w:lineRule="auto"/>
-              <w:ind w:firstLine="0"/>
-              <w:jc w:val="center"/>
-            </w:pPr>
-            <w:r>
-              <w:rPr>
-                <w:rFonts w:ascii="Times New Roman" w:hAnsi="Times New Roman" w:eastAsia="Times New Roman" w:cs="Times New Roman"/>
-                <w:b/>
-                <w:sz w:val="20"/>
-              </w:rPr>
-              <w:t>₽</w:t>
-            </w:r>
-          </w:p>
-        </w:tc>
-        <w:tc>
-          <w:tcPr>
-            <w:tcW w:type="dxa" w:w="1397"/>
-            <w:shd w:val="clear" w:color="auto" w:fill="F2F2F2"/>
-            <w:vAlign w:val="center"/>
-          </w:tcPr>
-          <w:p>
-            <w:pPr>
-              <w:spacing w:before="0" w:after="0" w:line="240" w:lineRule="auto"/>
-              <w:ind w:firstLine="0"/>
-              <w:jc w:val="center"/>
-            </w:pPr>
-            <w:r>
-              <w:rPr>
-                <w:rFonts w:ascii="Times New Roman" w:hAnsi="Times New Roman" w:eastAsia="Times New Roman" w:cs="Times New Roman"/>
-                <w:b/>
-                <w:sz w:val="20"/>
-              </w:rPr>
-              <w:t>с</w:t>
-            </w:r>
-          </w:p>
-        </w:tc>
-      </w:tr>
-      <w:tr>
-        <w:tc>
-          <w:tcPr>
-            <w:tcW w:type="dxa" w:w="3492"/>
-          </w:tcPr>
-          <w:p>
-            <w:pPr>
-              <w:spacing w:before="0" w:after="0" w:line="240" w:lineRule="auto"/>
-              <w:ind w:firstLine="0"/>
-              <w:jc w:val="left"/>
-            </w:pPr>
-            <w:r>
-              <w:rPr>
-                <w:rFonts w:ascii="Times New Roman" w:hAnsi="Times New Roman" w:eastAsia="Times New Roman" w:cs="Times New Roman"/>
-                <w:b w:val="0"/>
-                <w:sz w:val="20"/>
-              </w:rPr>
-              <w:t>Тексты программы</w:t>
-            </w:r>
-          </w:p>
-        </w:tc>
-        <w:tc>
-          <w:tcPr>
-            <w:tcW w:type="dxa" w:w="1397"/>
-          </w:tcPr>
-          <w:p>
-            <w:pPr>
-              <w:spacing w:before="0" w:after="0" w:line="240" w:lineRule="auto"/>
-              <w:ind w:firstLine="0"/>
-              <w:jc w:val="center"/>
-            </w:pPr>
-            <w:r>
-              <w:rPr>
-                <w:rFonts w:ascii="Times New Roman" w:hAnsi="Times New Roman" w:eastAsia="Times New Roman" w:cs="Times New Roman"/>
-                <w:b w:val="0"/>
-                <w:sz w:val="20"/>
-              </w:rPr>
-              <w:t>1</w:t>
-            </w:r>
-          </w:p>
-        </w:tc>
-        <w:tc>
-          <w:tcPr>
-            <w:tcW w:type="dxa" w:w="2095"/>
-          </w:tcPr>
-          <w:p>
-            <w:pPr>
-              <w:spacing w:before="0" w:after="0" w:line="240" w:lineRule="auto"/>
-              <w:ind w:firstLine="0"/>
-              <w:jc w:val="center"/>
-            </w:pPr>
-            <w:r>
-              <w:rPr>
-                <w:rFonts w:ascii="Times New Roman" w:hAnsi="Times New Roman" w:eastAsia="Times New Roman" w:cs="Times New Roman"/>
-                <w:b w:val="0"/>
-                <w:sz w:val="20"/>
-              </w:rPr>
-              <w:t>0 / 0</w:t>
-            </w:r>
-          </w:p>
-        </w:tc>
-        <w:tc>
-          <w:tcPr>
-            <w:tcW w:type="dxa" w:w="1397"/>
-          </w:tcPr>
-          <w:p>
-            <w:pPr>
-              <w:spacing w:before="0" w:after="0" w:line="240" w:lineRule="auto"/>
-              <w:ind w:firstLine="0"/>
-              <w:jc w:val="center"/>
-            </w:pPr>
-            <w:r>
-              <w:rPr>
-                <w:rFonts w:ascii="Times New Roman" w:hAnsi="Times New Roman" w:eastAsia="Times New Roman" w:cs="Times New Roman"/>
-                <w:b w:val="0"/>
-                <w:sz w:val="20"/>
-              </w:rPr>
-              <w:t>0,00</w:t>
-            </w:r>
-          </w:p>
-        </w:tc>
-        <w:tc>
-          <w:tcPr>
-            <w:tcW w:type="dxa" w:w="1397"/>
-          </w:tcPr>
-          <w:p>
-            <w:pPr>
-              <w:spacing w:before="0" w:after="0" w:line="240" w:lineRule="auto"/>
-              <w:ind w:firstLine="0"/>
-              <w:jc w:val="center"/>
-            </w:pPr>
-            <w:r>
-              <w:rPr>
-                <w:rFonts w:ascii="Times New Roman" w:hAnsi="Times New Roman" w:eastAsia="Times New Roman" w:cs="Times New Roman"/>
-                <w:b w:val="0"/>
-                <w:sz w:val="20"/>
-              </w:rPr>
-              <w:t>0</w:t>
-            </w:r>
-          </w:p>
-        </w:tc>
-      </w:tr>
-      <w:tr>
-        <w:tc>
-          <w:tcPr>
-            <w:tcW w:type="dxa" w:w="3492"/>
-          </w:tcPr>
-          <w:p>
-            <w:pPr>
-              <w:spacing w:before="0" w:after="0" w:line="240" w:lineRule="auto"/>
-              <w:ind w:firstLine="0"/>
-              <w:jc w:val="left"/>
-            </w:pPr>
-            <w:r>
-              <w:rPr>
-                <w:rFonts w:ascii="Times New Roman" w:hAnsi="Times New Roman" w:eastAsia="Times New Roman" w:cs="Times New Roman"/>
-                <w:b/>
-                <w:sz w:val="20"/>
-              </w:rPr>
-              <w:t>Итоговая аттестация</w:t>
-            </w:r>
-          </w:p>
-        </w:tc>
-        <w:tc>
-          <w:tcPr>
-            <w:tcW w:type="dxa" w:w="1397"/>
-          </w:tcPr>
-          <w:p>
-            <w:pPr>
-              <w:spacing w:before="0" w:after="0" w:line="240" w:lineRule="auto"/>
-              <w:ind w:firstLine="0"/>
-              <w:jc w:val="center"/>
-            </w:pPr>
-            <w:r>
-              <w:rPr>
-                <w:rFonts w:ascii="Times New Roman" w:hAnsi="Times New Roman" w:eastAsia="Times New Roman" w:cs="Times New Roman"/>
-                <w:b/>
-                <w:sz w:val="20"/>
-              </w:rPr>
-              <w:t>1</w:t>
-            </w:r>
-          </w:p>
-        </w:tc>
-        <w:tc>
-          <w:tcPr>
-            <w:tcW w:type="dxa" w:w="2095"/>
-          </w:tcPr>
-          <w:p>
-            <w:pPr>
-              <w:spacing w:before="0" w:after="0" w:line="240" w:lineRule="auto"/>
-              <w:ind w:firstLine="0"/>
-              <w:jc w:val="center"/>
-            </w:pPr>
-            <w:r>
-              <w:rPr>
-                <w:rFonts w:ascii="Times New Roman" w:hAnsi="Times New Roman" w:eastAsia="Times New Roman" w:cs="Times New Roman"/>
-                <w:b/>
-                <w:sz w:val="20"/>
-              </w:rPr>
-              <w:t>0 / 0</w:t>
-            </w:r>
-          </w:p>
-        </w:tc>
-        <w:tc>
-          <w:tcPr>
-            <w:tcW w:type="dxa" w:w="1397"/>
-          </w:tcPr>
-          <w:p>
-            <w:pPr>
-              <w:spacing w:before="0" w:after="0" w:line="240" w:lineRule="auto"/>
-              <w:ind w:firstLine="0"/>
-              <w:jc w:val="center"/>
-            </w:pPr>
-            <w:r>
-              <w:rPr>
-                <w:rFonts w:ascii="Times New Roman" w:hAnsi="Times New Roman" w:eastAsia="Times New Roman" w:cs="Times New Roman"/>
-                <w:b/>
-                <w:sz w:val="20"/>
-              </w:rPr>
-              <w:t>0,00</w:t>
-            </w:r>
-          </w:p>
-        </w:tc>
-        <w:tc>
-          <w:tcPr>
-            <w:tcW w:type="dxa" w:w="1397"/>
-          </w:tcPr>
-          <w:p>
-            <w:pPr>
-              <w:spacing w:before="0" w:after="0" w:line="240" w:lineRule="auto"/>
-              <w:ind w:firstLine="0"/>
-              <w:jc w:val="center"/>
-            </w:pPr>
-            <w:r>
-              <w:rPr>
-                <w:rFonts w:ascii="Times New Roman" w:hAnsi="Times New Roman" w:eastAsia="Times New Roman" w:cs="Times New Roman"/>
-                <w:b/>
-                <w:sz w:val="20"/>
-              </w:rPr>
-              <w:t>0</w:t>
-            </w:r>
-          </w:p>
-        </w:tc>
-      </w:tr>
-      <w:tr>
-        <w:tc>
-          <w:tcPr>
-            <w:tcW w:type="dxa" w:w="3492"/>
-          </w:tcPr>
-          <w:p>
-            <w:pPr>
-              <w:spacing w:before="0" w:after="0" w:line="240" w:lineRule="auto"/>
-              <w:ind w:firstLine="0"/>
-              <w:jc w:val="left"/>
-            </w:pPr>
-            <w:r>
-              <w:rPr>
-                <w:rFonts w:ascii="Times New Roman" w:hAnsi="Times New Roman" w:eastAsia="Times New Roman" w:cs="Times New Roman"/>
-                <w:b w:val="0"/>
-                <w:sz w:val="20"/>
-              </w:rPr>
-              <w:t>Литература</w:t>
-            </w:r>
-          </w:p>
-        </w:tc>
-        <w:tc>
-          <w:tcPr>
-            <w:tcW w:type="dxa" w:w="1397"/>
-          </w:tcPr>
-          <w:p>
-            <w:pPr>
-              <w:spacing w:before="0" w:after="0" w:line="240" w:lineRule="auto"/>
-              <w:ind w:firstLine="0"/>
-              <w:jc w:val="center"/>
-            </w:pPr>
-            <w:r>
-              <w:rPr>
-                <w:rFonts w:ascii="Times New Roman" w:hAnsi="Times New Roman" w:eastAsia="Times New Roman" w:cs="Times New Roman"/>
-                <w:b w:val="0"/>
-                <w:sz w:val="20"/>
-              </w:rPr>
-              <w:t>1</w:t>
-            </w:r>
-          </w:p>
-        </w:tc>
-        <w:tc>
-          <w:tcPr>
-            <w:tcW w:type="dxa" w:w="2095"/>
-          </w:tcPr>
-          <w:p>
-            <w:pPr>
-              <w:spacing w:before="0" w:after="0" w:line="240" w:lineRule="auto"/>
-              <w:ind w:firstLine="0"/>
-              <w:jc w:val="center"/>
-            </w:pPr>
-            <w:r>
-              <w:rPr>
-                <w:rFonts w:ascii="Times New Roman" w:hAnsi="Times New Roman" w:eastAsia="Times New Roman" w:cs="Times New Roman"/>
-                <w:b w:val="0"/>
-                <w:sz w:val="20"/>
-              </w:rPr>
-              <w:t>0 / 0</w:t>
-            </w:r>
-          </w:p>
-        </w:tc>
-        <w:tc>
-          <w:tcPr>
-            <w:tcW w:type="dxa" w:w="1397"/>
-          </w:tcPr>
-          <w:p>
-            <w:pPr>
-              <w:spacing w:before="0" w:after="0" w:line="240" w:lineRule="auto"/>
-              <w:ind w:firstLine="0"/>
-              <w:jc w:val="center"/>
-            </w:pPr>
-            <w:r>
-              <w:rPr>
-                <w:rFonts w:ascii="Times New Roman" w:hAnsi="Times New Roman" w:eastAsia="Times New Roman" w:cs="Times New Roman"/>
-                <w:b w:val="0"/>
-                <w:sz w:val="20"/>
-              </w:rPr>
-              <w:t>0,00</w:t>
-            </w:r>
-          </w:p>
-        </w:tc>
-        <w:tc>
-          <w:tcPr>
-            <w:tcW w:type="dxa" w:w="1397"/>
-          </w:tcPr>
-          <w:p>
-            <w:pPr>
-              <w:spacing w:before="0" w:after="0" w:line="240" w:lineRule="auto"/>
-              <w:ind w:firstLine="0"/>
-              <w:jc w:val="center"/>
-            </w:pPr>
-            <w:r>
-              <w:rPr>
-                <w:rFonts w:ascii="Times New Roman" w:hAnsi="Times New Roman" w:eastAsia="Times New Roman" w:cs="Times New Roman"/>
-                <w:b w:val="0"/>
-                <w:sz w:val="20"/>
-              </w:rPr>
-              <w:t>0</w:t>
-            </w:r>
-          </w:p>
-        </w:tc>
-      </w:tr>
-      <w:tr>
-        <w:tc>
-          <w:tcPr>
-            <w:tcW w:type="dxa" w:w="3492"/>
-          </w:tcPr>
-          <w:p>
-            <w:pPr>
-              <w:spacing w:before="0" w:after="0" w:line="240" w:lineRule="auto"/>
-              <w:ind w:firstLine="0"/>
-              <w:jc w:val="left"/>
-            </w:pPr>
-            <w:r>
-              <w:rPr>
-                <w:rFonts w:ascii="Times New Roman" w:hAnsi="Times New Roman" w:eastAsia="Times New Roman" w:cs="Times New Roman"/>
-                <w:b w:val="0"/>
-                <w:sz w:val="20"/>
-              </w:rPr>
-              <w:t>Рабочая программа модулей</w:t>
-            </w:r>
-          </w:p>
-        </w:tc>
-        <w:tc>
-          <w:tcPr>
-            <w:tcW w:type="dxa" w:w="1397"/>
-          </w:tcPr>
-          <w:p>
-            <w:pPr>
-              <w:spacing w:before="0" w:after="0" w:line="240" w:lineRule="auto"/>
-              <w:ind w:firstLine="0"/>
-              <w:jc w:val="center"/>
-            </w:pPr>
-            <w:r>
-              <w:rPr>
-                <w:rFonts w:ascii="Times New Roman" w:hAnsi="Times New Roman" w:eastAsia="Times New Roman" w:cs="Times New Roman"/>
-                <w:b w:val="0"/>
-                <w:sz w:val="20"/>
-              </w:rPr>
-              <w:t>6</w:t>
-            </w:r>
-          </w:p>
-        </w:tc>
-        <w:tc>
-          <w:tcPr>
-            <w:tcW w:type="dxa" w:w="2095"/>
-          </w:tcPr>
-          <w:p>
-            <w:pPr>
-              <w:spacing w:before="0" w:after="0" w:line="240" w:lineRule="auto"/>
-              <w:ind w:firstLine="0"/>
-              <w:jc w:val="center"/>
-            </w:pPr>
-            <w:r>
-              <w:rPr>
-                <w:rFonts w:ascii="Times New Roman" w:hAnsi="Times New Roman" w:eastAsia="Times New Roman" w:cs="Times New Roman"/>
-                <w:b w:val="0"/>
-                <w:sz w:val="20"/>
-              </w:rPr>
-              <w:t>0 / 0</w:t>
-            </w:r>
-          </w:p>
-        </w:tc>
-        <w:tc>
-          <w:tcPr>
-            <w:tcW w:type="dxa" w:w="1397"/>
-          </w:tcPr>
-          <w:p>
-            <w:pPr>
-              <w:spacing w:before="0" w:after="0" w:line="240" w:lineRule="auto"/>
-              <w:ind w:firstLine="0"/>
-              <w:jc w:val="center"/>
-            </w:pPr>
-            <w:r>
-              <w:rPr>
-                <w:rFonts w:ascii="Times New Roman" w:hAnsi="Times New Roman" w:eastAsia="Times New Roman" w:cs="Times New Roman"/>
-                <w:b w:val="0"/>
-                <w:sz w:val="20"/>
-              </w:rPr>
-              <w:t>0,00</w:t>
-            </w:r>
-          </w:p>
-        </w:tc>
-        <w:tc>
-          <w:tcPr>
-            <w:tcW w:type="dxa" w:w="1397"/>
-          </w:tcPr>
-          <w:p>
-            <w:pPr>
-              <w:spacing w:before="0" w:after="0" w:line="240" w:lineRule="auto"/>
-              <w:ind w:firstLine="0"/>
-              <w:jc w:val="center"/>
-            </w:pPr>
-            <w:r>
-              <w:rPr>
-                <w:rFonts w:ascii="Times New Roman" w:hAnsi="Times New Roman" w:eastAsia="Times New Roman" w:cs="Times New Roman"/>
-                <w:b w:val="0"/>
-                <w:sz w:val="20"/>
-              </w:rPr>
-              <w:t>0</w:t>
-            </w:r>
-          </w:p>
-        </w:tc>
-      </w:tr>
-      <w:tr>
-        <w:tc>
-          <w:tcPr>
-            <w:tcW w:type="dxa" w:w="3492"/>
-          </w:tcPr>
-          <w:p>
-            <w:pPr>
-              <w:spacing w:before="0" w:after="0" w:line="240" w:lineRule="auto"/>
-              <w:ind w:firstLine="0"/>
-              <w:jc w:val="left"/>
-            </w:pPr>
-            <w:r>
-              <w:rPr>
-                <w:rFonts w:ascii="Times New Roman" w:hAnsi="Times New Roman" w:eastAsia="Times New Roman" w:cs="Times New Roman"/>
-                <w:b w:val="0"/>
-                <w:sz w:val="20"/>
-              </w:rPr>
-              <w:t>Тесты</w:t>
-            </w:r>
-          </w:p>
-        </w:tc>
-        <w:tc>
-          <w:tcPr>
-            <w:tcW w:type="dxa" w:w="1397"/>
-          </w:tcPr>
-          <w:p>
-            <w:pPr>
-              <w:spacing w:before="0" w:after="0" w:line="240" w:lineRule="auto"/>
-              <w:ind w:firstLine="0"/>
-              <w:jc w:val="center"/>
-            </w:pPr>
-            <w:r>
-              <w:rPr>
-                <w:rFonts w:ascii="Times New Roman" w:hAnsi="Times New Roman" w:eastAsia="Times New Roman" w:cs="Times New Roman"/>
-                <w:b w:val="0"/>
-                <w:sz w:val="20"/>
-              </w:rPr>
-              <w:t>6</w:t>
-            </w:r>
-          </w:p>
-        </w:tc>
-        <w:tc>
-          <w:tcPr>
-            <w:tcW w:type="dxa" w:w="2095"/>
-          </w:tcPr>
-          <w:p>
-            <w:pPr>
-              <w:spacing w:before="0" w:after="0" w:line="240" w:lineRule="auto"/>
-              <w:ind w:firstLine="0"/>
-              <w:jc w:val="center"/>
-            </w:pPr>
-            <w:r>
-              <w:rPr>
-                <w:rFonts w:ascii="Times New Roman" w:hAnsi="Times New Roman" w:eastAsia="Times New Roman" w:cs="Times New Roman"/>
-                <w:b w:val="0"/>
-                <w:sz w:val="20"/>
-              </w:rPr>
-              <w:t>0 / 0</w:t>
-            </w:r>
-          </w:p>
-        </w:tc>
-        <w:tc>
-          <w:tcPr>
-            <w:tcW w:type="dxa" w:w="1397"/>
-          </w:tcPr>
-          <w:p>
-            <w:pPr>
-              <w:spacing w:before="0" w:after="0" w:line="240" w:lineRule="auto"/>
-              <w:ind w:firstLine="0"/>
-              <w:jc w:val="center"/>
-            </w:pPr>
-            <w:r>
-              <w:rPr>
-                <w:rFonts w:ascii="Times New Roman" w:hAnsi="Times New Roman" w:eastAsia="Times New Roman" w:cs="Times New Roman"/>
-                <w:b w:val="0"/>
-                <w:sz w:val="20"/>
-              </w:rPr>
-              <w:t>0,00</w:t>
-            </w:r>
-          </w:p>
-        </w:tc>
-        <w:tc>
-          <w:tcPr>
-            <w:tcW w:type="dxa" w:w="1397"/>
-          </w:tcPr>
-          <w:p>
-            <w:pPr>
-              <w:spacing w:before="0" w:after="0" w:line="240" w:lineRule="auto"/>
-              <w:ind w:firstLine="0"/>
-              <w:jc w:val="center"/>
-            </w:pPr>
-            <w:r>
-              <w:rPr>
-                <w:rFonts w:ascii="Times New Roman" w:hAnsi="Times New Roman" w:eastAsia="Times New Roman" w:cs="Times New Roman"/>
-                <w:b w:val="0"/>
-                <w:sz w:val="20"/>
-              </w:rPr>
-              <w:t>0</w:t>
-            </w:r>
-          </w:p>
-        </w:tc>
-      </w:tr>
-      <w:tr>
-        <w:tc>
-          <w:tcPr>
-            <w:tcW w:type="dxa" w:w="3492"/>
-          </w:tcPr>
-          <w:p>
-            <w:pPr>
-              <w:spacing w:before="0" w:after="0" w:line="240" w:lineRule="auto"/>
-              <w:ind w:firstLine="0"/>
-              <w:jc w:val="left"/>
-            </w:pPr>
-            <w:r>
-              <w:rPr>
-                <w:rFonts w:ascii="Times New Roman" w:hAnsi="Times New Roman" w:eastAsia="Times New Roman" w:cs="Times New Roman"/>
-                <w:b w:val="0"/>
-                <w:sz w:val="20"/>
-              </w:rPr>
-              <w:t>Смысловая проверка</w:t>
-            </w:r>
-          </w:p>
-        </w:tc>
-        <w:tc>
-          <w:tcPr>
-            <w:tcW w:type="dxa" w:w="1397"/>
-          </w:tcPr>
-          <w:p>
-            <w:pPr>
-              <w:spacing w:before="0" w:after="0" w:line="240" w:lineRule="auto"/>
-              <w:ind w:firstLine="0"/>
-              <w:jc w:val="center"/>
-            </w:pPr>
-            <w:r>
-              <w:rPr>
-                <w:rFonts w:ascii="Times New Roman" w:hAnsi="Times New Roman" w:eastAsia="Times New Roman" w:cs="Times New Roman"/>
-                <w:b w:val="0"/>
-                <w:sz w:val="20"/>
-              </w:rPr>
-              <w:t>1</w:t>
-            </w:r>
-          </w:p>
-        </w:tc>
-        <w:tc>
-          <w:tcPr>
-            <w:tcW w:type="dxa" w:w="2095"/>
-          </w:tcPr>
-          <w:p>
-            <w:pPr>
-              <w:spacing w:before="0" w:after="0" w:line="240" w:lineRule="auto"/>
-              <w:ind w:firstLine="0"/>
-              <w:jc w:val="center"/>
-            </w:pPr>
-            <w:r>
-              <w:rPr>
-                <w:rFonts w:ascii="Times New Roman" w:hAnsi="Times New Roman" w:eastAsia="Times New Roman" w:cs="Times New Roman"/>
-                <w:b w:val="0"/>
-                <w:sz w:val="20"/>
-              </w:rPr>
-              <w:t>0 / 0</w:t>
-            </w:r>
-          </w:p>
-        </w:tc>
-        <w:tc>
-          <w:tcPr>
-            <w:tcW w:type="dxa" w:w="1397"/>
-          </w:tcPr>
-          <w:p>
-            <w:pPr>
-              <w:spacing w:before="0" w:after="0" w:line="240" w:lineRule="auto"/>
-              <w:ind w:firstLine="0"/>
-              <w:jc w:val="center"/>
-            </w:pPr>
-            <w:r>
-              <w:rPr>
-                <w:rFonts w:ascii="Times New Roman" w:hAnsi="Times New Roman" w:eastAsia="Times New Roman" w:cs="Times New Roman"/>
-                <w:b w:val="0"/>
-                <w:sz w:val="20"/>
-              </w:rPr>
-              <w:t>0,00</w:t>
-            </w:r>
-          </w:p>
-        </w:tc>
-        <w:tc>
-          <w:tcPr>
-            <w:tcW w:type="dxa" w:w="1397"/>
-          </w:tcPr>
-          <w:p>
-            <w:pPr>
-              <w:spacing w:before="0" w:after="0" w:line="240" w:lineRule="auto"/>
-              <w:ind w:firstLine="0"/>
-              <w:jc w:val="center"/>
-            </w:pPr>
-            <w:r>
-              <w:rPr>
-                <w:rFonts w:ascii="Times New Roman" w:hAnsi="Times New Roman" w:eastAsia="Times New Roman" w:cs="Times New Roman"/>
-                <w:b w:val="0"/>
-                <w:sz w:val="20"/>
-              </w:rPr>
-              <w:t>0</w:t>
-            </w:r>
-          </w:p>
-        </w:tc>
-      </w:tr>
-      <w:tr>
-        <w:tc>
-          <w:tcPr>
-            <w:tcW w:type="dxa" w:w="3492"/>
-          </w:tcPr>
-          <w:p>
-            <w:pPr>
-              <w:spacing w:before="0" w:after="0" w:line="240" w:lineRule="auto"/>
-              <w:ind w:firstLine="0"/>
-              <w:jc w:val="left"/>
-            </w:pPr>
-            <w:r>
-              <w:rPr>
-                <w:rFonts w:ascii="Times New Roman" w:hAnsi="Times New Roman" w:eastAsia="Times New Roman" w:cs="Times New Roman"/>
-                <w:b/>
-                <w:sz w:val="20"/>
-              </w:rPr>
-              <w:t>Итого</w:t>
-            </w:r>
-          </w:p>
-        </w:tc>
-        <w:tc>
-          <w:tcPr>
-            <w:tcW w:type="dxa" w:w="1397"/>
-          </w:tcPr>
-          <w:p>
-            <w:pPr>
-              <w:spacing w:before="0" w:after="0" w:line="240" w:lineRule="auto"/>
-              <w:ind w:firstLine="0"/>
-              <w:jc w:val="center"/>
-            </w:pPr>
-            <w:r>
-              <w:rPr>
-                <w:rFonts w:ascii="Times New Roman" w:hAnsi="Times New Roman" w:eastAsia="Times New Roman" w:cs="Times New Roman"/>
-                <w:b/>
-                <w:sz w:val="20"/>
-              </w:rPr>
-              <w:t>16</w:t>
-            </w:r>
-          </w:p>
-        </w:tc>
-        <w:tc>
-          <w:tcPr>
-            <w:tcW w:type="dxa" w:w="2095"/>
-          </w:tcPr>
-          <w:p>
-            <w:pPr>
-              <w:spacing w:before="0" w:after="0" w:line="240" w:lineRule="auto"/>
-              <w:ind w:firstLine="0"/>
-              <w:jc w:val="center"/>
-            </w:pPr>
-            <w:r>
-              <w:rPr>
-                <w:rFonts w:ascii="Times New Roman" w:hAnsi="Times New Roman" w:eastAsia="Times New Roman" w:cs="Times New Roman"/>
-                <w:b/>
-                <w:sz w:val="20"/>
-              </w:rPr>
-            </w:r>
-          </w:p>
-        </w:tc>
-        <w:tc>
-          <w:tcPr>
-            <w:tcW w:type="dxa" w:w="1397"/>
-          </w:tcPr>
-          <w:p>
-            <w:pPr>
-              <w:spacing w:before="0" w:after="0" w:line="240" w:lineRule="auto"/>
-              <w:ind w:firstLine="0"/>
-              <w:jc w:val="center"/>
-            </w:pPr>
-            <w:r>
-              <w:rPr>
-                <w:rFonts w:ascii="Times New Roman" w:hAnsi="Times New Roman" w:eastAsia="Times New Roman" w:cs="Times New Roman"/>
-                <w:b/>
-                <w:sz w:val="20"/>
-              </w:rPr>
-              <w:t>0,00</w:t>
-            </w:r>
-          </w:p>
-        </w:tc>
-        <w:tc>
-          <w:tcPr>
-            <w:tcW w:type="dxa" w:w="1397"/>
-          </w:tcPr>
-          <w:p>
-            <w:pPr>
-              <w:spacing w:before="0" w:after="0" w:line="240" w:lineRule="auto"/>
-              <w:ind w:firstLine="0"/>
-              <w:jc w:val="center"/>
-            </w:pPr>
-            <w:r>
-              <w:rPr>
-                <w:rFonts w:ascii="Times New Roman" w:hAnsi="Times New Roman" w:eastAsia="Times New Roman" w:cs="Times New Roman"/>
-                <w:b/>
-                <w:sz w:val="20"/>
-              </w:rPr>
-              <w:t>0</w:t>
-            </w:r>
-          </w:p>
-        </w:tc>
-      </w:tr>
-    </w:tbl>
     <w:p>
       <w:pPr>
-        <w:spacing w:before="0" w:after="120"/>
+        <w:numPr>
+          <w:ilvl w:val="0"/>
+          <w:numId w:val="4"/>
+        </w:numPr>
+        <w:spacing w:before="0" w:after="40" w:line="240" w:lineRule="auto"/>
         <w:ind w:firstLine="0"/>
+        <w:jc w:val="both"/>
       </w:pPr>
+      <w:r>
+        <w:rPr>
+          <w:rFonts w:ascii="Times New Roman" w:hAnsi="Times New Roman" w:eastAsia="Times New Roman" w:cs="Times New Roman"/>
+        </w:rPr>
+        <w:t>Источников, предложенных моделью и не прошедших проверку: 1 — они не включены.</w:t>
+      </w:r>
     </w:p>
     <w:p>
       <w:pPr>
@@ -22765,7 +23752,7 @@
           <w:rFonts w:ascii="Times New Roman" w:hAnsi="Times New Roman" w:eastAsia="Times New Roman" w:cs="Times New Roman"/>
           <w:b w:val="0"/>
         </w:rPr>
-        <w:t>Полная версия отчёта — файл report.md: в ней дословные формулировки замечаний к образцу, цитаты приложенного образца, комментарии смысловой проверки и отброшенные источники. В программу они не включаются.</w:t>
+        <w:t>Полная версия отчёта — файл report.md: в ней дословные формулировки замечаний к образцу, цитаты приложенного образца, комментарии смысловой проверки, отброшенные источники и стоимость сборки. В программу они не включаются.</w:t>
       </w:r>
     </w:p>
     <w:sectPr>

--- a/eval/samples/q5/program.docx
+++ b/eval/samples/q5/program.docx
@@ -1136,7 +1136,7 @@
         <w:rPr>
           <w:rFonts w:ascii="Times New Roman" w:hAnsi="Times New Roman" w:eastAsia="Times New Roman" w:cs="Times New Roman"/>
         </w:rPr>
-        <w:t>срок обучения — 11 нед. (64 учебных дн.), не более 4 часа в день</w:t>
+        <w:t>срок обучения — 11 нед. (64 учебных дн.), не более 4 часов в день</w:t>
       </w:r>
     </w:p>
     <w:p>
@@ -8064,7 +8064,7 @@
           <w:rFonts w:ascii="Times New Roman" w:hAnsi="Times New Roman" w:eastAsia="Times New Roman" w:cs="Times New Roman"/>
           <w:b w:val="0"/>
         </w:rPr>
-        <w:t>Срок обучения — 11 нед., 64 учебных дн., не более 4 часа в день. Даты начала и окончания обучения устанавливаются приказом о зачислении слушателей.</w:t>
+        <w:t>Срок обучения — 11 нед., 64 учебных дн., не более 4 часов в день. Даты начала и окончания обучения устанавливаются приказом о зачислении слушателей.</w:t>
       </w:r>
     </w:p>
     <w:tbl>

--- a/eval/samples/q5/program.docx
+++ b/eval/samples/q5/program.docx
@@ -12590,7 +12590,7 @@
           <w:rFonts w:ascii="Times New Roman" w:hAnsi="Times New Roman" w:eastAsia="Times New Roman" w:cs="Times New Roman"/>
           <w:b w:val="0"/>
         </w:rPr>
-        <w:t>Итоговая аттестация — защита отчёта (2 часа). Зачтено — не меньше 6 баллов из 10.</w:t>
+        <w:t>Итоговая аттестация — защита отчёта (2 часа). «Зачтено» — не меньше 6 баллов из 10 и ни по одному критерию не 0 баллов.</w:t>
       </w:r>
     </w:p>
     <w:p>
@@ -13624,6 +13624,116 @@
     </w:p>
     <w:p>
       <w:pPr>
+        <w:spacing w:before="0" w:after="40" w:line="240" w:lineRule="auto"/>
+        <w:ind w:firstLine="0"/>
+        <w:jc w:val="both"/>
+      </w:pPr>
+      <w:r>
+        <w:rPr>
+          <w:rFonts w:ascii="Times New Roman" w:hAnsi="Times New Roman" w:eastAsia="Times New Roman" w:cs="Times New Roman"/>
+          <w:b w:val="0"/>
+        </w:rPr>
+        <w:t>4. Расскажите, как вы применяли на практике материал модуля «Администрирование Linux» (вопрос 4).</w:t>
+      </w:r>
+    </w:p>
+    <w:p>
+      <w:pPr>
+        <w:spacing w:before="0" w:after="20" w:line="240" w:lineRule="auto"/>
+        <w:ind w:firstLine="0"/>
+        <w:jc w:val="both"/>
+      </w:pPr>
+      <w:r>
+        <w:rPr>
+          <w:rFonts w:ascii="Times New Roman" w:hAnsi="Times New Roman" w:eastAsia="Times New Roman" w:cs="Times New Roman"/>
+          <w:b w:val="0"/>
+        </w:rPr>
+        <w:t>Что должно прозвучать в ответе:</w:t>
+      </w:r>
+    </w:p>
+    <w:p>
+      <w:pPr>
+        <w:numPr>
+          <w:ilvl w:val="0"/>
+          <w:numId w:val="4"/>
+        </w:numPr>
+        <w:spacing w:before="0" w:after="40" w:line="240" w:lineRule="auto"/>
+        <w:ind w:firstLine="0"/>
+        <w:jc w:val="both"/>
+      </w:pPr>
+      <w:r>
+        <w:rPr>
+          <w:rFonts w:ascii="Times New Roman" w:hAnsi="Times New Roman" w:eastAsia="Times New Roman" w:cs="Times New Roman"/>
+        </w:rPr>
+        <w:t>Пример из работы</w:t>
+      </w:r>
+    </w:p>
+    <w:p>
+      <w:pPr>
+        <w:numPr>
+          <w:ilvl w:val="0"/>
+          <w:numId w:val="4"/>
+        </w:numPr>
+        <w:spacing w:before="0" w:after="40" w:line="240" w:lineRule="auto"/>
+        <w:ind w:firstLine="0"/>
+        <w:jc w:val="both"/>
+      </w:pPr>
+      <w:r>
+        <w:rPr>
+          <w:rFonts w:ascii="Times New Roman" w:hAnsi="Times New Roman" w:eastAsia="Times New Roman" w:cs="Times New Roman"/>
+        </w:rPr>
+        <w:t>Какие приёмы применены</w:t>
+      </w:r>
+    </w:p>
+    <w:p>
+      <w:pPr>
+        <w:numPr>
+          <w:ilvl w:val="0"/>
+          <w:numId w:val="4"/>
+        </w:numPr>
+        <w:spacing w:before="0" w:after="40" w:line="240" w:lineRule="auto"/>
+        <w:ind w:firstLine="0"/>
+        <w:jc w:val="both"/>
+      </w:pPr>
+      <w:r>
+        <w:rPr>
+          <w:rFonts w:ascii="Times New Roman" w:hAnsi="Times New Roman" w:eastAsia="Times New Roman" w:cs="Times New Roman"/>
+        </w:rPr>
+        <w:t>Какой получен результат</w:t>
+      </w:r>
+    </w:p>
+    <w:p>
+      <w:pPr>
+        <w:spacing w:before="0" w:after="20" w:line="240" w:lineRule="auto"/>
+        <w:ind w:firstLine="0"/>
+        <w:jc w:val="both"/>
+      </w:pPr>
+      <w:r>
+        <w:rPr>
+          <w:rFonts w:ascii="Times New Roman" w:hAnsi="Times New Roman" w:eastAsia="Times New Roman" w:cs="Times New Roman"/>
+          <w:b w:val="0"/>
+        </w:rPr>
+        <w:t>Критерии оценки:</w:t>
+      </w:r>
+    </w:p>
+    <w:p>
+      <w:pPr>
+        <w:numPr>
+          <w:ilvl w:val="0"/>
+          <w:numId w:val="4"/>
+        </w:numPr>
+        <w:spacing w:before="0" w:after="40" w:line="240" w:lineRule="auto"/>
+        <w:ind w:firstLine="0"/>
+        <w:jc w:val="both"/>
+      </w:pPr>
+      <w:r>
+        <w:rPr>
+          <w:rFonts w:ascii="Times New Roman" w:hAnsi="Times New Roman" w:eastAsia="Times New Roman" w:cs="Times New Roman"/>
+        </w:rPr>
+        <w:t>Ответ опирается на собственный опыт стажировки</w:t>
+      </w:r>
+    </w:p>
+    <w:p>
+      <w:pPr>
         <w:keepNext/>
         <w:spacing w:before="0" w:after="120" w:line="240" w:lineRule="auto"/>
         <w:ind w:firstLine="0"/>
@@ -13898,6 +14008,116 @@
           <w:b w:val="0"/>
         </w:rPr>
         <w:t>3. Расскажите, как вы применяли на практике материал модуля «Сети и сетевые службы» (вопрос 3).</w:t>
+      </w:r>
+    </w:p>
+    <w:p>
+      <w:pPr>
+        <w:spacing w:before="0" w:after="20" w:line="240" w:lineRule="auto"/>
+        <w:ind w:firstLine="0"/>
+        <w:jc w:val="both"/>
+      </w:pPr>
+      <w:r>
+        <w:rPr>
+          <w:rFonts w:ascii="Times New Roman" w:hAnsi="Times New Roman" w:eastAsia="Times New Roman" w:cs="Times New Roman"/>
+          <w:b w:val="0"/>
+        </w:rPr>
+        <w:t>Что должно прозвучать в ответе:</w:t>
+      </w:r>
+    </w:p>
+    <w:p>
+      <w:pPr>
+        <w:numPr>
+          <w:ilvl w:val="0"/>
+          <w:numId w:val="4"/>
+        </w:numPr>
+        <w:spacing w:before="0" w:after="40" w:line="240" w:lineRule="auto"/>
+        <w:ind w:firstLine="0"/>
+        <w:jc w:val="both"/>
+      </w:pPr>
+      <w:r>
+        <w:rPr>
+          <w:rFonts w:ascii="Times New Roman" w:hAnsi="Times New Roman" w:eastAsia="Times New Roman" w:cs="Times New Roman"/>
+        </w:rPr>
+        <w:t>Пример из работы</w:t>
+      </w:r>
+    </w:p>
+    <w:p>
+      <w:pPr>
+        <w:numPr>
+          <w:ilvl w:val="0"/>
+          <w:numId w:val="4"/>
+        </w:numPr>
+        <w:spacing w:before="0" w:after="40" w:line="240" w:lineRule="auto"/>
+        <w:ind w:firstLine="0"/>
+        <w:jc w:val="both"/>
+      </w:pPr>
+      <w:r>
+        <w:rPr>
+          <w:rFonts w:ascii="Times New Roman" w:hAnsi="Times New Roman" w:eastAsia="Times New Roman" w:cs="Times New Roman"/>
+        </w:rPr>
+        <w:t>Какие приёмы применены</w:t>
+      </w:r>
+    </w:p>
+    <w:p>
+      <w:pPr>
+        <w:numPr>
+          <w:ilvl w:val="0"/>
+          <w:numId w:val="4"/>
+        </w:numPr>
+        <w:spacing w:before="0" w:after="40" w:line="240" w:lineRule="auto"/>
+        <w:ind w:firstLine="0"/>
+        <w:jc w:val="both"/>
+      </w:pPr>
+      <w:r>
+        <w:rPr>
+          <w:rFonts w:ascii="Times New Roman" w:hAnsi="Times New Roman" w:eastAsia="Times New Roman" w:cs="Times New Roman"/>
+        </w:rPr>
+        <w:t>Какой получен результат</w:t>
+      </w:r>
+    </w:p>
+    <w:p>
+      <w:pPr>
+        <w:spacing w:before="0" w:after="20" w:line="240" w:lineRule="auto"/>
+        <w:ind w:firstLine="0"/>
+        <w:jc w:val="both"/>
+      </w:pPr>
+      <w:r>
+        <w:rPr>
+          <w:rFonts w:ascii="Times New Roman" w:hAnsi="Times New Roman" w:eastAsia="Times New Roman" w:cs="Times New Roman"/>
+          <w:b w:val="0"/>
+        </w:rPr>
+        <w:t>Критерии оценки:</w:t>
+      </w:r>
+    </w:p>
+    <w:p>
+      <w:pPr>
+        <w:numPr>
+          <w:ilvl w:val="0"/>
+          <w:numId w:val="4"/>
+        </w:numPr>
+        <w:spacing w:before="0" w:after="40" w:line="240" w:lineRule="auto"/>
+        <w:ind w:firstLine="0"/>
+        <w:jc w:val="both"/>
+      </w:pPr>
+      <w:r>
+        <w:rPr>
+          <w:rFonts w:ascii="Times New Roman" w:hAnsi="Times New Roman" w:eastAsia="Times New Roman" w:cs="Times New Roman"/>
+        </w:rPr>
+        <w:t>Ответ опирается на собственный опыт стажировки</w:t>
+      </w:r>
+    </w:p>
+    <w:p>
+      <w:pPr>
+        <w:spacing w:before="0" w:after="40" w:line="240" w:lineRule="auto"/>
+        <w:ind w:firstLine="0"/>
+        <w:jc w:val="both"/>
+      </w:pPr>
+      <w:r>
+        <w:rPr>
+          <w:rFonts w:ascii="Times New Roman" w:hAnsi="Times New Roman" w:eastAsia="Times New Roman" w:cs="Times New Roman"/>
+          <w:b w:val="0"/>
+        </w:rPr>
+        <w:t>4. Расскажите, как вы применяли на практике материал модуля «Сети и сетевые службы» (вопрос 4).</w:t>
       </w:r>
     </w:p>
     <w:p>
@@ -14372,6 +14592,116 @@
     </w:p>
     <w:p>
       <w:pPr>
+        <w:spacing w:before="0" w:after="40" w:line="240" w:lineRule="auto"/>
+        <w:ind w:firstLine="0"/>
+        <w:jc w:val="both"/>
+      </w:pPr>
+      <w:r>
+        <w:rPr>
+          <w:rFonts w:ascii="Times New Roman" w:hAnsi="Times New Roman" w:eastAsia="Times New Roman" w:cs="Times New Roman"/>
+          <w:b w:val="0"/>
+        </w:rPr>
+        <w:t>4. Расскажите, как вы применяли на практике материал модуля «Контейнеризация» (вопрос 4).</w:t>
+      </w:r>
+    </w:p>
+    <w:p>
+      <w:pPr>
+        <w:spacing w:before="0" w:after="20" w:line="240" w:lineRule="auto"/>
+        <w:ind w:firstLine="0"/>
+        <w:jc w:val="both"/>
+      </w:pPr>
+      <w:r>
+        <w:rPr>
+          <w:rFonts w:ascii="Times New Roman" w:hAnsi="Times New Roman" w:eastAsia="Times New Roman" w:cs="Times New Roman"/>
+          <w:b w:val="0"/>
+        </w:rPr>
+        <w:t>Что должно прозвучать в ответе:</w:t>
+      </w:r>
+    </w:p>
+    <w:p>
+      <w:pPr>
+        <w:numPr>
+          <w:ilvl w:val="0"/>
+          <w:numId w:val="4"/>
+        </w:numPr>
+        <w:spacing w:before="0" w:after="40" w:line="240" w:lineRule="auto"/>
+        <w:ind w:firstLine="0"/>
+        <w:jc w:val="both"/>
+      </w:pPr>
+      <w:r>
+        <w:rPr>
+          <w:rFonts w:ascii="Times New Roman" w:hAnsi="Times New Roman" w:eastAsia="Times New Roman" w:cs="Times New Roman"/>
+        </w:rPr>
+        <w:t>Пример из работы</w:t>
+      </w:r>
+    </w:p>
+    <w:p>
+      <w:pPr>
+        <w:numPr>
+          <w:ilvl w:val="0"/>
+          <w:numId w:val="4"/>
+        </w:numPr>
+        <w:spacing w:before="0" w:after="40" w:line="240" w:lineRule="auto"/>
+        <w:ind w:firstLine="0"/>
+        <w:jc w:val="both"/>
+      </w:pPr>
+      <w:r>
+        <w:rPr>
+          <w:rFonts w:ascii="Times New Roman" w:hAnsi="Times New Roman" w:eastAsia="Times New Roman" w:cs="Times New Roman"/>
+        </w:rPr>
+        <w:t>Какие приёмы применены</w:t>
+      </w:r>
+    </w:p>
+    <w:p>
+      <w:pPr>
+        <w:numPr>
+          <w:ilvl w:val="0"/>
+          <w:numId w:val="4"/>
+        </w:numPr>
+        <w:spacing w:before="0" w:after="40" w:line="240" w:lineRule="auto"/>
+        <w:ind w:firstLine="0"/>
+        <w:jc w:val="both"/>
+      </w:pPr>
+      <w:r>
+        <w:rPr>
+          <w:rFonts w:ascii="Times New Roman" w:hAnsi="Times New Roman" w:eastAsia="Times New Roman" w:cs="Times New Roman"/>
+        </w:rPr>
+        <w:t>Какой получен результат</w:t>
+      </w:r>
+    </w:p>
+    <w:p>
+      <w:pPr>
+        <w:spacing w:before="0" w:after="20" w:line="240" w:lineRule="auto"/>
+        <w:ind w:firstLine="0"/>
+        <w:jc w:val="both"/>
+      </w:pPr>
+      <w:r>
+        <w:rPr>
+          <w:rFonts w:ascii="Times New Roman" w:hAnsi="Times New Roman" w:eastAsia="Times New Roman" w:cs="Times New Roman"/>
+          <w:b w:val="0"/>
+        </w:rPr>
+        <w:t>Критерии оценки:</w:t>
+      </w:r>
+    </w:p>
+    <w:p>
+      <w:pPr>
+        <w:numPr>
+          <w:ilvl w:val="0"/>
+          <w:numId w:val="4"/>
+        </w:numPr>
+        <w:spacing w:before="0" w:after="40" w:line="240" w:lineRule="auto"/>
+        <w:ind w:firstLine="0"/>
+        <w:jc w:val="both"/>
+      </w:pPr>
+      <w:r>
+        <w:rPr>
+          <w:rFonts w:ascii="Times New Roman" w:hAnsi="Times New Roman" w:eastAsia="Times New Roman" w:cs="Times New Roman"/>
+        </w:rPr>
+        <w:t>Ответ опирается на собственный опыт стажировки</w:t>
+      </w:r>
+    </w:p>
+    <w:p>
+      <w:pPr>
         <w:keepNext/>
         <w:spacing w:before="0" w:after="120" w:line="240" w:lineRule="auto"/>
         <w:ind w:firstLine="0"/>
@@ -14646,6 +14976,116 @@
           <w:b w:val="0"/>
         </w:rPr>
         <w:t>3. Расскажите, как вы применяли на практике материал модуля «Непрерывная интеграция и доставка (CI/CD)» (вопрос 3).</w:t>
+      </w:r>
+    </w:p>
+    <w:p>
+      <w:pPr>
+        <w:spacing w:before="0" w:after="20" w:line="240" w:lineRule="auto"/>
+        <w:ind w:firstLine="0"/>
+        <w:jc w:val="both"/>
+      </w:pPr>
+      <w:r>
+        <w:rPr>
+          <w:rFonts w:ascii="Times New Roman" w:hAnsi="Times New Roman" w:eastAsia="Times New Roman" w:cs="Times New Roman"/>
+          <w:b w:val="0"/>
+        </w:rPr>
+        <w:t>Что должно прозвучать в ответе:</w:t>
+      </w:r>
+    </w:p>
+    <w:p>
+      <w:pPr>
+        <w:numPr>
+          <w:ilvl w:val="0"/>
+          <w:numId w:val="4"/>
+        </w:numPr>
+        <w:spacing w:before="0" w:after="40" w:line="240" w:lineRule="auto"/>
+        <w:ind w:firstLine="0"/>
+        <w:jc w:val="both"/>
+      </w:pPr>
+      <w:r>
+        <w:rPr>
+          <w:rFonts w:ascii="Times New Roman" w:hAnsi="Times New Roman" w:eastAsia="Times New Roman" w:cs="Times New Roman"/>
+        </w:rPr>
+        <w:t>Пример из работы</w:t>
+      </w:r>
+    </w:p>
+    <w:p>
+      <w:pPr>
+        <w:numPr>
+          <w:ilvl w:val="0"/>
+          <w:numId w:val="4"/>
+        </w:numPr>
+        <w:spacing w:before="0" w:after="40" w:line="240" w:lineRule="auto"/>
+        <w:ind w:firstLine="0"/>
+        <w:jc w:val="both"/>
+      </w:pPr>
+      <w:r>
+        <w:rPr>
+          <w:rFonts w:ascii="Times New Roman" w:hAnsi="Times New Roman" w:eastAsia="Times New Roman" w:cs="Times New Roman"/>
+        </w:rPr>
+        <w:t>Какие приёмы применены</w:t>
+      </w:r>
+    </w:p>
+    <w:p>
+      <w:pPr>
+        <w:numPr>
+          <w:ilvl w:val="0"/>
+          <w:numId w:val="4"/>
+        </w:numPr>
+        <w:spacing w:before="0" w:after="40" w:line="240" w:lineRule="auto"/>
+        <w:ind w:firstLine="0"/>
+        <w:jc w:val="both"/>
+      </w:pPr>
+      <w:r>
+        <w:rPr>
+          <w:rFonts w:ascii="Times New Roman" w:hAnsi="Times New Roman" w:eastAsia="Times New Roman" w:cs="Times New Roman"/>
+        </w:rPr>
+        <w:t>Какой получен результат</w:t>
+      </w:r>
+    </w:p>
+    <w:p>
+      <w:pPr>
+        <w:spacing w:before="0" w:after="20" w:line="240" w:lineRule="auto"/>
+        <w:ind w:firstLine="0"/>
+        <w:jc w:val="both"/>
+      </w:pPr>
+      <w:r>
+        <w:rPr>
+          <w:rFonts w:ascii="Times New Roman" w:hAnsi="Times New Roman" w:eastAsia="Times New Roman" w:cs="Times New Roman"/>
+          <w:b w:val="0"/>
+        </w:rPr>
+        <w:t>Критерии оценки:</w:t>
+      </w:r>
+    </w:p>
+    <w:p>
+      <w:pPr>
+        <w:numPr>
+          <w:ilvl w:val="0"/>
+          <w:numId w:val="4"/>
+        </w:numPr>
+        <w:spacing w:before="0" w:after="40" w:line="240" w:lineRule="auto"/>
+        <w:ind w:firstLine="0"/>
+        <w:jc w:val="both"/>
+      </w:pPr>
+      <w:r>
+        <w:rPr>
+          <w:rFonts w:ascii="Times New Roman" w:hAnsi="Times New Roman" w:eastAsia="Times New Roman" w:cs="Times New Roman"/>
+        </w:rPr>
+        <w:t>Ответ опирается на собственный опыт стажировки</w:t>
+      </w:r>
+    </w:p>
+    <w:p>
+      <w:pPr>
+        <w:spacing w:before="0" w:after="40" w:line="240" w:lineRule="auto"/>
+        <w:ind w:firstLine="0"/>
+        <w:jc w:val="both"/>
+      </w:pPr>
+      <w:r>
+        <w:rPr>
+          <w:rFonts w:ascii="Times New Roman" w:hAnsi="Times New Roman" w:eastAsia="Times New Roman" w:cs="Times New Roman"/>
+          <w:b w:val="0"/>
+        </w:rPr>
+        <w:t>4. Расскажите, как вы применяли на практике материал модуля «Непрерывная интеграция и доставка (CI/CD)» (вопрос 4).</w:t>
       </w:r>
     </w:p>
     <w:p>
@@ -15120,6 +15560,116 @@
     </w:p>
     <w:p>
       <w:pPr>
+        <w:spacing w:before="0" w:after="40" w:line="240" w:lineRule="auto"/>
+        <w:ind w:firstLine="0"/>
+        <w:jc w:val="both"/>
+      </w:pPr>
+      <w:r>
+        <w:rPr>
+          <w:rFonts w:ascii="Times New Roman" w:hAnsi="Times New Roman" w:eastAsia="Times New Roman" w:cs="Times New Roman"/>
+          <w:b w:val="0"/>
+        </w:rPr>
+        <w:t>4. Расскажите, как вы применяли на практике материал модуля «Инфраструктура как код» (вопрос 4).</w:t>
+      </w:r>
+    </w:p>
+    <w:p>
+      <w:pPr>
+        <w:spacing w:before="0" w:after="20" w:line="240" w:lineRule="auto"/>
+        <w:ind w:firstLine="0"/>
+        <w:jc w:val="both"/>
+      </w:pPr>
+      <w:r>
+        <w:rPr>
+          <w:rFonts w:ascii="Times New Roman" w:hAnsi="Times New Roman" w:eastAsia="Times New Roman" w:cs="Times New Roman"/>
+          <w:b w:val="0"/>
+        </w:rPr>
+        <w:t>Что должно прозвучать в ответе:</w:t>
+      </w:r>
+    </w:p>
+    <w:p>
+      <w:pPr>
+        <w:numPr>
+          <w:ilvl w:val="0"/>
+          <w:numId w:val="4"/>
+        </w:numPr>
+        <w:spacing w:before="0" w:after="40" w:line="240" w:lineRule="auto"/>
+        <w:ind w:firstLine="0"/>
+        <w:jc w:val="both"/>
+      </w:pPr>
+      <w:r>
+        <w:rPr>
+          <w:rFonts w:ascii="Times New Roman" w:hAnsi="Times New Roman" w:eastAsia="Times New Roman" w:cs="Times New Roman"/>
+        </w:rPr>
+        <w:t>Пример из работы</w:t>
+      </w:r>
+    </w:p>
+    <w:p>
+      <w:pPr>
+        <w:numPr>
+          <w:ilvl w:val="0"/>
+          <w:numId w:val="4"/>
+        </w:numPr>
+        <w:spacing w:before="0" w:after="40" w:line="240" w:lineRule="auto"/>
+        <w:ind w:firstLine="0"/>
+        <w:jc w:val="both"/>
+      </w:pPr>
+      <w:r>
+        <w:rPr>
+          <w:rFonts w:ascii="Times New Roman" w:hAnsi="Times New Roman" w:eastAsia="Times New Roman" w:cs="Times New Roman"/>
+        </w:rPr>
+        <w:t>Какие приёмы применены</w:t>
+      </w:r>
+    </w:p>
+    <w:p>
+      <w:pPr>
+        <w:numPr>
+          <w:ilvl w:val="0"/>
+          <w:numId w:val="4"/>
+        </w:numPr>
+        <w:spacing w:before="0" w:after="40" w:line="240" w:lineRule="auto"/>
+        <w:ind w:firstLine="0"/>
+        <w:jc w:val="both"/>
+      </w:pPr>
+      <w:r>
+        <w:rPr>
+          <w:rFonts w:ascii="Times New Roman" w:hAnsi="Times New Roman" w:eastAsia="Times New Roman" w:cs="Times New Roman"/>
+        </w:rPr>
+        <w:t>Какой получен результат</w:t>
+      </w:r>
+    </w:p>
+    <w:p>
+      <w:pPr>
+        <w:spacing w:before="0" w:after="20" w:line="240" w:lineRule="auto"/>
+        <w:ind w:firstLine="0"/>
+        <w:jc w:val="both"/>
+      </w:pPr>
+      <w:r>
+        <w:rPr>
+          <w:rFonts w:ascii="Times New Roman" w:hAnsi="Times New Roman" w:eastAsia="Times New Roman" w:cs="Times New Roman"/>
+          <w:b w:val="0"/>
+        </w:rPr>
+        <w:t>Критерии оценки:</w:t>
+      </w:r>
+    </w:p>
+    <w:p>
+      <w:pPr>
+        <w:numPr>
+          <w:ilvl w:val="0"/>
+          <w:numId w:val="4"/>
+        </w:numPr>
+        <w:spacing w:before="0" w:after="40" w:line="240" w:lineRule="auto"/>
+        <w:ind w:firstLine="0"/>
+        <w:jc w:val="both"/>
+      </w:pPr>
+      <w:r>
+        <w:rPr>
+          <w:rFonts w:ascii="Times New Roman" w:hAnsi="Times New Roman" w:eastAsia="Times New Roman" w:cs="Times New Roman"/>
+        </w:rPr>
+        <w:t>Ответ опирается на собственный опыт стажировки</w:t>
+      </w:r>
+    </w:p>
+    <w:p>
+      <w:pPr>
         <w:keepNext/>
         <w:spacing w:before="0" w:after="120" w:line="240" w:lineRule="auto"/>
         <w:ind w:firstLine="0"/>
@@ -15394,6 +15944,116 @@
           <w:b w:val="0"/>
         </w:rPr>
         <w:t>3. Расскажите, как вы применяли на практике материал модуля «Мониторинг и сопровождение» (вопрос 3).</w:t>
+      </w:r>
+    </w:p>
+    <w:p>
+      <w:pPr>
+        <w:spacing w:before="0" w:after="20" w:line="240" w:lineRule="auto"/>
+        <w:ind w:firstLine="0"/>
+        <w:jc w:val="both"/>
+      </w:pPr>
+      <w:r>
+        <w:rPr>
+          <w:rFonts w:ascii="Times New Roman" w:hAnsi="Times New Roman" w:eastAsia="Times New Roman" w:cs="Times New Roman"/>
+          <w:b w:val="0"/>
+        </w:rPr>
+        <w:t>Что должно прозвучать в ответе:</w:t>
+      </w:r>
+    </w:p>
+    <w:p>
+      <w:pPr>
+        <w:numPr>
+          <w:ilvl w:val="0"/>
+          <w:numId w:val="4"/>
+        </w:numPr>
+        <w:spacing w:before="0" w:after="40" w:line="240" w:lineRule="auto"/>
+        <w:ind w:firstLine="0"/>
+        <w:jc w:val="both"/>
+      </w:pPr>
+      <w:r>
+        <w:rPr>
+          <w:rFonts w:ascii="Times New Roman" w:hAnsi="Times New Roman" w:eastAsia="Times New Roman" w:cs="Times New Roman"/>
+        </w:rPr>
+        <w:t>Пример из работы</w:t>
+      </w:r>
+    </w:p>
+    <w:p>
+      <w:pPr>
+        <w:numPr>
+          <w:ilvl w:val="0"/>
+          <w:numId w:val="4"/>
+        </w:numPr>
+        <w:spacing w:before="0" w:after="40" w:line="240" w:lineRule="auto"/>
+        <w:ind w:firstLine="0"/>
+        <w:jc w:val="both"/>
+      </w:pPr>
+      <w:r>
+        <w:rPr>
+          <w:rFonts w:ascii="Times New Roman" w:hAnsi="Times New Roman" w:eastAsia="Times New Roman" w:cs="Times New Roman"/>
+        </w:rPr>
+        <w:t>Какие приёмы применены</w:t>
+      </w:r>
+    </w:p>
+    <w:p>
+      <w:pPr>
+        <w:numPr>
+          <w:ilvl w:val="0"/>
+          <w:numId w:val="4"/>
+        </w:numPr>
+        <w:spacing w:before="0" w:after="40" w:line="240" w:lineRule="auto"/>
+        <w:ind w:firstLine="0"/>
+        <w:jc w:val="both"/>
+      </w:pPr>
+      <w:r>
+        <w:rPr>
+          <w:rFonts w:ascii="Times New Roman" w:hAnsi="Times New Roman" w:eastAsia="Times New Roman" w:cs="Times New Roman"/>
+        </w:rPr>
+        <w:t>Какой получен результат</w:t>
+      </w:r>
+    </w:p>
+    <w:p>
+      <w:pPr>
+        <w:spacing w:before="0" w:after="20" w:line="240" w:lineRule="auto"/>
+        <w:ind w:firstLine="0"/>
+        <w:jc w:val="both"/>
+      </w:pPr>
+      <w:r>
+        <w:rPr>
+          <w:rFonts w:ascii="Times New Roman" w:hAnsi="Times New Roman" w:eastAsia="Times New Roman" w:cs="Times New Roman"/>
+          <w:b w:val="0"/>
+        </w:rPr>
+        <w:t>Критерии оценки:</w:t>
+      </w:r>
+    </w:p>
+    <w:p>
+      <w:pPr>
+        <w:numPr>
+          <w:ilvl w:val="0"/>
+          <w:numId w:val="4"/>
+        </w:numPr>
+        <w:spacing w:before="0" w:after="40" w:line="240" w:lineRule="auto"/>
+        <w:ind w:firstLine="0"/>
+        <w:jc w:val="both"/>
+      </w:pPr>
+      <w:r>
+        <w:rPr>
+          <w:rFonts w:ascii="Times New Roman" w:hAnsi="Times New Roman" w:eastAsia="Times New Roman" w:cs="Times New Roman"/>
+        </w:rPr>
+        <w:t>Ответ опирается на собственный опыт стажировки</w:t>
+      </w:r>
+    </w:p>
+    <w:p>
+      <w:pPr>
+        <w:spacing w:before="0" w:after="40" w:line="240" w:lineRule="auto"/>
+        <w:ind w:firstLine="0"/>
+        <w:jc w:val="both"/>
+      </w:pPr>
+      <w:r>
+        <w:rPr>
+          <w:rFonts w:ascii="Times New Roman" w:hAnsi="Times New Roman" w:eastAsia="Times New Roman" w:cs="Times New Roman"/>
+          <w:b w:val="0"/>
+        </w:rPr>
+        <w:t>4. Расскажите, как вы применяли на практике материал модуля «Мониторинг и сопровождение» (вопрос 4).</w:t>
       </w:r>
     </w:p>
     <w:p>
@@ -16022,7 +16682,7 @@
           <w:rFonts w:ascii="Times New Roman" w:hAnsi="Times New Roman" w:eastAsia="Times New Roman" w:cs="Times New Roman"/>
           <w:b w:val="0"/>
         </w:rPr>
-        <w:t>Зачтено — не меньше 6 баллов из 10.</w:t>
+        <w:t>«Зачтено» — не меньше 6 баллов из 10 и ни по одному критерию не 0 баллов.</w:t>
       </w:r>
     </w:p>
     <w:p>
@@ -16106,7653 +16766,6 @@
           <w:rFonts w:ascii="Times New Roman" w:hAnsi="Times New Roman" w:eastAsia="Times New Roman" w:cs="Times New Roman"/>
         </w:rPr>
         <w:t>Комиссия выставляет баллы по критериям и объявляет результат</w:t>
-      </w:r>
-    </w:p>
-    <w:p>
-      <w:pPr>
-        <w:pStyle w:val="1"/>
-        <w:keepNext/>
-        <w:pageBreakBefore/>
-        <w:ind w:firstLine="0"/>
-        <w:jc w:val="right"/>
-      </w:pPr>
-      <w:r>
-        <w:rPr>
-          <w:rFonts w:ascii="Times New Roman" w:hAnsi="Times New Roman" w:eastAsia="Times New Roman" w:cs="Times New Roman"/>
-        </w:rPr>
-        <w:t>Приложение 3</w:t>
-      </w:r>
-    </w:p>
-    <w:p>
-      <w:pPr>
-        <w:keepNext/>
-        <w:spacing w:before="0" w:after="120" w:line="240" w:lineRule="auto"/>
-        <w:ind w:firstLine="0"/>
-        <w:jc w:val="center"/>
-      </w:pPr>
-      <w:r>
-        <w:rPr>
-          <w:rFonts w:ascii="Times New Roman" w:hAnsi="Times New Roman" w:eastAsia="Times New Roman" w:cs="Times New Roman"/>
-          <w:b/>
-        </w:rPr>
-        <w:t>Отчёт автопроверки комплекта</w:t>
-      </w:r>
-    </w:p>
-    <w:p>
-      <w:pPr>
-        <w:spacing w:before="0" w:after="120" w:line="240" w:lineRule="auto"/>
-        <w:ind w:firstLine="0"/>
-        <w:jc w:val="both"/>
-      </w:pPr>
-      <w:r>
-        <w:rPr>
-          <w:rFonts w:ascii="Times New Roman" w:hAnsi="Times New Roman" w:eastAsia="Times New Roman" w:cs="Times New Roman"/>
-          <w:b w:val="0"/>
-        </w:rPr>
-        <w:t>Служебное приложение для методиста: перед утверждением программы его можно удалить. Сверка самих файлов выгрузки с комплектом выполняется после сборки документа — её итог в файлах report.md и report.json.</w:t>
-      </w:r>
-    </w:p>
-    <w:p>
-      <w:pPr>
-        <w:spacing w:before="0" w:after="120" w:line="240" w:lineRule="auto"/>
-        <w:ind w:firstLine="0"/>
-        <w:jc w:val="both"/>
-      </w:pPr>
-      <w:r>
-        <w:rPr>
-          <w:rFonts w:ascii="Times New Roman" w:hAnsi="Times New Roman" w:eastAsia="Times New Roman" w:cs="Times New Roman"/>
-          <w:b/>
-        </w:rPr>
-        <w:t>Итог. Комплект собран, ошибок нет; 3 предупреждения методисту и 3 замечания автопроверки — см. ниже. В приложенном образце найдено ошибок: 15; в программу они не перенесены. Пояснения к сборке — в разделе «Что пропущено и почему».</w:t>
-      </w:r>
-    </w:p>
-    <w:p>
-      <w:pPr>
-        <w:keepNext/>
-        <w:spacing w:before="0" w:after="120" w:line="240" w:lineRule="auto"/>
-        <w:ind w:firstLine="0"/>
-        <w:jc w:val="left"/>
-      </w:pPr>
-      <w:r>
-        <w:rPr>
-          <w:rFonts w:ascii="Times New Roman" w:hAnsi="Times New Roman" w:eastAsia="Times New Roman" w:cs="Times New Roman"/>
-          <w:b/>
-        </w:rPr>
-        <w:t>Коротко</w:t>
-      </w:r>
-    </w:p>
-    <w:p>
-      <w:pPr>
-        <w:numPr>
-          <w:ilvl w:val="0"/>
-          <w:numId w:val="4"/>
-        </w:numPr>
-        <w:spacing w:before="0" w:after="40" w:line="240" w:lineRule="auto"/>
-        <w:ind w:firstLine="0"/>
-        <w:jc w:val="both"/>
-      </w:pPr>
-      <w:r>
-        <w:rPr>
-          <w:rFonts w:ascii="Times New Roman" w:hAnsi="Times New Roman" w:eastAsia="Times New Roman" w:cs="Times New Roman"/>
-        </w:rPr>
-        <w:t>ошибки (нужно исправить до утверждения): 0</w:t>
-      </w:r>
-    </w:p>
-    <w:p>
-      <w:pPr>
-        <w:numPr>
-          <w:ilvl w:val="0"/>
-          <w:numId w:val="4"/>
-        </w:numPr>
-        <w:spacing w:before="0" w:after="40" w:line="240" w:lineRule="auto"/>
-        <w:ind w:firstLine="0"/>
-        <w:jc w:val="both"/>
-      </w:pPr>
-      <w:r>
-        <w:rPr>
-          <w:rFonts w:ascii="Times New Roman" w:hAnsi="Times New Roman" w:eastAsia="Times New Roman" w:cs="Times New Roman"/>
-        </w:rPr>
-        <w:t>предупреждения методисту (с вариантами решения): 3</w:t>
-      </w:r>
-    </w:p>
-    <w:p>
-      <w:pPr>
-        <w:numPr>
-          <w:ilvl w:val="0"/>
-          <w:numId w:val="4"/>
-        </w:numPr>
-        <w:spacing w:before="0" w:after="40" w:line="240" w:lineRule="auto"/>
-        <w:ind w:firstLine="0"/>
-        <w:jc w:val="both"/>
-      </w:pPr>
-      <w:r>
-        <w:rPr>
-          <w:rFonts w:ascii="Times New Roman" w:hAnsi="Times New Roman" w:eastAsia="Times New Roman" w:cs="Times New Roman"/>
-        </w:rPr>
-        <w:t>замечания автопроверки (стоит проверить): 3</w:t>
-      </w:r>
-    </w:p>
-    <w:p>
-      <w:pPr>
-        <w:numPr>
-          <w:ilvl w:val="0"/>
-          <w:numId w:val="4"/>
-        </w:numPr>
-        <w:spacing w:before="0" w:after="40" w:line="240" w:lineRule="auto"/>
-        <w:ind w:firstLine="0"/>
-        <w:jc w:val="both"/>
-      </w:pPr>
-      <w:r>
-        <w:rPr>
-          <w:rFonts w:ascii="Times New Roman" w:hAnsi="Times New Roman" w:eastAsia="Times New Roman" w:cs="Times New Roman"/>
-        </w:rPr>
-        <w:t>объём: заявлено 256 ч, собрано 256 ч</w:t>
-      </w:r>
-    </w:p>
-    <w:p>
-      <w:pPr>
-        <w:numPr>
-          <w:ilvl w:val="0"/>
-          <w:numId w:val="4"/>
-        </w:numPr>
-        <w:spacing w:before="0" w:after="40" w:line="240" w:lineRule="auto"/>
-        <w:ind w:firstLine="0"/>
-        <w:jc w:val="both"/>
-      </w:pPr>
-      <w:r>
-        <w:rPr>
-          <w:rFonts w:ascii="Times New Roman" w:hAnsi="Times New Roman" w:eastAsia="Times New Roman" w:cs="Times New Roman"/>
-        </w:rPr>
-        <w:t>модель: заготовленные ответы (демонстрационный режим); режим генерации — полный</w:t>
-      </w:r>
-    </w:p>
-    <w:p>
-      <w:pPr>
-        <w:numPr>
-          <w:ilvl w:val="0"/>
-          <w:numId w:val="4"/>
-        </w:numPr>
-        <w:spacing w:before="0" w:after="40" w:line="240" w:lineRule="auto"/>
-        <w:ind w:firstLine="0"/>
-        <w:jc w:val="both"/>
-      </w:pPr>
-      <w:r>
-        <w:rPr>
-          <w:rFonts w:ascii="Times New Roman" w:hAnsi="Times New Roman" w:eastAsia="Times New Roman" w:cs="Times New Roman"/>
-        </w:rPr>
-        <w:t>время сборки комплекта после утверждения каркаса: 1 с</w:t>
-      </w:r>
-    </w:p>
-    <w:p>
-      <w:pPr>
-        <w:keepNext/>
-        <w:spacing w:before="0" w:after="120" w:line="240" w:lineRule="auto"/>
-        <w:ind w:firstLine="0"/>
-        <w:jc w:val="left"/>
-      </w:pPr>
-      <w:r>
-        <w:rPr>
-          <w:rFonts w:ascii="Times New Roman" w:hAnsi="Times New Roman" w:eastAsia="Times New Roman" w:cs="Times New Roman"/>
-          <w:b/>
-        </w:rPr>
-        <w:t>Предупреждения методисту</w:t>
-      </w:r>
-    </w:p>
-    <w:p>
-      <w:pPr>
-        <w:spacing w:before="0" w:after="120" w:line="240" w:lineRule="auto"/>
-        <w:ind w:firstLine="0"/>
-        <w:jc w:val="both"/>
-      </w:pPr>
-      <w:r>
-        <w:rPr>
-          <w:rFonts w:ascii="Times New Roman" w:hAnsi="Times New Roman" w:eastAsia="Times New Roman" w:cs="Times New Roman"/>
-          <w:b w:val="0"/>
-        </w:rPr>
-        <w:t>Здесь — ситуации, где нужно решение методиста или заказчика: агент нашёл их сам по общим правилам. У каждого предупреждения — цифры и варианты решения.</w:t>
-      </w:r>
-    </w:p>
-    <w:p>
-      <w:pPr>
-        <w:keepNext/>
-        <w:spacing w:before="0" w:after="120" w:line="240" w:lineRule="auto"/>
-        <w:ind w:firstLine="0"/>
-        <w:jc w:val="left"/>
-      </w:pPr>
-      <w:r>
-        <w:rPr>
-          <w:rFonts w:ascii="Times New Roman" w:hAnsi="Times New Roman" w:eastAsia="Times New Roman" w:cs="Times New Roman"/>
-          <w:b/>
-        </w:rPr>
-        <w:t>1. Желаемый срок не сходится с нагрузкой</w:t>
-      </w:r>
-    </w:p>
-    <w:p>
-      <w:pPr>
-        <w:spacing w:before="0" w:after="120" w:line="240" w:lineRule="auto"/>
-        <w:ind w:firstLine="0"/>
-        <w:jc w:val="both"/>
-      </w:pPr>
-      <w:r>
-        <w:rPr>
-          <w:rFonts w:ascii="Times New Roman" w:hAnsi="Times New Roman" w:eastAsia="Times New Roman" w:cs="Times New Roman"/>
-          <w:b w:val="0"/>
-        </w:rPr>
-        <w:t>Желаемый срок — около двух месяцев (≈ 9 недель) — не сходится с нагрузкой: при объёме 256 ч и не больше 4 ч в день получается 64 учебных дня — это 11 недель даже при 6 учебных днях в неделю. Чтобы уложиться в 9 недель, нужно около 5 ч в день при 6 учебных днях в неделю; другой вариант — срок 11 недель. В программу и календарный график записан расчётный срок — 11 недель.</w:t>
-      </w:r>
-    </w:p>
-    <w:p>
-      <w:pPr>
-        <w:spacing w:before="0" w:after="120" w:line="240" w:lineRule="auto"/>
-        <w:ind w:firstLine="0"/>
-        <w:jc w:val="both"/>
-      </w:pPr>
-      <w:r>
-        <w:rPr>
-          <w:rFonts w:ascii="Times New Roman" w:hAnsi="Times New Roman" w:eastAsia="Times New Roman" w:cs="Times New Roman"/>
-          <w:b w:val="0"/>
-        </w:rPr>
-        <w:t>Цифры: Желаемый срок — около двух месяцев (≈ 9 недель); Объём программы — 256 ч; Нагрузка — не больше 4 ч в день, до 6 учебных дней в неделю; Нужно учебных дней — 64; Расчётный срок — 11 недель.</w:t>
-      </w:r>
-    </w:p>
-    <w:p>
-      <w:pPr>
-        <w:keepNext/>
-        <w:spacing w:before="0" w:after="120" w:line="240" w:lineRule="auto"/>
-        <w:ind w:firstLine="0"/>
-        <w:jc w:val="left"/>
-      </w:pPr>
-      <w:r>
-        <w:rPr>
-          <w:rFonts w:ascii="Times New Roman" w:hAnsi="Times New Roman" w:eastAsia="Times New Roman" w:cs="Times New Roman"/>
-          <w:b w:val="0"/>
-        </w:rPr>
-        <w:t>Варианты решения:</w:t>
-      </w:r>
-    </w:p>
-    <w:p>
-      <w:pPr>
-        <w:spacing w:before="0" w:after="60" w:line="240" w:lineRule="auto"/>
-        <w:ind w:firstLine="0"/>
-        <w:jc w:val="both"/>
-      </w:pPr>
-      <w:r>
-        <w:rPr>
-          <w:rFonts w:ascii="Times New Roman" w:hAnsi="Times New Roman" w:eastAsia="Times New Roman" w:cs="Times New Roman"/>
-          <w:b w:val="0"/>
-        </w:rPr>
-        <w:t>1. Принять расчётный срок — 11 недель: он уже записан в программу и календарный график.</w:t>
-      </w:r>
-    </w:p>
-    <w:p>
-      <w:pPr>
-        <w:spacing w:before="0" w:after="60" w:line="240" w:lineRule="auto"/>
-        <w:ind w:firstLine="0"/>
-        <w:jc w:val="both"/>
-      </w:pPr>
-      <w:r>
-        <w:rPr>
-          <w:rFonts w:ascii="Times New Roman" w:hAnsi="Times New Roman" w:eastAsia="Times New Roman" w:cs="Times New Roman"/>
-          <w:b w:val="0"/>
-        </w:rPr>
-        <w:t>2. Увеличить нагрузку до 5 ч в день при 6 учебных днях в неделю — тогда хватит 9 недель.</w:t>
-      </w:r>
-    </w:p>
-    <w:p>
-      <w:pPr>
-        <w:spacing w:before="0" w:after="60" w:line="240" w:lineRule="auto"/>
-        <w:ind w:firstLine="0"/>
-        <w:jc w:val="both"/>
-      </w:pPr>
-      <w:r>
-        <w:rPr>
-          <w:rFonts w:ascii="Times New Roman" w:hAnsi="Times New Roman" w:eastAsia="Times New Roman" w:cs="Times New Roman"/>
-          <w:b w:val="0"/>
-        </w:rPr>
-        <w:t>3. Сократить объём программы до 216 ч — столько помещается в 9 недель при 4 ч в день и 6 учебных днях в неделю.</w:t>
-      </w:r>
-    </w:p>
-    <w:p>
-      <w:pPr>
-        <w:keepNext/>
-        <w:spacing w:before="0" w:after="120" w:line="240" w:lineRule="auto"/>
-        <w:ind w:firstLine="0"/>
-        <w:jc w:val="left"/>
-      </w:pPr>
-      <w:r>
-        <w:rPr>
-          <w:rFonts w:ascii="Times New Roman" w:hAnsi="Times New Roman" w:eastAsia="Times New Roman" w:cs="Times New Roman"/>
-          <w:b/>
-        </w:rPr>
-        <w:t>2. Ошибки в приложенном образце</w:t>
-      </w:r>
-    </w:p>
-    <w:p>
-      <w:pPr>
-        <w:spacing w:before="0" w:after="120" w:line="240" w:lineRule="auto"/>
-        <w:ind w:firstLine="0"/>
-        <w:jc w:val="both"/>
-      </w:pPr>
-      <w:r>
-        <w:rPr>
-          <w:rFonts w:ascii="Times New Roman" w:hAnsi="Times New Roman" w:eastAsia="Times New Roman" w:cs="Times New Roman"/>
-          <w:b w:val="0"/>
-        </w:rPr>
-        <w:t>В приложенном образце найдено 15 расхождений: часы рабочей программы не совпадают с учебно-тематическим планом — 5; суммы и итоги часов в учебных планах — 4; ссылки на нормативные акты (утратившие силу или с неверной датой) — 2; строки с часами, не разнесёнными по видам работы — 1; разные обозначения лабораторных работ — 1; аудиторные часы в стажировке — 1; заполненные реквизиты приказа об утверждении — 1. В новой программе они не повторяются; формулировки с цитатами образца — в полной версии отчёта (report.md).</w:t>
-      </w:r>
-    </w:p>
-    <w:p>
-      <w:pPr>
-        <w:keepNext/>
-        <w:spacing w:before="0" w:after="120" w:line="240" w:lineRule="auto"/>
-        <w:ind w:firstLine="0"/>
-        <w:jc w:val="left"/>
-      </w:pPr>
-      <w:r>
-        <w:rPr>
-          <w:rFonts w:ascii="Times New Roman" w:hAnsi="Times New Roman" w:eastAsia="Times New Roman" w:cs="Times New Roman"/>
-          <w:b w:val="0"/>
-        </w:rPr>
-        <w:t>Варианты решения:</w:t>
-      </w:r>
-    </w:p>
-    <w:p>
-      <w:pPr>
-        <w:spacing w:before="0" w:after="60" w:line="240" w:lineRule="auto"/>
-        <w:ind w:firstLine="0"/>
-        <w:jc w:val="both"/>
-      </w:pPr>
-      <w:r>
-        <w:rPr>
-          <w:rFonts w:ascii="Times New Roman" w:hAnsi="Times New Roman" w:eastAsia="Times New Roman" w:cs="Times New Roman"/>
-          <w:b w:val="0"/>
-        </w:rPr>
-        <w:t>1. Ничего менять в новой программе не нужно: она собрана заново по шаблону, часы посчитаны программой, и ошибки образца в неё не перенесены.</w:t>
-      </w:r>
-    </w:p>
-    <w:p>
-      <w:pPr>
-        <w:spacing w:before="0" w:after="60" w:line="240" w:lineRule="auto"/>
-        <w:ind w:firstLine="0"/>
-        <w:jc w:val="both"/>
-      </w:pPr>
-      <w:r>
-        <w:rPr>
-          <w:rFonts w:ascii="Times New Roman" w:hAnsi="Times New Roman" w:eastAsia="Times New Roman" w:cs="Times New Roman"/>
-          <w:b w:val="0"/>
-        </w:rPr>
-        <w:t>2. Передайте список расхождений автору образца — он в полной версии отчёта (report.md), раздел «Ошибки приложенного образца».</w:t>
-      </w:r>
-    </w:p>
-    <w:p>
-      <w:pPr>
-        <w:spacing w:before="0" w:after="60" w:line="240" w:lineRule="auto"/>
-        <w:ind w:firstLine="0"/>
-        <w:jc w:val="both"/>
-      </w:pPr>
-      <w:r>
-        <w:rPr>
-          <w:rFonts w:ascii="Times New Roman" w:hAnsi="Times New Roman" w:eastAsia="Times New Roman" w:cs="Times New Roman"/>
-          <w:b w:val="0"/>
-        </w:rPr>
-        <w:t>3. Если образец — действующая программа организации, исправьте его, прежде чем использовать снова.</w:t>
-      </w:r>
-    </w:p>
-    <w:p>
-      <w:pPr>
-        <w:keepNext/>
-        <w:spacing w:before="0" w:after="120" w:line="240" w:lineRule="auto"/>
-        <w:ind w:firstLine="0"/>
-        <w:jc w:val="left"/>
-      </w:pPr>
-      <w:r>
-        <w:rPr>
-          <w:rFonts w:ascii="Times New Roman" w:hAnsi="Times New Roman" w:eastAsia="Times New Roman" w:cs="Times New Roman"/>
-          <w:b/>
-        </w:rPr>
-        <w:t>3. Акт из задания утратил силу — в программе указан действующий</w:t>
-      </w:r>
-    </w:p>
-    <w:p>
-      <w:pPr>
-        <w:spacing w:before="0" w:after="120" w:line="240" w:lineRule="auto"/>
-        <w:ind w:firstLine="0"/>
-        <w:jc w:val="both"/>
-      </w:pPr>
-      <w:r>
-        <w:rPr>
-          <w:rFonts w:ascii="Times New Roman" w:hAnsi="Times New Roman" w:eastAsia="Times New Roman" w:cs="Times New Roman"/>
-          <w:b w:val="0"/>
-        </w:rPr>
-        <w:t>В программе указан действующий акт — Приказ Минобрнауки России от 24.03.2025 № 266 (действует с 01.09.2025). Прежний акт, на который могут ссылаться задание и старые образцы, утратил силу и в программу не включён.</w:t>
-      </w:r>
-    </w:p>
-    <w:p>
-      <w:pPr>
-        <w:keepNext/>
-        <w:spacing w:before="0" w:after="120" w:line="240" w:lineRule="auto"/>
-        <w:ind w:firstLine="0"/>
-        <w:jc w:val="left"/>
-      </w:pPr>
-      <w:r>
-        <w:rPr>
-          <w:rFonts w:ascii="Times New Roman" w:hAnsi="Times New Roman" w:eastAsia="Times New Roman" w:cs="Times New Roman"/>
-          <w:b w:val="0"/>
-        </w:rPr>
-        <w:t>Варианты решения:</w:t>
-      </w:r>
-    </w:p>
-    <w:p>
-      <w:pPr>
-        <w:spacing w:before="0" w:after="60" w:line="240" w:lineRule="auto"/>
-        <w:ind w:firstLine="0"/>
-        <w:jc w:val="both"/>
-      </w:pPr>
-      <w:r>
-        <w:rPr>
-          <w:rFonts w:ascii="Times New Roman" w:hAnsi="Times New Roman" w:eastAsia="Times New Roman" w:cs="Times New Roman"/>
-          <w:b w:val="0"/>
-        </w:rPr>
-        <w:t>1. Ничего менять в программе не нужно — в ней указан действующий акт.</w:t>
-      </w:r>
-    </w:p>
-    <w:p>
-      <w:pPr>
-        <w:spacing w:before="0" w:after="60" w:line="240" w:lineRule="auto"/>
-        <w:ind w:firstLine="0"/>
-        <w:jc w:val="both"/>
-      </w:pPr>
-      <w:r>
-        <w:rPr>
-          <w:rFonts w:ascii="Times New Roman" w:hAnsi="Times New Roman" w:eastAsia="Times New Roman" w:cs="Times New Roman"/>
-          <w:b w:val="0"/>
-        </w:rPr>
-        <w:t>2. Обновите ссылку в задании и шаблонах организации: Приказ Минобрнауки России от 24.03.2025 № 266.</w:t>
-      </w:r>
-    </w:p>
-    <w:p>
-      <w:pPr>
-        <w:spacing w:before="0" w:after="60" w:line="240" w:lineRule="auto"/>
-        <w:ind w:firstLine="0"/>
-        <w:jc w:val="both"/>
-      </w:pPr>
-      <w:r>
-        <w:rPr>
-          <w:rFonts w:ascii="Times New Roman" w:hAnsi="Times New Roman" w:eastAsia="Times New Roman" w:cs="Times New Roman"/>
-          <w:b w:val="0"/>
-        </w:rPr>
-        <w:t>3. Проверьте другие программы организации, где ещё указан прежний акт.</w:t>
-      </w:r>
-    </w:p>
-    <w:p>
-      <w:pPr>
-        <w:keepNext/>
-        <w:spacing w:before="0" w:after="120" w:line="240" w:lineRule="auto"/>
-        <w:ind w:firstLine="0"/>
-        <w:jc w:val="left"/>
-      </w:pPr>
-      <w:r>
-        <w:rPr>
-          <w:rFonts w:ascii="Times New Roman" w:hAnsi="Times New Roman" w:eastAsia="Times New Roman" w:cs="Times New Roman"/>
-          <w:b/>
-        </w:rPr>
-        <w:t>Замечания автопроверки</w:t>
-      </w:r>
-    </w:p>
-    <w:p>
-      <w:pPr>
-        <w:numPr>
-          <w:ilvl w:val="0"/>
-          <w:numId w:val="4"/>
-        </w:numPr>
-        <w:spacing w:before="0" w:after="40" w:line="240" w:lineRule="auto"/>
-        <w:ind w:firstLine="0"/>
-        <w:jc w:val="both"/>
-      </w:pPr>
-      <w:r>
-        <w:rPr>
-          <w:rFonts w:ascii="Times New Roman" w:hAnsi="Times New Roman" w:eastAsia="Times New Roman" w:cs="Times New Roman"/>
-        </w:rPr>
-        <w:t>материально-техническое обеспечение (3.1): «Учебная аудитория» — у стажировки нет аудиторных занятий (все часы — самостоятельная работа на рабочем месте); текст расходится с учебным планом. Как исправить: перегенерируйте этот фрагмент точечной правкой или поправьте текст вручную.</w:t>
-      </w:r>
-    </w:p>
-    <w:p>
-      <w:pPr>
-        <w:numPr>
-          <w:ilvl w:val="0"/>
-          <w:numId w:val="4"/>
-        </w:numPr>
-        <w:spacing w:before="0" w:after="40" w:line="240" w:lineRule="auto"/>
-        <w:ind w:firstLine="0"/>
-        <w:jc w:val="both"/>
-      </w:pPr>
-      <w:r>
-        <w:rPr>
-          <w:rFonts w:ascii="Times New Roman" w:hAnsi="Times New Roman" w:eastAsia="Times New Roman" w:cs="Times New Roman"/>
-        </w:rPr>
-        <w:t>результат обучения 2.1 раскрывается в темах 3 модулей из 6 (модуль 3 «Контейнеризация», модуль 4 «Непрерывная интеграция и доставка (CI/CD)», модуль 5 «Инфраструктура как код»): содержание модулей повторяется. Оставьте результат в одном-двух модулях, у остальных — свои результаты. Как исправить: нужно решение методиста: поправьте текст или параметры запроса и пересоберите комплект.</w:t>
-      </w:r>
-    </w:p>
-    <w:p>
-      <w:pPr>
-        <w:numPr>
-          <w:ilvl w:val="0"/>
-          <w:numId w:val="4"/>
-        </w:numPr>
-        <w:spacing w:before="0" w:after="40" w:line="240" w:lineRule="auto"/>
-        <w:ind w:firstLine="0"/>
-        <w:jc w:val="both"/>
-      </w:pPr>
-      <w:r>
-        <w:rPr>
-          <w:rFonts w:ascii="Times New Roman" w:hAnsi="Times New Roman" w:eastAsia="Times New Roman" w:cs="Times New Roman"/>
-        </w:rPr>
-        <w:t>результат обучения 2.2 раскрывается в темах 3 модулей из 6 (модуль 3 «Контейнеризация», модуль 4 «Непрерывная интеграция и доставка (CI/CD)», модуль 5 «Инфраструктура как код»): содержание модулей повторяется. Оставьте результат в одном-двух модулях, у остальных — свои результаты. Как исправить: нужно решение методиста: поправьте текст или параметры запроса и пересоберите комплект.</w:t>
-      </w:r>
-    </w:p>
-    <w:p>
-      <w:pPr>
-        <w:keepNext/>
-        <w:spacing w:before="0" w:after="120" w:line="240" w:lineRule="auto"/>
-        <w:ind w:firstLine="0"/>
-        <w:jc w:val="left"/>
-      </w:pPr>
-      <w:r>
-        <w:rPr>
-          <w:rFonts w:ascii="Times New Roman" w:hAnsi="Times New Roman" w:eastAsia="Times New Roman" w:cs="Times New Roman"/>
-          <w:b/>
-        </w:rPr>
-        <w:t>Часы по уровням</w:t>
-      </w:r>
-    </w:p>
-    <w:p>
-      <w:pPr>
-        <w:spacing w:before="0" w:after="120" w:line="240" w:lineRule="auto"/>
-        <w:ind w:firstLine="0"/>
-        <w:jc w:val="both"/>
-      </w:pPr>
-      <w:r>
-        <w:rPr>
-          <w:rFonts w:ascii="Times New Roman" w:hAnsi="Times New Roman" w:eastAsia="Times New Roman" w:cs="Times New Roman"/>
-          <w:b w:val="0"/>
-        </w:rPr>
-        <w:t>Заявлено 256 ч, по учебному плану 256 ч — сходится.</w:t>
-      </w:r>
-    </w:p>
-    <w:p>
-      <w:pPr>
-        <w:spacing w:before="0" w:after="120" w:line="240" w:lineRule="auto"/>
-        <w:ind w:firstLine="0"/>
-        <w:jc w:val="both"/>
-      </w:pPr>
-      <w:r>
-        <w:rPr>
-          <w:rFonts w:ascii="Times New Roman" w:hAnsi="Times New Roman" w:eastAsia="Times New Roman" w:cs="Times New Roman"/>
-          <w:b w:val="0"/>
-        </w:rPr>
-        <w:t>Аудиторных занятий нет: самостоятельная работа — 254 ч, итоговая аттестация — 2 ч.</w:t>
-      </w:r>
-    </w:p>
-    <w:tbl>
-      <w:tblPr>
-        <w:tblLook w:firstColumn="1" w:firstRow="1" w:lastColumn="0" w:lastRow="0" w:noHBand="0" w:noVBand="1" w:val="04A0"/>
-        <w:tblW w:w="9774" w:type="dxa"/>
-        <w:tblLayout w:type="fixed"/>
-        <w:tblBorders>
-          <w:top w:val="single" w:sz="4" w:space="0" w:color="AAAAAA"/>
-          <w:left w:val="single" w:sz="4" w:space="0" w:color="AAAAAA"/>
-          <w:bottom w:val="single" w:sz="4" w:space="0" w:color="AAAAAA"/>
-          <w:right w:val="single" w:sz="4" w:space="0" w:color="AAAAAA"/>
-          <w:insideH w:val="single" w:sz="4" w:space="0" w:color="AAAAAA"/>
-          <w:insideV w:val="single" w:sz="4" w:space="0" w:color="AAAAAA"/>
-        </w:tblBorders>
-        <w:tblCellMar>
-          <w:top w:w="80" w:type="dxa"/>
-          <w:left w:w="120" w:type="dxa"/>
-          <w:bottom w:w="80" w:type="dxa"/>
-          <w:right w:w="120" w:type="dxa"/>
-        </w:tblCellMar>
-      </w:tblPr>
-      <w:tblGrid>
-        <w:gridCol w:w="4889"/>
-        <w:gridCol w:w="977"/>
-        <w:gridCol w:w="977"/>
-        <w:gridCol w:w="977"/>
-        <w:gridCol w:w="977"/>
-        <w:gridCol w:w="977"/>
-      </w:tblGrid>
-      <w:tr>
-        <w:trPr>
-          <w:tblHeader/>
-        </w:trPr>
-        <w:tc>
-          <w:tcPr>
-            <w:tcW w:type="dxa" w:w="4889"/>
-            <w:shd w:val="clear" w:color="auto" w:fill="F2F2F2"/>
-            <w:vAlign w:val="center"/>
-          </w:tcPr>
-          <w:p>
-            <w:pPr>
-              <w:spacing w:before="0" w:after="0" w:line="240" w:lineRule="auto"/>
-              <w:ind w:firstLine="0"/>
-              <w:jc w:val="center"/>
-            </w:pPr>
-            <w:r>
-              <w:rPr>
-                <w:rFonts w:ascii="Times New Roman" w:hAnsi="Times New Roman" w:eastAsia="Times New Roman" w:cs="Times New Roman"/>
-                <w:b/>
-                <w:sz w:val="20"/>
-              </w:rPr>
-              <w:t>Уровень</w:t>
-            </w:r>
-          </w:p>
-        </w:tc>
-        <w:tc>
-          <w:tcPr>
-            <w:tcW w:type="dxa" w:w="977"/>
-            <w:shd w:val="clear" w:color="auto" w:fill="F2F2F2"/>
-            <w:vAlign w:val="center"/>
-          </w:tcPr>
-          <w:p>
-            <w:pPr>
-              <w:spacing w:before="0" w:after="0" w:line="240" w:lineRule="auto"/>
-              <w:ind w:firstLine="0"/>
-              <w:jc w:val="center"/>
-            </w:pPr>
-            <w:r>
-              <w:rPr>
-                <w:rFonts w:ascii="Times New Roman" w:hAnsi="Times New Roman" w:eastAsia="Times New Roman" w:cs="Times New Roman"/>
-                <w:b/>
-                <w:sz w:val="20"/>
-              </w:rPr>
-              <w:t>Всего</w:t>
-            </w:r>
-          </w:p>
-        </w:tc>
-        <w:tc>
-          <w:tcPr>
-            <w:tcW w:type="dxa" w:w="977"/>
-            <w:shd w:val="clear" w:color="auto" w:fill="F2F2F2"/>
-            <w:vAlign w:val="center"/>
-          </w:tcPr>
-          <w:p>
-            <w:pPr>
-              <w:spacing w:before="0" w:after="0" w:line="240" w:lineRule="auto"/>
-              <w:ind w:firstLine="0"/>
-              <w:jc w:val="center"/>
-            </w:pPr>
-            <w:r>
-              <w:rPr>
-                <w:rFonts w:ascii="Times New Roman" w:hAnsi="Times New Roman" w:eastAsia="Times New Roman" w:cs="Times New Roman"/>
-                <w:b/>
-                <w:sz w:val="20"/>
-              </w:rPr>
-              <w:t>ЛК</w:t>
-            </w:r>
-          </w:p>
-        </w:tc>
-        <w:tc>
-          <w:tcPr>
-            <w:tcW w:type="dxa" w:w="977"/>
-            <w:shd w:val="clear" w:color="auto" w:fill="F2F2F2"/>
-            <w:vAlign w:val="center"/>
-          </w:tcPr>
-          <w:p>
-            <w:pPr>
-              <w:spacing w:before="0" w:after="0" w:line="240" w:lineRule="auto"/>
-              <w:ind w:firstLine="0"/>
-              <w:jc w:val="center"/>
-            </w:pPr>
-            <w:r>
-              <w:rPr>
-                <w:rFonts w:ascii="Times New Roman" w:hAnsi="Times New Roman" w:eastAsia="Times New Roman" w:cs="Times New Roman"/>
-                <w:b/>
-                <w:sz w:val="20"/>
-              </w:rPr>
-              <w:t>ПР</w:t>
-            </w:r>
-          </w:p>
-        </w:tc>
-        <w:tc>
-          <w:tcPr>
-            <w:tcW w:type="dxa" w:w="977"/>
-            <w:shd w:val="clear" w:color="auto" w:fill="F2F2F2"/>
-            <w:vAlign w:val="center"/>
-          </w:tcPr>
-          <w:p>
-            <w:pPr>
-              <w:spacing w:before="0" w:after="0" w:line="240" w:lineRule="auto"/>
-              <w:ind w:firstLine="0"/>
-              <w:jc w:val="center"/>
-            </w:pPr>
-            <w:r>
-              <w:rPr>
-                <w:rFonts w:ascii="Times New Roman" w:hAnsi="Times New Roman" w:eastAsia="Times New Roman" w:cs="Times New Roman"/>
-                <w:b/>
-                <w:sz w:val="20"/>
-              </w:rPr>
-              <w:t>ЛБ</w:t>
-            </w:r>
-          </w:p>
-        </w:tc>
-        <w:tc>
-          <w:tcPr>
-            <w:tcW w:type="dxa" w:w="977"/>
-            <w:shd w:val="clear" w:color="auto" w:fill="F2F2F2"/>
-            <w:vAlign w:val="center"/>
-          </w:tcPr>
-          <w:p>
-            <w:pPr>
-              <w:spacing w:before="0" w:after="0" w:line="240" w:lineRule="auto"/>
-              <w:ind w:firstLine="0"/>
-              <w:jc w:val="center"/>
-            </w:pPr>
-            <w:r>
-              <w:rPr>
-                <w:rFonts w:ascii="Times New Roman" w:hAnsi="Times New Roman" w:eastAsia="Times New Roman" w:cs="Times New Roman"/>
-                <w:b/>
-                <w:sz w:val="20"/>
-              </w:rPr>
-              <w:t>СРС</w:t>
-            </w:r>
-          </w:p>
-        </w:tc>
-      </w:tr>
-      <w:tr>
-        <w:tc>
-          <w:tcPr>
-            <w:tcW w:type="dxa" w:w="4889"/>
-          </w:tcPr>
-          <w:p>
-            <w:pPr>
-              <w:spacing w:before="0" w:after="0" w:line="240" w:lineRule="auto"/>
-              <w:ind w:firstLine="0"/>
-              <w:jc w:val="left"/>
-            </w:pPr>
-            <w:r>
-              <w:rPr>
-                <w:rFonts w:ascii="Times New Roman" w:hAnsi="Times New Roman" w:eastAsia="Times New Roman" w:cs="Times New Roman"/>
-                <w:b w:val="0"/>
-                <w:sz w:val="20"/>
-              </w:rPr>
-              <w:t>Модуль 1. Администрирование Linux</w:t>
-            </w:r>
-          </w:p>
-        </w:tc>
-        <w:tc>
-          <w:tcPr>
-            <w:tcW w:type="dxa" w:w="977"/>
-          </w:tcPr>
-          <w:p>
-            <w:pPr>
-              <w:spacing w:before="0" w:after="0" w:line="240" w:lineRule="auto"/>
-              <w:ind w:firstLine="0"/>
-              <w:jc w:val="center"/>
-            </w:pPr>
-            <w:r>
-              <w:rPr>
-                <w:rFonts w:ascii="Times New Roman" w:hAnsi="Times New Roman" w:eastAsia="Times New Roman" w:cs="Times New Roman"/>
-                <w:b w:val="0"/>
-                <w:sz w:val="20"/>
-              </w:rPr>
-              <w:t>40,5</w:t>
-            </w:r>
-          </w:p>
-        </w:tc>
-        <w:tc>
-          <w:tcPr>
-            <w:tcW w:type="dxa" w:w="977"/>
-          </w:tcPr>
-          <w:p>
-            <w:pPr>
-              <w:spacing w:before="0" w:after="0" w:line="240" w:lineRule="auto"/>
-              <w:ind w:firstLine="0"/>
-              <w:jc w:val="center"/>
-            </w:pPr>
-            <w:r>
-              <w:rPr>
-                <w:rFonts w:ascii="Times New Roman" w:hAnsi="Times New Roman" w:eastAsia="Times New Roman" w:cs="Times New Roman"/>
-                <w:b w:val="0"/>
-                <w:sz w:val="20"/>
-              </w:rPr>
-              <w:t>0</w:t>
-            </w:r>
-          </w:p>
-        </w:tc>
-        <w:tc>
-          <w:tcPr>
-            <w:tcW w:type="dxa" w:w="977"/>
-          </w:tcPr>
-          <w:p>
-            <w:pPr>
-              <w:spacing w:before="0" w:after="0" w:line="240" w:lineRule="auto"/>
-              <w:ind w:firstLine="0"/>
-              <w:jc w:val="center"/>
-            </w:pPr>
-            <w:r>
-              <w:rPr>
-                <w:rFonts w:ascii="Times New Roman" w:hAnsi="Times New Roman" w:eastAsia="Times New Roman" w:cs="Times New Roman"/>
-                <w:b w:val="0"/>
-                <w:sz w:val="20"/>
-              </w:rPr>
-              <w:t>0</w:t>
-            </w:r>
-          </w:p>
-        </w:tc>
-        <w:tc>
-          <w:tcPr>
-            <w:tcW w:type="dxa" w:w="977"/>
-          </w:tcPr>
-          <w:p>
-            <w:pPr>
-              <w:spacing w:before="0" w:after="0" w:line="240" w:lineRule="auto"/>
-              <w:ind w:firstLine="0"/>
-              <w:jc w:val="center"/>
-            </w:pPr>
-            <w:r>
-              <w:rPr>
-                <w:rFonts w:ascii="Times New Roman" w:hAnsi="Times New Roman" w:eastAsia="Times New Roman" w:cs="Times New Roman"/>
-                <w:b w:val="0"/>
-                <w:sz w:val="20"/>
-              </w:rPr>
-              <w:t>0</w:t>
-            </w:r>
-          </w:p>
-        </w:tc>
-        <w:tc>
-          <w:tcPr>
-            <w:tcW w:type="dxa" w:w="977"/>
-          </w:tcPr>
-          <w:p>
-            <w:pPr>
-              <w:spacing w:before="0" w:after="0" w:line="240" w:lineRule="auto"/>
-              <w:ind w:firstLine="0"/>
-              <w:jc w:val="center"/>
-            </w:pPr>
-            <w:r>
-              <w:rPr>
-                <w:rFonts w:ascii="Times New Roman" w:hAnsi="Times New Roman" w:eastAsia="Times New Roman" w:cs="Times New Roman"/>
-                <w:b w:val="0"/>
-                <w:sz w:val="20"/>
-              </w:rPr>
-              <w:t>40,5</w:t>
-            </w:r>
-          </w:p>
-        </w:tc>
-      </w:tr>
-      <w:tr>
-        <w:tc>
-          <w:tcPr>
-            <w:tcW w:type="dxa" w:w="4889"/>
-          </w:tcPr>
-          <w:p>
-            <w:pPr>
-              <w:spacing w:before="0" w:after="0" w:line="240" w:lineRule="auto"/>
-              <w:ind w:firstLine="0"/>
-              <w:jc w:val="left"/>
-            </w:pPr>
-            <w:r>
-              <w:rPr>
-                <w:rFonts w:ascii="Times New Roman" w:hAnsi="Times New Roman" w:eastAsia="Times New Roman" w:cs="Times New Roman"/>
-                <w:b w:val="0"/>
-                <w:sz w:val="20"/>
-              </w:rPr>
-              <w:t xml:space="preserve">   тема 1.1. Командная строка и файловая система Linux</w:t>
-            </w:r>
-          </w:p>
-        </w:tc>
-        <w:tc>
-          <w:tcPr>
-            <w:tcW w:type="dxa" w:w="977"/>
-          </w:tcPr>
-          <w:p>
-            <w:pPr>
-              <w:spacing w:before="0" w:after="0" w:line="240" w:lineRule="auto"/>
-              <w:ind w:firstLine="0"/>
-              <w:jc w:val="center"/>
-            </w:pPr>
-            <w:r>
-              <w:rPr>
-                <w:rFonts w:ascii="Times New Roman" w:hAnsi="Times New Roman" w:eastAsia="Times New Roman" w:cs="Times New Roman"/>
-                <w:b w:val="0"/>
-                <w:sz w:val="20"/>
-              </w:rPr>
-              <w:t>10,5</w:t>
-            </w:r>
-          </w:p>
-        </w:tc>
-        <w:tc>
-          <w:tcPr>
-            <w:tcW w:type="dxa" w:w="977"/>
-          </w:tcPr>
-          <w:p>
-            <w:pPr>
-              <w:spacing w:before="0" w:after="0" w:line="240" w:lineRule="auto"/>
-              <w:ind w:firstLine="0"/>
-              <w:jc w:val="center"/>
-            </w:pPr>
-            <w:r>
-              <w:rPr>
-                <w:rFonts w:ascii="Times New Roman" w:hAnsi="Times New Roman" w:eastAsia="Times New Roman" w:cs="Times New Roman"/>
-                <w:b w:val="0"/>
-                <w:sz w:val="20"/>
-              </w:rPr>
-              <w:t>0</w:t>
-            </w:r>
-          </w:p>
-        </w:tc>
-        <w:tc>
-          <w:tcPr>
-            <w:tcW w:type="dxa" w:w="977"/>
-          </w:tcPr>
-          <w:p>
-            <w:pPr>
-              <w:spacing w:before="0" w:after="0" w:line="240" w:lineRule="auto"/>
-              <w:ind w:firstLine="0"/>
-              <w:jc w:val="center"/>
-            </w:pPr>
-            <w:r>
-              <w:rPr>
-                <w:rFonts w:ascii="Times New Roman" w:hAnsi="Times New Roman" w:eastAsia="Times New Roman" w:cs="Times New Roman"/>
-                <w:b w:val="0"/>
-                <w:sz w:val="20"/>
-              </w:rPr>
-              <w:t>0</w:t>
-            </w:r>
-          </w:p>
-        </w:tc>
-        <w:tc>
-          <w:tcPr>
-            <w:tcW w:type="dxa" w:w="977"/>
-          </w:tcPr>
-          <w:p>
-            <w:pPr>
-              <w:spacing w:before="0" w:after="0" w:line="240" w:lineRule="auto"/>
-              <w:ind w:firstLine="0"/>
-              <w:jc w:val="center"/>
-            </w:pPr>
-            <w:r>
-              <w:rPr>
-                <w:rFonts w:ascii="Times New Roman" w:hAnsi="Times New Roman" w:eastAsia="Times New Roman" w:cs="Times New Roman"/>
-                <w:b w:val="0"/>
-                <w:sz w:val="20"/>
-              </w:rPr>
-              <w:t>0</w:t>
-            </w:r>
-          </w:p>
-        </w:tc>
-        <w:tc>
-          <w:tcPr>
-            <w:tcW w:type="dxa" w:w="977"/>
-          </w:tcPr>
-          <w:p>
-            <w:pPr>
-              <w:spacing w:before="0" w:after="0" w:line="240" w:lineRule="auto"/>
-              <w:ind w:firstLine="0"/>
-              <w:jc w:val="center"/>
-            </w:pPr>
-            <w:r>
-              <w:rPr>
-                <w:rFonts w:ascii="Times New Roman" w:hAnsi="Times New Roman" w:eastAsia="Times New Roman" w:cs="Times New Roman"/>
-                <w:b w:val="0"/>
-                <w:sz w:val="20"/>
-              </w:rPr>
-              <w:t>10,5</w:t>
-            </w:r>
-          </w:p>
-        </w:tc>
-      </w:tr>
-      <w:tr>
-        <w:tc>
-          <w:tcPr>
-            <w:tcW w:type="dxa" w:w="4889"/>
-          </w:tcPr>
-          <w:p>
-            <w:pPr>
-              <w:spacing w:before="0" w:after="0" w:line="240" w:lineRule="auto"/>
-              <w:ind w:firstLine="0"/>
-              <w:jc w:val="left"/>
-            </w:pPr>
-            <w:r>
-              <w:rPr>
-                <w:rFonts w:ascii="Times New Roman" w:hAnsi="Times New Roman" w:eastAsia="Times New Roman" w:cs="Times New Roman"/>
-                <w:b w:val="0"/>
-                <w:sz w:val="20"/>
-              </w:rPr>
-              <w:t xml:space="preserve">   тема 1.2. Пользователи, права и процессы</w:t>
-            </w:r>
-          </w:p>
-        </w:tc>
-        <w:tc>
-          <w:tcPr>
-            <w:tcW w:type="dxa" w:w="977"/>
-          </w:tcPr>
-          <w:p>
-            <w:pPr>
-              <w:spacing w:before="0" w:after="0" w:line="240" w:lineRule="auto"/>
-              <w:ind w:firstLine="0"/>
-              <w:jc w:val="center"/>
-            </w:pPr>
-            <w:r>
-              <w:rPr>
-                <w:rFonts w:ascii="Times New Roman" w:hAnsi="Times New Roman" w:eastAsia="Times New Roman" w:cs="Times New Roman"/>
-                <w:b w:val="0"/>
-                <w:sz w:val="20"/>
-              </w:rPr>
-              <w:t>10</w:t>
-            </w:r>
-          </w:p>
-        </w:tc>
-        <w:tc>
-          <w:tcPr>
-            <w:tcW w:type="dxa" w:w="977"/>
-          </w:tcPr>
-          <w:p>
-            <w:pPr>
-              <w:spacing w:before="0" w:after="0" w:line="240" w:lineRule="auto"/>
-              <w:ind w:firstLine="0"/>
-              <w:jc w:val="center"/>
-            </w:pPr>
-            <w:r>
-              <w:rPr>
-                <w:rFonts w:ascii="Times New Roman" w:hAnsi="Times New Roman" w:eastAsia="Times New Roman" w:cs="Times New Roman"/>
-                <w:b w:val="0"/>
-                <w:sz w:val="20"/>
-              </w:rPr>
-              <w:t>0</w:t>
-            </w:r>
-          </w:p>
-        </w:tc>
-        <w:tc>
-          <w:tcPr>
-            <w:tcW w:type="dxa" w:w="977"/>
-          </w:tcPr>
-          <w:p>
-            <w:pPr>
-              <w:spacing w:before="0" w:after="0" w:line="240" w:lineRule="auto"/>
-              <w:ind w:firstLine="0"/>
-              <w:jc w:val="center"/>
-            </w:pPr>
-            <w:r>
-              <w:rPr>
-                <w:rFonts w:ascii="Times New Roman" w:hAnsi="Times New Roman" w:eastAsia="Times New Roman" w:cs="Times New Roman"/>
-                <w:b w:val="0"/>
-                <w:sz w:val="20"/>
-              </w:rPr>
-              <w:t>0</w:t>
-            </w:r>
-          </w:p>
-        </w:tc>
-        <w:tc>
-          <w:tcPr>
-            <w:tcW w:type="dxa" w:w="977"/>
-          </w:tcPr>
-          <w:p>
-            <w:pPr>
-              <w:spacing w:before="0" w:after="0" w:line="240" w:lineRule="auto"/>
-              <w:ind w:firstLine="0"/>
-              <w:jc w:val="center"/>
-            </w:pPr>
-            <w:r>
-              <w:rPr>
-                <w:rFonts w:ascii="Times New Roman" w:hAnsi="Times New Roman" w:eastAsia="Times New Roman" w:cs="Times New Roman"/>
-                <w:b w:val="0"/>
-                <w:sz w:val="20"/>
-              </w:rPr>
-              <w:t>0</w:t>
-            </w:r>
-          </w:p>
-        </w:tc>
-        <w:tc>
-          <w:tcPr>
-            <w:tcW w:type="dxa" w:w="977"/>
-          </w:tcPr>
-          <w:p>
-            <w:pPr>
-              <w:spacing w:before="0" w:after="0" w:line="240" w:lineRule="auto"/>
-              <w:ind w:firstLine="0"/>
-              <w:jc w:val="center"/>
-            </w:pPr>
-            <w:r>
-              <w:rPr>
-                <w:rFonts w:ascii="Times New Roman" w:hAnsi="Times New Roman" w:eastAsia="Times New Roman" w:cs="Times New Roman"/>
-                <w:b w:val="0"/>
-                <w:sz w:val="20"/>
-              </w:rPr>
-              <w:t>10</w:t>
-            </w:r>
-          </w:p>
-        </w:tc>
-      </w:tr>
-      <w:tr>
-        <w:tc>
-          <w:tcPr>
-            <w:tcW w:type="dxa" w:w="4889"/>
-          </w:tcPr>
-          <w:p>
-            <w:pPr>
-              <w:spacing w:before="0" w:after="0" w:line="240" w:lineRule="auto"/>
-              <w:ind w:firstLine="0"/>
-              <w:jc w:val="left"/>
-            </w:pPr>
-            <w:r>
-              <w:rPr>
-                <w:rFonts w:ascii="Times New Roman" w:hAnsi="Times New Roman" w:eastAsia="Times New Roman" w:cs="Times New Roman"/>
-                <w:b w:val="0"/>
-                <w:sz w:val="20"/>
-              </w:rPr>
-              <w:t xml:space="preserve">   тема 1.3. Пакеты, службы и журналы</w:t>
-            </w:r>
-          </w:p>
-        </w:tc>
-        <w:tc>
-          <w:tcPr>
-            <w:tcW w:type="dxa" w:w="977"/>
-          </w:tcPr>
-          <w:p>
-            <w:pPr>
-              <w:spacing w:before="0" w:after="0" w:line="240" w:lineRule="auto"/>
-              <w:ind w:firstLine="0"/>
-              <w:jc w:val="center"/>
-            </w:pPr>
-            <w:r>
-              <w:rPr>
-                <w:rFonts w:ascii="Times New Roman" w:hAnsi="Times New Roman" w:eastAsia="Times New Roman" w:cs="Times New Roman"/>
-                <w:b w:val="0"/>
-                <w:sz w:val="20"/>
-              </w:rPr>
-              <w:t>10</w:t>
-            </w:r>
-          </w:p>
-        </w:tc>
-        <w:tc>
-          <w:tcPr>
-            <w:tcW w:type="dxa" w:w="977"/>
-          </w:tcPr>
-          <w:p>
-            <w:pPr>
-              <w:spacing w:before="0" w:after="0" w:line="240" w:lineRule="auto"/>
-              <w:ind w:firstLine="0"/>
-              <w:jc w:val="center"/>
-            </w:pPr>
-            <w:r>
-              <w:rPr>
-                <w:rFonts w:ascii="Times New Roman" w:hAnsi="Times New Roman" w:eastAsia="Times New Roman" w:cs="Times New Roman"/>
-                <w:b w:val="0"/>
-                <w:sz w:val="20"/>
-              </w:rPr>
-              <w:t>0</w:t>
-            </w:r>
-          </w:p>
-        </w:tc>
-        <w:tc>
-          <w:tcPr>
-            <w:tcW w:type="dxa" w:w="977"/>
-          </w:tcPr>
-          <w:p>
-            <w:pPr>
-              <w:spacing w:before="0" w:after="0" w:line="240" w:lineRule="auto"/>
-              <w:ind w:firstLine="0"/>
-              <w:jc w:val="center"/>
-            </w:pPr>
-            <w:r>
-              <w:rPr>
-                <w:rFonts w:ascii="Times New Roman" w:hAnsi="Times New Roman" w:eastAsia="Times New Roman" w:cs="Times New Roman"/>
-                <w:b w:val="0"/>
-                <w:sz w:val="20"/>
-              </w:rPr>
-              <w:t>0</w:t>
-            </w:r>
-          </w:p>
-        </w:tc>
-        <w:tc>
-          <w:tcPr>
-            <w:tcW w:type="dxa" w:w="977"/>
-          </w:tcPr>
-          <w:p>
-            <w:pPr>
-              <w:spacing w:before="0" w:after="0" w:line="240" w:lineRule="auto"/>
-              <w:ind w:firstLine="0"/>
-              <w:jc w:val="center"/>
-            </w:pPr>
-            <w:r>
-              <w:rPr>
-                <w:rFonts w:ascii="Times New Roman" w:hAnsi="Times New Roman" w:eastAsia="Times New Roman" w:cs="Times New Roman"/>
-                <w:b w:val="0"/>
-                <w:sz w:val="20"/>
-              </w:rPr>
-              <w:t>0</w:t>
-            </w:r>
-          </w:p>
-        </w:tc>
-        <w:tc>
-          <w:tcPr>
-            <w:tcW w:type="dxa" w:w="977"/>
-          </w:tcPr>
-          <w:p>
-            <w:pPr>
-              <w:spacing w:before="0" w:after="0" w:line="240" w:lineRule="auto"/>
-              <w:ind w:firstLine="0"/>
-              <w:jc w:val="center"/>
-            </w:pPr>
-            <w:r>
-              <w:rPr>
-                <w:rFonts w:ascii="Times New Roman" w:hAnsi="Times New Roman" w:eastAsia="Times New Roman" w:cs="Times New Roman"/>
-                <w:b w:val="0"/>
-                <w:sz w:val="20"/>
-              </w:rPr>
-              <w:t>10</w:t>
-            </w:r>
-          </w:p>
-        </w:tc>
-      </w:tr>
-      <w:tr>
-        <w:tc>
-          <w:tcPr>
-            <w:tcW w:type="dxa" w:w="4889"/>
-          </w:tcPr>
-          <w:p>
-            <w:pPr>
-              <w:spacing w:before="0" w:after="0" w:line="240" w:lineRule="auto"/>
-              <w:ind w:firstLine="0"/>
-              <w:jc w:val="left"/>
-            </w:pPr>
-            <w:r>
-              <w:rPr>
-                <w:rFonts w:ascii="Times New Roman" w:hAnsi="Times New Roman" w:eastAsia="Times New Roman" w:cs="Times New Roman"/>
-                <w:b w:val="0"/>
-                <w:sz w:val="20"/>
-              </w:rPr>
-              <w:t xml:space="preserve">   тема 1.4. Скрипты для рутинных задач</w:t>
-            </w:r>
-          </w:p>
-        </w:tc>
-        <w:tc>
-          <w:tcPr>
-            <w:tcW w:type="dxa" w:w="977"/>
-          </w:tcPr>
-          <w:p>
-            <w:pPr>
-              <w:spacing w:before="0" w:after="0" w:line="240" w:lineRule="auto"/>
-              <w:ind w:firstLine="0"/>
-              <w:jc w:val="center"/>
-            </w:pPr>
-            <w:r>
-              <w:rPr>
-                <w:rFonts w:ascii="Times New Roman" w:hAnsi="Times New Roman" w:eastAsia="Times New Roman" w:cs="Times New Roman"/>
-                <w:b w:val="0"/>
-                <w:sz w:val="20"/>
-              </w:rPr>
-              <w:t>10</w:t>
-            </w:r>
-          </w:p>
-        </w:tc>
-        <w:tc>
-          <w:tcPr>
-            <w:tcW w:type="dxa" w:w="977"/>
-          </w:tcPr>
-          <w:p>
-            <w:pPr>
-              <w:spacing w:before="0" w:after="0" w:line="240" w:lineRule="auto"/>
-              <w:ind w:firstLine="0"/>
-              <w:jc w:val="center"/>
-            </w:pPr>
-            <w:r>
-              <w:rPr>
-                <w:rFonts w:ascii="Times New Roman" w:hAnsi="Times New Roman" w:eastAsia="Times New Roman" w:cs="Times New Roman"/>
-                <w:b w:val="0"/>
-                <w:sz w:val="20"/>
-              </w:rPr>
-              <w:t>0</w:t>
-            </w:r>
-          </w:p>
-        </w:tc>
-        <w:tc>
-          <w:tcPr>
-            <w:tcW w:type="dxa" w:w="977"/>
-          </w:tcPr>
-          <w:p>
-            <w:pPr>
-              <w:spacing w:before="0" w:after="0" w:line="240" w:lineRule="auto"/>
-              <w:ind w:firstLine="0"/>
-              <w:jc w:val="center"/>
-            </w:pPr>
-            <w:r>
-              <w:rPr>
-                <w:rFonts w:ascii="Times New Roman" w:hAnsi="Times New Roman" w:eastAsia="Times New Roman" w:cs="Times New Roman"/>
-                <w:b w:val="0"/>
-                <w:sz w:val="20"/>
-              </w:rPr>
-              <w:t>0</w:t>
-            </w:r>
-          </w:p>
-        </w:tc>
-        <w:tc>
-          <w:tcPr>
-            <w:tcW w:type="dxa" w:w="977"/>
-          </w:tcPr>
-          <w:p>
-            <w:pPr>
-              <w:spacing w:before="0" w:after="0" w:line="240" w:lineRule="auto"/>
-              <w:ind w:firstLine="0"/>
-              <w:jc w:val="center"/>
-            </w:pPr>
-            <w:r>
-              <w:rPr>
-                <w:rFonts w:ascii="Times New Roman" w:hAnsi="Times New Roman" w:eastAsia="Times New Roman" w:cs="Times New Roman"/>
-                <w:b w:val="0"/>
-                <w:sz w:val="20"/>
-              </w:rPr>
-              <w:t>0</w:t>
-            </w:r>
-          </w:p>
-        </w:tc>
-        <w:tc>
-          <w:tcPr>
-            <w:tcW w:type="dxa" w:w="977"/>
-          </w:tcPr>
-          <w:p>
-            <w:pPr>
-              <w:spacing w:before="0" w:after="0" w:line="240" w:lineRule="auto"/>
-              <w:ind w:firstLine="0"/>
-              <w:jc w:val="center"/>
-            </w:pPr>
-            <w:r>
-              <w:rPr>
-                <w:rFonts w:ascii="Times New Roman" w:hAnsi="Times New Roman" w:eastAsia="Times New Roman" w:cs="Times New Roman"/>
-                <w:b w:val="0"/>
-                <w:sz w:val="20"/>
-              </w:rPr>
-              <w:t>10</w:t>
-            </w:r>
-          </w:p>
-        </w:tc>
-      </w:tr>
-      <w:tr>
-        <w:tc>
-          <w:tcPr>
-            <w:tcW w:type="dxa" w:w="4889"/>
-          </w:tcPr>
-          <w:p>
-            <w:pPr>
-              <w:spacing w:before="0" w:after="0" w:line="240" w:lineRule="auto"/>
-              <w:ind w:firstLine="0"/>
-              <w:jc w:val="left"/>
-            </w:pPr>
-            <w:r>
-              <w:rPr>
-                <w:rFonts w:ascii="Times New Roman" w:hAnsi="Times New Roman" w:eastAsia="Times New Roman" w:cs="Times New Roman"/>
-                <w:b w:val="0"/>
-                <w:sz w:val="20"/>
-              </w:rPr>
-              <w:t>Модуль 2. Сети и сетевые службы</w:t>
-            </w:r>
-          </w:p>
-        </w:tc>
-        <w:tc>
-          <w:tcPr>
-            <w:tcW w:type="dxa" w:w="977"/>
-          </w:tcPr>
-          <w:p>
-            <w:pPr>
-              <w:spacing w:before="0" w:after="0" w:line="240" w:lineRule="auto"/>
-              <w:ind w:firstLine="0"/>
-              <w:jc w:val="center"/>
-            </w:pPr>
-            <w:r>
-              <w:rPr>
-                <w:rFonts w:ascii="Times New Roman" w:hAnsi="Times New Roman" w:eastAsia="Times New Roman" w:cs="Times New Roman"/>
-                <w:b w:val="0"/>
-                <w:sz w:val="20"/>
-              </w:rPr>
-              <w:t>40</w:t>
-            </w:r>
-          </w:p>
-        </w:tc>
-        <w:tc>
-          <w:tcPr>
-            <w:tcW w:type="dxa" w:w="977"/>
-          </w:tcPr>
-          <w:p>
-            <w:pPr>
-              <w:spacing w:before="0" w:after="0" w:line="240" w:lineRule="auto"/>
-              <w:ind w:firstLine="0"/>
-              <w:jc w:val="center"/>
-            </w:pPr>
-            <w:r>
-              <w:rPr>
-                <w:rFonts w:ascii="Times New Roman" w:hAnsi="Times New Roman" w:eastAsia="Times New Roman" w:cs="Times New Roman"/>
-                <w:b w:val="0"/>
-                <w:sz w:val="20"/>
-              </w:rPr>
-              <w:t>0</w:t>
-            </w:r>
-          </w:p>
-        </w:tc>
-        <w:tc>
-          <w:tcPr>
-            <w:tcW w:type="dxa" w:w="977"/>
-          </w:tcPr>
-          <w:p>
-            <w:pPr>
-              <w:spacing w:before="0" w:after="0" w:line="240" w:lineRule="auto"/>
-              <w:ind w:firstLine="0"/>
-              <w:jc w:val="center"/>
-            </w:pPr>
-            <w:r>
-              <w:rPr>
-                <w:rFonts w:ascii="Times New Roman" w:hAnsi="Times New Roman" w:eastAsia="Times New Roman" w:cs="Times New Roman"/>
-                <w:b w:val="0"/>
-                <w:sz w:val="20"/>
-              </w:rPr>
-              <w:t>0</w:t>
-            </w:r>
-          </w:p>
-        </w:tc>
-        <w:tc>
-          <w:tcPr>
-            <w:tcW w:type="dxa" w:w="977"/>
-          </w:tcPr>
-          <w:p>
-            <w:pPr>
-              <w:spacing w:before="0" w:after="0" w:line="240" w:lineRule="auto"/>
-              <w:ind w:firstLine="0"/>
-              <w:jc w:val="center"/>
-            </w:pPr>
-            <w:r>
-              <w:rPr>
-                <w:rFonts w:ascii="Times New Roman" w:hAnsi="Times New Roman" w:eastAsia="Times New Roman" w:cs="Times New Roman"/>
-                <w:b w:val="0"/>
-                <w:sz w:val="20"/>
-              </w:rPr>
-              <w:t>0</w:t>
-            </w:r>
-          </w:p>
-        </w:tc>
-        <w:tc>
-          <w:tcPr>
-            <w:tcW w:type="dxa" w:w="977"/>
-          </w:tcPr>
-          <w:p>
-            <w:pPr>
-              <w:spacing w:before="0" w:after="0" w:line="240" w:lineRule="auto"/>
-              <w:ind w:firstLine="0"/>
-              <w:jc w:val="center"/>
-            </w:pPr>
-            <w:r>
-              <w:rPr>
-                <w:rFonts w:ascii="Times New Roman" w:hAnsi="Times New Roman" w:eastAsia="Times New Roman" w:cs="Times New Roman"/>
-                <w:b w:val="0"/>
-                <w:sz w:val="20"/>
-              </w:rPr>
-              <w:t>40</w:t>
-            </w:r>
-          </w:p>
-        </w:tc>
-      </w:tr>
-      <w:tr>
-        <w:tc>
-          <w:tcPr>
-            <w:tcW w:type="dxa" w:w="4889"/>
-          </w:tcPr>
-          <w:p>
-            <w:pPr>
-              <w:spacing w:before="0" w:after="0" w:line="240" w:lineRule="auto"/>
-              <w:ind w:firstLine="0"/>
-              <w:jc w:val="left"/>
-            </w:pPr>
-            <w:r>
-              <w:rPr>
-                <w:rFonts w:ascii="Times New Roman" w:hAnsi="Times New Roman" w:eastAsia="Times New Roman" w:cs="Times New Roman"/>
-                <w:b w:val="0"/>
-                <w:sz w:val="20"/>
-              </w:rPr>
-              <w:t xml:space="preserve">   тема 2.1. Адресация и маршрутизация</w:t>
-            </w:r>
-          </w:p>
-        </w:tc>
-        <w:tc>
-          <w:tcPr>
-            <w:tcW w:type="dxa" w:w="977"/>
-          </w:tcPr>
-          <w:p>
-            <w:pPr>
-              <w:spacing w:before="0" w:after="0" w:line="240" w:lineRule="auto"/>
-              <w:ind w:firstLine="0"/>
-              <w:jc w:val="center"/>
-            </w:pPr>
-            <w:r>
-              <w:rPr>
-                <w:rFonts w:ascii="Times New Roman" w:hAnsi="Times New Roman" w:eastAsia="Times New Roman" w:cs="Times New Roman"/>
-                <w:b w:val="0"/>
-                <w:sz w:val="20"/>
-              </w:rPr>
-              <w:t>10</w:t>
-            </w:r>
-          </w:p>
-        </w:tc>
-        <w:tc>
-          <w:tcPr>
-            <w:tcW w:type="dxa" w:w="977"/>
-          </w:tcPr>
-          <w:p>
-            <w:pPr>
-              <w:spacing w:before="0" w:after="0" w:line="240" w:lineRule="auto"/>
-              <w:ind w:firstLine="0"/>
-              <w:jc w:val="center"/>
-            </w:pPr>
-            <w:r>
-              <w:rPr>
-                <w:rFonts w:ascii="Times New Roman" w:hAnsi="Times New Roman" w:eastAsia="Times New Roman" w:cs="Times New Roman"/>
-                <w:b w:val="0"/>
-                <w:sz w:val="20"/>
-              </w:rPr>
-              <w:t>0</w:t>
-            </w:r>
-          </w:p>
-        </w:tc>
-        <w:tc>
-          <w:tcPr>
-            <w:tcW w:type="dxa" w:w="977"/>
-          </w:tcPr>
-          <w:p>
-            <w:pPr>
-              <w:spacing w:before="0" w:after="0" w:line="240" w:lineRule="auto"/>
-              <w:ind w:firstLine="0"/>
-              <w:jc w:val="center"/>
-            </w:pPr>
-            <w:r>
-              <w:rPr>
-                <w:rFonts w:ascii="Times New Roman" w:hAnsi="Times New Roman" w:eastAsia="Times New Roman" w:cs="Times New Roman"/>
-                <w:b w:val="0"/>
-                <w:sz w:val="20"/>
-              </w:rPr>
-              <w:t>0</w:t>
-            </w:r>
-          </w:p>
-        </w:tc>
-        <w:tc>
-          <w:tcPr>
-            <w:tcW w:type="dxa" w:w="977"/>
-          </w:tcPr>
-          <w:p>
-            <w:pPr>
-              <w:spacing w:before="0" w:after="0" w:line="240" w:lineRule="auto"/>
-              <w:ind w:firstLine="0"/>
-              <w:jc w:val="center"/>
-            </w:pPr>
-            <w:r>
-              <w:rPr>
-                <w:rFonts w:ascii="Times New Roman" w:hAnsi="Times New Roman" w:eastAsia="Times New Roman" w:cs="Times New Roman"/>
-                <w:b w:val="0"/>
-                <w:sz w:val="20"/>
-              </w:rPr>
-              <w:t>0</w:t>
-            </w:r>
-          </w:p>
-        </w:tc>
-        <w:tc>
-          <w:tcPr>
-            <w:tcW w:type="dxa" w:w="977"/>
-          </w:tcPr>
-          <w:p>
-            <w:pPr>
-              <w:spacing w:before="0" w:after="0" w:line="240" w:lineRule="auto"/>
-              <w:ind w:firstLine="0"/>
-              <w:jc w:val="center"/>
-            </w:pPr>
-            <w:r>
-              <w:rPr>
-                <w:rFonts w:ascii="Times New Roman" w:hAnsi="Times New Roman" w:eastAsia="Times New Roman" w:cs="Times New Roman"/>
-                <w:b w:val="0"/>
-                <w:sz w:val="20"/>
-              </w:rPr>
-              <w:t>10</w:t>
-            </w:r>
-          </w:p>
-        </w:tc>
-      </w:tr>
-      <w:tr>
-        <w:tc>
-          <w:tcPr>
-            <w:tcW w:type="dxa" w:w="4889"/>
-          </w:tcPr>
-          <w:p>
-            <w:pPr>
-              <w:spacing w:before="0" w:after="0" w:line="240" w:lineRule="auto"/>
-              <w:ind w:firstLine="0"/>
-              <w:jc w:val="left"/>
-            </w:pPr>
-            <w:r>
-              <w:rPr>
-                <w:rFonts w:ascii="Times New Roman" w:hAnsi="Times New Roman" w:eastAsia="Times New Roman" w:cs="Times New Roman"/>
-                <w:b w:val="0"/>
-                <w:sz w:val="20"/>
-              </w:rPr>
-              <w:t xml:space="preserve">   тема 2.2. Службы имён и распределение адресов</w:t>
-            </w:r>
-          </w:p>
-        </w:tc>
-        <w:tc>
-          <w:tcPr>
-            <w:tcW w:type="dxa" w:w="977"/>
-          </w:tcPr>
-          <w:p>
-            <w:pPr>
-              <w:spacing w:before="0" w:after="0" w:line="240" w:lineRule="auto"/>
-              <w:ind w:firstLine="0"/>
-              <w:jc w:val="center"/>
-            </w:pPr>
-            <w:r>
-              <w:rPr>
-                <w:rFonts w:ascii="Times New Roman" w:hAnsi="Times New Roman" w:eastAsia="Times New Roman" w:cs="Times New Roman"/>
-                <w:b w:val="0"/>
-                <w:sz w:val="20"/>
-              </w:rPr>
-              <w:t>10</w:t>
-            </w:r>
-          </w:p>
-        </w:tc>
-        <w:tc>
-          <w:tcPr>
-            <w:tcW w:type="dxa" w:w="977"/>
-          </w:tcPr>
-          <w:p>
-            <w:pPr>
-              <w:spacing w:before="0" w:after="0" w:line="240" w:lineRule="auto"/>
-              <w:ind w:firstLine="0"/>
-              <w:jc w:val="center"/>
-            </w:pPr>
-            <w:r>
-              <w:rPr>
-                <w:rFonts w:ascii="Times New Roman" w:hAnsi="Times New Roman" w:eastAsia="Times New Roman" w:cs="Times New Roman"/>
-                <w:b w:val="0"/>
-                <w:sz w:val="20"/>
-              </w:rPr>
-              <w:t>0</w:t>
-            </w:r>
-          </w:p>
-        </w:tc>
-        <w:tc>
-          <w:tcPr>
-            <w:tcW w:type="dxa" w:w="977"/>
-          </w:tcPr>
-          <w:p>
-            <w:pPr>
-              <w:spacing w:before="0" w:after="0" w:line="240" w:lineRule="auto"/>
-              <w:ind w:firstLine="0"/>
-              <w:jc w:val="center"/>
-            </w:pPr>
-            <w:r>
-              <w:rPr>
-                <w:rFonts w:ascii="Times New Roman" w:hAnsi="Times New Roman" w:eastAsia="Times New Roman" w:cs="Times New Roman"/>
-                <w:b w:val="0"/>
-                <w:sz w:val="20"/>
-              </w:rPr>
-              <w:t>0</w:t>
-            </w:r>
-          </w:p>
-        </w:tc>
-        <w:tc>
-          <w:tcPr>
-            <w:tcW w:type="dxa" w:w="977"/>
-          </w:tcPr>
-          <w:p>
-            <w:pPr>
-              <w:spacing w:before="0" w:after="0" w:line="240" w:lineRule="auto"/>
-              <w:ind w:firstLine="0"/>
-              <w:jc w:val="center"/>
-            </w:pPr>
-            <w:r>
-              <w:rPr>
-                <w:rFonts w:ascii="Times New Roman" w:hAnsi="Times New Roman" w:eastAsia="Times New Roman" w:cs="Times New Roman"/>
-                <w:b w:val="0"/>
-                <w:sz w:val="20"/>
-              </w:rPr>
-              <w:t>0</w:t>
-            </w:r>
-          </w:p>
-        </w:tc>
-        <w:tc>
-          <w:tcPr>
-            <w:tcW w:type="dxa" w:w="977"/>
-          </w:tcPr>
-          <w:p>
-            <w:pPr>
-              <w:spacing w:before="0" w:after="0" w:line="240" w:lineRule="auto"/>
-              <w:ind w:firstLine="0"/>
-              <w:jc w:val="center"/>
-            </w:pPr>
-            <w:r>
-              <w:rPr>
-                <w:rFonts w:ascii="Times New Roman" w:hAnsi="Times New Roman" w:eastAsia="Times New Roman" w:cs="Times New Roman"/>
-                <w:b w:val="0"/>
-                <w:sz w:val="20"/>
-              </w:rPr>
-              <w:t>10</w:t>
-            </w:r>
-          </w:p>
-        </w:tc>
-      </w:tr>
-      <w:tr>
-        <w:tc>
-          <w:tcPr>
-            <w:tcW w:type="dxa" w:w="4889"/>
-          </w:tcPr>
-          <w:p>
-            <w:pPr>
-              <w:spacing w:before="0" w:after="0" w:line="240" w:lineRule="auto"/>
-              <w:ind w:firstLine="0"/>
-              <w:jc w:val="left"/>
-            </w:pPr>
-            <w:r>
-              <w:rPr>
-                <w:rFonts w:ascii="Times New Roman" w:hAnsi="Times New Roman" w:eastAsia="Times New Roman" w:cs="Times New Roman"/>
-                <w:b w:val="0"/>
-                <w:sz w:val="20"/>
-              </w:rPr>
-              <w:t xml:space="preserve">   тема 2.3. Балансировка нагрузки и обратный прокси</w:t>
-            </w:r>
-          </w:p>
-        </w:tc>
-        <w:tc>
-          <w:tcPr>
-            <w:tcW w:type="dxa" w:w="977"/>
-          </w:tcPr>
-          <w:p>
-            <w:pPr>
-              <w:spacing w:before="0" w:after="0" w:line="240" w:lineRule="auto"/>
-              <w:ind w:firstLine="0"/>
-              <w:jc w:val="center"/>
-            </w:pPr>
-            <w:r>
-              <w:rPr>
-                <w:rFonts w:ascii="Times New Roman" w:hAnsi="Times New Roman" w:eastAsia="Times New Roman" w:cs="Times New Roman"/>
-                <w:b w:val="0"/>
-                <w:sz w:val="20"/>
-              </w:rPr>
-              <w:t>10</w:t>
-            </w:r>
-          </w:p>
-        </w:tc>
-        <w:tc>
-          <w:tcPr>
-            <w:tcW w:type="dxa" w:w="977"/>
-          </w:tcPr>
-          <w:p>
-            <w:pPr>
-              <w:spacing w:before="0" w:after="0" w:line="240" w:lineRule="auto"/>
-              <w:ind w:firstLine="0"/>
-              <w:jc w:val="center"/>
-            </w:pPr>
-            <w:r>
-              <w:rPr>
-                <w:rFonts w:ascii="Times New Roman" w:hAnsi="Times New Roman" w:eastAsia="Times New Roman" w:cs="Times New Roman"/>
-                <w:b w:val="0"/>
-                <w:sz w:val="20"/>
-              </w:rPr>
-              <w:t>0</w:t>
-            </w:r>
-          </w:p>
-        </w:tc>
-        <w:tc>
-          <w:tcPr>
-            <w:tcW w:type="dxa" w:w="977"/>
-          </w:tcPr>
-          <w:p>
-            <w:pPr>
-              <w:spacing w:before="0" w:after="0" w:line="240" w:lineRule="auto"/>
-              <w:ind w:firstLine="0"/>
-              <w:jc w:val="center"/>
-            </w:pPr>
-            <w:r>
-              <w:rPr>
-                <w:rFonts w:ascii="Times New Roman" w:hAnsi="Times New Roman" w:eastAsia="Times New Roman" w:cs="Times New Roman"/>
-                <w:b w:val="0"/>
-                <w:sz w:val="20"/>
-              </w:rPr>
-              <w:t>0</w:t>
-            </w:r>
-          </w:p>
-        </w:tc>
-        <w:tc>
-          <w:tcPr>
-            <w:tcW w:type="dxa" w:w="977"/>
-          </w:tcPr>
-          <w:p>
-            <w:pPr>
-              <w:spacing w:before="0" w:after="0" w:line="240" w:lineRule="auto"/>
-              <w:ind w:firstLine="0"/>
-              <w:jc w:val="center"/>
-            </w:pPr>
-            <w:r>
-              <w:rPr>
-                <w:rFonts w:ascii="Times New Roman" w:hAnsi="Times New Roman" w:eastAsia="Times New Roman" w:cs="Times New Roman"/>
-                <w:b w:val="0"/>
-                <w:sz w:val="20"/>
-              </w:rPr>
-              <w:t>0</w:t>
-            </w:r>
-          </w:p>
-        </w:tc>
-        <w:tc>
-          <w:tcPr>
-            <w:tcW w:type="dxa" w:w="977"/>
-          </w:tcPr>
-          <w:p>
-            <w:pPr>
-              <w:spacing w:before="0" w:after="0" w:line="240" w:lineRule="auto"/>
-              <w:ind w:firstLine="0"/>
-              <w:jc w:val="center"/>
-            </w:pPr>
-            <w:r>
-              <w:rPr>
-                <w:rFonts w:ascii="Times New Roman" w:hAnsi="Times New Roman" w:eastAsia="Times New Roman" w:cs="Times New Roman"/>
-                <w:b w:val="0"/>
-                <w:sz w:val="20"/>
-              </w:rPr>
-              <w:t>10</w:t>
-            </w:r>
-          </w:p>
-        </w:tc>
-      </w:tr>
-      <w:tr>
-        <w:tc>
-          <w:tcPr>
-            <w:tcW w:type="dxa" w:w="4889"/>
-          </w:tcPr>
-          <w:p>
-            <w:pPr>
-              <w:spacing w:before="0" w:after="0" w:line="240" w:lineRule="auto"/>
-              <w:ind w:firstLine="0"/>
-              <w:jc w:val="left"/>
-            </w:pPr>
-            <w:r>
-              <w:rPr>
-                <w:rFonts w:ascii="Times New Roman" w:hAnsi="Times New Roman" w:eastAsia="Times New Roman" w:cs="Times New Roman"/>
-                <w:b w:val="0"/>
-                <w:sz w:val="20"/>
-              </w:rPr>
-              <w:t xml:space="preserve">   тема 2.4. Диагностика сетевых неполадок</w:t>
-            </w:r>
-          </w:p>
-        </w:tc>
-        <w:tc>
-          <w:tcPr>
-            <w:tcW w:type="dxa" w:w="977"/>
-          </w:tcPr>
-          <w:p>
-            <w:pPr>
-              <w:spacing w:before="0" w:after="0" w:line="240" w:lineRule="auto"/>
-              <w:ind w:firstLine="0"/>
-              <w:jc w:val="center"/>
-            </w:pPr>
-            <w:r>
-              <w:rPr>
-                <w:rFonts w:ascii="Times New Roman" w:hAnsi="Times New Roman" w:eastAsia="Times New Roman" w:cs="Times New Roman"/>
-                <w:b w:val="0"/>
-                <w:sz w:val="20"/>
-              </w:rPr>
-              <w:t>10</w:t>
-            </w:r>
-          </w:p>
-        </w:tc>
-        <w:tc>
-          <w:tcPr>
-            <w:tcW w:type="dxa" w:w="977"/>
-          </w:tcPr>
-          <w:p>
-            <w:pPr>
-              <w:spacing w:before="0" w:after="0" w:line="240" w:lineRule="auto"/>
-              <w:ind w:firstLine="0"/>
-              <w:jc w:val="center"/>
-            </w:pPr>
-            <w:r>
-              <w:rPr>
-                <w:rFonts w:ascii="Times New Roman" w:hAnsi="Times New Roman" w:eastAsia="Times New Roman" w:cs="Times New Roman"/>
-                <w:b w:val="0"/>
-                <w:sz w:val="20"/>
-              </w:rPr>
-              <w:t>0</w:t>
-            </w:r>
-          </w:p>
-        </w:tc>
-        <w:tc>
-          <w:tcPr>
-            <w:tcW w:type="dxa" w:w="977"/>
-          </w:tcPr>
-          <w:p>
-            <w:pPr>
-              <w:spacing w:before="0" w:after="0" w:line="240" w:lineRule="auto"/>
-              <w:ind w:firstLine="0"/>
-              <w:jc w:val="center"/>
-            </w:pPr>
-            <w:r>
-              <w:rPr>
-                <w:rFonts w:ascii="Times New Roman" w:hAnsi="Times New Roman" w:eastAsia="Times New Roman" w:cs="Times New Roman"/>
-                <w:b w:val="0"/>
-                <w:sz w:val="20"/>
-              </w:rPr>
-              <w:t>0</w:t>
-            </w:r>
-          </w:p>
-        </w:tc>
-        <w:tc>
-          <w:tcPr>
-            <w:tcW w:type="dxa" w:w="977"/>
-          </w:tcPr>
-          <w:p>
-            <w:pPr>
-              <w:spacing w:before="0" w:after="0" w:line="240" w:lineRule="auto"/>
-              <w:ind w:firstLine="0"/>
-              <w:jc w:val="center"/>
-            </w:pPr>
-            <w:r>
-              <w:rPr>
-                <w:rFonts w:ascii="Times New Roman" w:hAnsi="Times New Roman" w:eastAsia="Times New Roman" w:cs="Times New Roman"/>
-                <w:b w:val="0"/>
-                <w:sz w:val="20"/>
-              </w:rPr>
-              <w:t>0</w:t>
-            </w:r>
-          </w:p>
-        </w:tc>
-        <w:tc>
-          <w:tcPr>
-            <w:tcW w:type="dxa" w:w="977"/>
-          </w:tcPr>
-          <w:p>
-            <w:pPr>
-              <w:spacing w:before="0" w:after="0" w:line="240" w:lineRule="auto"/>
-              <w:ind w:firstLine="0"/>
-              <w:jc w:val="center"/>
-            </w:pPr>
-            <w:r>
-              <w:rPr>
-                <w:rFonts w:ascii="Times New Roman" w:hAnsi="Times New Roman" w:eastAsia="Times New Roman" w:cs="Times New Roman"/>
-                <w:b w:val="0"/>
-                <w:sz w:val="20"/>
-              </w:rPr>
-              <w:t>10</w:t>
-            </w:r>
-          </w:p>
-        </w:tc>
-      </w:tr>
-      <w:tr>
-        <w:tc>
-          <w:tcPr>
-            <w:tcW w:type="dxa" w:w="4889"/>
-          </w:tcPr>
-          <w:p>
-            <w:pPr>
-              <w:spacing w:before="0" w:after="0" w:line="240" w:lineRule="auto"/>
-              <w:ind w:firstLine="0"/>
-              <w:jc w:val="left"/>
-            </w:pPr>
-            <w:r>
-              <w:rPr>
-                <w:rFonts w:ascii="Times New Roman" w:hAnsi="Times New Roman" w:eastAsia="Times New Roman" w:cs="Times New Roman"/>
-                <w:b w:val="0"/>
-                <w:sz w:val="20"/>
-              </w:rPr>
-              <w:t>Модуль 3. Контейнеризация</w:t>
-            </w:r>
-          </w:p>
-        </w:tc>
-        <w:tc>
-          <w:tcPr>
-            <w:tcW w:type="dxa" w:w="977"/>
-          </w:tcPr>
-          <w:p>
-            <w:pPr>
-              <w:spacing w:before="0" w:after="0" w:line="240" w:lineRule="auto"/>
-              <w:ind w:firstLine="0"/>
-              <w:jc w:val="center"/>
-            </w:pPr>
-            <w:r>
-              <w:rPr>
-                <w:rFonts w:ascii="Times New Roman" w:hAnsi="Times New Roman" w:eastAsia="Times New Roman" w:cs="Times New Roman"/>
-                <w:b w:val="0"/>
-                <w:sz w:val="20"/>
-              </w:rPr>
-              <w:t>40</w:t>
-            </w:r>
-          </w:p>
-        </w:tc>
-        <w:tc>
-          <w:tcPr>
-            <w:tcW w:type="dxa" w:w="977"/>
-          </w:tcPr>
-          <w:p>
-            <w:pPr>
-              <w:spacing w:before="0" w:after="0" w:line="240" w:lineRule="auto"/>
-              <w:ind w:firstLine="0"/>
-              <w:jc w:val="center"/>
-            </w:pPr>
-            <w:r>
-              <w:rPr>
-                <w:rFonts w:ascii="Times New Roman" w:hAnsi="Times New Roman" w:eastAsia="Times New Roman" w:cs="Times New Roman"/>
-                <w:b w:val="0"/>
-                <w:sz w:val="20"/>
-              </w:rPr>
-              <w:t>0</w:t>
-            </w:r>
-          </w:p>
-        </w:tc>
-        <w:tc>
-          <w:tcPr>
-            <w:tcW w:type="dxa" w:w="977"/>
-          </w:tcPr>
-          <w:p>
-            <w:pPr>
-              <w:spacing w:before="0" w:after="0" w:line="240" w:lineRule="auto"/>
-              <w:ind w:firstLine="0"/>
-              <w:jc w:val="center"/>
-            </w:pPr>
-            <w:r>
-              <w:rPr>
-                <w:rFonts w:ascii="Times New Roman" w:hAnsi="Times New Roman" w:eastAsia="Times New Roman" w:cs="Times New Roman"/>
-                <w:b w:val="0"/>
-                <w:sz w:val="20"/>
-              </w:rPr>
-              <w:t>0</w:t>
-            </w:r>
-          </w:p>
-        </w:tc>
-        <w:tc>
-          <w:tcPr>
-            <w:tcW w:type="dxa" w:w="977"/>
-          </w:tcPr>
-          <w:p>
-            <w:pPr>
-              <w:spacing w:before="0" w:after="0" w:line="240" w:lineRule="auto"/>
-              <w:ind w:firstLine="0"/>
-              <w:jc w:val="center"/>
-            </w:pPr>
-            <w:r>
-              <w:rPr>
-                <w:rFonts w:ascii="Times New Roman" w:hAnsi="Times New Roman" w:eastAsia="Times New Roman" w:cs="Times New Roman"/>
-                <w:b w:val="0"/>
-                <w:sz w:val="20"/>
-              </w:rPr>
-              <w:t>0</w:t>
-            </w:r>
-          </w:p>
-        </w:tc>
-        <w:tc>
-          <w:tcPr>
-            <w:tcW w:type="dxa" w:w="977"/>
-          </w:tcPr>
-          <w:p>
-            <w:pPr>
-              <w:spacing w:before="0" w:after="0" w:line="240" w:lineRule="auto"/>
-              <w:ind w:firstLine="0"/>
-              <w:jc w:val="center"/>
-            </w:pPr>
-            <w:r>
-              <w:rPr>
-                <w:rFonts w:ascii="Times New Roman" w:hAnsi="Times New Roman" w:eastAsia="Times New Roman" w:cs="Times New Roman"/>
-                <w:b w:val="0"/>
-                <w:sz w:val="20"/>
-              </w:rPr>
-              <w:t>40</w:t>
-            </w:r>
-          </w:p>
-        </w:tc>
-      </w:tr>
-      <w:tr>
-        <w:tc>
-          <w:tcPr>
-            <w:tcW w:type="dxa" w:w="4889"/>
-          </w:tcPr>
-          <w:p>
-            <w:pPr>
-              <w:spacing w:before="0" w:after="0" w:line="240" w:lineRule="auto"/>
-              <w:ind w:firstLine="0"/>
-              <w:jc w:val="left"/>
-            </w:pPr>
-            <w:r>
-              <w:rPr>
-                <w:rFonts w:ascii="Times New Roman" w:hAnsi="Times New Roman" w:eastAsia="Times New Roman" w:cs="Times New Roman"/>
-                <w:b w:val="0"/>
-                <w:sz w:val="20"/>
-              </w:rPr>
-              <w:t xml:space="preserve">   тема 3.1. Контейнеры: образы и запуск</w:t>
-            </w:r>
-          </w:p>
-        </w:tc>
-        <w:tc>
-          <w:tcPr>
-            <w:tcW w:type="dxa" w:w="977"/>
-          </w:tcPr>
-          <w:p>
-            <w:pPr>
-              <w:spacing w:before="0" w:after="0" w:line="240" w:lineRule="auto"/>
-              <w:ind w:firstLine="0"/>
-              <w:jc w:val="center"/>
-            </w:pPr>
-            <w:r>
-              <w:rPr>
-                <w:rFonts w:ascii="Times New Roman" w:hAnsi="Times New Roman" w:eastAsia="Times New Roman" w:cs="Times New Roman"/>
-                <w:b w:val="0"/>
-                <w:sz w:val="20"/>
-              </w:rPr>
-              <w:t>9</w:t>
-            </w:r>
-          </w:p>
-        </w:tc>
-        <w:tc>
-          <w:tcPr>
-            <w:tcW w:type="dxa" w:w="977"/>
-          </w:tcPr>
-          <w:p>
-            <w:pPr>
-              <w:spacing w:before="0" w:after="0" w:line="240" w:lineRule="auto"/>
-              <w:ind w:firstLine="0"/>
-              <w:jc w:val="center"/>
-            </w:pPr>
-            <w:r>
-              <w:rPr>
-                <w:rFonts w:ascii="Times New Roman" w:hAnsi="Times New Roman" w:eastAsia="Times New Roman" w:cs="Times New Roman"/>
-                <w:b w:val="0"/>
-                <w:sz w:val="20"/>
-              </w:rPr>
-              <w:t>0</w:t>
-            </w:r>
-          </w:p>
-        </w:tc>
-        <w:tc>
-          <w:tcPr>
-            <w:tcW w:type="dxa" w:w="977"/>
-          </w:tcPr>
-          <w:p>
-            <w:pPr>
-              <w:spacing w:before="0" w:after="0" w:line="240" w:lineRule="auto"/>
-              <w:ind w:firstLine="0"/>
-              <w:jc w:val="center"/>
-            </w:pPr>
-            <w:r>
-              <w:rPr>
-                <w:rFonts w:ascii="Times New Roman" w:hAnsi="Times New Roman" w:eastAsia="Times New Roman" w:cs="Times New Roman"/>
-                <w:b w:val="0"/>
-                <w:sz w:val="20"/>
-              </w:rPr>
-              <w:t>0</w:t>
-            </w:r>
-          </w:p>
-        </w:tc>
-        <w:tc>
-          <w:tcPr>
-            <w:tcW w:type="dxa" w:w="977"/>
-          </w:tcPr>
-          <w:p>
-            <w:pPr>
-              <w:spacing w:before="0" w:after="0" w:line="240" w:lineRule="auto"/>
-              <w:ind w:firstLine="0"/>
-              <w:jc w:val="center"/>
-            </w:pPr>
-            <w:r>
-              <w:rPr>
-                <w:rFonts w:ascii="Times New Roman" w:hAnsi="Times New Roman" w:eastAsia="Times New Roman" w:cs="Times New Roman"/>
-                <w:b w:val="0"/>
-                <w:sz w:val="20"/>
-              </w:rPr>
-              <w:t>0</w:t>
-            </w:r>
-          </w:p>
-        </w:tc>
-        <w:tc>
-          <w:tcPr>
-            <w:tcW w:type="dxa" w:w="977"/>
-          </w:tcPr>
-          <w:p>
-            <w:pPr>
-              <w:spacing w:before="0" w:after="0" w:line="240" w:lineRule="auto"/>
-              <w:ind w:firstLine="0"/>
-              <w:jc w:val="center"/>
-            </w:pPr>
-            <w:r>
-              <w:rPr>
-                <w:rFonts w:ascii="Times New Roman" w:hAnsi="Times New Roman" w:eastAsia="Times New Roman" w:cs="Times New Roman"/>
-                <w:b w:val="0"/>
-                <w:sz w:val="20"/>
-              </w:rPr>
-              <w:t>9</w:t>
-            </w:r>
-          </w:p>
-        </w:tc>
-      </w:tr>
-      <w:tr>
-        <w:tc>
-          <w:tcPr>
-            <w:tcW w:type="dxa" w:w="4889"/>
-          </w:tcPr>
-          <w:p>
-            <w:pPr>
-              <w:spacing w:before="0" w:after="0" w:line="240" w:lineRule="auto"/>
-              <w:ind w:firstLine="0"/>
-              <w:jc w:val="left"/>
-            </w:pPr>
-            <w:r>
-              <w:rPr>
-                <w:rFonts w:ascii="Times New Roman" w:hAnsi="Times New Roman" w:eastAsia="Times New Roman" w:cs="Times New Roman"/>
-                <w:b w:val="0"/>
-                <w:sz w:val="20"/>
-              </w:rPr>
-              <w:t xml:space="preserve">   тема 3.2. Сборка образов приложений</w:t>
-            </w:r>
-          </w:p>
-        </w:tc>
-        <w:tc>
-          <w:tcPr>
-            <w:tcW w:type="dxa" w:w="977"/>
-          </w:tcPr>
-          <w:p>
-            <w:pPr>
-              <w:spacing w:before="0" w:after="0" w:line="240" w:lineRule="auto"/>
-              <w:ind w:firstLine="0"/>
-              <w:jc w:val="center"/>
-            </w:pPr>
-            <w:r>
-              <w:rPr>
-                <w:rFonts w:ascii="Times New Roman" w:hAnsi="Times New Roman" w:eastAsia="Times New Roman" w:cs="Times New Roman"/>
-                <w:b w:val="0"/>
-                <w:sz w:val="20"/>
-              </w:rPr>
-              <w:t>9</w:t>
-            </w:r>
-          </w:p>
-        </w:tc>
-        <w:tc>
-          <w:tcPr>
-            <w:tcW w:type="dxa" w:w="977"/>
-          </w:tcPr>
-          <w:p>
-            <w:pPr>
-              <w:spacing w:before="0" w:after="0" w:line="240" w:lineRule="auto"/>
-              <w:ind w:firstLine="0"/>
-              <w:jc w:val="center"/>
-            </w:pPr>
-            <w:r>
-              <w:rPr>
-                <w:rFonts w:ascii="Times New Roman" w:hAnsi="Times New Roman" w:eastAsia="Times New Roman" w:cs="Times New Roman"/>
-                <w:b w:val="0"/>
-                <w:sz w:val="20"/>
-              </w:rPr>
-              <w:t>0</w:t>
-            </w:r>
-          </w:p>
-        </w:tc>
-        <w:tc>
-          <w:tcPr>
-            <w:tcW w:type="dxa" w:w="977"/>
-          </w:tcPr>
-          <w:p>
-            <w:pPr>
-              <w:spacing w:before="0" w:after="0" w:line="240" w:lineRule="auto"/>
-              <w:ind w:firstLine="0"/>
-              <w:jc w:val="center"/>
-            </w:pPr>
-            <w:r>
-              <w:rPr>
-                <w:rFonts w:ascii="Times New Roman" w:hAnsi="Times New Roman" w:eastAsia="Times New Roman" w:cs="Times New Roman"/>
-                <w:b w:val="0"/>
-                <w:sz w:val="20"/>
-              </w:rPr>
-              <w:t>0</w:t>
-            </w:r>
-          </w:p>
-        </w:tc>
-        <w:tc>
-          <w:tcPr>
-            <w:tcW w:type="dxa" w:w="977"/>
-          </w:tcPr>
-          <w:p>
-            <w:pPr>
-              <w:spacing w:before="0" w:after="0" w:line="240" w:lineRule="auto"/>
-              <w:ind w:firstLine="0"/>
-              <w:jc w:val="center"/>
-            </w:pPr>
-            <w:r>
-              <w:rPr>
-                <w:rFonts w:ascii="Times New Roman" w:hAnsi="Times New Roman" w:eastAsia="Times New Roman" w:cs="Times New Roman"/>
-                <w:b w:val="0"/>
-                <w:sz w:val="20"/>
-              </w:rPr>
-              <w:t>0</w:t>
-            </w:r>
-          </w:p>
-        </w:tc>
-        <w:tc>
-          <w:tcPr>
-            <w:tcW w:type="dxa" w:w="977"/>
-          </w:tcPr>
-          <w:p>
-            <w:pPr>
-              <w:spacing w:before="0" w:after="0" w:line="240" w:lineRule="auto"/>
-              <w:ind w:firstLine="0"/>
-              <w:jc w:val="center"/>
-            </w:pPr>
-            <w:r>
-              <w:rPr>
-                <w:rFonts w:ascii="Times New Roman" w:hAnsi="Times New Roman" w:eastAsia="Times New Roman" w:cs="Times New Roman"/>
-                <w:b w:val="0"/>
-                <w:sz w:val="20"/>
-              </w:rPr>
-              <w:t>9</w:t>
-            </w:r>
-          </w:p>
-        </w:tc>
-      </w:tr>
-      <w:tr>
-        <w:tc>
-          <w:tcPr>
-            <w:tcW w:type="dxa" w:w="4889"/>
-          </w:tcPr>
-          <w:p>
-            <w:pPr>
-              <w:spacing w:before="0" w:after="0" w:line="240" w:lineRule="auto"/>
-              <w:ind w:firstLine="0"/>
-              <w:jc w:val="left"/>
-            </w:pPr>
-            <w:r>
-              <w:rPr>
-                <w:rFonts w:ascii="Times New Roman" w:hAnsi="Times New Roman" w:eastAsia="Times New Roman" w:cs="Times New Roman"/>
-                <w:b w:val="0"/>
-                <w:sz w:val="20"/>
-              </w:rPr>
-              <w:t xml:space="preserve">   тема 3.3. Оркестрация контейнеров</w:t>
-            </w:r>
-          </w:p>
-        </w:tc>
-        <w:tc>
-          <w:tcPr>
-            <w:tcW w:type="dxa" w:w="977"/>
-          </w:tcPr>
-          <w:p>
-            <w:pPr>
-              <w:spacing w:before="0" w:after="0" w:line="240" w:lineRule="auto"/>
-              <w:ind w:firstLine="0"/>
-              <w:jc w:val="center"/>
-            </w:pPr>
-            <w:r>
-              <w:rPr>
-                <w:rFonts w:ascii="Times New Roman" w:hAnsi="Times New Roman" w:eastAsia="Times New Roman" w:cs="Times New Roman"/>
-                <w:b w:val="0"/>
-                <w:sz w:val="20"/>
-              </w:rPr>
-              <w:t>13</w:t>
-            </w:r>
-          </w:p>
-        </w:tc>
-        <w:tc>
-          <w:tcPr>
-            <w:tcW w:type="dxa" w:w="977"/>
-          </w:tcPr>
-          <w:p>
-            <w:pPr>
-              <w:spacing w:before="0" w:after="0" w:line="240" w:lineRule="auto"/>
-              <w:ind w:firstLine="0"/>
-              <w:jc w:val="center"/>
-            </w:pPr>
-            <w:r>
-              <w:rPr>
-                <w:rFonts w:ascii="Times New Roman" w:hAnsi="Times New Roman" w:eastAsia="Times New Roman" w:cs="Times New Roman"/>
-                <w:b w:val="0"/>
-                <w:sz w:val="20"/>
-              </w:rPr>
-              <w:t>0</w:t>
-            </w:r>
-          </w:p>
-        </w:tc>
-        <w:tc>
-          <w:tcPr>
-            <w:tcW w:type="dxa" w:w="977"/>
-          </w:tcPr>
-          <w:p>
-            <w:pPr>
-              <w:spacing w:before="0" w:after="0" w:line="240" w:lineRule="auto"/>
-              <w:ind w:firstLine="0"/>
-              <w:jc w:val="center"/>
-            </w:pPr>
-            <w:r>
-              <w:rPr>
-                <w:rFonts w:ascii="Times New Roman" w:hAnsi="Times New Roman" w:eastAsia="Times New Roman" w:cs="Times New Roman"/>
-                <w:b w:val="0"/>
-                <w:sz w:val="20"/>
-              </w:rPr>
-              <w:t>0</w:t>
-            </w:r>
-          </w:p>
-        </w:tc>
-        <w:tc>
-          <w:tcPr>
-            <w:tcW w:type="dxa" w:w="977"/>
-          </w:tcPr>
-          <w:p>
-            <w:pPr>
-              <w:spacing w:before="0" w:after="0" w:line="240" w:lineRule="auto"/>
-              <w:ind w:firstLine="0"/>
-              <w:jc w:val="center"/>
-            </w:pPr>
-            <w:r>
-              <w:rPr>
-                <w:rFonts w:ascii="Times New Roman" w:hAnsi="Times New Roman" w:eastAsia="Times New Roman" w:cs="Times New Roman"/>
-                <w:b w:val="0"/>
-                <w:sz w:val="20"/>
-              </w:rPr>
-              <w:t>0</w:t>
-            </w:r>
-          </w:p>
-        </w:tc>
-        <w:tc>
-          <w:tcPr>
-            <w:tcW w:type="dxa" w:w="977"/>
-          </w:tcPr>
-          <w:p>
-            <w:pPr>
-              <w:spacing w:before="0" w:after="0" w:line="240" w:lineRule="auto"/>
-              <w:ind w:firstLine="0"/>
-              <w:jc w:val="center"/>
-            </w:pPr>
-            <w:r>
-              <w:rPr>
-                <w:rFonts w:ascii="Times New Roman" w:hAnsi="Times New Roman" w:eastAsia="Times New Roman" w:cs="Times New Roman"/>
-                <w:b w:val="0"/>
-                <w:sz w:val="20"/>
-              </w:rPr>
-              <w:t>13</w:t>
-            </w:r>
-          </w:p>
-        </w:tc>
-      </w:tr>
-      <w:tr>
-        <w:tc>
-          <w:tcPr>
-            <w:tcW w:type="dxa" w:w="4889"/>
-          </w:tcPr>
-          <w:p>
-            <w:pPr>
-              <w:spacing w:before="0" w:after="0" w:line="240" w:lineRule="auto"/>
-              <w:ind w:firstLine="0"/>
-              <w:jc w:val="left"/>
-            </w:pPr>
-            <w:r>
-              <w:rPr>
-                <w:rFonts w:ascii="Times New Roman" w:hAnsi="Times New Roman" w:eastAsia="Times New Roman" w:cs="Times New Roman"/>
-                <w:b w:val="0"/>
-                <w:sz w:val="20"/>
-              </w:rPr>
-              <w:t xml:space="preserve">   тема 3.4. Хранение данных и сети контейнеров</w:t>
-            </w:r>
-          </w:p>
-        </w:tc>
-        <w:tc>
-          <w:tcPr>
-            <w:tcW w:type="dxa" w:w="977"/>
-          </w:tcPr>
-          <w:p>
-            <w:pPr>
-              <w:spacing w:before="0" w:after="0" w:line="240" w:lineRule="auto"/>
-              <w:ind w:firstLine="0"/>
-              <w:jc w:val="center"/>
-            </w:pPr>
-            <w:r>
-              <w:rPr>
-                <w:rFonts w:ascii="Times New Roman" w:hAnsi="Times New Roman" w:eastAsia="Times New Roman" w:cs="Times New Roman"/>
-                <w:b w:val="0"/>
-                <w:sz w:val="20"/>
-              </w:rPr>
-              <w:t>9</w:t>
-            </w:r>
-          </w:p>
-        </w:tc>
-        <w:tc>
-          <w:tcPr>
-            <w:tcW w:type="dxa" w:w="977"/>
-          </w:tcPr>
-          <w:p>
-            <w:pPr>
-              <w:spacing w:before="0" w:after="0" w:line="240" w:lineRule="auto"/>
-              <w:ind w:firstLine="0"/>
-              <w:jc w:val="center"/>
-            </w:pPr>
-            <w:r>
-              <w:rPr>
-                <w:rFonts w:ascii="Times New Roman" w:hAnsi="Times New Roman" w:eastAsia="Times New Roman" w:cs="Times New Roman"/>
-                <w:b w:val="0"/>
-                <w:sz w:val="20"/>
-              </w:rPr>
-              <w:t>0</w:t>
-            </w:r>
-          </w:p>
-        </w:tc>
-        <w:tc>
-          <w:tcPr>
-            <w:tcW w:type="dxa" w:w="977"/>
-          </w:tcPr>
-          <w:p>
-            <w:pPr>
-              <w:spacing w:before="0" w:after="0" w:line="240" w:lineRule="auto"/>
-              <w:ind w:firstLine="0"/>
-              <w:jc w:val="center"/>
-            </w:pPr>
-            <w:r>
-              <w:rPr>
-                <w:rFonts w:ascii="Times New Roman" w:hAnsi="Times New Roman" w:eastAsia="Times New Roman" w:cs="Times New Roman"/>
-                <w:b w:val="0"/>
-                <w:sz w:val="20"/>
-              </w:rPr>
-              <w:t>0</w:t>
-            </w:r>
-          </w:p>
-        </w:tc>
-        <w:tc>
-          <w:tcPr>
-            <w:tcW w:type="dxa" w:w="977"/>
-          </w:tcPr>
-          <w:p>
-            <w:pPr>
-              <w:spacing w:before="0" w:after="0" w:line="240" w:lineRule="auto"/>
-              <w:ind w:firstLine="0"/>
-              <w:jc w:val="center"/>
-            </w:pPr>
-            <w:r>
-              <w:rPr>
-                <w:rFonts w:ascii="Times New Roman" w:hAnsi="Times New Roman" w:eastAsia="Times New Roman" w:cs="Times New Roman"/>
-                <w:b w:val="0"/>
-                <w:sz w:val="20"/>
-              </w:rPr>
-              <w:t>0</w:t>
-            </w:r>
-          </w:p>
-        </w:tc>
-        <w:tc>
-          <w:tcPr>
-            <w:tcW w:type="dxa" w:w="977"/>
-          </w:tcPr>
-          <w:p>
-            <w:pPr>
-              <w:spacing w:before="0" w:after="0" w:line="240" w:lineRule="auto"/>
-              <w:ind w:firstLine="0"/>
-              <w:jc w:val="center"/>
-            </w:pPr>
-            <w:r>
-              <w:rPr>
-                <w:rFonts w:ascii="Times New Roman" w:hAnsi="Times New Roman" w:eastAsia="Times New Roman" w:cs="Times New Roman"/>
-                <w:b w:val="0"/>
-                <w:sz w:val="20"/>
-              </w:rPr>
-              <w:t>9</w:t>
-            </w:r>
-          </w:p>
-        </w:tc>
-      </w:tr>
-      <w:tr>
-        <w:tc>
-          <w:tcPr>
-            <w:tcW w:type="dxa" w:w="4889"/>
-          </w:tcPr>
-          <w:p>
-            <w:pPr>
-              <w:spacing w:before="0" w:after="0" w:line="240" w:lineRule="auto"/>
-              <w:ind w:firstLine="0"/>
-              <w:jc w:val="left"/>
-            </w:pPr>
-            <w:r>
-              <w:rPr>
-                <w:rFonts w:ascii="Times New Roman" w:hAnsi="Times New Roman" w:eastAsia="Times New Roman" w:cs="Times New Roman"/>
-                <w:b w:val="0"/>
-                <w:sz w:val="20"/>
-              </w:rPr>
-              <w:t>Модуль 4. Непрерывная интеграция и доставка (CI/CD)</w:t>
-            </w:r>
-          </w:p>
-        </w:tc>
-        <w:tc>
-          <w:tcPr>
-            <w:tcW w:type="dxa" w:w="977"/>
-          </w:tcPr>
-          <w:p>
-            <w:pPr>
-              <w:spacing w:before="0" w:after="0" w:line="240" w:lineRule="auto"/>
-              <w:ind w:firstLine="0"/>
-              <w:jc w:val="center"/>
-            </w:pPr>
-            <w:r>
-              <w:rPr>
-                <w:rFonts w:ascii="Times New Roman" w:hAnsi="Times New Roman" w:eastAsia="Times New Roman" w:cs="Times New Roman"/>
-                <w:b w:val="0"/>
-                <w:sz w:val="20"/>
-              </w:rPr>
-              <w:t>53,5</w:t>
-            </w:r>
-          </w:p>
-        </w:tc>
-        <w:tc>
-          <w:tcPr>
-            <w:tcW w:type="dxa" w:w="977"/>
-          </w:tcPr>
-          <w:p>
-            <w:pPr>
-              <w:spacing w:before="0" w:after="0" w:line="240" w:lineRule="auto"/>
-              <w:ind w:firstLine="0"/>
-              <w:jc w:val="center"/>
-            </w:pPr>
-            <w:r>
-              <w:rPr>
-                <w:rFonts w:ascii="Times New Roman" w:hAnsi="Times New Roman" w:eastAsia="Times New Roman" w:cs="Times New Roman"/>
-                <w:b w:val="0"/>
-                <w:sz w:val="20"/>
-              </w:rPr>
-              <w:t>0</w:t>
-            </w:r>
-          </w:p>
-        </w:tc>
-        <w:tc>
-          <w:tcPr>
-            <w:tcW w:type="dxa" w:w="977"/>
-          </w:tcPr>
-          <w:p>
-            <w:pPr>
-              <w:spacing w:before="0" w:after="0" w:line="240" w:lineRule="auto"/>
-              <w:ind w:firstLine="0"/>
-              <w:jc w:val="center"/>
-            </w:pPr>
-            <w:r>
-              <w:rPr>
-                <w:rFonts w:ascii="Times New Roman" w:hAnsi="Times New Roman" w:eastAsia="Times New Roman" w:cs="Times New Roman"/>
-                <w:b w:val="0"/>
-                <w:sz w:val="20"/>
-              </w:rPr>
-              <w:t>0</w:t>
-            </w:r>
-          </w:p>
-        </w:tc>
-        <w:tc>
-          <w:tcPr>
-            <w:tcW w:type="dxa" w:w="977"/>
-          </w:tcPr>
-          <w:p>
-            <w:pPr>
-              <w:spacing w:before="0" w:after="0" w:line="240" w:lineRule="auto"/>
-              <w:ind w:firstLine="0"/>
-              <w:jc w:val="center"/>
-            </w:pPr>
-            <w:r>
-              <w:rPr>
-                <w:rFonts w:ascii="Times New Roman" w:hAnsi="Times New Roman" w:eastAsia="Times New Roman" w:cs="Times New Roman"/>
-                <w:b w:val="0"/>
-                <w:sz w:val="20"/>
-              </w:rPr>
-              <w:t>0</w:t>
-            </w:r>
-          </w:p>
-        </w:tc>
-        <w:tc>
-          <w:tcPr>
-            <w:tcW w:type="dxa" w:w="977"/>
-          </w:tcPr>
-          <w:p>
-            <w:pPr>
-              <w:spacing w:before="0" w:after="0" w:line="240" w:lineRule="auto"/>
-              <w:ind w:firstLine="0"/>
-              <w:jc w:val="center"/>
-            </w:pPr>
-            <w:r>
-              <w:rPr>
-                <w:rFonts w:ascii="Times New Roman" w:hAnsi="Times New Roman" w:eastAsia="Times New Roman" w:cs="Times New Roman"/>
-                <w:b w:val="0"/>
-                <w:sz w:val="20"/>
-              </w:rPr>
-              <w:t>53,5</w:t>
-            </w:r>
-          </w:p>
-        </w:tc>
-      </w:tr>
-      <w:tr>
-        <w:tc>
-          <w:tcPr>
-            <w:tcW w:type="dxa" w:w="4889"/>
-          </w:tcPr>
-          <w:p>
-            <w:pPr>
-              <w:spacing w:before="0" w:after="0" w:line="240" w:lineRule="auto"/>
-              <w:ind w:firstLine="0"/>
-              <w:jc w:val="left"/>
-            </w:pPr>
-            <w:r>
-              <w:rPr>
-                <w:rFonts w:ascii="Times New Roman" w:hAnsi="Times New Roman" w:eastAsia="Times New Roman" w:cs="Times New Roman"/>
-                <w:b w:val="0"/>
-                <w:sz w:val="20"/>
-              </w:rPr>
-              <w:t xml:space="preserve">   тема 4.1. Системы контроля версий</w:t>
-            </w:r>
-          </w:p>
-        </w:tc>
-        <w:tc>
-          <w:tcPr>
-            <w:tcW w:type="dxa" w:w="977"/>
-          </w:tcPr>
-          <w:p>
-            <w:pPr>
-              <w:spacing w:before="0" w:after="0" w:line="240" w:lineRule="auto"/>
-              <w:ind w:firstLine="0"/>
-              <w:jc w:val="center"/>
-            </w:pPr>
-            <w:r>
-              <w:rPr>
-                <w:rFonts w:ascii="Times New Roman" w:hAnsi="Times New Roman" w:eastAsia="Times New Roman" w:cs="Times New Roman"/>
-                <w:b w:val="0"/>
-                <w:sz w:val="20"/>
-              </w:rPr>
-              <w:t>11</w:t>
-            </w:r>
-          </w:p>
-        </w:tc>
-        <w:tc>
-          <w:tcPr>
-            <w:tcW w:type="dxa" w:w="977"/>
-          </w:tcPr>
-          <w:p>
-            <w:pPr>
-              <w:spacing w:before="0" w:after="0" w:line="240" w:lineRule="auto"/>
-              <w:ind w:firstLine="0"/>
-              <w:jc w:val="center"/>
-            </w:pPr>
-            <w:r>
-              <w:rPr>
-                <w:rFonts w:ascii="Times New Roman" w:hAnsi="Times New Roman" w:eastAsia="Times New Roman" w:cs="Times New Roman"/>
-                <w:b w:val="0"/>
-                <w:sz w:val="20"/>
-              </w:rPr>
-              <w:t>0</w:t>
-            </w:r>
-          </w:p>
-        </w:tc>
-        <w:tc>
-          <w:tcPr>
-            <w:tcW w:type="dxa" w:w="977"/>
-          </w:tcPr>
-          <w:p>
-            <w:pPr>
-              <w:spacing w:before="0" w:after="0" w:line="240" w:lineRule="auto"/>
-              <w:ind w:firstLine="0"/>
-              <w:jc w:val="center"/>
-            </w:pPr>
-            <w:r>
-              <w:rPr>
-                <w:rFonts w:ascii="Times New Roman" w:hAnsi="Times New Roman" w:eastAsia="Times New Roman" w:cs="Times New Roman"/>
-                <w:b w:val="0"/>
-                <w:sz w:val="20"/>
-              </w:rPr>
-              <w:t>0</w:t>
-            </w:r>
-          </w:p>
-        </w:tc>
-        <w:tc>
-          <w:tcPr>
-            <w:tcW w:type="dxa" w:w="977"/>
-          </w:tcPr>
-          <w:p>
-            <w:pPr>
-              <w:spacing w:before="0" w:after="0" w:line="240" w:lineRule="auto"/>
-              <w:ind w:firstLine="0"/>
-              <w:jc w:val="center"/>
-            </w:pPr>
-            <w:r>
-              <w:rPr>
-                <w:rFonts w:ascii="Times New Roman" w:hAnsi="Times New Roman" w:eastAsia="Times New Roman" w:cs="Times New Roman"/>
-                <w:b w:val="0"/>
-                <w:sz w:val="20"/>
-              </w:rPr>
-              <w:t>0</w:t>
-            </w:r>
-          </w:p>
-        </w:tc>
-        <w:tc>
-          <w:tcPr>
-            <w:tcW w:type="dxa" w:w="977"/>
-          </w:tcPr>
-          <w:p>
-            <w:pPr>
-              <w:spacing w:before="0" w:after="0" w:line="240" w:lineRule="auto"/>
-              <w:ind w:firstLine="0"/>
-              <w:jc w:val="center"/>
-            </w:pPr>
-            <w:r>
-              <w:rPr>
-                <w:rFonts w:ascii="Times New Roman" w:hAnsi="Times New Roman" w:eastAsia="Times New Roman" w:cs="Times New Roman"/>
-                <w:b w:val="0"/>
-                <w:sz w:val="20"/>
-              </w:rPr>
-              <w:t>11</w:t>
-            </w:r>
-          </w:p>
-        </w:tc>
-      </w:tr>
-      <w:tr>
-        <w:tc>
-          <w:tcPr>
-            <w:tcW w:type="dxa" w:w="4889"/>
-          </w:tcPr>
-          <w:p>
-            <w:pPr>
-              <w:spacing w:before="0" w:after="0" w:line="240" w:lineRule="auto"/>
-              <w:ind w:firstLine="0"/>
-              <w:jc w:val="left"/>
-            </w:pPr>
-            <w:r>
-              <w:rPr>
-                <w:rFonts w:ascii="Times New Roman" w:hAnsi="Times New Roman" w:eastAsia="Times New Roman" w:cs="Times New Roman"/>
-                <w:b w:val="0"/>
-                <w:sz w:val="20"/>
-              </w:rPr>
-              <w:t xml:space="preserve">   тема 4.2. Конвейер сборки и тестирования</w:t>
-            </w:r>
-          </w:p>
-        </w:tc>
-        <w:tc>
-          <w:tcPr>
-            <w:tcW w:type="dxa" w:w="977"/>
-          </w:tcPr>
-          <w:p>
-            <w:pPr>
-              <w:spacing w:before="0" w:after="0" w:line="240" w:lineRule="auto"/>
-              <w:ind w:firstLine="0"/>
-              <w:jc w:val="center"/>
-            </w:pPr>
-            <w:r>
-              <w:rPr>
-                <w:rFonts w:ascii="Times New Roman" w:hAnsi="Times New Roman" w:eastAsia="Times New Roman" w:cs="Times New Roman"/>
-                <w:b w:val="0"/>
-                <w:sz w:val="20"/>
-              </w:rPr>
-              <w:t>16</w:t>
-            </w:r>
-          </w:p>
-        </w:tc>
-        <w:tc>
-          <w:tcPr>
-            <w:tcW w:type="dxa" w:w="977"/>
-          </w:tcPr>
-          <w:p>
-            <w:pPr>
-              <w:spacing w:before="0" w:after="0" w:line="240" w:lineRule="auto"/>
-              <w:ind w:firstLine="0"/>
-              <w:jc w:val="center"/>
-            </w:pPr>
-            <w:r>
-              <w:rPr>
-                <w:rFonts w:ascii="Times New Roman" w:hAnsi="Times New Roman" w:eastAsia="Times New Roman" w:cs="Times New Roman"/>
-                <w:b w:val="0"/>
-                <w:sz w:val="20"/>
-              </w:rPr>
-              <w:t>0</w:t>
-            </w:r>
-          </w:p>
-        </w:tc>
-        <w:tc>
-          <w:tcPr>
-            <w:tcW w:type="dxa" w:w="977"/>
-          </w:tcPr>
-          <w:p>
-            <w:pPr>
-              <w:spacing w:before="0" w:after="0" w:line="240" w:lineRule="auto"/>
-              <w:ind w:firstLine="0"/>
-              <w:jc w:val="center"/>
-            </w:pPr>
-            <w:r>
-              <w:rPr>
-                <w:rFonts w:ascii="Times New Roman" w:hAnsi="Times New Roman" w:eastAsia="Times New Roman" w:cs="Times New Roman"/>
-                <w:b w:val="0"/>
-                <w:sz w:val="20"/>
-              </w:rPr>
-              <w:t>0</w:t>
-            </w:r>
-          </w:p>
-        </w:tc>
-        <w:tc>
-          <w:tcPr>
-            <w:tcW w:type="dxa" w:w="977"/>
-          </w:tcPr>
-          <w:p>
-            <w:pPr>
-              <w:spacing w:before="0" w:after="0" w:line="240" w:lineRule="auto"/>
-              <w:ind w:firstLine="0"/>
-              <w:jc w:val="center"/>
-            </w:pPr>
-            <w:r>
-              <w:rPr>
-                <w:rFonts w:ascii="Times New Roman" w:hAnsi="Times New Roman" w:eastAsia="Times New Roman" w:cs="Times New Roman"/>
-                <w:b w:val="0"/>
-                <w:sz w:val="20"/>
-              </w:rPr>
-              <w:t>0</w:t>
-            </w:r>
-          </w:p>
-        </w:tc>
-        <w:tc>
-          <w:tcPr>
-            <w:tcW w:type="dxa" w:w="977"/>
-          </w:tcPr>
-          <w:p>
-            <w:pPr>
-              <w:spacing w:before="0" w:after="0" w:line="240" w:lineRule="auto"/>
-              <w:ind w:firstLine="0"/>
-              <w:jc w:val="center"/>
-            </w:pPr>
-            <w:r>
-              <w:rPr>
-                <w:rFonts w:ascii="Times New Roman" w:hAnsi="Times New Roman" w:eastAsia="Times New Roman" w:cs="Times New Roman"/>
-                <w:b w:val="0"/>
-                <w:sz w:val="20"/>
-              </w:rPr>
-              <w:t>16</w:t>
-            </w:r>
-          </w:p>
-        </w:tc>
-      </w:tr>
-      <w:tr>
-        <w:tc>
-          <w:tcPr>
-            <w:tcW w:type="dxa" w:w="4889"/>
-          </w:tcPr>
-          <w:p>
-            <w:pPr>
-              <w:spacing w:before="0" w:after="0" w:line="240" w:lineRule="auto"/>
-              <w:ind w:firstLine="0"/>
-              <w:jc w:val="left"/>
-            </w:pPr>
-            <w:r>
-              <w:rPr>
-                <w:rFonts w:ascii="Times New Roman" w:hAnsi="Times New Roman" w:eastAsia="Times New Roman" w:cs="Times New Roman"/>
-                <w:b w:val="0"/>
-                <w:sz w:val="20"/>
-              </w:rPr>
-              <w:t xml:space="preserve">   тема 4.3. Автоматическое развёртывание</w:t>
-            </w:r>
-          </w:p>
-        </w:tc>
-        <w:tc>
-          <w:tcPr>
-            <w:tcW w:type="dxa" w:w="977"/>
-          </w:tcPr>
-          <w:p>
-            <w:pPr>
-              <w:spacing w:before="0" w:after="0" w:line="240" w:lineRule="auto"/>
-              <w:ind w:firstLine="0"/>
-              <w:jc w:val="center"/>
-            </w:pPr>
-            <w:r>
-              <w:rPr>
-                <w:rFonts w:ascii="Times New Roman" w:hAnsi="Times New Roman" w:eastAsia="Times New Roman" w:cs="Times New Roman"/>
-                <w:b w:val="0"/>
-                <w:sz w:val="20"/>
-              </w:rPr>
-              <w:t>16</w:t>
-            </w:r>
-          </w:p>
-        </w:tc>
-        <w:tc>
-          <w:tcPr>
-            <w:tcW w:type="dxa" w:w="977"/>
-          </w:tcPr>
-          <w:p>
-            <w:pPr>
-              <w:spacing w:before="0" w:after="0" w:line="240" w:lineRule="auto"/>
-              <w:ind w:firstLine="0"/>
-              <w:jc w:val="center"/>
-            </w:pPr>
-            <w:r>
-              <w:rPr>
-                <w:rFonts w:ascii="Times New Roman" w:hAnsi="Times New Roman" w:eastAsia="Times New Roman" w:cs="Times New Roman"/>
-                <w:b w:val="0"/>
-                <w:sz w:val="20"/>
-              </w:rPr>
-              <w:t>0</w:t>
-            </w:r>
-          </w:p>
-        </w:tc>
-        <w:tc>
-          <w:tcPr>
-            <w:tcW w:type="dxa" w:w="977"/>
-          </w:tcPr>
-          <w:p>
-            <w:pPr>
-              <w:spacing w:before="0" w:after="0" w:line="240" w:lineRule="auto"/>
-              <w:ind w:firstLine="0"/>
-              <w:jc w:val="center"/>
-            </w:pPr>
-            <w:r>
-              <w:rPr>
-                <w:rFonts w:ascii="Times New Roman" w:hAnsi="Times New Roman" w:eastAsia="Times New Roman" w:cs="Times New Roman"/>
-                <w:b w:val="0"/>
-                <w:sz w:val="20"/>
-              </w:rPr>
-              <w:t>0</w:t>
-            </w:r>
-          </w:p>
-        </w:tc>
-        <w:tc>
-          <w:tcPr>
-            <w:tcW w:type="dxa" w:w="977"/>
-          </w:tcPr>
-          <w:p>
-            <w:pPr>
-              <w:spacing w:before="0" w:after="0" w:line="240" w:lineRule="auto"/>
-              <w:ind w:firstLine="0"/>
-              <w:jc w:val="center"/>
-            </w:pPr>
-            <w:r>
-              <w:rPr>
-                <w:rFonts w:ascii="Times New Roman" w:hAnsi="Times New Roman" w:eastAsia="Times New Roman" w:cs="Times New Roman"/>
-                <w:b w:val="0"/>
-                <w:sz w:val="20"/>
-              </w:rPr>
-              <w:t>0</w:t>
-            </w:r>
-          </w:p>
-        </w:tc>
-        <w:tc>
-          <w:tcPr>
-            <w:tcW w:type="dxa" w:w="977"/>
-          </w:tcPr>
-          <w:p>
-            <w:pPr>
-              <w:spacing w:before="0" w:after="0" w:line="240" w:lineRule="auto"/>
-              <w:ind w:firstLine="0"/>
-              <w:jc w:val="center"/>
-            </w:pPr>
-            <w:r>
-              <w:rPr>
-                <w:rFonts w:ascii="Times New Roman" w:hAnsi="Times New Roman" w:eastAsia="Times New Roman" w:cs="Times New Roman"/>
-                <w:b w:val="0"/>
-                <w:sz w:val="20"/>
-              </w:rPr>
-              <w:t>16</w:t>
-            </w:r>
-          </w:p>
-        </w:tc>
-      </w:tr>
-      <w:tr>
-        <w:tc>
-          <w:tcPr>
-            <w:tcW w:type="dxa" w:w="4889"/>
-          </w:tcPr>
-          <w:p>
-            <w:pPr>
-              <w:spacing w:before="0" w:after="0" w:line="240" w:lineRule="auto"/>
-              <w:ind w:firstLine="0"/>
-              <w:jc w:val="left"/>
-            </w:pPr>
-            <w:r>
-              <w:rPr>
-                <w:rFonts w:ascii="Times New Roman" w:hAnsi="Times New Roman" w:eastAsia="Times New Roman" w:cs="Times New Roman"/>
-                <w:b w:val="0"/>
-                <w:sz w:val="20"/>
-              </w:rPr>
-              <w:t xml:space="preserve">   тема 4.4. Выпуск и откат версий</w:t>
-            </w:r>
-          </w:p>
-        </w:tc>
-        <w:tc>
-          <w:tcPr>
-            <w:tcW w:type="dxa" w:w="977"/>
-          </w:tcPr>
-          <w:p>
-            <w:pPr>
-              <w:spacing w:before="0" w:after="0" w:line="240" w:lineRule="auto"/>
-              <w:ind w:firstLine="0"/>
-              <w:jc w:val="center"/>
-            </w:pPr>
-            <w:r>
-              <w:rPr>
-                <w:rFonts w:ascii="Times New Roman" w:hAnsi="Times New Roman" w:eastAsia="Times New Roman" w:cs="Times New Roman"/>
-                <w:b w:val="0"/>
-                <w:sz w:val="20"/>
-              </w:rPr>
-              <w:t>10,5</w:t>
-            </w:r>
-          </w:p>
-        </w:tc>
-        <w:tc>
-          <w:tcPr>
-            <w:tcW w:type="dxa" w:w="977"/>
-          </w:tcPr>
-          <w:p>
-            <w:pPr>
-              <w:spacing w:before="0" w:after="0" w:line="240" w:lineRule="auto"/>
-              <w:ind w:firstLine="0"/>
-              <w:jc w:val="center"/>
-            </w:pPr>
-            <w:r>
-              <w:rPr>
-                <w:rFonts w:ascii="Times New Roman" w:hAnsi="Times New Roman" w:eastAsia="Times New Roman" w:cs="Times New Roman"/>
-                <w:b w:val="0"/>
-                <w:sz w:val="20"/>
-              </w:rPr>
-              <w:t>0</w:t>
-            </w:r>
-          </w:p>
-        </w:tc>
-        <w:tc>
-          <w:tcPr>
-            <w:tcW w:type="dxa" w:w="977"/>
-          </w:tcPr>
-          <w:p>
-            <w:pPr>
-              <w:spacing w:before="0" w:after="0" w:line="240" w:lineRule="auto"/>
-              <w:ind w:firstLine="0"/>
-              <w:jc w:val="center"/>
-            </w:pPr>
-            <w:r>
-              <w:rPr>
-                <w:rFonts w:ascii="Times New Roman" w:hAnsi="Times New Roman" w:eastAsia="Times New Roman" w:cs="Times New Roman"/>
-                <w:b w:val="0"/>
-                <w:sz w:val="20"/>
-              </w:rPr>
-              <w:t>0</w:t>
-            </w:r>
-          </w:p>
-        </w:tc>
-        <w:tc>
-          <w:tcPr>
-            <w:tcW w:type="dxa" w:w="977"/>
-          </w:tcPr>
-          <w:p>
-            <w:pPr>
-              <w:spacing w:before="0" w:after="0" w:line="240" w:lineRule="auto"/>
-              <w:ind w:firstLine="0"/>
-              <w:jc w:val="center"/>
-            </w:pPr>
-            <w:r>
-              <w:rPr>
-                <w:rFonts w:ascii="Times New Roman" w:hAnsi="Times New Roman" w:eastAsia="Times New Roman" w:cs="Times New Roman"/>
-                <w:b w:val="0"/>
-                <w:sz w:val="20"/>
-              </w:rPr>
-              <w:t>0</w:t>
-            </w:r>
-          </w:p>
-        </w:tc>
-        <w:tc>
-          <w:tcPr>
-            <w:tcW w:type="dxa" w:w="977"/>
-          </w:tcPr>
-          <w:p>
-            <w:pPr>
-              <w:spacing w:before="0" w:after="0" w:line="240" w:lineRule="auto"/>
-              <w:ind w:firstLine="0"/>
-              <w:jc w:val="center"/>
-            </w:pPr>
-            <w:r>
-              <w:rPr>
-                <w:rFonts w:ascii="Times New Roman" w:hAnsi="Times New Roman" w:eastAsia="Times New Roman" w:cs="Times New Roman"/>
-                <w:b w:val="0"/>
-                <w:sz w:val="20"/>
-              </w:rPr>
-              <w:t>10,5</w:t>
-            </w:r>
-          </w:p>
-        </w:tc>
-      </w:tr>
-      <w:tr>
-        <w:tc>
-          <w:tcPr>
-            <w:tcW w:type="dxa" w:w="4889"/>
-          </w:tcPr>
-          <w:p>
-            <w:pPr>
-              <w:spacing w:before="0" w:after="0" w:line="240" w:lineRule="auto"/>
-              <w:ind w:firstLine="0"/>
-              <w:jc w:val="left"/>
-            </w:pPr>
-            <w:r>
-              <w:rPr>
-                <w:rFonts w:ascii="Times New Roman" w:hAnsi="Times New Roman" w:eastAsia="Times New Roman" w:cs="Times New Roman"/>
-                <w:b w:val="0"/>
-                <w:sz w:val="20"/>
-              </w:rPr>
-              <w:t>Модуль 5. Инфраструктура как код</w:t>
-            </w:r>
-          </w:p>
-        </w:tc>
-        <w:tc>
-          <w:tcPr>
-            <w:tcW w:type="dxa" w:w="977"/>
-          </w:tcPr>
-          <w:p>
-            <w:pPr>
-              <w:spacing w:before="0" w:after="0" w:line="240" w:lineRule="auto"/>
-              <w:ind w:firstLine="0"/>
-              <w:jc w:val="center"/>
-            </w:pPr>
-            <w:r>
-              <w:rPr>
-                <w:rFonts w:ascii="Times New Roman" w:hAnsi="Times New Roman" w:eastAsia="Times New Roman" w:cs="Times New Roman"/>
-                <w:b w:val="0"/>
-                <w:sz w:val="20"/>
-              </w:rPr>
-              <w:t>40</w:t>
-            </w:r>
-          </w:p>
-        </w:tc>
-        <w:tc>
-          <w:tcPr>
-            <w:tcW w:type="dxa" w:w="977"/>
-          </w:tcPr>
-          <w:p>
-            <w:pPr>
-              <w:spacing w:before="0" w:after="0" w:line="240" w:lineRule="auto"/>
-              <w:ind w:firstLine="0"/>
-              <w:jc w:val="center"/>
-            </w:pPr>
-            <w:r>
-              <w:rPr>
-                <w:rFonts w:ascii="Times New Roman" w:hAnsi="Times New Roman" w:eastAsia="Times New Roman" w:cs="Times New Roman"/>
-                <w:b w:val="0"/>
-                <w:sz w:val="20"/>
-              </w:rPr>
-              <w:t>0</w:t>
-            </w:r>
-          </w:p>
-        </w:tc>
-        <w:tc>
-          <w:tcPr>
-            <w:tcW w:type="dxa" w:w="977"/>
-          </w:tcPr>
-          <w:p>
-            <w:pPr>
-              <w:spacing w:before="0" w:after="0" w:line="240" w:lineRule="auto"/>
-              <w:ind w:firstLine="0"/>
-              <w:jc w:val="center"/>
-            </w:pPr>
-            <w:r>
-              <w:rPr>
-                <w:rFonts w:ascii="Times New Roman" w:hAnsi="Times New Roman" w:eastAsia="Times New Roman" w:cs="Times New Roman"/>
-                <w:b w:val="0"/>
-                <w:sz w:val="20"/>
-              </w:rPr>
-              <w:t>0</w:t>
-            </w:r>
-          </w:p>
-        </w:tc>
-        <w:tc>
-          <w:tcPr>
-            <w:tcW w:type="dxa" w:w="977"/>
-          </w:tcPr>
-          <w:p>
-            <w:pPr>
-              <w:spacing w:before="0" w:after="0" w:line="240" w:lineRule="auto"/>
-              <w:ind w:firstLine="0"/>
-              <w:jc w:val="center"/>
-            </w:pPr>
-            <w:r>
-              <w:rPr>
-                <w:rFonts w:ascii="Times New Roman" w:hAnsi="Times New Roman" w:eastAsia="Times New Roman" w:cs="Times New Roman"/>
-                <w:b w:val="0"/>
-                <w:sz w:val="20"/>
-              </w:rPr>
-              <w:t>0</w:t>
-            </w:r>
-          </w:p>
-        </w:tc>
-        <w:tc>
-          <w:tcPr>
-            <w:tcW w:type="dxa" w:w="977"/>
-          </w:tcPr>
-          <w:p>
-            <w:pPr>
-              <w:spacing w:before="0" w:after="0" w:line="240" w:lineRule="auto"/>
-              <w:ind w:firstLine="0"/>
-              <w:jc w:val="center"/>
-            </w:pPr>
-            <w:r>
-              <w:rPr>
-                <w:rFonts w:ascii="Times New Roman" w:hAnsi="Times New Roman" w:eastAsia="Times New Roman" w:cs="Times New Roman"/>
-                <w:b w:val="0"/>
-                <w:sz w:val="20"/>
-              </w:rPr>
-              <w:t>40</w:t>
-            </w:r>
-          </w:p>
-        </w:tc>
-      </w:tr>
-      <w:tr>
-        <w:tc>
-          <w:tcPr>
-            <w:tcW w:type="dxa" w:w="4889"/>
-          </w:tcPr>
-          <w:p>
-            <w:pPr>
-              <w:spacing w:before="0" w:after="0" w:line="240" w:lineRule="auto"/>
-              <w:ind w:firstLine="0"/>
-              <w:jc w:val="left"/>
-            </w:pPr>
-            <w:r>
-              <w:rPr>
-                <w:rFonts w:ascii="Times New Roman" w:hAnsi="Times New Roman" w:eastAsia="Times New Roman" w:cs="Times New Roman"/>
-                <w:b w:val="0"/>
-                <w:sz w:val="20"/>
-              </w:rPr>
-              <w:t xml:space="preserve">   тема 5.1. Подходы к описанию инфраструктуры кодом</w:t>
-            </w:r>
-          </w:p>
-        </w:tc>
-        <w:tc>
-          <w:tcPr>
-            <w:tcW w:type="dxa" w:w="977"/>
-          </w:tcPr>
-          <w:p>
-            <w:pPr>
-              <w:spacing w:before="0" w:after="0" w:line="240" w:lineRule="auto"/>
-              <w:ind w:firstLine="0"/>
-              <w:jc w:val="center"/>
-            </w:pPr>
-            <w:r>
-              <w:rPr>
-                <w:rFonts w:ascii="Times New Roman" w:hAnsi="Times New Roman" w:eastAsia="Times New Roman" w:cs="Times New Roman"/>
-                <w:b w:val="0"/>
-                <w:sz w:val="20"/>
-              </w:rPr>
-              <w:t>8</w:t>
-            </w:r>
-          </w:p>
-        </w:tc>
-        <w:tc>
-          <w:tcPr>
-            <w:tcW w:type="dxa" w:w="977"/>
-          </w:tcPr>
-          <w:p>
-            <w:pPr>
-              <w:spacing w:before="0" w:after="0" w:line="240" w:lineRule="auto"/>
-              <w:ind w:firstLine="0"/>
-              <w:jc w:val="center"/>
-            </w:pPr>
-            <w:r>
-              <w:rPr>
-                <w:rFonts w:ascii="Times New Roman" w:hAnsi="Times New Roman" w:eastAsia="Times New Roman" w:cs="Times New Roman"/>
-                <w:b w:val="0"/>
-                <w:sz w:val="20"/>
-              </w:rPr>
-              <w:t>0</w:t>
-            </w:r>
-          </w:p>
-        </w:tc>
-        <w:tc>
-          <w:tcPr>
-            <w:tcW w:type="dxa" w:w="977"/>
-          </w:tcPr>
-          <w:p>
-            <w:pPr>
-              <w:spacing w:before="0" w:after="0" w:line="240" w:lineRule="auto"/>
-              <w:ind w:firstLine="0"/>
-              <w:jc w:val="center"/>
-            </w:pPr>
-            <w:r>
-              <w:rPr>
-                <w:rFonts w:ascii="Times New Roman" w:hAnsi="Times New Roman" w:eastAsia="Times New Roman" w:cs="Times New Roman"/>
-                <w:b w:val="0"/>
-                <w:sz w:val="20"/>
-              </w:rPr>
-              <w:t>0</w:t>
-            </w:r>
-          </w:p>
-        </w:tc>
-        <w:tc>
-          <w:tcPr>
-            <w:tcW w:type="dxa" w:w="977"/>
-          </w:tcPr>
-          <w:p>
-            <w:pPr>
-              <w:spacing w:before="0" w:after="0" w:line="240" w:lineRule="auto"/>
-              <w:ind w:firstLine="0"/>
-              <w:jc w:val="center"/>
-            </w:pPr>
-            <w:r>
-              <w:rPr>
-                <w:rFonts w:ascii="Times New Roman" w:hAnsi="Times New Roman" w:eastAsia="Times New Roman" w:cs="Times New Roman"/>
-                <w:b w:val="0"/>
-                <w:sz w:val="20"/>
-              </w:rPr>
-              <w:t>0</w:t>
-            </w:r>
-          </w:p>
-        </w:tc>
-        <w:tc>
-          <w:tcPr>
-            <w:tcW w:type="dxa" w:w="977"/>
-          </w:tcPr>
-          <w:p>
-            <w:pPr>
-              <w:spacing w:before="0" w:after="0" w:line="240" w:lineRule="auto"/>
-              <w:ind w:firstLine="0"/>
-              <w:jc w:val="center"/>
-            </w:pPr>
-            <w:r>
-              <w:rPr>
-                <w:rFonts w:ascii="Times New Roman" w:hAnsi="Times New Roman" w:eastAsia="Times New Roman" w:cs="Times New Roman"/>
-                <w:b w:val="0"/>
-                <w:sz w:val="20"/>
-              </w:rPr>
-              <w:t>8</w:t>
-            </w:r>
-          </w:p>
-        </w:tc>
-      </w:tr>
-      <w:tr>
-        <w:tc>
-          <w:tcPr>
-            <w:tcW w:type="dxa" w:w="4889"/>
-          </w:tcPr>
-          <w:p>
-            <w:pPr>
-              <w:spacing w:before="0" w:after="0" w:line="240" w:lineRule="auto"/>
-              <w:ind w:firstLine="0"/>
-              <w:jc w:val="left"/>
-            </w:pPr>
-            <w:r>
-              <w:rPr>
-                <w:rFonts w:ascii="Times New Roman" w:hAnsi="Times New Roman" w:eastAsia="Times New Roman" w:cs="Times New Roman"/>
-                <w:b w:val="0"/>
-                <w:sz w:val="20"/>
-              </w:rPr>
-              <w:t xml:space="preserve">   тема 5.2. Описание облачных ресурсов</w:t>
-            </w:r>
-          </w:p>
-        </w:tc>
-        <w:tc>
-          <w:tcPr>
-            <w:tcW w:type="dxa" w:w="977"/>
-          </w:tcPr>
-          <w:p>
-            <w:pPr>
-              <w:spacing w:before="0" w:after="0" w:line="240" w:lineRule="auto"/>
-              <w:ind w:firstLine="0"/>
-              <w:jc w:val="center"/>
-            </w:pPr>
-            <w:r>
-              <w:rPr>
-                <w:rFonts w:ascii="Times New Roman" w:hAnsi="Times New Roman" w:eastAsia="Times New Roman" w:cs="Times New Roman"/>
-                <w:b w:val="0"/>
-                <w:sz w:val="20"/>
-              </w:rPr>
-              <w:t>12</w:t>
-            </w:r>
-          </w:p>
-        </w:tc>
-        <w:tc>
-          <w:tcPr>
-            <w:tcW w:type="dxa" w:w="977"/>
-          </w:tcPr>
-          <w:p>
-            <w:pPr>
-              <w:spacing w:before="0" w:after="0" w:line="240" w:lineRule="auto"/>
-              <w:ind w:firstLine="0"/>
-              <w:jc w:val="center"/>
-            </w:pPr>
-            <w:r>
-              <w:rPr>
-                <w:rFonts w:ascii="Times New Roman" w:hAnsi="Times New Roman" w:eastAsia="Times New Roman" w:cs="Times New Roman"/>
-                <w:b w:val="0"/>
-                <w:sz w:val="20"/>
-              </w:rPr>
-              <w:t>0</w:t>
-            </w:r>
-          </w:p>
-        </w:tc>
-        <w:tc>
-          <w:tcPr>
-            <w:tcW w:type="dxa" w:w="977"/>
-          </w:tcPr>
-          <w:p>
-            <w:pPr>
-              <w:spacing w:before="0" w:after="0" w:line="240" w:lineRule="auto"/>
-              <w:ind w:firstLine="0"/>
-              <w:jc w:val="center"/>
-            </w:pPr>
-            <w:r>
-              <w:rPr>
-                <w:rFonts w:ascii="Times New Roman" w:hAnsi="Times New Roman" w:eastAsia="Times New Roman" w:cs="Times New Roman"/>
-                <w:b w:val="0"/>
-                <w:sz w:val="20"/>
-              </w:rPr>
-              <w:t>0</w:t>
-            </w:r>
-          </w:p>
-        </w:tc>
-        <w:tc>
-          <w:tcPr>
-            <w:tcW w:type="dxa" w:w="977"/>
-          </w:tcPr>
-          <w:p>
-            <w:pPr>
-              <w:spacing w:before="0" w:after="0" w:line="240" w:lineRule="auto"/>
-              <w:ind w:firstLine="0"/>
-              <w:jc w:val="center"/>
-            </w:pPr>
-            <w:r>
-              <w:rPr>
-                <w:rFonts w:ascii="Times New Roman" w:hAnsi="Times New Roman" w:eastAsia="Times New Roman" w:cs="Times New Roman"/>
-                <w:b w:val="0"/>
-                <w:sz w:val="20"/>
-              </w:rPr>
-              <w:t>0</w:t>
-            </w:r>
-          </w:p>
-        </w:tc>
-        <w:tc>
-          <w:tcPr>
-            <w:tcW w:type="dxa" w:w="977"/>
-          </w:tcPr>
-          <w:p>
-            <w:pPr>
-              <w:spacing w:before="0" w:after="0" w:line="240" w:lineRule="auto"/>
-              <w:ind w:firstLine="0"/>
-              <w:jc w:val="center"/>
-            </w:pPr>
-            <w:r>
-              <w:rPr>
-                <w:rFonts w:ascii="Times New Roman" w:hAnsi="Times New Roman" w:eastAsia="Times New Roman" w:cs="Times New Roman"/>
-                <w:b w:val="0"/>
-                <w:sz w:val="20"/>
-              </w:rPr>
-              <w:t>12</w:t>
-            </w:r>
-          </w:p>
-        </w:tc>
-      </w:tr>
-      <w:tr>
-        <w:tc>
-          <w:tcPr>
-            <w:tcW w:type="dxa" w:w="4889"/>
-          </w:tcPr>
-          <w:p>
-            <w:pPr>
-              <w:spacing w:before="0" w:after="0" w:line="240" w:lineRule="auto"/>
-              <w:ind w:firstLine="0"/>
-              <w:jc w:val="left"/>
-            </w:pPr>
-            <w:r>
-              <w:rPr>
-                <w:rFonts w:ascii="Times New Roman" w:hAnsi="Times New Roman" w:eastAsia="Times New Roman" w:cs="Times New Roman"/>
-                <w:b w:val="0"/>
-                <w:sz w:val="20"/>
-              </w:rPr>
-              <w:t xml:space="preserve">   тема 5.3. Автоматическая настройка серверов</w:t>
-            </w:r>
-          </w:p>
-        </w:tc>
-        <w:tc>
-          <w:tcPr>
-            <w:tcW w:type="dxa" w:w="977"/>
-          </w:tcPr>
-          <w:p>
-            <w:pPr>
-              <w:spacing w:before="0" w:after="0" w:line="240" w:lineRule="auto"/>
-              <w:ind w:firstLine="0"/>
-              <w:jc w:val="center"/>
-            </w:pPr>
-            <w:r>
-              <w:rPr>
-                <w:rFonts w:ascii="Times New Roman" w:hAnsi="Times New Roman" w:eastAsia="Times New Roman" w:cs="Times New Roman"/>
-                <w:b w:val="0"/>
-                <w:sz w:val="20"/>
-              </w:rPr>
-              <w:t>12</w:t>
-            </w:r>
-          </w:p>
-        </w:tc>
-        <w:tc>
-          <w:tcPr>
-            <w:tcW w:type="dxa" w:w="977"/>
-          </w:tcPr>
-          <w:p>
-            <w:pPr>
-              <w:spacing w:before="0" w:after="0" w:line="240" w:lineRule="auto"/>
-              <w:ind w:firstLine="0"/>
-              <w:jc w:val="center"/>
-            </w:pPr>
-            <w:r>
-              <w:rPr>
-                <w:rFonts w:ascii="Times New Roman" w:hAnsi="Times New Roman" w:eastAsia="Times New Roman" w:cs="Times New Roman"/>
-                <w:b w:val="0"/>
-                <w:sz w:val="20"/>
-              </w:rPr>
-              <w:t>0</w:t>
-            </w:r>
-          </w:p>
-        </w:tc>
-        <w:tc>
-          <w:tcPr>
-            <w:tcW w:type="dxa" w:w="977"/>
-          </w:tcPr>
-          <w:p>
-            <w:pPr>
-              <w:spacing w:before="0" w:after="0" w:line="240" w:lineRule="auto"/>
-              <w:ind w:firstLine="0"/>
-              <w:jc w:val="center"/>
-            </w:pPr>
-            <w:r>
-              <w:rPr>
-                <w:rFonts w:ascii="Times New Roman" w:hAnsi="Times New Roman" w:eastAsia="Times New Roman" w:cs="Times New Roman"/>
-                <w:b w:val="0"/>
-                <w:sz w:val="20"/>
-              </w:rPr>
-              <w:t>0</w:t>
-            </w:r>
-          </w:p>
-        </w:tc>
-        <w:tc>
-          <w:tcPr>
-            <w:tcW w:type="dxa" w:w="977"/>
-          </w:tcPr>
-          <w:p>
-            <w:pPr>
-              <w:spacing w:before="0" w:after="0" w:line="240" w:lineRule="auto"/>
-              <w:ind w:firstLine="0"/>
-              <w:jc w:val="center"/>
-            </w:pPr>
-            <w:r>
-              <w:rPr>
-                <w:rFonts w:ascii="Times New Roman" w:hAnsi="Times New Roman" w:eastAsia="Times New Roman" w:cs="Times New Roman"/>
-                <w:b w:val="0"/>
-                <w:sz w:val="20"/>
-              </w:rPr>
-              <w:t>0</w:t>
-            </w:r>
-          </w:p>
-        </w:tc>
-        <w:tc>
-          <w:tcPr>
-            <w:tcW w:type="dxa" w:w="977"/>
-          </w:tcPr>
-          <w:p>
-            <w:pPr>
-              <w:spacing w:before="0" w:after="0" w:line="240" w:lineRule="auto"/>
-              <w:ind w:firstLine="0"/>
-              <w:jc w:val="center"/>
-            </w:pPr>
-            <w:r>
-              <w:rPr>
-                <w:rFonts w:ascii="Times New Roman" w:hAnsi="Times New Roman" w:eastAsia="Times New Roman" w:cs="Times New Roman"/>
-                <w:b w:val="0"/>
-                <w:sz w:val="20"/>
-              </w:rPr>
-              <w:t>12</w:t>
-            </w:r>
-          </w:p>
-        </w:tc>
-      </w:tr>
-      <w:tr>
-        <w:tc>
-          <w:tcPr>
-            <w:tcW w:type="dxa" w:w="4889"/>
-          </w:tcPr>
-          <w:p>
-            <w:pPr>
-              <w:spacing w:before="0" w:after="0" w:line="240" w:lineRule="auto"/>
-              <w:ind w:firstLine="0"/>
-              <w:jc w:val="left"/>
-            </w:pPr>
-            <w:r>
-              <w:rPr>
-                <w:rFonts w:ascii="Times New Roman" w:hAnsi="Times New Roman" w:eastAsia="Times New Roman" w:cs="Times New Roman"/>
-                <w:b w:val="0"/>
-                <w:sz w:val="20"/>
-              </w:rPr>
-              <w:t xml:space="preserve">   тема 5.4. Хранение и проверка конфигураций</w:t>
-            </w:r>
-          </w:p>
-        </w:tc>
-        <w:tc>
-          <w:tcPr>
-            <w:tcW w:type="dxa" w:w="977"/>
-          </w:tcPr>
-          <w:p>
-            <w:pPr>
-              <w:spacing w:before="0" w:after="0" w:line="240" w:lineRule="auto"/>
-              <w:ind w:firstLine="0"/>
-              <w:jc w:val="center"/>
-            </w:pPr>
-            <w:r>
-              <w:rPr>
-                <w:rFonts w:ascii="Times New Roman" w:hAnsi="Times New Roman" w:eastAsia="Times New Roman" w:cs="Times New Roman"/>
-                <w:b w:val="0"/>
-                <w:sz w:val="20"/>
-              </w:rPr>
-              <w:t>8</w:t>
-            </w:r>
-          </w:p>
-        </w:tc>
-        <w:tc>
-          <w:tcPr>
-            <w:tcW w:type="dxa" w:w="977"/>
-          </w:tcPr>
-          <w:p>
-            <w:pPr>
-              <w:spacing w:before="0" w:after="0" w:line="240" w:lineRule="auto"/>
-              <w:ind w:firstLine="0"/>
-              <w:jc w:val="center"/>
-            </w:pPr>
-            <w:r>
-              <w:rPr>
-                <w:rFonts w:ascii="Times New Roman" w:hAnsi="Times New Roman" w:eastAsia="Times New Roman" w:cs="Times New Roman"/>
-                <w:b w:val="0"/>
-                <w:sz w:val="20"/>
-              </w:rPr>
-              <w:t>0</w:t>
-            </w:r>
-          </w:p>
-        </w:tc>
-        <w:tc>
-          <w:tcPr>
-            <w:tcW w:type="dxa" w:w="977"/>
-          </w:tcPr>
-          <w:p>
-            <w:pPr>
-              <w:spacing w:before="0" w:after="0" w:line="240" w:lineRule="auto"/>
-              <w:ind w:firstLine="0"/>
-              <w:jc w:val="center"/>
-            </w:pPr>
-            <w:r>
-              <w:rPr>
-                <w:rFonts w:ascii="Times New Roman" w:hAnsi="Times New Roman" w:eastAsia="Times New Roman" w:cs="Times New Roman"/>
-                <w:b w:val="0"/>
-                <w:sz w:val="20"/>
-              </w:rPr>
-              <w:t>0</w:t>
-            </w:r>
-          </w:p>
-        </w:tc>
-        <w:tc>
-          <w:tcPr>
-            <w:tcW w:type="dxa" w:w="977"/>
-          </w:tcPr>
-          <w:p>
-            <w:pPr>
-              <w:spacing w:before="0" w:after="0" w:line="240" w:lineRule="auto"/>
-              <w:ind w:firstLine="0"/>
-              <w:jc w:val="center"/>
-            </w:pPr>
-            <w:r>
-              <w:rPr>
-                <w:rFonts w:ascii="Times New Roman" w:hAnsi="Times New Roman" w:eastAsia="Times New Roman" w:cs="Times New Roman"/>
-                <w:b w:val="0"/>
-                <w:sz w:val="20"/>
-              </w:rPr>
-              <w:t>0</w:t>
-            </w:r>
-          </w:p>
-        </w:tc>
-        <w:tc>
-          <w:tcPr>
-            <w:tcW w:type="dxa" w:w="977"/>
-          </w:tcPr>
-          <w:p>
-            <w:pPr>
-              <w:spacing w:before="0" w:after="0" w:line="240" w:lineRule="auto"/>
-              <w:ind w:firstLine="0"/>
-              <w:jc w:val="center"/>
-            </w:pPr>
-            <w:r>
-              <w:rPr>
-                <w:rFonts w:ascii="Times New Roman" w:hAnsi="Times New Roman" w:eastAsia="Times New Roman" w:cs="Times New Roman"/>
-                <w:b w:val="0"/>
-                <w:sz w:val="20"/>
-              </w:rPr>
-              <w:t>8</w:t>
-            </w:r>
-          </w:p>
-        </w:tc>
-      </w:tr>
-      <w:tr>
-        <w:tc>
-          <w:tcPr>
-            <w:tcW w:type="dxa" w:w="4889"/>
-          </w:tcPr>
-          <w:p>
-            <w:pPr>
-              <w:spacing w:before="0" w:after="0" w:line="240" w:lineRule="auto"/>
-              <w:ind w:firstLine="0"/>
-              <w:jc w:val="left"/>
-            </w:pPr>
-            <w:r>
-              <w:rPr>
-                <w:rFonts w:ascii="Times New Roman" w:hAnsi="Times New Roman" w:eastAsia="Times New Roman" w:cs="Times New Roman"/>
-                <w:b w:val="0"/>
-                <w:sz w:val="20"/>
-              </w:rPr>
-              <w:t>Модуль 6. Мониторинг и сопровождение</w:t>
-            </w:r>
-          </w:p>
-        </w:tc>
-        <w:tc>
-          <w:tcPr>
-            <w:tcW w:type="dxa" w:w="977"/>
-          </w:tcPr>
-          <w:p>
-            <w:pPr>
-              <w:spacing w:before="0" w:after="0" w:line="240" w:lineRule="auto"/>
-              <w:ind w:firstLine="0"/>
-              <w:jc w:val="center"/>
-            </w:pPr>
-            <w:r>
-              <w:rPr>
-                <w:rFonts w:ascii="Times New Roman" w:hAnsi="Times New Roman" w:eastAsia="Times New Roman" w:cs="Times New Roman"/>
-                <w:b w:val="0"/>
-                <w:sz w:val="20"/>
-              </w:rPr>
-              <w:t>40</w:t>
-            </w:r>
-          </w:p>
-        </w:tc>
-        <w:tc>
-          <w:tcPr>
-            <w:tcW w:type="dxa" w:w="977"/>
-          </w:tcPr>
-          <w:p>
-            <w:pPr>
-              <w:spacing w:before="0" w:after="0" w:line="240" w:lineRule="auto"/>
-              <w:ind w:firstLine="0"/>
-              <w:jc w:val="center"/>
-            </w:pPr>
-            <w:r>
-              <w:rPr>
-                <w:rFonts w:ascii="Times New Roman" w:hAnsi="Times New Roman" w:eastAsia="Times New Roman" w:cs="Times New Roman"/>
-                <w:b w:val="0"/>
-                <w:sz w:val="20"/>
-              </w:rPr>
-              <w:t>0</w:t>
-            </w:r>
-          </w:p>
-        </w:tc>
-        <w:tc>
-          <w:tcPr>
-            <w:tcW w:type="dxa" w:w="977"/>
-          </w:tcPr>
-          <w:p>
-            <w:pPr>
-              <w:spacing w:before="0" w:after="0" w:line="240" w:lineRule="auto"/>
-              <w:ind w:firstLine="0"/>
-              <w:jc w:val="center"/>
-            </w:pPr>
-            <w:r>
-              <w:rPr>
-                <w:rFonts w:ascii="Times New Roman" w:hAnsi="Times New Roman" w:eastAsia="Times New Roman" w:cs="Times New Roman"/>
-                <w:b w:val="0"/>
-                <w:sz w:val="20"/>
-              </w:rPr>
-              <w:t>0</w:t>
-            </w:r>
-          </w:p>
-        </w:tc>
-        <w:tc>
-          <w:tcPr>
-            <w:tcW w:type="dxa" w:w="977"/>
-          </w:tcPr>
-          <w:p>
-            <w:pPr>
-              <w:spacing w:before="0" w:after="0" w:line="240" w:lineRule="auto"/>
-              <w:ind w:firstLine="0"/>
-              <w:jc w:val="center"/>
-            </w:pPr>
-            <w:r>
-              <w:rPr>
-                <w:rFonts w:ascii="Times New Roman" w:hAnsi="Times New Roman" w:eastAsia="Times New Roman" w:cs="Times New Roman"/>
-                <w:b w:val="0"/>
-                <w:sz w:val="20"/>
-              </w:rPr>
-              <w:t>0</w:t>
-            </w:r>
-          </w:p>
-        </w:tc>
-        <w:tc>
-          <w:tcPr>
-            <w:tcW w:type="dxa" w:w="977"/>
-          </w:tcPr>
-          <w:p>
-            <w:pPr>
-              <w:spacing w:before="0" w:after="0" w:line="240" w:lineRule="auto"/>
-              <w:ind w:firstLine="0"/>
-              <w:jc w:val="center"/>
-            </w:pPr>
-            <w:r>
-              <w:rPr>
-                <w:rFonts w:ascii="Times New Roman" w:hAnsi="Times New Roman" w:eastAsia="Times New Roman" w:cs="Times New Roman"/>
-                <w:b w:val="0"/>
-                <w:sz w:val="20"/>
-              </w:rPr>
-              <w:t>40</w:t>
-            </w:r>
-          </w:p>
-        </w:tc>
-      </w:tr>
-      <w:tr>
-        <w:tc>
-          <w:tcPr>
-            <w:tcW w:type="dxa" w:w="4889"/>
-          </w:tcPr>
-          <w:p>
-            <w:pPr>
-              <w:spacing w:before="0" w:after="0" w:line="240" w:lineRule="auto"/>
-              <w:ind w:firstLine="0"/>
-              <w:jc w:val="left"/>
-            </w:pPr>
-            <w:r>
-              <w:rPr>
-                <w:rFonts w:ascii="Times New Roman" w:hAnsi="Times New Roman" w:eastAsia="Times New Roman" w:cs="Times New Roman"/>
-                <w:b w:val="0"/>
-                <w:sz w:val="20"/>
-              </w:rPr>
-              <w:t xml:space="preserve">   тема 6.1. Метрики и мониторинг</w:t>
-            </w:r>
-          </w:p>
-        </w:tc>
-        <w:tc>
-          <w:tcPr>
-            <w:tcW w:type="dxa" w:w="977"/>
-          </w:tcPr>
-          <w:p>
-            <w:pPr>
-              <w:spacing w:before="0" w:after="0" w:line="240" w:lineRule="auto"/>
-              <w:ind w:firstLine="0"/>
-              <w:jc w:val="center"/>
-            </w:pPr>
-            <w:r>
-              <w:rPr>
-                <w:rFonts w:ascii="Times New Roman" w:hAnsi="Times New Roman" w:eastAsia="Times New Roman" w:cs="Times New Roman"/>
-                <w:b w:val="0"/>
-                <w:sz w:val="20"/>
-              </w:rPr>
-              <w:t>10</w:t>
-            </w:r>
-          </w:p>
-        </w:tc>
-        <w:tc>
-          <w:tcPr>
-            <w:tcW w:type="dxa" w:w="977"/>
-          </w:tcPr>
-          <w:p>
-            <w:pPr>
-              <w:spacing w:before="0" w:after="0" w:line="240" w:lineRule="auto"/>
-              <w:ind w:firstLine="0"/>
-              <w:jc w:val="center"/>
-            </w:pPr>
-            <w:r>
-              <w:rPr>
-                <w:rFonts w:ascii="Times New Roman" w:hAnsi="Times New Roman" w:eastAsia="Times New Roman" w:cs="Times New Roman"/>
-                <w:b w:val="0"/>
-                <w:sz w:val="20"/>
-              </w:rPr>
-              <w:t>0</w:t>
-            </w:r>
-          </w:p>
-        </w:tc>
-        <w:tc>
-          <w:tcPr>
-            <w:tcW w:type="dxa" w:w="977"/>
-          </w:tcPr>
-          <w:p>
-            <w:pPr>
-              <w:spacing w:before="0" w:after="0" w:line="240" w:lineRule="auto"/>
-              <w:ind w:firstLine="0"/>
-              <w:jc w:val="center"/>
-            </w:pPr>
-            <w:r>
-              <w:rPr>
-                <w:rFonts w:ascii="Times New Roman" w:hAnsi="Times New Roman" w:eastAsia="Times New Roman" w:cs="Times New Roman"/>
-                <w:b w:val="0"/>
-                <w:sz w:val="20"/>
-              </w:rPr>
-              <w:t>0</w:t>
-            </w:r>
-          </w:p>
-        </w:tc>
-        <w:tc>
-          <w:tcPr>
-            <w:tcW w:type="dxa" w:w="977"/>
-          </w:tcPr>
-          <w:p>
-            <w:pPr>
-              <w:spacing w:before="0" w:after="0" w:line="240" w:lineRule="auto"/>
-              <w:ind w:firstLine="0"/>
-              <w:jc w:val="center"/>
-            </w:pPr>
-            <w:r>
-              <w:rPr>
-                <w:rFonts w:ascii="Times New Roman" w:hAnsi="Times New Roman" w:eastAsia="Times New Roman" w:cs="Times New Roman"/>
-                <w:b w:val="0"/>
-                <w:sz w:val="20"/>
-              </w:rPr>
-              <w:t>0</w:t>
-            </w:r>
-          </w:p>
-        </w:tc>
-        <w:tc>
-          <w:tcPr>
-            <w:tcW w:type="dxa" w:w="977"/>
-          </w:tcPr>
-          <w:p>
-            <w:pPr>
-              <w:spacing w:before="0" w:after="0" w:line="240" w:lineRule="auto"/>
-              <w:ind w:firstLine="0"/>
-              <w:jc w:val="center"/>
-            </w:pPr>
-            <w:r>
-              <w:rPr>
-                <w:rFonts w:ascii="Times New Roman" w:hAnsi="Times New Roman" w:eastAsia="Times New Roman" w:cs="Times New Roman"/>
-                <w:b w:val="0"/>
-                <w:sz w:val="20"/>
-              </w:rPr>
-              <w:t>10</w:t>
-            </w:r>
-          </w:p>
-        </w:tc>
-      </w:tr>
-      <w:tr>
-        <w:tc>
-          <w:tcPr>
-            <w:tcW w:type="dxa" w:w="4889"/>
-          </w:tcPr>
-          <w:p>
-            <w:pPr>
-              <w:spacing w:before="0" w:after="0" w:line="240" w:lineRule="auto"/>
-              <w:ind w:firstLine="0"/>
-              <w:jc w:val="left"/>
-            </w:pPr>
-            <w:r>
-              <w:rPr>
-                <w:rFonts w:ascii="Times New Roman" w:hAnsi="Times New Roman" w:eastAsia="Times New Roman" w:cs="Times New Roman"/>
-                <w:b w:val="0"/>
-                <w:sz w:val="20"/>
-              </w:rPr>
-              <w:t xml:space="preserve">   тема 6.2. Журналы и оповещения</w:t>
-            </w:r>
-          </w:p>
-        </w:tc>
-        <w:tc>
-          <w:tcPr>
-            <w:tcW w:type="dxa" w:w="977"/>
-          </w:tcPr>
-          <w:p>
-            <w:pPr>
-              <w:spacing w:before="0" w:after="0" w:line="240" w:lineRule="auto"/>
-              <w:ind w:firstLine="0"/>
-              <w:jc w:val="center"/>
-            </w:pPr>
-            <w:r>
-              <w:rPr>
-                <w:rFonts w:ascii="Times New Roman" w:hAnsi="Times New Roman" w:eastAsia="Times New Roman" w:cs="Times New Roman"/>
-                <w:b w:val="0"/>
-                <w:sz w:val="20"/>
-              </w:rPr>
-              <w:t>10</w:t>
-            </w:r>
-          </w:p>
-        </w:tc>
-        <w:tc>
-          <w:tcPr>
-            <w:tcW w:type="dxa" w:w="977"/>
-          </w:tcPr>
-          <w:p>
-            <w:pPr>
-              <w:spacing w:before="0" w:after="0" w:line="240" w:lineRule="auto"/>
-              <w:ind w:firstLine="0"/>
-              <w:jc w:val="center"/>
-            </w:pPr>
-            <w:r>
-              <w:rPr>
-                <w:rFonts w:ascii="Times New Roman" w:hAnsi="Times New Roman" w:eastAsia="Times New Roman" w:cs="Times New Roman"/>
-                <w:b w:val="0"/>
-                <w:sz w:val="20"/>
-              </w:rPr>
-              <w:t>0</w:t>
-            </w:r>
-          </w:p>
-        </w:tc>
-        <w:tc>
-          <w:tcPr>
-            <w:tcW w:type="dxa" w:w="977"/>
-          </w:tcPr>
-          <w:p>
-            <w:pPr>
-              <w:spacing w:before="0" w:after="0" w:line="240" w:lineRule="auto"/>
-              <w:ind w:firstLine="0"/>
-              <w:jc w:val="center"/>
-            </w:pPr>
-            <w:r>
-              <w:rPr>
-                <w:rFonts w:ascii="Times New Roman" w:hAnsi="Times New Roman" w:eastAsia="Times New Roman" w:cs="Times New Roman"/>
-                <w:b w:val="0"/>
-                <w:sz w:val="20"/>
-              </w:rPr>
-              <w:t>0</w:t>
-            </w:r>
-          </w:p>
-        </w:tc>
-        <w:tc>
-          <w:tcPr>
-            <w:tcW w:type="dxa" w:w="977"/>
-          </w:tcPr>
-          <w:p>
-            <w:pPr>
-              <w:spacing w:before="0" w:after="0" w:line="240" w:lineRule="auto"/>
-              <w:ind w:firstLine="0"/>
-              <w:jc w:val="center"/>
-            </w:pPr>
-            <w:r>
-              <w:rPr>
-                <w:rFonts w:ascii="Times New Roman" w:hAnsi="Times New Roman" w:eastAsia="Times New Roman" w:cs="Times New Roman"/>
-                <w:b w:val="0"/>
-                <w:sz w:val="20"/>
-              </w:rPr>
-              <w:t>0</w:t>
-            </w:r>
-          </w:p>
-        </w:tc>
-        <w:tc>
-          <w:tcPr>
-            <w:tcW w:type="dxa" w:w="977"/>
-          </w:tcPr>
-          <w:p>
-            <w:pPr>
-              <w:spacing w:before="0" w:after="0" w:line="240" w:lineRule="auto"/>
-              <w:ind w:firstLine="0"/>
-              <w:jc w:val="center"/>
-            </w:pPr>
-            <w:r>
-              <w:rPr>
-                <w:rFonts w:ascii="Times New Roman" w:hAnsi="Times New Roman" w:eastAsia="Times New Roman" w:cs="Times New Roman"/>
-                <w:b w:val="0"/>
-                <w:sz w:val="20"/>
-              </w:rPr>
-              <w:t>10</w:t>
-            </w:r>
-          </w:p>
-        </w:tc>
-      </w:tr>
-      <w:tr>
-        <w:tc>
-          <w:tcPr>
-            <w:tcW w:type="dxa" w:w="4889"/>
-          </w:tcPr>
-          <w:p>
-            <w:pPr>
-              <w:spacing w:before="0" w:after="0" w:line="240" w:lineRule="auto"/>
-              <w:ind w:firstLine="0"/>
-              <w:jc w:val="left"/>
-            </w:pPr>
-            <w:r>
-              <w:rPr>
-                <w:rFonts w:ascii="Times New Roman" w:hAnsi="Times New Roman" w:eastAsia="Times New Roman" w:cs="Times New Roman"/>
-                <w:b w:val="0"/>
-                <w:sz w:val="20"/>
-              </w:rPr>
-              <w:t xml:space="preserve">   тема 6.3. Резервное копирование и восстановление</w:t>
-            </w:r>
-          </w:p>
-        </w:tc>
-        <w:tc>
-          <w:tcPr>
-            <w:tcW w:type="dxa" w:w="977"/>
-          </w:tcPr>
-          <w:p>
-            <w:pPr>
-              <w:spacing w:before="0" w:after="0" w:line="240" w:lineRule="auto"/>
-              <w:ind w:firstLine="0"/>
-              <w:jc w:val="center"/>
-            </w:pPr>
-            <w:r>
-              <w:rPr>
-                <w:rFonts w:ascii="Times New Roman" w:hAnsi="Times New Roman" w:eastAsia="Times New Roman" w:cs="Times New Roman"/>
-                <w:b w:val="0"/>
-                <w:sz w:val="20"/>
-              </w:rPr>
-              <w:t>10</w:t>
-            </w:r>
-          </w:p>
-        </w:tc>
-        <w:tc>
-          <w:tcPr>
-            <w:tcW w:type="dxa" w:w="977"/>
-          </w:tcPr>
-          <w:p>
-            <w:pPr>
-              <w:spacing w:before="0" w:after="0" w:line="240" w:lineRule="auto"/>
-              <w:ind w:firstLine="0"/>
-              <w:jc w:val="center"/>
-            </w:pPr>
-            <w:r>
-              <w:rPr>
-                <w:rFonts w:ascii="Times New Roman" w:hAnsi="Times New Roman" w:eastAsia="Times New Roman" w:cs="Times New Roman"/>
-                <w:b w:val="0"/>
-                <w:sz w:val="20"/>
-              </w:rPr>
-              <w:t>0</w:t>
-            </w:r>
-          </w:p>
-        </w:tc>
-        <w:tc>
-          <w:tcPr>
-            <w:tcW w:type="dxa" w:w="977"/>
-          </w:tcPr>
-          <w:p>
-            <w:pPr>
-              <w:spacing w:before="0" w:after="0" w:line="240" w:lineRule="auto"/>
-              <w:ind w:firstLine="0"/>
-              <w:jc w:val="center"/>
-            </w:pPr>
-            <w:r>
-              <w:rPr>
-                <w:rFonts w:ascii="Times New Roman" w:hAnsi="Times New Roman" w:eastAsia="Times New Roman" w:cs="Times New Roman"/>
-                <w:b w:val="0"/>
-                <w:sz w:val="20"/>
-              </w:rPr>
-              <w:t>0</w:t>
-            </w:r>
-          </w:p>
-        </w:tc>
-        <w:tc>
-          <w:tcPr>
-            <w:tcW w:type="dxa" w:w="977"/>
-          </w:tcPr>
-          <w:p>
-            <w:pPr>
-              <w:spacing w:before="0" w:after="0" w:line="240" w:lineRule="auto"/>
-              <w:ind w:firstLine="0"/>
-              <w:jc w:val="center"/>
-            </w:pPr>
-            <w:r>
-              <w:rPr>
-                <w:rFonts w:ascii="Times New Roman" w:hAnsi="Times New Roman" w:eastAsia="Times New Roman" w:cs="Times New Roman"/>
-                <w:b w:val="0"/>
-                <w:sz w:val="20"/>
-              </w:rPr>
-              <w:t>0</w:t>
-            </w:r>
-          </w:p>
-        </w:tc>
-        <w:tc>
-          <w:tcPr>
-            <w:tcW w:type="dxa" w:w="977"/>
-          </w:tcPr>
-          <w:p>
-            <w:pPr>
-              <w:spacing w:before="0" w:after="0" w:line="240" w:lineRule="auto"/>
-              <w:ind w:firstLine="0"/>
-              <w:jc w:val="center"/>
-            </w:pPr>
-            <w:r>
-              <w:rPr>
-                <w:rFonts w:ascii="Times New Roman" w:hAnsi="Times New Roman" w:eastAsia="Times New Roman" w:cs="Times New Roman"/>
-                <w:b w:val="0"/>
-                <w:sz w:val="20"/>
-              </w:rPr>
-              <w:t>10</w:t>
-            </w:r>
-          </w:p>
-        </w:tc>
-      </w:tr>
-      <w:tr>
-        <w:tc>
-          <w:tcPr>
-            <w:tcW w:type="dxa" w:w="4889"/>
-          </w:tcPr>
-          <w:p>
-            <w:pPr>
-              <w:spacing w:before="0" w:after="0" w:line="240" w:lineRule="auto"/>
-              <w:ind w:firstLine="0"/>
-              <w:jc w:val="left"/>
-            </w:pPr>
-            <w:r>
-              <w:rPr>
-                <w:rFonts w:ascii="Times New Roman" w:hAnsi="Times New Roman" w:eastAsia="Times New Roman" w:cs="Times New Roman"/>
-                <w:b w:val="0"/>
-                <w:sz w:val="20"/>
-              </w:rPr>
-              <w:t xml:space="preserve">   тема 6.4. Подготовка отчёта о стажировке</w:t>
-            </w:r>
-          </w:p>
-        </w:tc>
-        <w:tc>
-          <w:tcPr>
-            <w:tcW w:type="dxa" w:w="977"/>
-          </w:tcPr>
-          <w:p>
-            <w:pPr>
-              <w:spacing w:before="0" w:after="0" w:line="240" w:lineRule="auto"/>
-              <w:ind w:firstLine="0"/>
-              <w:jc w:val="center"/>
-            </w:pPr>
-            <w:r>
-              <w:rPr>
-                <w:rFonts w:ascii="Times New Roman" w:hAnsi="Times New Roman" w:eastAsia="Times New Roman" w:cs="Times New Roman"/>
-                <w:b w:val="0"/>
-                <w:sz w:val="20"/>
-              </w:rPr>
-              <w:t>10</w:t>
-            </w:r>
-          </w:p>
-        </w:tc>
-        <w:tc>
-          <w:tcPr>
-            <w:tcW w:type="dxa" w:w="977"/>
-          </w:tcPr>
-          <w:p>
-            <w:pPr>
-              <w:spacing w:before="0" w:after="0" w:line="240" w:lineRule="auto"/>
-              <w:ind w:firstLine="0"/>
-              <w:jc w:val="center"/>
-            </w:pPr>
-            <w:r>
-              <w:rPr>
-                <w:rFonts w:ascii="Times New Roman" w:hAnsi="Times New Roman" w:eastAsia="Times New Roman" w:cs="Times New Roman"/>
-                <w:b w:val="0"/>
-                <w:sz w:val="20"/>
-              </w:rPr>
-              <w:t>0</w:t>
-            </w:r>
-          </w:p>
-        </w:tc>
-        <w:tc>
-          <w:tcPr>
-            <w:tcW w:type="dxa" w:w="977"/>
-          </w:tcPr>
-          <w:p>
-            <w:pPr>
-              <w:spacing w:before="0" w:after="0" w:line="240" w:lineRule="auto"/>
-              <w:ind w:firstLine="0"/>
-              <w:jc w:val="center"/>
-            </w:pPr>
-            <w:r>
-              <w:rPr>
-                <w:rFonts w:ascii="Times New Roman" w:hAnsi="Times New Roman" w:eastAsia="Times New Roman" w:cs="Times New Roman"/>
-                <w:b w:val="0"/>
-                <w:sz w:val="20"/>
-              </w:rPr>
-              <w:t>0</w:t>
-            </w:r>
-          </w:p>
-        </w:tc>
-        <w:tc>
-          <w:tcPr>
-            <w:tcW w:type="dxa" w:w="977"/>
-          </w:tcPr>
-          <w:p>
-            <w:pPr>
-              <w:spacing w:before="0" w:after="0" w:line="240" w:lineRule="auto"/>
-              <w:ind w:firstLine="0"/>
-              <w:jc w:val="center"/>
-            </w:pPr>
-            <w:r>
-              <w:rPr>
-                <w:rFonts w:ascii="Times New Roman" w:hAnsi="Times New Roman" w:eastAsia="Times New Roman" w:cs="Times New Roman"/>
-                <w:b w:val="0"/>
-                <w:sz w:val="20"/>
-              </w:rPr>
-              <w:t>0</w:t>
-            </w:r>
-          </w:p>
-        </w:tc>
-        <w:tc>
-          <w:tcPr>
-            <w:tcW w:type="dxa" w:w="977"/>
-          </w:tcPr>
-          <w:p>
-            <w:pPr>
-              <w:spacing w:before="0" w:after="0" w:line="240" w:lineRule="auto"/>
-              <w:ind w:firstLine="0"/>
-              <w:jc w:val="center"/>
-            </w:pPr>
-            <w:r>
-              <w:rPr>
-                <w:rFonts w:ascii="Times New Roman" w:hAnsi="Times New Roman" w:eastAsia="Times New Roman" w:cs="Times New Roman"/>
-                <w:b w:val="0"/>
-                <w:sz w:val="20"/>
-              </w:rPr>
-              <w:t>10</w:t>
-            </w:r>
-          </w:p>
-        </w:tc>
-      </w:tr>
-      <w:tr>
-        <w:tc>
-          <w:tcPr>
-            <w:tcW w:type="dxa" w:w="4889"/>
-          </w:tcPr>
-          <w:p>
-            <w:pPr>
-              <w:spacing w:before="0" w:after="0" w:line="240" w:lineRule="auto"/>
-              <w:ind w:firstLine="0"/>
-              <w:jc w:val="left"/>
-            </w:pPr>
-            <w:r>
-              <w:rPr>
-                <w:rFonts w:ascii="Times New Roman" w:hAnsi="Times New Roman" w:eastAsia="Times New Roman" w:cs="Times New Roman"/>
-                <w:b/>
-                <w:sz w:val="20"/>
-              </w:rPr>
-              <w:t>Итоговая аттестация</w:t>
-            </w:r>
-          </w:p>
-        </w:tc>
-        <w:tc>
-          <w:tcPr>
-            <w:tcW w:type="dxa" w:w="977"/>
-          </w:tcPr>
-          <w:p>
-            <w:pPr>
-              <w:spacing w:before="0" w:after="0" w:line="240" w:lineRule="auto"/>
-              <w:ind w:firstLine="0"/>
-              <w:jc w:val="center"/>
-            </w:pPr>
-            <w:r>
-              <w:rPr>
-                <w:rFonts w:ascii="Times New Roman" w:hAnsi="Times New Roman" w:eastAsia="Times New Roman" w:cs="Times New Roman"/>
-                <w:b/>
-                <w:sz w:val="20"/>
-              </w:rPr>
-              <w:t>2</w:t>
-            </w:r>
-          </w:p>
-        </w:tc>
-        <w:tc>
-          <w:tcPr>
-            <w:tcW w:type="dxa" w:w="977"/>
-          </w:tcPr>
-          <w:p>
-            <w:pPr>
-              <w:spacing w:before="0" w:after="0" w:line="240" w:lineRule="auto"/>
-              <w:ind w:firstLine="0"/>
-              <w:jc w:val="center"/>
-            </w:pPr>
-            <w:r>
-              <w:rPr>
-                <w:rFonts w:ascii="Times New Roman" w:hAnsi="Times New Roman" w:eastAsia="Times New Roman" w:cs="Times New Roman"/>
-                <w:b/>
-                <w:sz w:val="20"/>
-              </w:rPr>
-            </w:r>
-          </w:p>
-        </w:tc>
-        <w:tc>
-          <w:tcPr>
-            <w:tcW w:type="dxa" w:w="977"/>
-          </w:tcPr>
-          <w:p>
-            <w:pPr>
-              <w:spacing w:before="0" w:after="0" w:line="240" w:lineRule="auto"/>
-              <w:ind w:firstLine="0"/>
-              <w:jc w:val="center"/>
-            </w:pPr>
-            <w:r>
-              <w:rPr>
-                <w:rFonts w:ascii="Times New Roman" w:hAnsi="Times New Roman" w:eastAsia="Times New Roman" w:cs="Times New Roman"/>
-                <w:b/>
-                <w:sz w:val="20"/>
-              </w:rPr>
-            </w:r>
-          </w:p>
-        </w:tc>
-        <w:tc>
-          <w:tcPr>
-            <w:tcW w:type="dxa" w:w="977"/>
-          </w:tcPr>
-          <w:p>
-            <w:pPr>
-              <w:spacing w:before="0" w:after="0" w:line="240" w:lineRule="auto"/>
-              <w:ind w:firstLine="0"/>
-              <w:jc w:val="center"/>
-            </w:pPr>
-            <w:r>
-              <w:rPr>
-                <w:rFonts w:ascii="Times New Roman" w:hAnsi="Times New Roman" w:eastAsia="Times New Roman" w:cs="Times New Roman"/>
-                <w:b/>
-                <w:sz w:val="20"/>
-              </w:rPr>
-            </w:r>
-          </w:p>
-        </w:tc>
-        <w:tc>
-          <w:tcPr>
-            <w:tcW w:type="dxa" w:w="977"/>
-          </w:tcPr>
-          <w:p>
-            <w:pPr>
-              <w:spacing w:before="0" w:after="0" w:line="240" w:lineRule="auto"/>
-              <w:ind w:firstLine="0"/>
-              <w:jc w:val="center"/>
-            </w:pPr>
-            <w:r>
-              <w:rPr>
-                <w:rFonts w:ascii="Times New Roman" w:hAnsi="Times New Roman" w:eastAsia="Times New Roman" w:cs="Times New Roman"/>
-                <w:b/>
-                <w:sz w:val="20"/>
-              </w:rPr>
-            </w:r>
-          </w:p>
-        </w:tc>
-      </w:tr>
-      <w:tr>
-        <w:tc>
-          <w:tcPr>
-            <w:tcW w:type="dxa" w:w="4889"/>
-          </w:tcPr>
-          <w:p>
-            <w:pPr>
-              <w:spacing w:before="0" w:after="0" w:line="240" w:lineRule="auto"/>
-              <w:ind w:firstLine="0"/>
-              <w:jc w:val="left"/>
-            </w:pPr>
-            <w:r>
-              <w:rPr>
-                <w:rFonts w:ascii="Times New Roman" w:hAnsi="Times New Roman" w:eastAsia="Times New Roman" w:cs="Times New Roman"/>
-                <w:b/>
-                <w:sz w:val="20"/>
-              </w:rPr>
-              <w:t>Итого</w:t>
-            </w:r>
-          </w:p>
-        </w:tc>
-        <w:tc>
-          <w:tcPr>
-            <w:tcW w:type="dxa" w:w="977"/>
-          </w:tcPr>
-          <w:p>
-            <w:pPr>
-              <w:spacing w:before="0" w:after="0" w:line="240" w:lineRule="auto"/>
-              <w:ind w:firstLine="0"/>
-              <w:jc w:val="center"/>
-            </w:pPr>
-            <w:r>
-              <w:rPr>
-                <w:rFonts w:ascii="Times New Roman" w:hAnsi="Times New Roman" w:eastAsia="Times New Roman" w:cs="Times New Roman"/>
-                <w:b/>
-                <w:sz w:val="20"/>
-              </w:rPr>
-              <w:t>256</w:t>
-            </w:r>
-          </w:p>
-        </w:tc>
-        <w:tc>
-          <w:tcPr>
-            <w:tcW w:type="dxa" w:w="977"/>
-          </w:tcPr>
-          <w:p>
-            <w:pPr>
-              <w:spacing w:before="0" w:after="0" w:line="240" w:lineRule="auto"/>
-              <w:ind w:firstLine="0"/>
-              <w:jc w:val="center"/>
-            </w:pPr>
-            <w:r>
-              <w:rPr>
-                <w:rFonts w:ascii="Times New Roman" w:hAnsi="Times New Roman" w:eastAsia="Times New Roman" w:cs="Times New Roman"/>
-                <w:b/>
-                <w:sz w:val="20"/>
-              </w:rPr>
-              <w:t>0</w:t>
-            </w:r>
-          </w:p>
-        </w:tc>
-        <w:tc>
-          <w:tcPr>
-            <w:tcW w:type="dxa" w:w="977"/>
-          </w:tcPr>
-          <w:p>
-            <w:pPr>
-              <w:spacing w:before="0" w:after="0" w:line="240" w:lineRule="auto"/>
-              <w:ind w:firstLine="0"/>
-              <w:jc w:val="center"/>
-            </w:pPr>
-            <w:r>
-              <w:rPr>
-                <w:rFonts w:ascii="Times New Roman" w:hAnsi="Times New Roman" w:eastAsia="Times New Roman" w:cs="Times New Roman"/>
-                <w:b/>
-                <w:sz w:val="20"/>
-              </w:rPr>
-              <w:t>0</w:t>
-            </w:r>
-          </w:p>
-        </w:tc>
-        <w:tc>
-          <w:tcPr>
-            <w:tcW w:type="dxa" w:w="977"/>
-          </w:tcPr>
-          <w:p>
-            <w:pPr>
-              <w:spacing w:before="0" w:after="0" w:line="240" w:lineRule="auto"/>
-              <w:ind w:firstLine="0"/>
-              <w:jc w:val="center"/>
-            </w:pPr>
-            <w:r>
-              <w:rPr>
-                <w:rFonts w:ascii="Times New Roman" w:hAnsi="Times New Roman" w:eastAsia="Times New Roman" w:cs="Times New Roman"/>
-                <w:b/>
-                <w:sz w:val="20"/>
-              </w:rPr>
-              <w:t>0</w:t>
-            </w:r>
-          </w:p>
-        </w:tc>
-        <w:tc>
-          <w:tcPr>
-            <w:tcW w:type="dxa" w:w="977"/>
-          </w:tcPr>
-          <w:p>
-            <w:pPr>
-              <w:spacing w:before="0" w:after="0" w:line="240" w:lineRule="auto"/>
-              <w:ind w:firstLine="0"/>
-              <w:jc w:val="center"/>
-            </w:pPr>
-            <w:r>
-              <w:rPr>
-                <w:rFonts w:ascii="Times New Roman" w:hAnsi="Times New Roman" w:eastAsia="Times New Roman" w:cs="Times New Roman"/>
-                <w:b/>
-                <w:sz w:val="20"/>
-              </w:rPr>
-              <w:t>254</w:t>
-            </w:r>
-          </w:p>
-        </w:tc>
-      </w:tr>
-    </w:tbl>
-    <w:p>
-      <w:pPr>
-        <w:spacing w:before="0" w:after="120"/>
-        <w:ind w:firstLine="0"/>
-      </w:pPr>
-    </w:p>
-    <w:p>
-      <w:pPr>
-        <w:spacing w:before="0" w:after="120" w:line="240" w:lineRule="auto"/>
-        <w:ind w:firstLine="0"/>
-        <w:jc w:val="both"/>
-      </w:pPr>
-      <w:r>
-        <w:rPr>
-          <w:rFonts w:ascii="Times New Roman" w:hAnsi="Times New Roman" w:eastAsia="Times New Roman" w:cs="Times New Roman"/>
-          <w:b w:val="0"/>
-        </w:rPr>
-        <w:t>Суммы строк, разделов и итогов, шаг 0,5 ч и календарь проверены: 1 замечание — см. выше.</w:t>
-      </w:r>
-    </w:p>
-    <w:p>
-      <w:pPr>
-        <w:keepNext/>
-        <w:spacing w:before="0" w:after="120" w:line="240" w:lineRule="auto"/>
-        <w:ind w:firstLine="0"/>
-        <w:jc w:val="left"/>
-      </w:pPr>
-      <w:r>
-        <w:rPr>
-          <w:rFonts w:ascii="Times New Roman" w:hAnsi="Times New Roman" w:eastAsia="Times New Roman" w:cs="Times New Roman"/>
-          <w:b/>
-        </w:rPr>
-        <w:t>Покрытие результатов обучения</w:t>
-      </w:r>
-    </w:p>
-    <w:p>
-      <w:pPr>
-        <w:spacing w:before="0" w:after="120" w:line="240" w:lineRule="auto"/>
-        <w:ind w:firstLine="0"/>
-        <w:jc w:val="both"/>
-      </w:pPr>
-      <w:r>
-        <w:rPr>
-          <w:rFonts w:ascii="Times New Roman" w:hAnsi="Times New Roman" w:eastAsia="Times New Roman" w:cs="Times New Roman"/>
-          <w:b w:val="0"/>
-        </w:rPr>
-        <w:t>9 из 9 результатов обучения раскрыты в темах и проверяются двумя и более оценочными средствами (вопросы теста, практические задания, вопросы собеседования, итоговая аттестация).</w:t>
-      </w:r>
-    </w:p>
-    <w:tbl>
-      <w:tblPr>
-        <w:tblLook w:firstColumn="1" w:firstRow="1" w:lastColumn="0" w:lastRow="0" w:noHBand="0" w:noVBand="1" w:val="04A0"/>
-        <w:tblW w:w="9777" w:type="dxa"/>
-        <w:tblLayout w:type="fixed"/>
-        <w:tblBorders>
-          <w:top w:val="single" w:sz="4" w:space="0" w:color="AAAAAA"/>
-          <w:left w:val="single" w:sz="4" w:space="0" w:color="AAAAAA"/>
-          <w:bottom w:val="single" w:sz="4" w:space="0" w:color="AAAAAA"/>
-          <w:right w:val="single" w:sz="4" w:space="0" w:color="AAAAAA"/>
-          <w:insideH w:val="single" w:sz="4" w:space="0" w:color="AAAAAA"/>
-          <w:insideV w:val="single" w:sz="4" w:space="0" w:color="AAAAAA"/>
-        </w:tblBorders>
-        <w:tblCellMar>
-          <w:top w:w="80" w:type="dxa"/>
-          <w:left w:w="120" w:type="dxa"/>
-          <w:bottom w:w="80" w:type="dxa"/>
-          <w:right w:w="120" w:type="dxa"/>
-        </w:tblCellMar>
-      </w:tblPr>
-      <w:tblGrid>
-        <w:gridCol w:w="4513"/>
-        <w:gridCol w:w="1504"/>
-        <w:gridCol w:w="2256"/>
-        <w:gridCol w:w="1504"/>
-      </w:tblGrid>
-      <w:tr>
-        <w:trPr>
-          <w:tblHeader/>
-        </w:trPr>
-        <w:tc>
-          <w:tcPr>
-            <w:tcW w:type="dxa" w:w="4513"/>
-            <w:shd w:val="clear" w:color="auto" w:fill="F2F2F2"/>
-            <w:vAlign w:val="center"/>
-          </w:tcPr>
-          <w:p>
-            <w:pPr>
-              <w:spacing w:before="0" w:after="0" w:line="240" w:lineRule="auto"/>
-              <w:ind w:firstLine="0"/>
-              <w:jc w:val="center"/>
-            </w:pPr>
-            <w:r>
-              <w:rPr>
-                <w:rFonts w:ascii="Times New Roman" w:hAnsi="Times New Roman" w:eastAsia="Times New Roman" w:cs="Times New Roman"/>
-                <w:b/>
-                <w:sz w:val="20"/>
-              </w:rPr>
-              <w:t>Результат обучения</w:t>
-            </w:r>
-          </w:p>
-        </w:tc>
-        <w:tc>
-          <w:tcPr>
-            <w:tcW w:type="dxa" w:w="1504"/>
-            <w:shd w:val="clear" w:color="auto" w:fill="F2F2F2"/>
-            <w:vAlign w:val="center"/>
-          </w:tcPr>
-          <w:p>
-            <w:pPr>
-              <w:spacing w:before="0" w:after="0" w:line="240" w:lineRule="auto"/>
-              <w:ind w:firstLine="0"/>
-              <w:jc w:val="center"/>
-            </w:pPr>
-            <w:r>
-              <w:rPr>
-                <w:rFonts w:ascii="Times New Roman" w:hAnsi="Times New Roman" w:eastAsia="Times New Roman" w:cs="Times New Roman"/>
-                <w:b/>
-                <w:sz w:val="20"/>
-              </w:rPr>
-              <w:t>Темы</w:t>
-            </w:r>
-          </w:p>
-        </w:tc>
-        <w:tc>
-          <w:tcPr>
-            <w:tcW w:type="dxa" w:w="2256"/>
-            <w:shd w:val="clear" w:color="auto" w:fill="F2F2F2"/>
-            <w:vAlign w:val="center"/>
-          </w:tcPr>
-          <w:p>
-            <w:pPr>
-              <w:spacing w:before="0" w:after="0" w:line="240" w:lineRule="auto"/>
-              <w:ind w:firstLine="0"/>
-              <w:jc w:val="center"/>
-            </w:pPr>
-            <w:r>
-              <w:rPr>
-                <w:rFonts w:ascii="Times New Roman" w:hAnsi="Times New Roman" w:eastAsia="Times New Roman" w:cs="Times New Roman"/>
-                <w:b/>
-                <w:sz w:val="20"/>
-              </w:rPr>
-              <w:t>Оценочные средства</w:t>
-            </w:r>
-          </w:p>
-        </w:tc>
-        <w:tc>
-          <w:tcPr>
-            <w:tcW w:type="dxa" w:w="1504"/>
-            <w:shd w:val="clear" w:color="auto" w:fill="F2F2F2"/>
-            <w:vAlign w:val="center"/>
-          </w:tcPr>
-          <w:p>
-            <w:pPr>
-              <w:spacing w:before="0" w:after="0" w:line="240" w:lineRule="auto"/>
-              <w:ind w:firstLine="0"/>
-              <w:jc w:val="center"/>
-            </w:pPr>
-            <w:r>
-              <w:rPr>
-                <w:rFonts w:ascii="Times New Roman" w:hAnsi="Times New Roman" w:eastAsia="Times New Roman" w:cs="Times New Roman"/>
-                <w:b/>
-                <w:sz w:val="20"/>
-              </w:rPr>
-              <w:t>Итог</w:t>
-            </w:r>
-          </w:p>
-        </w:tc>
-      </w:tr>
-      <w:tr>
-        <w:tc>
-          <w:tcPr>
-            <w:tcW w:type="dxa" w:w="4513"/>
-          </w:tcPr>
-          <w:p>
-            <w:pPr>
-              <w:spacing w:before="0" w:after="0" w:line="240" w:lineRule="auto"/>
-              <w:ind w:firstLine="0"/>
-              <w:jc w:val="left"/>
-            </w:pPr>
-            <w:r>
-              <w:rPr>
-                <w:rFonts w:ascii="Times New Roman" w:hAnsi="Times New Roman" w:eastAsia="Times New Roman" w:cs="Times New Roman"/>
-                <w:b w:val="0"/>
-                <w:sz w:val="20"/>
-              </w:rPr>
-              <w:t>1.1. Знать устройство Linux и основных сетевых служб</w:t>
-            </w:r>
-          </w:p>
-        </w:tc>
-        <w:tc>
-          <w:tcPr>
-            <w:tcW w:type="dxa" w:w="1504"/>
-          </w:tcPr>
-          <w:p>
-            <w:pPr>
-              <w:spacing w:before="0" w:after="0" w:line="240" w:lineRule="auto"/>
-              <w:ind w:firstLine="0"/>
-              <w:jc w:val="center"/>
-            </w:pPr>
-            <w:r>
-              <w:rPr>
-                <w:rFonts w:ascii="Times New Roman" w:hAnsi="Times New Roman" w:eastAsia="Times New Roman" w:cs="Times New Roman"/>
-                <w:b w:val="0"/>
-                <w:sz w:val="20"/>
-              </w:rPr>
-              <w:t>1.1, 2.1</w:t>
-            </w:r>
-          </w:p>
-        </w:tc>
-        <w:tc>
-          <w:tcPr>
-            <w:tcW w:type="dxa" w:w="2256"/>
-          </w:tcPr>
-          <w:p>
-            <w:pPr>
-              <w:spacing w:before="0" w:after="0" w:line="240" w:lineRule="auto"/>
-              <w:ind w:firstLine="0"/>
-              <w:jc w:val="left"/>
-            </w:pPr>
-            <w:r>
-              <w:rPr>
-                <w:rFonts w:ascii="Times New Roman" w:hAnsi="Times New Roman" w:eastAsia="Times New Roman" w:cs="Times New Roman"/>
-                <w:b w:val="0"/>
-                <w:sz w:val="20"/>
-              </w:rPr>
-              <w:t>собеседование: 2, итоговая аттестация</w:t>
-            </w:r>
-          </w:p>
-        </w:tc>
-        <w:tc>
-          <w:tcPr>
-            <w:tcW w:type="dxa" w:w="1504"/>
-          </w:tcPr>
-          <w:p>
-            <w:pPr>
-              <w:spacing w:before="0" w:after="0" w:line="240" w:lineRule="auto"/>
-              <w:ind w:firstLine="0"/>
-              <w:jc w:val="center"/>
-            </w:pPr>
-            <w:r>
-              <w:rPr>
-                <w:rFonts w:ascii="Times New Roman" w:hAnsi="Times New Roman" w:eastAsia="Times New Roman" w:cs="Times New Roman"/>
-                <w:b w:val="0"/>
-                <w:sz w:val="20"/>
-              </w:rPr>
-              <w:t>в порядке</w:t>
-            </w:r>
-          </w:p>
-        </w:tc>
-      </w:tr>
-      <w:tr>
-        <w:tc>
-          <w:tcPr>
-            <w:tcW w:type="dxa" w:w="4513"/>
-          </w:tcPr>
-          <w:p>
-            <w:pPr>
-              <w:spacing w:before="0" w:after="0" w:line="240" w:lineRule="auto"/>
-              <w:ind w:firstLine="0"/>
-              <w:jc w:val="left"/>
-            </w:pPr>
-            <w:r>
-              <w:rPr>
-                <w:rFonts w:ascii="Times New Roman" w:hAnsi="Times New Roman" w:eastAsia="Times New Roman" w:cs="Times New Roman"/>
-                <w:b w:val="0"/>
-                <w:sz w:val="20"/>
-              </w:rPr>
-              <w:t>1.2. Уметь настраивать сервер, пользователей, службы и сетевой доступ</w:t>
-            </w:r>
-          </w:p>
-        </w:tc>
-        <w:tc>
-          <w:tcPr>
-            <w:tcW w:type="dxa" w:w="1504"/>
-          </w:tcPr>
-          <w:p>
-            <w:pPr>
-              <w:spacing w:before="0" w:after="0" w:line="240" w:lineRule="auto"/>
-              <w:ind w:firstLine="0"/>
-              <w:jc w:val="left"/>
-            </w:pPr>
-            <w:r>
-              <w:rPr>
-                <w:rFonts w:ascii="Times New Roman" w:hAnsi="Times New Roman" w:eastAsia="Times New Roman" w:cs="Times New Roman"/>
-                <w:b w:val="0"/>
-                <w:sz w:val="20"/>
-              </w:rPr>
-              <w:t>1.2, 1.3, 1.4, 2.2, 2.3</w:t>
-            </w:r>
-          </w:p>
-        </w:tc>
-        <w:tc>
-          <w:tcPr>
-            <w:tcW w:type="dxa" w:w="2256"/>
-          </w:tcPr>
-          <w:p>
-            <w:pPr>
-              <w:spacing w:before="0" w:after="0" w:line="240" w:lineRule="auto"/>
-              <w:ind w:firstLine="0"/>
-              <w:jc w:val="left"/>
-            </w:pPr>
-            <w:r>
-              <w:rPr>
-                <w:rFonts w:ascii="Times New Roman" w:hAnsi="Times New Roman" w:eastAsia="Times New Roman" w:cs="Times New Roman"/>
-                <w:b w:val="0"/>
-                <w:sz w:val="20"/>
-              </w:rPr>
-              <w:t>собеседование: 2, итоговая аттестация</w:t>
-            </w:r>
-          </w:p>
-        </w:tc>
-        <w:tc>
-          <w:tcPr>
-            <w:tcW w:type="dxa" w:w="1504"/>
-          </w:tcPr>
-          <w:p>
-            <w:pPr>
-              <w:spacing w:before="0" w:after="0" w:line="240" w:lineRule="auto"/>
-              <w:ind w:firstLine="0"/>
-              <w:jc w:val="center"/>
-            </w:pPr>
-            <w:r>
-              <w:rPr>
-                <w:rFonts w:ascii="Times New Roman" w:hAnsi="Times New Roman" w:eastAsia="Times New Roman" w:cs="Times New Roman"/>
-                <w:b w:val="0"/>
-                <w:sz w:val="20"/>
-              </w:rPr>
-              <w:t>в порядке</w:t>
-            </w:r>
-          </w:p>
-        </w:tc>
-      </w:tr>
-      <w:tr>
-        <w:tc>
-          <w:tcPr>
-            <w:tcW w:type="dxa" w:w="4513"/>
-          </w:tcPr>
-          <w:p>
-            <w:pPr>
-              <w:spacing w:before="0" w:after="0" w:line="240" w:lineRule="auto"/>
-              <w:ind w:firstLine="0"/>
-              <w:jc w:val="left"/>
-            </w:pPr>
-            <w:r>
-              <w:rPr>
-                <w:rFonts w:ascii="Times New Roman" w:hAnsi="Times New Roman" w:eastAsia="Times New Roman" w:cs="Times New Roman"/>
-                <w:b w:val="0"/>
-                <w:sz w:val="20"/>
-              </w:rPr>
-              <w:t>1.3. Владеть навыком диагностики неполадок сервера и сети</w:t>
-            </w:r>
-          </w:p>
-        </w:tc>
-        <w:tc>
-          <w:tcPr>
-            <w:tcW w:type="dxa" w:w="1504"/>
-          </w:tcPr>
-          <w:p>
-            <w:pPr>
-              <w:spacing w:before="0" w:after="0" w:line="240" w:lineRule="auto"/>
-              <w:ind w:firstLine="0"/>
-              <w:jc w:val="center"/>
-            </w:pPr>
-            <w:r>
-              <w:rPr>
-                <w:rFonts w:ascii="Times New Roman" w:hAnsi="Times New Roman" w:eastAsia="Times New Roman" w:cs="Times New Roman"/>
-                <w:b w:val="0"/>
-                <w:sz w:val="20"/>
-              </w:rPr>
-              <w:t>1.4, 2.4</w:t>
-            </w:r>
-          </w:p>
-        </w:tc>
-        <w:tc>
-          <w:tcPr>
-            <w:tcW w:type="dxa" w:w="2256"/>
-          </w:tcPr>
-          <w:p>
-            <w:pPr>
-              <w:spacing w:before="0" w:after="0" w:line="240" w:lineRule="auto"/>
-              <w:ind w:firstLine="0"/>
-              <w:jc w:val="left"/>
-            </w:pPr>
-            <w:r>
-              <w:rPr>
-                <w:rFonts w:ascii="Times New Roman" w:hAnsi="Times New Roman" w:eastAsia="Times New Roman" w:cs="Times New Roman"/>
-                <w:b w:val="0"/>
-                <w:sz w:val="20"/>
-              </w:rPr>
-              <w:t>собеседование: 2, итоговая аттестация</w:t>
-            </w:r>
-          </w:p>
-        </w:tc>
-        <w:tc>
-          <w:tcPr>
-            <w:tcW w:type="dxa" w:w="1504"/>
-          </w:tcPr>
-          <w:p>
-            <w:pPr>
-              <w:spacing w:before="0" w:after="0" w:line="240" w:lineRule="auto"/>
-              <w:ind w:firstLine="0"/>
-              <w:jc w:val="center"/>
-            </w:pPr>
-            <w:r>
-              <w:rPr>
-                <w:rFonts w:ascii="Times New Roman" w:hAnsi="Times New Roman" w:eastAsia="Times New Roman" w:cs="Times New Roman"/>
-                <w:b w:val="0"/>
-                <w:sz w:val="20"/>
-              </w:rPr>
-              <w:t>в порядке</w:t>
-            </w:r>
-          </w:p>
-        </w:tc>
-      </w:tr>
-      <w:tr>
-        <w:tc>
-          <w:tcPr>
-            <w:tcW w:type="dxa" w:w="4513"/>
-          </w:tcPr>
-          <w:p>
-            <w:pPr>
-              <w:spacing w:before="0" w:after="0" w:line="240" w:lineRule="auto"/>
-              <w:ind w:firstLine="0"/>
-              <w:jc w:val="left"/>
-            </w:pPr>
-            <w:r>
-              <w:rPr>
-                <w:rFonts w:ascii="Times New Roman" w:hAnsi="Times New Roman" w:eastAsia="Times New Roman" w:cs="Times New Roman"/>
-                <w:b w:val="0"/>
-                <w:sz w:val="20"/>
-              </w:rPr>
-              <w:t>2.1. Знать принципы контейнеризации, непрерывной интеграции и описания инфраструктуры кодом</w:t>
-            </w:r>
-          </w:p>
-        </w:tc>
-        <w:tc>
-          <w:tcPr>
-            <w:tcW w:type="dxa" w:w="1504"/>
-          </w:tcPr>
-          <w:p>
-            <w:pPr>
-              <w:spacing w:before="0" w:after="0" w:line="240" w:lineRule="auto"/>
-              <w:ind w:firstLine="0"/>
-              <w:jc w:val="left"/>
-            </w:pPr>
-            <w:r>
-              <w:rPr>
-                <w:rFonts w:ascii="Times New Roman" w:hAnsi="Times New Roman" w:eastAsia="Times New Roman" w:cs="Times New Roman"/>
-                <w:b w:val="0"/>
-                <w:sz w:val="20"/>
-              </w:rPr>
-              <w:t>3.1, 4.1, 5.1</w:t>
-            </w:r>
-          </w:p>
-        </w:tc>
-        <w:tc>
-          <w:tcPr>
-            <w:tcW w:type="dxa" w:w="2256"/>
-          </w:tcPr>
-          <w:p>
-            <w:pPr>
-              <w:spacing w:before="0" w:after="0" w:line="240" w:lineRule="auto"/>
-              <w:ind w:firstLine="0"/>
-              <w:jc w:val="left"/>
-            </w:pPr>
-            <w:r>
-              <w:rPr>
-                <w:rFonts w:ascii="Times New Roman" w:hAnsi="Times New Roman" w:eastAsia="Times New Roman" w:cs="Times New Roman"/>
-                <w:b w:val="0"/>
-                <w:sz w:val="20"/>
-              </w:rPr>
-              <w:t>собеседование: 4, итоговая аттестация</w:t>
-            </w:r>
-          </w:p>
-        </w:tc>
-        <w:tc>
-          <w:tcPr>
-            <w:tcW w:type="dxa" w:w="1504"/>
-          </w:tcPr>
-          <w:p>
-            <w:pPr>
-              <w:spacing w:before="0" w:after="0" w:line="240" w:lineRule="auto"/>
-              <w:ind w:firstLine="0"/>
-              <w:jc w:val="center"/>
-            </w:pPr>
-            <w:r>
-              <w:rPr>
-                <w:rFonts w:ascii="Times New Roman" w:hAnsi="Times New Roman" w:eastAsia="Times New Roman" w:cs="Times New Roman"/>
-                <w:b w:val="0"/>
-                <w:sz w:val="20"/>
-              </w:rPr>
-              <w:t>в порядке</w:t>
-            </w:r>
-          </w:p>
-        </w:tc>
-      </w:tr>
-      <w:tr>
-        <w:tc>
-          <w:tcPr>
-            <w:tcW w:type="dxa" w:w="4513"/>
-          </w:tcPr>
-          <w:p>
-            <w:pPr>
-              <w:spacing w:before="0" w:after="0" w:line="240" w:lineRule="auto"/>
-              <w:ind w:firstLine="0"/>
-              <w:jc w:val="left"/>
-            </w:pPr>
-            <w:r>
-              <w:rPr>
-                <w:rFonts w:ascii="Times New Roman" w:hAnsi="Times New Roman" w:eastAsia="Times New Roman" w:cs="Times New Roman"/>
-                <w:b w:val="0"/>
-                <w:sz w:val="20"/>
-              </w:rPr>
-              <w:t>2.2. Уметь собирать образы контейнеров и настраивать конвейер сборки и развёртывания</w:t>
-            </w:r>
-          </w:p>
-        </w:tc>
-        <w:tc>
-          <w:tcPr>
-            <w:tcW w:type="dxa" w:w="1504"/>
-          </w:tcPr>
-          <w:p>
-            <w:pPr>
-              <w:spacing w:before="0" w:after="0" w:line="240" w:lineRule="auto"/>
-              <w:ind w:firstLine="0"/>
-              <w:jc w:val="left"/>
-            </w:pPr>
-            <w:r>
-              <w:rPr>
-                <w:rFonts w:ascii="Times New Roman" w:hAnsi="Times New Roman" w:eastAsia="Times New Roman" w:cs="Times New Roman"/>
-                <w:b w:val="0"/>
-                <w:sz w:val="20"/>
-              </w:rPr>
-              <w:t>3.2, 3.3, 3.4, 4.2, 4.3, 5.2, 5.3</w:t>
-            </w:r>
-          </w:p>
-        </w:tc>
-        <w:tc>
-          <w:tcPr>
-            <w:tcW w:type="dxa" w:w="2256"/>
-          </w:tcPr>
-          <w:p>
-            <w:pPr>
-              <w:spacing w:before="0" w:after="0" w:line="240" w:lineRule="auto"/>
-              <w:ind w:firstLine="0"/>
-              <w:jc w:val="left"/>
-            </w:pPr>
-            <w:r>
-              <w:rPr>
-                <w:rFonts w:ascii="Times New Roman" w:hAnsi="Times New Roman" w:eastAsia="Times New Roman" w:cs="Times New Roman"/>
-                <w:b w:val="0"/>
-                <w:sz w:val="20"/>
-              </w:rPr>
-              <w:t>собеседование: 3, итоговая аттестация</w:t>
-            </w:r>
-          </w:p>
-        </w:tc>
-        <w:tc>
-          <w:tcPr>
-            <w:tcW w:type="dxa" w:w="1504"/>
-          </w:tcPr>
-          <w:p>
-            <w:pPr>
-              <w:spacing w:before="0" w:after="0" w:line="240" w:lineRule="auto"/>
-              <w:ind w:firstLine="0"/>
-              <w:jc w:val="center"/>
-            </w:pPr>
-            <w:r>
-              <w:rPr>
-                <w:rFonts w:ascii="Times New Roman" w:hAnsi="Times New Roman" w:eastAsia="Times New Roman" w:cs="Times New Roman"/>
-                <w:b w:val="0"/>
-                <w:sz w:val="20"/>
-              </w:rPr>
-              <w:t>в порядке</w:t>
-            </w:r>
-          </w:p>
-        </w:tc>
-      </w:tr>
-      <w:tr>
-        <w:tc>
-          <w:tcPr>
-            <w:tcW w:type="dxa" w:w="4513"/>
-          </w:tcPr>
-          <w:p>
-            <w:pPr>
-              <w:spacing w:before="0" w:after="0" w:line="240" w:lineRule="auto"/>
-              <w:ind w:firstLine="0"/>
-              <w:jc w:val="left"/>
-            </w:pPr>
-            <w:r>
-              <w:rPr>
-                <w:rFonts w:ascii="Times New Roman" w:hAnsi="Times New Roman" w:eastAsia="Times New Roman" w:cs="Times New Roman"/>
-                <w:b w:val="0"/>
-                <w:sz w:val="20"/>
-              </w:rPr>
-              <w:t>2.3. Владеть навыком автоматизации выпуска версий приложения в компании</w:t>
-            </w:r>
-          </w:p>
-        </w:tc>
-        <w:tc>
-          <w:tcPr>
-            <w:tcW w:type="dxa" w:w="1504"/>
-          </w:tcPr>
-          <w:p>
-            <w:pPr>
-              <w:spacing w:before="0" w:after="0" w:line="240" w:lineRule="auto"/>
-              <w:ind w:firstLine="0"/>
-              <w:jc w:val="left"/>
-            </w:pPr>
-            <w:r>
-              <w:rPr>
-                <w:rFonts w:ascii="Times New Roman" w:hAnsi="Times New Roman" w:eastAsia="Times New Roman" w:cs="Times New Roman"/>
-                <w:b w:val="0"/>
-                <w:sz w:val="20"/>
-              </w:rPr>
-              <w:t>4.3, 4.4, 5.3, 5.4</w:t>
-            </w:r>
-          </w:p>
-        </w:tc>
-        <w:tc>
-          <w:tcPr>
-            <w:tcW w:type="dxa" w:w="2256"/>
-          </w:tcPr>
-          <w:p>
-            <w:pPr>
-              <w:spacing w:before="0" w:after="0" w:line="240" w:lineRule="auto"/>
-              <w:ind w:firstLine="0"/>
-              <w:jc w:val="left"/>
-            </w:pPr>
-            <w:r>
-              <w:rPr>
-                <w:rFonts w:ascii="Times New Roman" w:hAnsi="Times New Roman" w:eastAsia="Times New Roman" w:cs="Times New Roman"/>
-                <w:b w:val="0"/>
-                <w:sz w:val="20"/>
-              </w:rPr>
-              <w:t>собеседование: 2, итоговая аттестация</w:t>
-            </w:r>
-          </w:p>
-        </w:tc>
-        <w:tc>
-          <w:tcPr>
-            <w:tcW w:type="dxa" w:w="1504"/>
-          </w:tcPr>
-          <w:p>
-            <w:pPr>
-              <w:spacing w:before="0" w:after="0" w:line="240" w:lineRule="auto"/>
-              <w:ind w:firstLine="0"/>
-              <w:jc w:val="center"/>
-            </w:pPr>
-            <w:r>
-              <w:rPr>
-                <w:rFonts w:ascii="Times New Roman" w:hAnsi="Times New Roman" w:eastAsia="Times New Roman" w:cs="Times New Roman"/>
-                <w:b w:val="0"/>
-                <w:sz w:val="20"/>
-              </w:rPr>
-              <w:t>в порядке</w:t>
-            </w:r>
-          </w:p>
-        </w:tc>
-      </w:tr>
-      <w:tr>
-        <w:tc>
-          <w:tcPr>
-            <w:tcW w:type="dxa" w:w="4513"/>
-          </w:tcPr>
-          <w:p>
-            <w:pPr>
-              <w:spacing w:before="0" w:after="0" w:line="240" w:lineRule="auto"/>
-              <w:ind w:firstLine="0"/>
-              <w:jc w:val="left"/>
-            </w:pPr>
-            <w:r>
-              <w:rPr>
-                <w:rFonts w:ascii="Times New Roman" w:hAnsi="Times New Roman" w:eastAsia="Times New Roman" w:cs="Times New Roman"/>
-                <w:b w:val="0"/>
-                <w:sz w:val="20"/>
-              </w:rPr>
-              <w:t>3.1. Знать подходы к мониторингу и резервному копированию</w:t>
-            </w:r>
-          </w:p>
-        </w:tc>
-        <w:tc>
-          <w:tcPr>
-            <w:tcW w:type="dxa" w:w="1504"/>
-          </w:tcPr>
-          <w:p>
-            <w:pPr>
-              <w:spacing w:before="0" w:after="0" w:line="240" w:lineRule="auto"/>
-              <w:ind w:firstLine="0"/>
-              <w:jc w:val="center"/>
-            </w:pPr>
-            <w:r>
-              <w:rPr>
-                <w:rFonts w:ascii="Times New Roman" w:hAnsi="Times New Roman" w:eastAsia="Times New Roman" w:cs="Times New Roman"/>
-                <w:b w:val="0"/>
-                <w:sz w:val="20"/>
-              </w:rPr>
-              <w:t>6.1, 6.3</w:t>
-            </w:r>
-          </w:p>
-        </w:tc>
-        <w:tc>
-          <w:tcPr>
-            <w:tcW w:type="dxa" w:w="2256"/>
-          </w:tcPr>
-          <w:p>
-            <w:pPr>
-              <w:spacing w:before="0" w:after="0" w:line="240" w:lineRule="auto"/>
-              <w:ind w:firstLine="0"/>
-              <w:jc w:val="left"/>
-            </w:pPr>
-            <w:r>
-              <w:rPr>
-                <w:rFonts w:ascii="Times New Roman" w:hAnsi="Times New Roman" w:eastAsia="Times New Roman" w:cs="Times New Roman"/>
-                <w:b w:val="0"/>
-                <w:sz w:val="20"/>
-              </w:rPr>
-              <w:t>собеседование: 1, итоговая аттестация</w:t>
-            </w:r>
-          </w:p>
-        </w:tc>
-        <w:tc>
-          <w:tcPr>
-            <w:tcW w:type="dxa" w:w="1504"/>
-          </w:tcPr>
-          <w:p>
-            <w:pPr>
-              <w:spacing w:before="0" w:after="0" w:line="240" w:lineRule="auto"/>
-              <w:ind w:firstLine="0"/>
-              <w:jc w:val="center"/>
-            </w:pPr>
-            <w:r>
-              <w:rPr>
-                <w:rFonts w:ascii="Times New Roman" w:hAnsi="Times New Roman" w:eastAsia="Times New Roman" w:cs="Times New Roman"/>
-                <w:b w:val="0"/>
-                <w:sz w:val="20"/>
-              </w:rPr>
-              <w:t>в порядке</w:t>
-            </w:r>
-          </w:p>
-        </w:tc>
-      </w:tr>
-      <w:tr>
-        <w:tc>
-          <w:tcPr>
-            <w:tcW w:type="dxa" w:w="4513"/>
-          </w:tcPr>
-          <w:p>
-            <w:pPr>
-              <w:spacing w:before="0" w:after="0" w:line="240" w:lineRule="auto"/>
-              <w:ind w:firstLine="0"/>
-              <w:jc w:val="left"/>
-            </w:pPr>
-            <w:r>
-              <w:rPr>
-                <w:rFonts w:ascii="Times New Roman" w:hAnsi="Times New Roman" w:eastAsia="Times New Roman" w:cs="Times New Roman"/>
-                <w:b w:val="0"/>
-                <w:sz w:val="20"/>
-              </w:rPr>
-              <w:t>3.2. Уметь настраивать сбор метрик, журналов и оповещений</w:t>
-            </w:r>
-          </w:p>
-        </w:tc>
-        <w:tc>
-          <w:tcPr>
-            <w:tcW w:type="dxa" w:w="1504"/>
-          </w:tcPr>
-          <w:p>
-            <w:pPr>
-              <w:spacing w:before="0" w:after="0" w:line="240" w:lineRule="auto"/>
-              <w:ind w:firstLine="0"/>
-              <w:jc w:val="left"/>
-            </w:pPr>
-            <w:r>
-              <w:rPr>
-                <w:rFonts w:ascii="Times New Roman" w:hAnsi="Times New Roman" w:eastAsia="Times New Roman" w:cs="Times New Roman"/>
-                <w:b w:val="0"/>
-                <w:sz w:val="20"/>
-              </w:rPr>
-              <w:t>6.1, 6.2, 6.3</w:t>
-            </w:r>
-          </w:p>
-        </w:tc>
-        <w:tc>
-          <w:tcPr>
-            <w:tcW w:type="dxa" w:w="2256"/>
-          </w:tcPr>
-          <w:p>
-            <w:pPr>
-              <w:spacing w:before="0" w:after="0" w:line="240" w:lineRule="auto"/>
-              <w:ind w:firstLine="0"/>
-              <w:jc w:val="left"/>
-            </w:pPr>
-            <w:r>
-              <w:rPr>
-                <w:rFonts w:ascii="Times New Roman" w:hAnsi="Times New Roman" w:eastAsia="Times New Roman" w:cs="Times New Roman"/>
-                <w:b w:val="0"/>
-                <w:sz w:val="20"/>
-              </w:rPr>
-              <w:t>собеседование: 1, итоговая аттестация</w:t>
-            </w:r>
-          </w:p>
-        </w:tc>
-        <w:tc>
-          <w:tcPr>
-            <w:tcW w:type="dxa" w:w="1504"/>
-          </w:tcPr>
-          <w:p>
-            <w:pPr>
-              <w:spacing w:before="0" w:after="0" w:line="240" w:lineRule="auto"/>
-              <w:ind w:firstLine="0"/>
-              <w:jc w:val="center"/>
-            </w:pPr>
-            <w:r>
-              <w:rPr>
-                <w:rFonts w:ascii="Times New Roman" w:hAnsi="Times New Roman" w:eastAsia="Times New Roman" w:cs="Times New Roman"/>
-                <w:b w:val="0"/>
-                <w:sz w:val="20"/>
-              </w:rPr>
-              <w:t>в порядке</w:t>
-            </w:r>
-          </w:p>
-        </w:tc>
-      </w:tr>
-      <w:tr>
-        <w:tc>
-          <w:tcPr>
-            <w:tcW w:type="dxa" w:w="4513"/>
-          </w:tcPr>
-          <w:p>
-            <w:pPr>
-              <w:spacing w:before="0" w:after="0" w:line="240" w:lineRule="auto"/>
-              <w:ind w:firstLine="0"/>
-              <w:jc w:val="left"/>
-            </w:pPr>
-            <w:r>
-              <w:rPr>
-                <w:rFonts w:ascii="Times New Roman" w:hAnsi="Times New Roman" w:eastAsia="Times New Roman" w:cs="Times New Roman"/>
-                <w:b w:val="0"/>
-                <w:sz w:val="20"/>
-              </w:rPr>
-              <w:t>3.3. Владеть навыком подготовки отчёта о работе инфраструктуры</w:t>
-            </w:r>
-          </w:p>
-        </w:tc>
-        <w:tc>
-          <w:tcPr>
-            <w:tcW w:type="dxa" w:w="1504"/>
-          </w:tcPr>
-          <w:p>
-            <w:pPr>
-              <w:spacing w:before="0" w:after="0" w:line="240" w:lineRule="auto"/>
-              <w:ind w:firstLine="0"/>
-              <w:jc w:val="center"/>
-            </w:pPr>
-            <w:r>
-              <w:rPr>
-                <w:rFonts w:ascii="Times New Roman" w:hAnsi="Times New Roman" w:eastAsia="Times New Roman" w:cs="Times New Roman"/>
-                <w:b w:val="0"/>
-                <w:sz w:val="20"/>
-              </w:rPr>
-              <w:t>6.4</w:t>
-            </w:r>
-          </w:p>
-        </w:tc>
-        <w:tc>
-          <w:tcPr>
-            <w:tcW w:type="dxa" w:w="2256"/>
-          </w:tcPr>
-          <w:p>
-            <w:pPr>
-              <w:spacing w:before="0" w:after="0" w:line="240" w:lineRule="auto"/>
-              <w:ind w:firstLine="0"/>
-              <w:jc w:val="left"/>
-            </w:pPr>
-            <w:r>
-              <w:rPr>
-                <w:rFonts w:ascii="Times New Roman" w:hAnsi="Times New Roman" w:eastAsia="Times New Roman" w:cs="Times New Roman"/>
-                <w:b w:val="0"/>
-                <w:sz w:val="20"/>
-              </w:rPr>
-              <w:t>собеседование: 1, итоговая аттестация</w:t>
-            </w:r>
-          </w:p>
-        </w:tc>
-        <w:tc>
-          <w:tcPr>
-            <w:tcW w:type="dxa" w:w="1504"/>
-          </w:tcPr>
-          <w:p>
-            <w:pPr>
-              <w:spacing w:before="0" w:after="0" w:line="240" w:lineRule="auto"/>
-              <w:ind w:firstLine="0"/>
-              <w:jc w:val="center"/>
-            </w:pPr>
-            <w:r>
-              <w:rPr>
-                <w:rFonts w:ascii="Times New Roman" w:hAnsi="Times New Roman" w:eastAsia="Times New Roman" w:cs="Times New Roman"/>
-                <w:b w:val="0"/>
-                <w:sz w:val="20"/>
-              </w:rPr>
-              <w:t>в порядке</w:t>
-            </w:r>
-          </w:p>
-        </w:tc>
-      </w:tr>
-    </w:tbl>
-    <w:p>
-      <w:pPr>
-        <w:spacing w:before="0" w:after="120"/>
-        <w:ind w:firstLine="0"/>
-      </w:pPr>
-    </w:p>
-    <w:p>
-      <w:pPr>
-        <w:keepNext/>
-        <w:spacing w:before="0" w:after="120" w:line="240" w:lineRule="auto"/>
-        <w:ind w:firstLine="0"/>
-        <w:jc w:val="left"/>
-      </w:pPr>
-      <w:r>
-        <w:rPr>
-          <w:rFonts w:ascii="Times New Roman" w:hAnsi="Times New Roman" w:eastAsia="Times New Roman" w:cs="Times New Roman"/>
-          <w:b/>
-        </w:rPr>
-        <w:t>Источники</w:t>
-      </w:r>
-    </w:p>
-    <w:p>
-      <w:pPr>
-        <w:numPr>
-          <w:ilvl w:val="0"/>
-          <w:numId w:val="4"/>
-        </w:numPr>
-        <w:spacing w:before="0" w:after="40" w:line="240" w:lineRule="auto"/>
-        <w:ind w:firstLine="0"/>
-        <w:jc w:val="both"/>
-      </w:pPr>
-      <w:r>
-        <w:rPr>
-          <w:rFonts w:ascii="Times New Roman" w:hAnsi="Times New Roman" w:eastAsia="Times New Roman" w:cs="Times New Roman"/>
-        </w:rPr>
-        <w:t>подтверждено: 9 (каталог проверенных изданий — 9)</w:t>
-      </w:r>
-    </w:p>
-    <w:p>
-      <w:pPr>
-        <w:numPr>
-          <w:ilvl w:val="0"/>
-          <w:numId w:val="4"/>
-        </w:numPr>
-        <w:spacing w:before="0" w:after="40" w:line="240" w:lineRule="auto"/>
-        <w:ind w:firstLine="0"/>
-        <w:jc w:val="both"/>
-      </w:pPr>
-      <w:r>
-        <w:rPr>
-          <w:rFonts w:ascii="Times New Roman" w:hAnsi="Times New Roman" w:eastAsia="Times New Roman" w:cs="Times New Roman"/>
-        </w:rPr>
-        <w:t>не подтверждено — в документе с пометкой «[не подтверждено]»: 0</w:t>
-      </w:r>
-    </w:p>
-    <w:p>
-      <w:pPr>
-        <w:numPr>
-          <w:ilvl w:val="0"/>
-          <w:numId w:val="4"/>
-        </w:numPr>
-        <w:spacing w:before="0" w:after="40" w:line="240" w:lineRule="auto"/>
-        <w:ind w:firstLine="0"/>
-        <w:jc w:val="both"/>
-      </w:pPr>
-      <w:r>
-        <w:rPr>
-          <w:rFonts w:ascii="Times New Roman" w:hAnsi="Times New Roman" w:eastAsia="Times New Roman" w:cs="Times New Roman"/>
-        </w:rPr>
-        <w:t>отброшено при проверке: 1 (не прошли проверку ISBN, издательства или года — 1; сверх лимита неподтверждённых — 0)</w:t>
-      </w:r>
-    </w:p>
-    <w:tbl>
-      <w:tblPr>
-        <w:tblLook w:firstColumn="1" w:firstRow="1" w:lastColumn="0" w:lastRow="0" w:noHBand="0" w:noVBand="1" w:val="04A0"/>
-        <w:tblW w:w="9778" w:type="dxa"/>
-        <w:tblLayout w:type="fixed"/>
-        <w:tblBorders>
-          <w:top w:val="single" w:sz="4" w:space="0" w:color="AAAAAA"/>
-          <w:left w:val="single" w:sz="4" w:space="0" w:color="AAAAAA"/>
-          <w:bottom w:val="single" w:sz="4" w:space="0" w:color="AAAAAA"/>
-          <w:right w:val="single" w:sz="4" w:space="0" w:color="AAAAAA"/>
-          <w:insideH w:val="single" w:sz="4" w:space="0" w:color="AAAAAA"/>
-          <w:insideV w:val="single" w:sz="4" w:space="0" w:color="AAAAAA"/>
-        </w:tblBorders>
-        <w:tblCellMar>
-          <w:top w:w="80" w:type="dxa"/>
-          <w:left w:w="120" w:type="dxa"/>
-          <w:bottom w:w="80" w:type="dxa"/>
-          <w:right w:w="120" w:type="dxa"/>
-        </w:tblCellMar>
-      </w:tblPr>
-      <w:tblGrid>
-        <w:gridCol w:w="5432"/>
-        <w:gridCol w:w="2173"/>
-        <w:gridCol w:w="2173"/>
-      </w:tblGrid>
-      <w:tr>
-        <w:trPr>
-          <w:tblHeader/>
-        </w:trPr>
-        <w:tc>
-          <w:tcPr>
-            <w:tcW w:type="dxa" w:w="5432"/>
-            <w:shd w:val="clear" w:color="auto" w:fill="F2F2F2"/>
-            <w:vAlign w:val="center"/>
-          </w:tcPr>
-          <w:p>
-            <w:pPr>
-              <w:spacing w:before="0" w:after="0" w:line="240" w:lineRule="auto"/>
-              <w:ind w:firstLine="0"/>
-              <w:jc w:val="center"/>
-            </w:pPr>
-            <w:r>
-              <w:rPr>
-                <w:rFonts w:ascii="Times New Roman" w:hAnsi="Times New Roman" w:eastAsia="Times New Roman" w:cs="Times New Roman"/>
-                <w:b/>
-                <w:sz w:val="20"/>
-              </w:rPr>
-              <w:t>Раздел</w:t>
-            </w:r>
-          </w:p>
-        </w:tc>
-        <w:tc>
-          <w:tcPr>
-            <w:tcW w:type="dxa" w:w="2173"/>
-            <w:shd w:val="clear" w:color="auto" w:fill="F2F2F2"/>
-            <w:vAlign w:val="center"/>
-          </w:tcPr>
-          <w:p>
-            <w:pPr>
-              <w:spacing w:before="0" w:after="0" w:line="240" w:lineRule="auto"/>
-              <w:ind w:firstLine="0"/>
-              <w:jc w:val="center"/>
-            </w:pPr>
-            <w:r>
-              <w:rPr>
-                <w:rFonts w:ascii="Times New Roman" w:hAnsi="Times New Roman" w:eastAsia="Times New Roman" w:cs="Times New Roman"/>
-                <w:b/>
-                <w:sz w:val="20"/>
-              </w:rPr>
-              <w:t>Подтверждено</w:t>
-            </w:r>
-          </w:p>
-        </w:tc>
-        <w:tc>
-          <w:tcPr>
-            <w:tcW w:type="dxa" w:w="2173"/>
-            <w:shd w:val="clear" w:color="auto" w:fill="F2F2F2"/>
-            <w:vAlign w:val="center"/>
-          </w:tcPr>
-          <w:p>
-            <w:pPr>
-              <w:spacing w:before="0" w:after="0" w:line="240" w:lineRule="auto"/>
-              <w:ind w:firstLine="0"/>
-              <w:jc w:val="center"/>
-            </w:pPr>
-            <w:r>
-              <w:rPr>
-                <w:rFonts w:ascii="Times New Roman" w:hAnsi="Times New Roman" w:eastAsia="Times New Roman" w:cs="Times New Roman"/>
-                <w:b/>
-                <w:sz w:val="20"/>
-              </w:rPr>
-              <w:t>Без подтверждения</w:t>
-            </w:r>
-          </w:p>
-        </w:tc>
-      </w:tr>
-      <w:tr>
-        <w:tc>
-          <w:tcPr>
-            <w:tcW w:type="dxa" w:w="5432"/>
-          </w:tcPr>
-          <w:p>
-            <w:pPr>
-              <w:spacing w:before="0" w:after="0" w:line="240" w:lineRule="auto"/>
-              <w:ind w:firstLine="0"/>
-              <w:jc w:val="left"/>
-            </w:pPr>
-            <w:r>
-              <w:rPr>
-                <w:rFonts w:ascii="Times New Roman" w:hAnsi="Times New Roman" w:eastAsia="Times New Roman" w:cs="Times New Roman"/>
-                <w:b w:val="0"/>
-                <w:sz w:val="20"/>
-              </w:rPr>
-              <w:t>Основная литература</w:t>
-            </w:r>
-          </w:p>
-        </w:tc>
-        <w:tc>
-          <w:tcPr>
-            <w:tcW w:type="dxa" w:w="2173"/>
-          </w:tcPr>
-          <w:p>
-            <w:pPr>
-              <w:spacing w:before="0" w:after="0" w:line="240" w:lineRule="auto"/>
-              <w:ind w:firstLine="0"/>
-              <w:jc w:val="center"/>
-            </w:pPr>
-            <w:r>
-              <w:rPr>
-                <w:rFonts w:ascii="Times New Roman" w:hAnsi="Times New Roman" w:eastAsia="Times New Roman" w:cs="Times New Roman"/>
-                <w:b w:val="0"/>
-                <w:sz w:val="20"/>
-              </w:rPr>
-              <w:t>3</w:t>
-            </w:r>
-          </w:p>
-        </w:tc>
-        <w:tc>
-          <w:tcPr>
-            <w:tcW w:type="dxa" w:w="2173"/>
-          </w:tcPr>
-          <w:p>
-            <w:pPr>
-              <w:spacing w:before="0" w:after="0" w:line="240" w:lineRule="auto"/>
-              <w:ind w:firstLine="0"/>
-              <w:jc w:val="center"/>
-            </w:pPr>
-            <w:r>
-              <w:rPr>
-                <w:rFonts w:ascii="Times New Roman" w:hAnsi="Times New Roman" w:eastAsia="Times New Roman" w:cs="Times New Roman"/>
-                <w:b w:val="0"/>
-                <w:sz w:val="20"/>
-              </w:rPr>
-              <w:t>0</w:t>
-            </w:r>
-          </w:p>
-        </w:tc>
-      </w:tr>
-      <w:tr>
-        <w:tc>
-          <w:tcPr>
-            <w:tcW w:type="dxa" w:w="5432"/>
-          </w:tcPr>
-          <w:p>
-            <w:pPr>
-              <w:spacing w:before="0" w:after="0" w:line="240" w:lineRule="auto"/>
-              <w:ind w:firstLine="0"/>
-              <w:jc w:val="left"/>
-            </w:pPr>
-            <w:r>
-              <w:rPr>
-                <w:rFonts w:ascii="Times New Roman" w:hAnsi="Times New Roman" w:eastAsia="Times New Roman" w:cs="Times New Roman"/>
-                <w:b w:val="0"/>
-                <w:sz w:val="20"/>
-              </w:rPr>
-              <w:t>Дополнительная литература</w:t>
-            </w:r>
-          </w:p>
-        </w:tc>
-        <w:tc>
-          <w:tcPr>
-            <w:tcW w:type="dxa" w:w="2173"/>
-          </w:tcPr>
-          <w:p>
-            <w:pPr>
-              <w:spacing w:before="0" w:after="0" w:line="240" w:lineRule="auto"/>
-              <w:ind w:firstLine="0"/>
-              <w:jc w:val="center"/>
-            </w:pPr>
-            <w:r>
-              <w:rPr>
-                <w:rFonts w:ascii="Times New Roman" w:hAnsi="Times New Roman" w:eastAsia="Times New Roman" w:cs="Times New Roman"/>
-                <w:b w:val="0"/>
-                <w:sz w:val="20"/>
-              </w:rPr>
-              <w:t>3</w:t>
-            </w:r>
-          </w:p>
-        </w:tc>
-        <w:tc>
-          <w:tcPr>
-            <w:tcW w:type="dxa" w:w="2173"/>
-          </w:tcPr>
-          <w:p>
-            <w:pPr>
-              <w:spacing w:before="0" w:after="0" w:line="240" w:lineRule="auto"/>
-              <w:ind w:firstLine="0"/>
-              <w:jc w:val="center"/>
-            </w:pPr>
-            <w:r>
-              <w:rPr>
-                <w:rFonts w:ascii="Times New Roman" w:hAnsi="Times New Roman" w:eastAsia="Times New Roman" w:cs="Times New Roman"/>
-                <w:b w:val="0"/>
-                <w:sz w:val="20"/>
-              </w:rPr>
-              <w:t>0</w:t>
-            </w:r>
-          </w:p>
-        </w:tc>
-      </w:tr>
-      <w:tr>
-        <w:tc>
-          <w:tcPr>
-            <w:tcW w:type="dxa" w:w="5432"/>
-          </w:tcPr>
-          <w:p>
-            <w:pPr>
-              <w:spacing w:before="0" w:after="0" w:line="240" w:lineRule="auto"/>
-              <w:ind w:firstLine="0"/>
-              <w:jc w:val="left"/>
-            </w:pPr>
-            <w:r>
-              <w:rPr>
-                <w:rFonts w:ascii="Times New Roman" w:hAnsi="Times New Roman" w:eastAsia="Times New Roman" w:cs="Times New Roman"/>
-                <w:b w:val="0"/>
-                <w:sz w:val="20"/>
-              </w:rPr>
-              <w:t>Интернет-ресурсы</w:t>
-            </w:r>
-          </w:p>
-        </w:tc>
-        <w:tc>
-          <w:tcPr>
-            <w:tcW w:type="dxa" w:w="2173"/>
-          </w:tcPr>
-          <w:p>
-            <w:pPr>
-              <w:spacing w:before="0" w:after="0" w:line="240" w:lineRule="auto"/>
-              <w:ind w:firstLine="0"/>
-              <w:jc w:val="center"/>
-            </w:pPr>
-            <w:r>
-              <w:rPr>
-                <w:rFonts w:ascii="Times New Roman" w:hAnsi="Times New Roman" w:eastAsia="Times New Roman" w:cs="Times New Roman"/>
-                <w:b w:val="0"/>
-                <w:sz w:val="20"/>
-              </w:rPr>
-              <w:t>3</w:t>
-            </w:r>
-          </w:p>
-        </w:tc>
-        <w:tc>
-          <w:tcPr>
-            <w:tcW w:type="dxa" w:w="2173"/>
-          </w:tcPr>
-          <w:p>
-            <w:pPr>
-              <w:spacing w:before="0" w:after="0" w:line="240" w:lineRule="auto"/>
-              <w:ind w:firstLine="0"/>
-              <w:jc w:val="center"/>
-            </w:pPr>
-            <w:r>
-              <w:rPr>
-                <w:rFonts w:ascii="Times New Roman" w:hAnsi="Times New Roman" w:eastAsia="Times New Roman" w:cs="Times New Roman"/>
-                <w:b w:val="0"/>
-                <w:sz w:val="20"/>
-              </w:rPr>
-              <w:t>0</w:t>
-            </w:r>
-          </w:p>
-        </w:tc>
-      </w:tr>
-    </w:tbl>
-    <w:p>
-      <w:pPr>
-        <w:spacing w:before="0" w:after="120"/>
-        <w:ind w:firstLine="0"/>
-      </w:pPr>
-    </w:p>
-    <w:p>
-      <w:pPr>
-        <w:keepNext/>
-        <w:spacing w:before="0" w:after="120" w:line="240" w:lineRule="auto"/>
-        <w:ind w:firstLine="0"/>
-        <w:jc w:val="left"/>
-      </w:pPr>
-      <w:r>
-        <w:rPr>
-          <w:rFonts w:ascii="Times New Roman" w:hAnsi="Times New Roman" w:eastAsia="Times New Roman" w:cs="Times New Roman"/>
-          <w:b/>
-        </w:rPr>
-        <w:t>Полнота разделов шаблона</w:t>
-      </w:r>
-    </w:p>
-    <w:p>
-      <w:pPr>
-        <w:spacing w:before="0" w:after="120" w:line="240" w:lineRule="auto"/>
-        <w:ind w:firstLine="0"/>
-        <w:jc w:val="both"/>
-      </w:pPr>
-      <w:r>
-        <w:rPr>
-          <w:rFonts w:ascii="Times New Roman" w:hAnsi="Times New Roman" w:eastAsia="Times New Roman" w:cs="Times New Roman"/>
-          <w:b w:val="0"/>
-        </w:rPr>
-        <w:t>Заполнено 26 из 26 разделов шаблона. Все разделы шаблона заполнены.</w:t>
-      </w:r>
-    </w:p>
-    <w:tbl>
-      <w:tblPr>
-        <w:tblLook w:firstColumn="1" w:firstRow="1" w:lastColumn="0" w:lastRow="0" w:noHBand="0" w:noVBand="1" w:val="04A0"/>
-        <w:tblW w:w="9778" w:type="dxa"/>
-        <w:tblLayout w:type="fixed"/>
-        <w:tblBorders>
-          <w:top w:val="single" w:sz="4" w:space="0" w:color="AAAAAA"/>
-          <w:left w:val="single" w:sz="4" w:space="0" w:color="AAAAAA"/>
-          <w:bottom w:val="single" w:sz="4" w:space="0" w:color="AAAAAA"/>
-          <w:right w:val="single" w:sz="4" w:space="0" w:color="AAAAAA"/>
-          <w:insideH w:val="single" w:sz="4" w:space="0" w:color="AAAAAA"/>
-          <w:insideV w:val="single" w:sz="4" w:space="0" w:color="AAAAAA"/>
-        </w:tblBorders>
-        <w:tblCellMar>
-          <w:top w:w="80" w:type="dxa"/>
-          <w:left w:w="120" w:type="dxa"/>
-          <w:bottom w:w="80" w:type="dxa"/>
-          <w:right w:w="120" w:type="dxa"/>
-        </w:tblCellMar>
-      </w:tblPr>
-      <w:tblGrid>
-        <w:gridCol w:w="7605"/>
-        <w:gridCol w:w="2173"/>
-      </w:tblGrid>
-      <w:tr>
-        <w:trPr>
-          <w:tblHeader/>
-        </w:trPr>
-        <w:tc>
-          <w:tcPr>
-            <w:tcW w:type="dxa" w:w="7605"/>
-            <w:shd w:val="clear" w:color="auto" w:fill="F2F2F2"/>
-            <w:vAlign w:val="center"/>
-          </w:tcPr>
-          <w:p>
-            <w:pPr>
-              <w:spacing w:before="0" w:after="0" w:line="240" w:lineRule="auto"/>
-              <w:ind w:firstLine="0"/>
-              <w:jc w:val="center"/>
-            </w:pPr>
-            <w:r>
-              <w:rPr>
-                <w:rFonts w:ascii="Times New Roman" w:hAnsi="Times New Roman" w:eastAsia="Times New Roman" w:cs="Times New Roman"/>
-                <w:b/>
-                <w:sz w:val="20"/>
-              </w:rPr>
-              <w:t>Раздел шаблона</w:t>
-            </w:r>
-          </w:p>
-        </w:tc>
-        <w:tc>
-          <w:tcPr>
-            <w:tcW w:type="dxa" w:w="2173"/>
-            <w:shd w:val="clear" w:color="auto" w:fill="F2F2F2"/>
-            <w:vAlign w:val="center"/>
-          </w:tcPr>
-          <w:p>
-            <w:pPr>
-              <w:spacing w:before="0" w:after="0" w:line="240" w:lineRule="auto"/>
-              <w:ind w:firstLine="0"/>
-              <w:jc w:val="center"/>
-            </w:pPr>
-            <w:r>
-              <w:rPr>
-                <w:rFonts w:ascii="Times New Roman" w:hAnsi="Times New Roman" w:eastAsia="Times New Roman" w:cs="Times New Roman"/>
-                <w:b/>
-                <w:sz w:val="20"/>
-              </w:rPr>
-              <w:t>Итог</w:t>
-            </w:r>
-          </w:p>
-        </w:tc>
-      </w:tr>
-      <w:tr>
-        <w:tc>
-          <w:tcPr>
-            <w:tcW w:type="dxa" w:w="7605"/>
-          </w:tcPr>
-          <w:p>
-            <w:pPr>
-              <w:spacing w:before="0" w:after="0" w:line="240" w:lineRule="auto"/>
-              <w:ind w:firstLine="0"/>
-              <w:jc w:val="left"/>
-            </w:pPr>
-            <w:r>
-              <w:rPr>
-                <w:rFonts w:ascii="Times New Roman" w:hAnsi="Times New Roman" w:eastAsia="Times New Roman" w:cs="Times New Roman"/>
-                <w:b w:val="0"/>
-                <w:sz w:val="20"/>
-              </w:rPr>
-              <w:t>1.1. Аннотация программы</w:t>
-            </w:r>
-          </w:p>
-        </w:tc>
-        <w:tc>
-          <w:tcPr>
-            <w:tcW w:type="dxa" w:w="2173"/>
-          </w:tcPr>
-          <w:p>
-            <w:pPr>
-              <w:spacing w:before="0" w:after="0" w:line="240" w:lineRule="auto"/>
-              <w:ind w:firstLine="0"/>
-              <w:jc w:val="center"/>
-            </w:pPr>
-            <w:r>
-              <w:rPr>
-                <w:rFonts w:ascii="Times New Roman" w:hAnsi="Times New Roman" w:eastAsia="Times New Roman" w:cs="Times New Roman"/>
-                <w:b w:val="0"/>
-                <w:sz w:val="20"/>
-              </w:rPr>
-              <w:t>заполнен</w:t>
-            </w:r>
-          </w:p>
-        </w:tc>
-      </w:tr>
-      <w:tr>
-        <w:tc>
-          <w:tcPr>
-            <w:tcW w:type="dxa" w:w="7605"/>
-          </w:tcPr>
-          <w:p>
-            <w:pPr>
-              <w:spacing w:before="0" w:after="0" w:line="240" w:lineRule="auto"/>
-              <w:ind w:firstLine="0"/>
-              <w:jc w:val="left"/>
-            </w:pPr>
-            <w:r>
-              <w:rPr>
-                <w:rFonts w:ascii="Times New Roman" w:hAnsi="Times New Roman" w:eastAsia="Times New Roman" w:cs="Times New Roman"/>
-                <w:b w:val="0"/>
-                <w:sz w:val="20"/>
-              </w:rPr>
-              <w:t>1.2. Цель реализации программы</w:t>
-            </w:r>
-          </w:p>
-        </w:tc>
-        <w:tc>
-          <w:tcPr>
-            <w:tcW w:type="dxa" w:w="2173"/>
-          </w:tcPr>
-          <w:p>
-            <w:pPr>
-              <w:spacing w:before="0" w:after="0" w:line="240" w:lineRule="auto"/>
-              <w:ind w:firstLine="0"/>
-              <w:jc w:val="center"/>
-            </w:pPr>
-            <w:r>
-              <w:rPr>
-                <w:rFonts w:ascii="Times New Roman" w:hAnsi="Times New Roman" w:eastAsia="Times New Roman" w:cs="Times New Roman"/>
-                <w:b w:val="0"/>
-                <w:sz w:val="20"/>
-              </w:rPr>
-              <w:t>заполнен</w:t>
-            </w:r>
-          </w:p>
-        </w:tc>
-      </w:tr>
-      <w:tr>
-        <w:tc>
-          <w:tcPr>
-            <w:tcW w:type="dxa" w:w="7605"/>
-          </w:tcPr>
-          <w:p>
-            <w:pPr>
-              <w:spacing w:before="0" w:after="0" w:line="240" w:lineRule="auto"/>
-              <w:ind w:firstLine="0"/>
-              <w:jc w:val="left"/>
-            </w:pPr>
-            <w:r>
-              <w:rPr>
-                <w:rFonts w:ascii="Times New Roman" w:hAnsi="Times New Roman" w:eastAsia="Times New Roman" w:cs="Times New Roman"/>
-                <w:b w:val="0"/>
-                <w:sz w:val="20"/>
-              </w:rPr>
-              <w:t>1.3. Планируемые результаты обучения</w:t>
-            </w:r>
-          </w:p>
-        </w:tc>
-        <w:tc>
-          <w:tcPr>
-            <w:tcW w:type="dxa" w:w="2173"/>
-          </w:tcPr>
-          <w:p>
-            <w:pPr>
-              <w:spacing w:before="0" w:after="0" w:line="240" w:lineRule="auto"/>
-              <w:ind w:firstLine="0"/>
-              <w:jc w:val="center"/>
-            </w:pPr>
-            <w:r>
-              <w:rPr>
-                <w:rFonts w:ascii="Times New Roman" w:hAnsi="Times New Roman" w:eastAsia="Times New Roman" w:cs="Times New Roman"/>
-                <w:b w:val="0"/>
-                <w:sz w:val="20"/>
-              </w:rPr>
-              <w:t>заполнен</w:t>
-            </w:r>
-          </w:p>
-        </w:tc>
-      </w:tr>
-      <w:tr>
-        <w:tc>
-          <w:tcPr>
-            <w:tcW w:type="dxa" w:w="7605"/>
-          </w:tcPr>
-          <w:p>
-            <w:pPr>
-              <w:spacing w:before="0" w:after="0" w:line="240" w:lineRule="auto"/>
-              <w:ind w:firstLine="0"/>
-              <w:jc w:val="left"/>
-            </w:pPr>
-            <w:r>
-              <w:rPr>
-                <w:rFonts w:ascii="Times New Roman" w:hAnsi="Times New Roman" w:eastAsia="Times New Roman" w:cs="Times New Roman"/>
-                <w:b w:val="0"/>
-                <w:sz w:val="20"/>
-              </w:rPr>
-              <w:t>1.4. Программа разработана на основе</w:t>
-            </w:r>
-          </w:p>
-        </w:tc>
-        <w:tc>
-          <w:tcPr>
-            <w:tcW w:type="dxa" w:w="2173"/>
-          </w:tcPr>
-          <w:p>
-            <w:pPr>
-              <w:spacing w:before="0" w:after="0" w:line="240" w:lineRule="auto"/>
-              <w:ind w:firstLine="0"/>
-              <w:jc w:val="center"/>
-            </w:pPr>
-            <w:r>
-              <w:rPr>
-                <w:rFonts w:ascii="Times New Roman" w:hAnsi="Times New Roman" w:eastAsia="Times New Roman" w:cs="Times New Roman"/>
-                <w:b w:val="0"/>
-                <w:sz w:val="20"/>
-              </w:rPr>
-              <w:t>заполнен</w:t>
-            </w:r>
-          </w:p>
-        </w:tc>
-      </w:tr>
-      <w:tr>
-        <w:tc>
-          <w:tcPr>
-            <w:tcW w:type="dxa" w:w="7605"/>
-          </w:tcPr>
-          <w:p>
-            <w:pPr>
-              <w:spacing w:before="0" w:after="0" w:line="240" w:lineRule="auto"/>
-              <w:ind w:firstLine="0"/>
-              <w:jc w:val="left"/>
-            </w:pPr>
-            <w:r>
-              <w:rPr>
-                <w:rFonts w:ascii="Times New Roman" w:hAnsi="Times New Roman" w:eastAsia="Times New Roman" w:cs="Times New Roman"/>
-                <w:b w:val="0"/>
-                <w:sz w:val="20"/>
-              </w:rPr>
-              <w:t>1.5. Перечень профессиональных компетенций</w:t>
-            </w:r>
-          </w:p>
-        </w:tc>
-        <w:tc>
-          <w:tcPr>
-            <w:tcW w:type="dxa" w:w="2173"/>
-          </w:tcPr>
-          <w:p>
-            <w:pPr>
-              <w:spacing w:before="0" w:after="0" w:line="240" w:lineRule="auto"/>
-              <w:ind w:firstLine="0"/>
-              <w:jc w:val="center"/>
-            </w:pPr>
-            <w:r>
-              <w:rPr>
-                <w:rFonts w:ascii="Times New Roman" w:hAnsi="Times New Roman" w:eastAsia="Times New Roman" w:cs="Times New Roman"/>
-                <w:b w:val="0"/>
-                <w:sz w:val="20"/>
-              </w:rPr>
-              <w:t>заполнен</w:t>
-            </w:r>
-          </w:p>
-        </w:tc>
-      </w:tr>
-      <w:tr>
-        <w:tc>
-          <w:tcPr>
-            <w:tcW w:type="dxa" w:w="7605"/>
-          </w:tcPr>
-          <w:p>
-            <w:pPr>
-              <w:spacing w:before="0" w:after="0" w:line="240" w:lineRule="auto"/>
-              <w:ind w:firstLine="0"/>
-              <w:jc w:val="left"/>
-            </w:pPr>
-            <w:r>
-              <w:rPr>
-                <w:rFonts w:ascii="Times New Roman" w:hAnsi="Times New Roman" w:eastAsia="Times New Roman" w:cs="Times New Roman"/>
-                <w:b w:val="0"/>
-                <w:sz w:val="20"/>
-              </w:rPr>
-              <w:t>1.6. Требования к слушателям</w:t>
-            </w:r>
-          </w:p>
-        </w:tc>
-        <w:tc>
-          <w:tcPr>
-            <w:tcW w:type="dxa" w:w="2173"/>
-          </w:tcPr>
-          <w:p>
-            <w:pPr>
-              <w:spacing w:before="0" w:after="0" w:line="240" w:lineRule="auto"/>
-              <w:ind w:firstLine="0"/>
-              <w:jc w:val="center"/>
-            </w:pPr>
-            <w:r>
-              <w:rPr>
-                <w:rFonts w:ascii="Times New Roman" w:hAnsi="Times New Roman" w:eastAsia="Times New Roman" w:cs="Times New Roman"/>
-                <w:b w:val="0"/>
-                <w:sz w:val="20"/>
-              </w:rPr>
-              <w:t>заполнен</w:t>
-            </w:r>
-          </w:p>
-        </w:tc>
-      </w:tr>
-      <w:tr>
-        <w:tc>
-          <w:tcPr>
-            <w:tcW w:type="dxa" w:w="7605"/>
-          </w:tcPr>
-          <w:p>
-            <w:pPr>
-              <w:spacing w:before="0" w:after="0" w:line="240" w:lineRule="auto"/>
-              <w:ind w:firstLine="0"/>
-              <w:jc w:val="left"/>
-            </w:pPr>
-            <w:r>
-              <w:rPr>
-                <w:rFonts w:ascii="Times New Roman" w:hAnsi="Times New Roman" w:eastAsia="Times New Roman" w:cs="Times New Roman"/>
-                <w:b w:val="0"/>
-                <w:sz w:val="20"/>
-              </w:rPr>
-              <w:t>1.7. Форма обучения</w:t>
-            </w:r>
-          </w:p>
-        </w:tc>
-        <w:tc>
-          <w:tcPr>
-            <w:tcW w:type="dxa" w:w="2173"/>
-          </w:tcPr>
-          <w:p>
-            <w:pPr>
-              <w:spacing w:before="0" w:after="0" w:line="240" w:lineRule="auto"/>
-              <w:ind w:firstLine="0"/>
-              <w:jc w:val="center"/>
-            </w:pPr>
-            <w:r>
-              <w:rPr>
-                <w:rFonts w:ascii="Times New Roman" w:hAnsi="Times New Roman" w:eastAsia="Times New Roman" w:cs="Times New Roman"/>
-                <w:b w:val="0"/>
-                <w:sz w:val="20"/>
-              </w:rPr>
-              <w:t>заполнен</w:t>
-            </w:r>
-          </w:p>
-        </w:tc>
-      </w:tr>
-      <w:tr>
-        <w:tc>
-          <w:tcPr>
-            <w:tcW w:type="dxa" w:w="7605"/>
-          </w:tcPr>
-          <w:p>
-            <w:pPr>
-              <w:spacing w:before="0" w:after="0" w:line="240" w:lineRule="auto"/>
-              <w:ind w:firstLine="0"/>
-              <w:jc w:val="left"/>
-            </w:pPr>
-            <w:r>
-              <w:rPr>
-                <w:rFonts w:ascii="Times New Roman" w:hAnsi="Times New Roman" w:eastAsia="Times New Roman" w:cs="Times New Roman"/>
-                <w:b w:val="0"/>
-                <w:sz w:val="20"/>
-              </w:rPr>
-              <w:t>1.8. Объём программы</w:t>
-            </w:r>
-          </w:p>
-        </w:tc>
-        <w:tc>
-          <w:tcPr>
-            <w:tcW w:type="dxa" w:w="2173"/>
-          </w:tcPr>
-          <w:p>
-            <w:pPr>
-              <w:spacing w:before="0" w:after="0" w:line="240" w:lineRule="auto"/>
-              <w:ind w:firstLine="0"/>
-              <w:jc w:val="center"/>
-            </w:pPr>
-            <w:r>
-              <w:rPr>
-                <w:rFonts w:ascii="Times New Roman" w:hAnsi="Times New Roman" w:eastAsia="Times New Roman" w:cs="Times New Roman"/>
-                <w:b w:val="0"/>
-                <w:sz w:val="20"/>
-              </w:rPr>
-              <w:t>заполнен</w:t>
-            </w:r>
-          </w:p>
-        </w:tc>
-      </w:tr>
-      <w:tr>
-        <w:tc>
-          <w:tcPr>
-            <w:tcW w:type="dxa" w:w="7605"/>
-          </w:tcPr>
-          <w:p>
-            <w:pPr>
-              <w:spacing w:before="0" w:after="0" w:line="240" w:lineRule="auto"/>
-              <w:ind w:firstLine="0"/>
-              <w:jc w:val="left"/>
-            </w:pPr>
-            <w:r>
-              <w:rPr>
-                <w:rFonts w:ascii="Times New Roman" w:hAnsi="Times New Roman" w:eastAsia="Times New Roman" w:cs="Times New Roman"/>
-                <w:b w:val="0"/>
-                <w:sz w:val="20"/>
-              </w:rPr>
-              <w:t>1.9. Выдаваемый документ</w:t>
-            </w:r>
-          </w:p>
-        </w:tc>
-        <w:tc>
-          <w:tcPr>
-            <w:tcW w:type="dxa" w:w="2173"/>
-          </w:tcPr>
-          <w:p>
-            <w:pPr>
-              <w:spacing w:before="0" w:after="0" w:line="240" w:lineRule="auto"/>
-              <w:ind w:firstLine="0"/>
-              <w:jc w:val="center"/>
-            </w:pPr>
-            <w:r>
-              <w:rPr>
-                <w:rFonts w:ascii="Times New Roman" w:hAnsi="Times New Roman" w:eastAsia="Times New Roman" w:cs="Times New Roman"/>
-                <w:b w:val="0"/>
-                <w:sz w:val="20"/>
-              </w:rPr>
-              <w:t>заполнен</w:t>
-            </w:r>
-          </w:p>
-        </w:tc>
-      </w:tr>
-      <w:tr>
-        <w:tc>
-          <w:tcPr>
-            <w:tcW w:type="dxa" w:w="7605"/>
-          </w:tcPr>
-          <w:p>
-            <w:pPr>
-              <w:spacing w:before="0" w:after="0" w:line="240" w:lineRule="auto"/>
-              <w:ind w:firstLine="0"/>
-              <w:jc w:val="left"/>
-            </w:pPr>
-            <w:r>
-              <w:rPr>
-                <w:rFonts w:ascii="Times New Roman" w:hAnsi="Times New Roman" w:eastAsia="Times New Roman" w:cs="Times New Roman"/>
-                <w:b w:val="0"/>
-                <w:sz w:val="20"/>
-              </w:rPr>
-              <w:t>2.1. Учебный план</w:t>
-            </w:r>
-          </w:p>
-        </w:tc>
-        <w:tc>
-          <w:tcPr>
-            <w:tcW w:type="dxa" w:w="2173"/>
-          </w:tcPr>
-          <w:p>
-            <w:pPr>
-              <w:spacing w:before="0" w:after="0" w:line="240" w:lineRule="auto"/>
-              <w:ind w:firstLine="0"/>
-              <w:jc w:val="center"/>
-            </w:pPr>
-            <w:r>
-              <w:rPr>
-                <w:rFonts w:ascii="Times New Roman" w:hAnsi="Times New Roman" w:eastAsia="Times New Roman" w:cs="Times New Roman"/>
-                <w:b w:val="0"/>
-                <w:sz w:val="20"/>
-              </w:rPr>
-              <w:t>заполнен</w:t>
-            </w:r>
-          </w:p>
-        </w:tc>
-      </w:tr>
-      <w:tr>
-        <w:tc>
-          <w:tcPr>
-            <w:tcW w:type="dxa" w:w="7605"/>
-          </w:tcPr>
-          <w:p>
-            <w:pPr>
-              <w:spacing w:before="0" w:after="0" w:line="240" w:lineRule="auto"/>
-              <w:ind w:firstLine="0"/>
-              <w:jc w:val="left"/>
-            </w:pPr>
-            <w:r>
-              <w:rPr>
-                <w:rFonts w:ascii="Times New Roman" w:hAnsi="Times New Roman" w:eastAsia="Times New Roman" w:cs="Times New Roman"/>
-                <w:b w:val="0"/>
-                <w:sz w:val="20"/>
-              </w:rPr>
-              <w:t>2.2. Учебно-тематический план</w:t>
-            </w:r>
-          </w:p>
-        </w:tc>
-        <w:tc>
-          <w:tcPr>
-            <w:tcW w:type="dxa" w:w="2173"/>
-          </w:tcPr>
-          <w:p>
-            <w:pPr>
-              <w:spacing w:before="0" w:after="0" w:line="240" w:lineRule="auto"/>
-              <w:ind w:firstLine="0"/>
-              <w:jc w:val="center"/>
-            </w:pPr>
-            <w:r>
-              <w:rPr>
-                <w:rFonts w:ascii="Times New Roman" w:hAnsi="Times New Roman" w:eastAsia="Times New Roman" w:cs="Times New Roman"/>
-                <w:b w:val="0"/>
-                <w:sz w:val="20"/>
-              </w:rPr>
-              <w:t>заполнен</w:t>
-            </w:r>
-          </w:p>
-        </w:tc>
-      </w:tr>
-      <w:tr>
-        <w:tc>
-          <w:tcPr>
-            <w:tcW w:type="dxa" w:w="7605"/>
-          </w:tcPr>
-          <w:p>
-            <w:pPr>
-              <w:spacing w:before="0" w:after="0" w:line="240" w:lineRule="auto"/>
-              <w:ind w:firstLine="0"/>
-              <w:jc w:val="left"/>
-            </w:pPr>
-            <w:r>
-              <w:rPr>
-                <w:rFonts w:ascii="Times New Roman" w:hAnsi="Times New Roman" w:eastAsia="Times New Roman" w:cs="Times New Roman"/>
-                <w:b w:val="0"/>
-                <w:sz w:val="20"/>
-              </w:rPr>
-              <w:t>2.3. Календарный учебный график</w:t>
-            </w:r>
-          </w:p>
-        </w:tc>
-        <w:tc>
-          <w:tcPr>
-            <w:tcW w:type="dxa" w:w="2173"/>
-          </w:tcPr>
-          <w:p>
-            <w:pPr>
-              <w:spacing w:before="0" w:after="0" w:line="240" w:lineRule="auto"/>
-              <w:ind w:firstLine="0"/>
-              <w:jc w:val="center"/>
-            </w:pPr>
-            <w:r>
-              <w:rPr>
-                <w:rFonts w:ascii="Times New Roman" w:hAnsi="Times New Roman" w:eastAsia="Times New Roman" w:cs="Times New Roman"/>
-                <w:b w:val="0"/>
-                <w:sz w:val="20"/>
-              </w:rPr>
-              <w:t>заполнен</w:t>
-            </w:r>
-          </w:p>
-        </w:tc>
-      </w:tr>
-      <w:tr>
-        <w:tc>
-          <w:tcPr>
-            <w:tcW w:type="dxa" w:w="7605"/>
-          </w:tcPr>
-          <w:p>
-            <w:pPr>
-              <w:spacing w:before="0" w:after="0" w:line="240" w:lineRule="auto"/>
-              <w:ind w:firstLine="0"/>
-              <w:jc w:val="left"/>
-            </w:pPr>
-            <w:r>
-              <w:rPr>
-                <w:rFonts w:ascii="Times New Roman" w:hAnsi="Times New Roman" w:eastAsia="Times New Roman" w:cs="Times New Roman"/>
-                <w:b w:val="0"/>
-                <w:sz w:val="20"/>
-              </w:rPr>
-              <w:t>2.4. Рабочая программа</w:t>
-            </w:r>
-          </w:p>
-        </w:tc>
-        <w:tc>
-          <w:tcPr>
-            <w:tcW w:type="dxa" w:w="2173"/>
-          </w:tcPr>
-          <w:p>
-            <w:pPr>
-              <w:spacing w:before="0" w:after="0" w:line="240" w:lineRule="auto"/>
-              <w:ind w:firstLine="0"/>
-              <w:jc w:val="center"/>
-            </w:pPr>
-            <w:r>
-              <w:rPr>
-                <w:rFonts w:ascii="Times New Roman" w:hAnsi="Times New Roman" w:eastAsia="Times New Roman" w:cs="Times New Roman"/>
-                <w:b w:val="0"/>
-                <w:sz w:val="20"/>
-              </w:rPr>
-              <w:t>заполнен</w:t>
-            </w:r>
-          </w:p>
-        </w:tc>
-      </w:tr>
-      <w:tr>
-        <w:tc>
-          <w:tcPr>
-            <w:tcW w:type="dxa" w:w="7605"/>
-          </w:tcPr>
-          <w:p>
-            <w:pPr>
-              <w:spacing w:before="0" w:after="0" w:line="240" w:lineRule="auto"/>
-              <w:ind w:firstLine="0"/>
-              <w:jc w:val="left"/>
-            </w:pPr>
-            <w:r>
-              <w:rPr>
-                <w:rFonts w:ascii="Times New Roman" w:hAnsi="Times New Roman" w:eastAsia="Times New Roman" w:cs="Times New Roman"/>
-                <w:b w:val="0"/>
-                <w:sz w:val="20"/>
-              </w:rPr>
-              <w:t>2.5.1. Формы аттестации</w:t>
-            </w:r>
-          </w:p>
-        </w:tc>
-        <w:tc>
-          <w:tcPr>
-            <w:tcW w:type="dxa" w:w="2173"/>
-          </w:tcPr>
-          <w:p>
-            <w:pPr>
-              <w:spacing w:before="0" w:after="0" w:line="240" w:lineRule="auto"/>
-              <w:ind w:firstLine="0"/>
-              <w:jc w:val="center"/>
-            </w:pPr>
-            <w:r>
-              <w:rPr>
-                <w:rFonts w:ascii="Times New Roman" w:hAnsi="Times New Roman" w:eastAsia="Times New Roman" w:cs="Times New Roman"/>
-                <w:b w:val="0"/>
-                <w:sz w:val="20"/>
-              </w:rPr>
-              <w:t>заполнен</w:t>
-            </w:r>
-          </w:p>
-        </w:tc>
-      </w:tr>
-      <w:tr>
-        <w:tc>
-          <w:tcPr>
-            <w:tcW w:type="dxa" w:w="7605"/>
-          </w:tcPr>
-          <w:p>
-            <w:pPr>
-              <w:spacing w:before="0" w:after="0" w:line="240" w:lineRule="auto"/>
-              <w:ind w:firstLine="0"/>
-              <w:jc w:val="left"/>
-            </w:pPr>
-            <w:r>
-              <w:rPr>
-                <w:rFonts w:ascii="Times New Roman" w:hAnsi="Times New Roman" w:eastAsia="Times New Roman" w:cs="Times New Roman"/>
-                <w:b w:val="0"/>
-                <w:sz w:val="20"/>
-              </w:rPr>
-              <w:t>2.5.2. Оценочные материалы</w:t>
-            </w:r>
-          </w:p>
-        </w:tc>
-        <w:tc>
-          <w:tcPr>
-            <w:tcW w:type="dxa" w:w="2173"/>
-          </w:tcPr>
-          <w:p>
-            <w:pPr>
-              <w:spacing w:before="0" w:after="0" w:line="240" w:lineRule="auto"/>
-              <w:ind w:firstLine="0"/>
-              <w:jc w:val="center"/>
-            </w:pPr>
-            <w:r>
-              <w:rPr>
-                <w:rFonts w:ascii="Times New Roman" w:hAnsi="Times New Roman" w:eastAsia="Times New Roman" w:cs="Times New Roman"/>
-                <w:b w:val="0"/>
-                <w:sz w:val="20"/>
-              </w:rPr>
-              <w:t>заполнен</w:t>
-            </w:r>
-          </w:p>
-        </w:tc>
-      </w:tr>
-      <w:tr>
-        <w:tc>
-          <w:tcPr>
-            <w:tcW w:type="dxa" w:w="7605"/>
-          </w:tcPr>
-          <w:p>
-            <w:pPr>
-              <w:spacing w:before="0" w:after="0" w:line="240" w:lineRule="auto"/>
-              <w:ind w:firstLine="0"/>
-              <w:jc w:val="left"/>
-            </w:pPr>
-            <w:r>
-              <w:rPr>
-                <w:rFonts w:ascii="Times New Roman" w:hAnsi="Times New Roman" w:eastAsia="Times New Roman" w:cs="Times New Roman"/>
-                <w:b w:val="0"/>
-                <w:sz w:val="20"/>
-              </w:rPr>
-              <w:t>2.5.3. Анализ удовлетворённости слушателей</w:t>
-            </w:r>
-          </w:p>
-        </w:tc>
-        <w:tc>
-          <w:tcPr>
-            <w:tcW w:type="dxa" w:w="2173"/>
-          </w:tcPr>
-          <w:p>
-            <w:pPr>
-              <w:spacing w:before="0" w:after="0" w:line="240" w:lineRule="auto"/>
-              <w:ind w:firstLine="0"/>
-              <w:jc w:val="center"/>
-            </w:pPr>
-            <w:r>
-              <w:rPr>
-                <w:rFonts w:ascii="Times New Roman" w:hAnsi="Times New Roman" w:eastAsia="Times New Roman" w:cs="Times New Roman"/>
-                <w:b w:val="0"/>
-                <w:sz w:val="20"/>
-              </w:rPr>
-              <w:t>заполнен</w:t>
-            </w:r>
-          </w:p>
-        </w:tc>
-      </w:tr>
-      <w:tr>
-        <w:tc>
-          <w:tcPr>
-            <w:tcW w:type="dxa" w:w="7605"/>
-          </w:tcPr>
-          <w:p>
-            <w:pPr>
-              <w:spacing w:before="0" w:after="0" w:line="240" w:lineRule="auto"/>
-              <w:ind w:firstLine="0"/>
-              <w:jc w:val="left"/>
-            </w:pPr>
-            <w:r>
-              <w:rPr>
-                <w:rFonts w:ascii="Times New Roman" w:hAnsi="Times New Roman" w:eastAsia="Times New Roman" w:cs="Times New Roman"/>
-                <w:b w:val="0"/>
-                <w:sz w:val="20"/>
-              </w:rPr>
-              <w:t>3.1. Материально-техническое обеспечение</w:t>
-            </w:r>
-          </w:p>
-        </w:tc>
-        <w:tc>
-          <w:tcPr>
-            <w:tcW w:type="dxa" w:w="2173"/>
-          </w:tcPr>
-          <w:p>
-            <w:pPr>
-              <w:spacing w:before="0" w:after="0" w:line="240" w:lineRule="auto"/>
-              <w:ind w:firstLine="0"/>
-              <w:jc w:val="center"/>
-            </w:pPr>
-            <w:r>
-              <w:rPr>
-                <w:rFonts w:ascii="Times New Roman" w:hAnsi="Times New Roman" w:eastAsia="Times New Roman" w:cs="Times New Roman"/>
-                <w:b w:val="0"/>
-                <w:sz w:val="20"/>
-              </w:rPr>
-              <w:t>заполнен</w:t>
-            </w:r>
-          </w:p>
-        </w:tc>
-      </w:tr>
-      <w:tr>
-        <w:tc>
-          <w:tcPr>
-            <w:tcW w:type="dxa" w:w="7605"/>
-          </w:tcPr>
-          <w:p>
-            <w:pPr>
-              <w:spacing w:before="0" w:after="0" w:line="240" w:lineRule="auto"/>
-              <w:ind w:firstLine="0"/>
-              <w:jc w:val="left"/>
-            </w:pPr>
-            <w:r>
-              <w:rPr>
-                <w:rFonts w:ascii="Times New Roman" w:hAnsi="Times New Roman" w:eastAsia="Times New Roman" w:cs="Times New Roman"/>
-                <w:b w:val="0"/>
-                <w:sz w:val="20"/>
-              </w:rPr>
-              <w:t>3.2.1. Нормативно-правовые документы</w:t>
-            </w:r>
-          </w:p>
-        </w:tc>
-        <w:tc>
-          <w:tcPr>
-            <w:tcW w:type="dxa" w:w="2173"/>
-          </w:tcPr>
-          <w:p>
-            <w:pPr>
-              <w:spacing w:before="0" w:after="0" w:line="240" w:lineRule="auto"/>
-              <w:ind w:firstLine="0"/>
-              <w:jc w:val="center"/>
-            </w:pPr>
-            <w:r>
-              <w:rPr>
-                <w:rFonts w:ascii="Times New Roman" w:hAnsi="Times New Roman" w:eastAsia="Times New Roman" w:cs="Times New Roman"/>
-                <w:b w:val="0"/>
-                <w:sz w:val="20"/>
-              </w:rPr>
-              <w:t>заполнен</w:t>
-            </w:r>
-          </w:p>
-        </w:tc>
-      </w:tr>
-      <w:tr>
-        <w:tc>
-          <w:tcPr>
-            <w:tcW w:type="dxa" w:w="7605"/>
-          </w:tcPr>
-          <w:p>
-            <w:pPr>
-              <w:spacing w:before="0" w:after="0" w:line="240" w:lineRule="auto"/>
-              <w:ind w:firstLine="0"/>
-              <w:jc w:val="left"/>
-            </w:pPr>
-            <w:r>
-              <w:rPr>
-                <w:rFonts w:ascii="Times New Roman" w:hAnsi="Times New Roman" w:eastAsia="Times New Roman" w:cs="Times New Roman"/>
-                <w:b w:val="0"/>
-                <w:sz w:val="20"/>
-              </w:rPr>
-              <w:t>3.2.2. Основная литература</w:t>
-            </w:r>
-          </w:p>
-        </w:tc>
-        <w:tc>
-          <w:tcPr>
-            <w:tcW w:type="dxa" w:w="2173"/>
-          </w:tcPr>
-          <w:p>
-            <w:pPr>
-              <w:spacing w:before="0" w:after="0" w:line="240" w:lineRule="auto"/>
-              <w:ind w:firstLine="0"/>
-              <w:jc w:val="center"/>
-            </w:pPr>
-            <w:r>
-              <w:rPr>
-                <w:rFonts w:ascii="Times New Roman" w:hAnsi="Times New Roman" w:eastAsia="Times New Roman" w:cs="Times New Roman"/>
-                <w:b w:val="0"/>
-                <w:sz w:val="20"/>
-              </w:rPr>
-              <w:t>заполнен</w:t>
-            </w:r>
-          </w:p>
-        </w:tc>
-      </w:tr>
-      <w:tr>
-        <w:tc>
-          <w:tcPr>
-            <w:tcW w:type="dxa" w:w="7605"/>
-          </w:tcPr>
-          <w:p>
-            <w:pPr>
-              <w:spacing w:before="0" w:after="0" w:line="240" w:lineRule="auto"/>
-              <w:ind w:firstLine="0"/>
-              <w:jc w:val="left"/>
-            </w:pPr>
-            <w:r>
-              <w:rPr>
-                <w:rFonts w:ascii="Times New Roman" w:hAnsi="Times New Roman" w:eastAsia="Times New Roman" w:cs="Times New Roman"/>
-                <w:b w:val="0"/>
-                <w:sz w:val="20"/>
-              </w:rPr>
-              <w:t>3.2.3. Дополнительная литература</w:t>
-            </w:r>
-          </w:p>
-        </w:tc>
-        <w:tc>
-          <w:tcPr>
-            <w:tcW w:type="dxa" w:w="2173"/>
-          </w:tcPr>
-          <w:p>
-            <w:pPr>
-              <w:spacing w:before="0" w:after="0" w:line="240" w:lineRule="auto"/>
-              <w:ind w:firstLine="0"/>
-              <w:jc w:val="center"/>
-            </w:pPr>
-            <w:r>
-              <w:rPr>
-                <w:rFonts w:ascii="Times New Roman" w:hAnsi="Times New Roman" w:eastAsia="Times New Roman" w:cs="Times New Roman"/>
-                <w:b w:val="0"/>
-                <w:sz w:val="20"/>
-              </w:rPr>
-              <w:t>заполнен</w:t>
-            </w:r>
-          </w:p>
-        </w:tc>
-      </w:tr>
-      <w:tr>
-        <w:tc>
-          <w:tcPr>
-            <w:tcW w:type="dxa" w:w="7605"/>
-          </w:tcPr>
-          <w:p>
-            <w:pPr>
-              <w:spacing w:before="0" w:after="0" w:line="240" w:lineRule="auto"/>
-              <w:ind w:firstLine="0"/>
-              <w:jc w:val="left"/>
-            </w:pPr>
-            <w:r>
-              <w:rPr>
-                <w:rFonts w:ascii="Times New Roman" w:hAnsi="Times New Roman" w:eastAsia="Times New Roman" w:cs="Times New Roman"/>
-                <w:b w:val="0"/>
-                <w:sz w:val="20"/>
-              </w:rPr>
-              <w:t>3.2.4. Интернет-ресурсы</w:t>
-            </w:r>
-          </w:p>
-        </w:tc>
-        <w:tc>
-          <w:tcPr>
-            <w:tcW w:type="dxa" w:w="2173"/>
-          </w:tcPr>
-          <w:p>
-            <w:pPr>
-              <w:spacing w:before="0" w:after="0" w:line="240" w:lineRule="auto"/>
-              <w:ind w:firstLine="0"/>
-              <w:jc w:val="center"/>
-            </w:pPr>
-            <w:r>
-              <w:rPr>
-                <w:rFonts w:ascii="Times New Roman" w:hAnsi="Times New Roman" w:eastAsia="Times New Roman" w:cs="Times New Roman"/>
-                <w:b w:val="0"/>
-                <w:sz w:val="20"/>
-              </w:rPr>
-              <w:t>заполнен</w:t>
-            </w:r>
-          </w:p>
-        </w:tc>
-      </w:tr>
-      <w:tr>
-        <w:tc>
-          <w:tcPr>
-            <w:tcW w:type="dxa" w:w="7605"/>
-          </w:tcPr>
-          <w:p>
-            <w:pPr>
-              <w:spacing w:before="0" w:after="0" w:line="240" w:lineRule="auto"/>
-              <w:ind w:firstLine="0"/>
-              <w:jc w:val="left"/>
-            </w:pPr>
-            <w:r>
-              <w:rPr>
-                <w:rFonts w:ascii="Times New Roman" w:hAnsi="Times New Roman" w:eastAsia="Times New Roman" w:cs="Times New Roman"/>
-                <w:b w:val="0"/>
-                <w:sz w:val="20"/>
-              </w:rPr>
-              <w:t>3.2.5. Программное обеспечение и информационные системы</w:t>
-            </w:r>
-          </w:p>
-        </w:tc>
-        <w:tc>
-          <w:tcPr>
-            <w:tcW w:type="dxa" w:w="2173"/>
-          </w:tcPr>
-          <w:p>
-            <w:pPr>
-              <w:spacing w:before="0" w:after="0" w:line="240" w:lineRule="auto"/>
-              <w:ind w:firstLine="0"/>
-              <w:jc w:val="center"/>
-            </w:pPr>
-            <w:r>
-              <w:rPr>
-                <w:rFonts w:ascii="Times New Roman" w:hAnsi="Times New Roman" w:eastAsia="Times New Roman" w:cs="Times New Roman"/>
-                <w:b w:val="0"/>
-                <w:sz w:val="20"/>
-              </w:rPr>
-              <w:t>заполнен</w:t>
-            </w:r>
-          </w:p>
-        </w:tc>
-      </w:tr>
-      <w:tr>
-        <w:tc>
-          <w:tcPr>
-            <w:tcW w:type="dxa" w:w="7605"/>
-          </w:tcPr>
-          <w:p>
-            <w:pPr>
-              <w:spacing w:before="0" w:after="0" w:line="240" w:lineRule="auto"/>
-              <w:ind w:firstLine="0"/>
-              <w:jc w:val="left"/>
-            </w:pPr>
-            <w:r>
-              <w:rPr>
-                <w:rFonts w:ascii="Times New Roman" w:hAnsi="Times New Roman" w:eastAsia="Times New Roman" w:cs="Times New Roman"/>
-                <w:b w:val="0"/>
-                <w:sz w:val="20"/>
-              </w:rPr>
-              <w:t>3.3. Организация образовательного процесса</w:t>
-            </w:r>
-          </w:p>
-        </w:tc>
-        <w:tc>
-          <w:tcPr>
-            <w:tcW w:type="dxa" w:w="2173"/>
-          </w:tcPr>
-          <w:p>
-            <w:pPr>
-              <w:spacing w:before="0" w:after="0" w:line="240" w:lineRule="auto"/>
-              <w:ind w:firstLine="0"/>
-              <w:jc w:val="center"/>
-            </w:pPr>
-            <w:r>
-              <w:rPr>
-                <w:rFonts w:ascii="Times New Roman" w:hAnsi="Times New Roman" w:eastAsia="Times New Roman" w:cs="Times New Roman"/>
-                <w:b w:val="0"/>
-                <w:sz w:val="20"/>
-              </w:rPr>
-              <w:t>заполнен</w:t>
-            </w:r>
-          </w:p>
-        </w:tc>
-      </w:tr>
-      <w:tr>
-        <w:tc>
-          <w:tcPr>
-            <w:tcW w:type="dxa" w:w="7605"/>
-          </w:tcPr>
-          <w:p>
-            <w:pPr>
-              <w:spacing w:before="0" w:after="0" w:line="240" w:lineRule="auto"/>
-              <w:ind w:firstLine="0"/>
-              <w:jc w:val="left"/>
-            </w:pPr>
-            <w:r>
-              <w:rPr>
-                <w:rFonts w:ascii="Times New Roman" w:hAnsi="Times New Roman" w:eastAsia="Times New Roman" w:cs="Times New Roman"/>
-                <w:b w:val="0"/>
-                <w:sz w:val="20"/>
-              </w:rPr>
-              <w:t>3.4. Кадровое обеспечение</w:t>
-            </w:r>
-          </w:p>
-        </w:tc>
-        <w:tc>
-          <w:tcPr>
-            <w:tcW w:type="dxa" w:w="2173"/>
-          </w:tcPr>
-          <w:p>
-            <w:pPr>
-              <w:spacing w:before="0" w:after="0" w:line="240" w:lineRule="auto"/>
-              <w:ind w:firstLine="0"/>
-              <w:jc w:val="center"/>
-            </w:pPr>
-            <w:r>
-              <w:rPr>
-                <w:rFonts w:ascii="Times New Roman" w:hAnsi="Times New Roman" w:eastAsia="Times New Roman" w:cs="Times New Roman"/>
-                <w:b w:val="0"/>
-                <w:sz w:val="20"/>
-              </w:rPr>
-              <w:t>заполнен</w:t>
-            </w:r>
-          </w:p>
-        </w:tc>
-      </w:tr>
-      <w:tr>
-        <w:tc>
-          <w:tcPr>
-            <w:tcW w:type="dxa" w:w="7605"/>
-          </w:tcPr>
-          <w:p>
-            <w:pPr>
-              <w:spacing w:before="0" w:after="0" w:line="240" w:lineRule="auto"/>
-              <w:ind w:firstLine="0"/>
-              <w:jc w:val="left"/>
-            </w:pPr>
-            <w:r>
-              <w:rPr>
-                <w:rFonts w:ascii="Times New Roman" w:hAnsi="Times New Roman" w:eastAsia="Times New Roman" w:cs="Times New Roman"/>
-                <w:b w:val="0"/>
-                <w:sz w:val="20"/>
-              </w:rPr>
-              <w:t>Приложение 1. Оценочные материалы текущего контроля</w:t>
-            </w:r>
-          </w:p>
-        </w:tc>
-        <w:tc>
-          <w:tcPr>
-            <w:tcW w:type="dxa" w:w="2173"/>
-          </w:tcPr>
-          <w:p>
-            <w:pPr>
-              <w:spacing w:before="0" w:after="0" w:line="240" w:lineRule="auto"/>
-              <w:ind w:firstLine="0"/>
-              <w:jc w:val="center"/>
-            </w:pPr>
-            <w:r>
-              <w:rPr>
-                <w:rFonts w:ascii="Times New Roman" w:hAnsi="Times New Roman" w:eastAsia="Times New Roman" w:cs="Times New Roman"/>
-                <w:b w:val="0"/>
-                <w:sz w:val="20"/>
-              </w:rPr>
-              <w:t>заполнен</w:t>
-            </w:r>
-          </w:p>
-        </w:tc>
-      </w:tr>
-      <w:tr>
-        <w:tc>
-          <w:tcPr>
-            <w:tcW w:type="dxa" w:w="7605"/>
-          </w:tcPr>
-          <w:p>
-            <w:pPr>
-              <w:spacing w:before="0" w:after="0" w:line="240" w:lineRule="auto"/>
-              <w:ind w:firstLine="0"/>
-              <w:jc w:val="left"/>
-            </w:pPr>
-            <w:r>
-              <w:rPr>
-                <w:rFonts w:ascii="Times New Roman" w:hAnsi="Times New Roman" w:eastAsia="Times New Roman" w:cs="Times New Roman"/>
-                <w:b w:val="0"/>
-                <w:sz w:val="20"/>
-              </w:rPr>
-              <w:t>Приложение 2. Оценочные материалы итоговой аттестации</w:t>
-            </w:r>
-          </w:p>
-        </w:tc>
-        <w:tc>
-          <w:tcPr>
-            <w:tcW w:type="dxa" w:w="2173"/>
-          </w:tcPr>
-          <w:p>
-            <w:pPr>
-              <w:spacing w:before="0" w:after="0" w:line="240" w:lineRule="auto"/>
-              <w:ind w:firstLine="0"/>
-              <w:jc w:val="center"/>
-            </w:pPr>
-            <w:r>
-              <w:rPr>
-                <w:rFonts w:ascii="Times New Roman" w:hAnsi="Times New Roman" w:eastAsia="Times New Roman" w:cs="Times New Roman"/>
-                <w:b w:val="0"/>
-                <w:sz w:val="20"/>
-              </w:rPr>
-              <w:t>заполнен</w:t>
-            </w:r>
-          </w:p>
-        </w:tc>
-      </w:tr>
-    </w:tbl>
-    <w:p>
-      <w:pPr>
-        <w:spacing w:before="0" w:after="120"/>
-        <w:ind w:firstLine="0"/>
-      </w:pPr>
-    </w:p>
-    <w:p>
-      <w:pPr>
-        <w:keepNext/>
-        <w:spacing w:before="0" w:after="120" w:line="240" w:lineRule="auto"/>
-        <w:ind w:firstLine="0"/>
-        <w:jc w:val="left"/>
-      </w:pPr>
-      <w:r>
-        <w:rPr>
-          <w:rFonts w:ascii="Times New Roman" w:hAnsi="Times New Roman" w:eastAsia="Times New Roman" w:cs="Times New Roman"/>
-          <w:b/>
-        </w:rPr>
-        <w:t>Совпадение с образцом</w:t>
-      </w:r>
-    </w:p>
-    <w:p>
-      <w:pPr>
-        <w:spacing w:before="0" w:after="120" w:line="240" w:lineRule="auto"/>
-        <w:ind w:firstLine="0"/>
-        <w:jc w:val="both"/>
-      </w:pPr>
-      <w:r>
-        <w:rPr>
-          <w:rFonts w:ascii="Times New Roman" w:hAnsi="Times New Roman" w:eastAsia="Times New Roman" w:cs="Times New Roman"/>
-          <w:b w:val="0"/>
-        </w:rPr>
-        <w:t>С приложенным образцом дословно совпадает 0% текста комплекта (порог — 15%): в норме. Ошибки образца в программу не переносятся.</w:t>
-      </w:r>
-    </w:p>
-    <w:p>
-      <w:pPr>
-        <w:keepNext/>
-        <w:spacing w:before="0" w:after="120" w:line="240" w:lineRule="auto"/>
-        <w:ind w:firstLine="0"/>
-        <w:jc w:val="left"/>
-      </w:pPr>
-      <w:r>
-        <w:rPr>
-          <w:rFonts w:ascii="Times New Roman" w:hAnsi="Times New Roman" w:eastAsia="Times New Roman" w:cs="Times New Roman"/>
-          <w:b/>
-        </w:rPr>
-        <w:t>Смысловая проверка</w:t>
-      </w:r>
-    </w:p>
-    <w:p>
-      <w:pPr>
-        <w:spacing w:before="0" w:after="120" w:line="240" w:lineRule="auto"/>
-        <w:ind w:firstLine="0"/>
-        <w:jc w:val="both"/>
-      </w:pPr>
-      <w:r>
-        <w:rPr>
-          <w:rFonts w:ascii="Times New Roman" w:hAnsi="Times New Roman" w:eastAsia="Times New Roman" w:cs="Times New Roman"/>
-          <w:b w:val="0"/>
-        </w:rPr>
-        <w:t>Эксперт-модель проверила то, что нельзя посчитать кодом: пройдено 7 из 7 критериев. Замечания — повод перечитать соответствующий раздел.</w:t>
-      </w:r>
-    </w:p>
-    <w:tbl>
-      <w:tblPr>
-        <w:tblLook w:firstColumn="1" w:firstRow="1" w:lastColumn="0" w:lastRow="0" w:noHBand="0" w:noVBand="1" w:val="04A0"/>
-        <w:tblW w:w="9778" w:type="dxa"/>
-        <w:tblLayout w:type="fixed"/>
-        <w:tblBorders>
-          <w:top w:val="single" w:sz="4" w:space="0" w:color="AAAAAA"/>
-          <w:left w:val="single" w:sz="4" w:space="0" w:color="AAAAAA"/>
-          <w:bottom w:val="single" w:sz="4" w:space="0" w:color="AAAAAA"/>
-          <w:right w:val="single" w:sz="4" w:space="0" w:color="AAAAAA"/>
-          <w:insideH w:val="single" w:sz="4" w:space="0" w:color="AAAAAA"/>
-          <w:insideV w:val="single" w:sz="4" w:space="0" w:color="AAAAAA"/>
-        </w:tblBorders>
-        <w:tblCellMar>
-          <w:top w:w="80" w:type="dxa"/>
-          <w:left w:w="120" w:type="dxa"/>
-          <w:bottom w:w="80" w:type="dxa"/>
-          <w:right w:w="120" w:type="dxa"/>
-        </w:tblCellMar>
-      </w:tblPr>
-      <w:tblGrid>
-        <w:gridCol w:w="7605"/>
-        <w:gridCol w:w="2173"/>
-      </w:tblGrid>
-      <w:tr>
-        <w:trPr>
-          <w:tblHeader/>
-        </w:trPr>
-        <w:tc>
-          <w:tcPr>
-            <w:tcW w:type="dxa" w:w="7605"/>
-            <w:shd w:val="clear" w:color="auto" w:fill="F2F2F2"/>
-            <w:vAlign w:val="center"/>
-          </w:tcPr>
-          <w:p>
-            <w:pPr>
-              <w:spacing w:before="0" w:after="0" w:line="240" w:lineRule="auto"/>
-              <w:ind w:firstLine="0"/>
-              <w:jc w:val="center"/>
-            </w:pPr>
-            <w:r>
-              <w:rPr>
-                <w:rFonts w:ascii="Times New Roman" w:hAnsi="Times New Roman" w:eastAsia="Times New Roman" w:cs="Times New Roman"/>
-                <w:b/>
-                <w:sz w:val="20"/>
-              </w:rPr>
-              <w:t>Критерий</w:t>
-            </w:r>
-          </w:p>
-        </w:tc>
-        <w:tc>
-          <w:tcPr>
-            <w:tcW w:type="dxa" w:w="2173"/>
-            <w:shd w:val="clear" w:color="auto" w:fill="F2F2F2"/>
-            <w:vAlign w:val="center"/>
-          </w:tcPr>
-          <w:p>
-            <w:pPr>
-              <w:spacing w:before="0" w:after="0" w:line="240" w:lineRule="auto"/>
-              <w:ind w:firstLine="0"/>
-              <w:jc w:val="center"/>
-            </w:pPr>
-            <w:r>
-              <w:rPr>
-                <w:rFonts w:ascii="Times New Roman" w:hAnsi="Times New Roman" w:eastAsia="Times New Roman" w:cs="Times New Roman"/>
-                <w:b/>
-                <w:sz w:val="20"/>
-              </w:rPr>
-              <w:t>Итог</w:t>
-            </w:r>
-          </w:p>
-        </w:tc>
-      </w:tr>
-      <w:tr>
-        <w:tc>
-          <w:tcPr>
-            <w:tcW w:type="dxa" w:w="7605"/>
-          </w:tcPr>
-          <w:p>
-            <w:pPr>
-              <w:spacing w:before="0" w:after="0" w:line="240" w:lineRule="auto"/>
-              <w:ind w:firstLine="0"/>
-              <w:jc w:val="left"/>
-            </w:pPr>
-            <w:r>
-              <w:rPr>
-                <w:rFonts w:ascii="Times New Roman" w:hAnsi="Times New Roman" w:eastAsia="Times New Roman" w:cs="Times New Roman"/>
-                <w:b w:val="0"/>
-                <w:sz w:val="20"/>
-              </w:rPr>
-              <w:t>Язык и терминология соответствуют аудитории; термины поясняются; нет жаргона.</w:t>
-            </w:r>
-          </w:p>
-        </w:tc>
-        <w:tc>
-          <w:tcPr>
-            <w:tcW w:type="dxa" w:w="2173"/>
-          </w:tcPr>
-          <w:p>
-            <w:pPr>
-              <w:spacing w:before="0" w:after="0" w:line="240" w:lineRule="auto"/>
-              <w:ind w:firstLine="0"/>
-              <w:jc w:val="center"/>
-            </w:pPr>
-            <w:r>
-              <w:rPr>
-                <w:rFonts w:ascii="Times New Roman" w:hAnsi="Times New Roman" w:eastAsia="Times New Roman" w:cs="Times New Roman"/>
-                <w:b w:val="0"/>
-                <w:sz w:val="20"/>
-              </w:rPr>
-              <w:t>пройдено</w:t>
-            </w:r>
-          </w:p>
-        </w:tc>
-      </w:tr>
-      <w:tr>
-        <w:tc>
-          <w:tcPr>
-            <w:tcW w:type="dxa" w:w="7605"/>
-          </w:tcPr>
-          <w:p>
-            <w:pPr>
-              <w:spacing w:before="0" w:after="0" w:line="240" w:lineRule="auto"/>
-              <w:ind w:firstLine="0"/>
-              <w:jc w:val="left"/>
-            </w:pPr>
-            <w:r>
-              <w:rPr>
-                <w:rFonts w:ascii="Times New Roman" w:hAnsi="Times New Roman" w:eastAsia="Times New Roman" w:cs="Times New Roman"/>
-                <w:b w:val="0"/>
-                <w:sz w:val="20"/>
-              </w:rPr>
-              <w:t>Уровень, последовательность тем и входные требования соответствуют входному уровню слушателей.</w:t>
-            </w:r>
-          </w:p>
-        </w:tc>
-        <w:tc>
-          <w:tcPr>
-            <w:tcW w:type="dxa" w:w="2173"/>
-          </w:tcPr>
-          <w:p>
-            <w:pPr>
-              <w:spacing w:before="0" w:after="0" w:line="240" w:lineRule="auto"/>
-              <w:ind w:firstLine="0"/>
-              <w:jc w:val="center"/>
-            </w:pPr>
-            <w:r>
-              <w:rPr>
-                <w:rFonts w:ascii="Times New Roman" w:hAnsi="Times New Roman" w:eastAsia="Times New Roman" w:cs="Times New Roman"/>
-                <w:b w:val="0"/>
-                <w:sz w:val="20"/>
-              </w:rPr>
-              <w:t>пройдено</w:t>
-            </w:r>
-          </w:p>
-        </w:tc>
-      </w:tr>
-      <w:tr>
-        <w:tc>
-          <w:tcPr>
-            <w:tcW w:type="dxa" w:w="7605"/>
-          </w:tcPr>
-          <w:p>
-            <w:pPr>
-              <w:spacing w:before="0" w:after="0" w:line="240" w:lineRule="auto"/>
-              <w:ind w:firstLine="0"/>
-              <w:jc w:val="left"/>
-            </w:pPr>
-            <w:r>
-              <w:rPr>
-                <w:rFonts w:ascii="Times New Roman" w:hAnsi="Times New Roman" w:eastAsia="Times New Roman" w:cs="Times New Roman"/>
-                <w:b w:val="0"/>
-                <w:sz w:val="20"/>
-              </w:rPr>
-              <w:t>Результаты обучения реалистичны для объёма программы; нет обещаний сверх объёма.</w:t>
-            </w:r>
-          </w:p>
-        </w:tc>
-        <w:tc>
-          <w:tcPr>
-            <w:tcW w:type="dxa" w:w="2173"/>
-          </w:tcPr>
-          <w:p>
-            <w:pPr>
-              <w:spacing w:before="0" w:after="0" w:line="240" w:lineRule="auto"/>
-              <w:ind w:firstLine="0"/>
-              <w:jc w:val="center"/>
-            </w:pPr>
-            <w:r>
-              <w:rPr>
-                <w:rFonts w:ascii="Times New Roman" w:hAnsi="Times New Roman" w:eastAsia="Times New Roman" w:cs="Times New Roman"/>
-                <w:b w:val="0"/>
-                <w:sz w:val="20"/>
-              </w:rPr>
-              <w:t>пройдено</w:t>
-            </w:r>
-          </w:p>
-        </w:tc>
-      </w:tr>
-      <w:tr>
-        <w:tc>
-          <w:tcPr>
-            <w:tcW w:type="dxa" w:w="7605"/>
-          </w:tcPr>
-          <w:p>
-            <w:pPr>
-              <w:spacing w:before="0" w:after="0" w:line="240" w:lineRule="auto"/>
-              <w:ind w:firstLine="0"/>
-              <w:jc w:val="left"/>
-            </w:pPr>
-            <w:r>
-              <w:rPr>
-                <w:rFonts w:ascii="Times New Roman" w:hAnsi="Times New Roman" w:eastAsia="Times New Roman" w:cs="Times New Roman"/>
-                <w:b w:val="0"/>
-                <w:sz w:val="20"/>
-              </w:rPr>
-              <w:t>Итоговая аттестация и задания соответствуют форме из запроса; требования конкретны, критерии измеримы, пример задания выполним.</w:t>
-            </w:r>
-          </w:p>
-        </w:tc>
-        <w:tc>
-          <w:tcPr>
-            <w:tcW w:type="dxa" w:w="2173"/>
-          </w:tcPr>
-          <w:p>
-            <w:pPr>
-              <w:spacing w:before="0" w:after="0" w:line="240" w:lineRule="auto"/>
-              <w:ind w:firstLine="0"/>
-              <w:jc w:val="center"/>
-            </w:pPr>
-            <w:r>
-              <w:rPr>
-                <w:rFonts w:ascii="Times New Roman" w:hAnsi="Times New Roman" w:eastAsia="Times New Roman" w:cs="Times New Roman"/>
-                <w:b w:val="0"/>
-                <w:sz w:val="20"/>
-              </w:rPr>
-              <w:t>пройдено</w:t>
-            </w:r>
-          </w:p>
-        </w:tc>
-      </w:tr>
-      <w:tr>
-        <w:tc>
-          <w:tcPr>
-            <w:tcW w:type="dxa" w:w="7605"/>
-          </w:tcPr>
-          <w:p>
-            <w:pPr>
-              <w:spacing w:before="0" w:after="0" w:line="240" w:lineRule="auto"/>
-              <w:ind w:firstLine="0"/>
-              <w:jc w:val="left"/>
-            </w:pPr>
-            <w:r>
-              <w:rPr>
-                <w:rFonts w:ascii="Times New Roman" w:hAnsi="Times New Roman" w:eastAsia="Times New Roman" w:cs="Times New Roman"/>
-                <w:b w:val="0"/>
-                <w:sz w:val="20"/>
-              </w:rPr>
-              <w:t>Содержание тем и лекций действительно раскрывает привязанные результаты обучения.</w:t>
-            </w:r>
-          </w:p>
-        </w:tc>
-        <w:tc>
-          <w:tcPr>
-            <w:tcW w:type="dxa" w:w="2173"/>
-          </w:tcPr>
-          <w:p>
-            <w:pPr>
-              <w:spacing w:before="0" w:after="0" w:line="240" w:lineRule="auto"/>
-              <w:ind w:firstLine="0"/>
-              <w:jc w:val="center"/>
-            </w:pPr>
-            <w:r>
-              <w:rPr>
-                <w:rFonts w:ascii="Times New Roman" w:hAnsi="Times New Roman" w:eastAsia="Times New Roman" w:cs="Times New Roman"/>
-                <w:b w:val="0"/>
-                <w:sz w:val="20"/>
-              </w:rPr>
-              <w:t>пройдено</w:t>
-            </w:r>
-          </w:p>
-        </w:tc>
-      </w:tr>
-      <w:tr>
-        <w:tc>
-          <w:tcPr>
-            <w:tcW w:type="dxa" w:w="7605"/>
-          </w:tcPr>
-          <w:p>
-            <w:pPr>
-              <w:spacing w:before="0" w:after="0" w:line="240" w:lineRule="auto"/>
-              <w:ind w:firstLine="0"/>
-              <w:jc w:val="left"/>
-            </w:pPr>
-            <w:r>
-              <w:rPr>
-                <w:rFonts w:ascii="Times New Roman" w:hAnsi="Times New Roman" w:eastAsia="Times New Roman" w:cs="Times New Roman"/>
-                <w:b w:val="0"/>
-                <w:sz w:val="20"/>
-              </w:rPr>
-              <w:t>Нет устаревших инструментов, версий и практик.</w:t>
-            </w:r>
-          </w:p>
-        </w:tc>
-        <w:tc>
-          <w:tcPr>
-            <w:tcW w:type="dxa" w:w="2173"/>
-          </w:tcPr>
-          <w:p>
-            <w:pPr>
-              <w:spacing w:before="0" w:after="0" w:line="240" w:lineRule="auto"/>
-              <w:ind w:firstLine="0"/>
-              <w:jc w:val="center"/>
-            </w:pPr>
-            <w:r>
-              <w:rPr>
-                <w:rFonts w:ascii="Times New Roman" w:hAnsi="Times New Roman" w:eastAsia="Times New Roman" w:cs="Times New Roman"/>
-                <w:b w:val="0"/>
-                <w:sz w:val="20"/>
-              </w:rPr>
-              <w:t>пройдено</w:t>
-            </w:r>
-          </w:p>
-        </w:tc>
-      </w:tr>
-      <w:tr>
-        <w:tc>
-          <w:tcPr>
-            <w:tcW w:type="dxa" w:w="7605"/>
-          </w:tcPr>
-          <w:p>
-            <w:pPr>
-              <w:spacing w:before="0" w:after="0" w:line="240" w:lineRule="auto"/>
-              <w:ind w:firstLine="0"/>
-              <w:jc w:val="left"/>
-            </w:pPr>
-            <w:r>
-              <w:rPr>
-                <w:rFonts w:ascii="Times New Roman" w:hAnsi="Times New Roman" w:eastAsia="Times New Roman" w:cs="Times New Roman"/>
-                <w:b w:val="0"/>
-                <w:sz w:val="20"/>
-              </w:rPr>
-              <w:t>Аннотация, цель и планируемые результаты по сути соответствуют своим разделам.</w:t>
-            </w:r>
-          </w:p>
-        </w:tc>
-        <w:tc>
-          <w:tcPr>
-            <w:tcW w:type="dxa" w:w="2173"/>
-          </w:tcPr>
-          <w:p>
-            <w:pPr>
-              <w:spacing w:before="0" w:after="0" w:line="240" w:lineRule="auto"/>
-              <w:ind w:firstLine="0"/>
-              <w:jc w:val="center"/>
-            </w:pPr>
-            <w:r>
-              <w:rPr>
-                <w:rFonts w:ascii="Times New Roman" w:hAnsi="Times New Roman" w:eastAsia="Times New Roman" w:cs="Times New Roman"/>
-                <w:b w:val="0"/>
-                <w:sz w:val="20"/>
-              </w:rPr>
-              <w:t>пройдено</w:t>
-            </w:r>
-          </w:p>
-        </w:tc>
-      </w:tr>
-    </w:tbl>
-    <w:p>
-      <w:pPr>
-        <w:spacing w:before="0" w:after="120"/>
-        <w:ind w:firstLine="0"/>
-      </w:pPr>
-    </w:p>
-    <w:p>
-      <w:pPr>
-        <w:keepNext/>
-        <w:spacing w:before="0" w:after="120" w:line="240" w:lineRule="auto"/>
-        <w:ind w:firstLine="0"/>
-        <w:jc w:val="left"/>
-      </w:pPr>
-      <w:r>
-        <w:rPr>
-          <w:rFonts w:ascii="Times New Roman" w:hAnsi="Times New Roman" w:eastAsia="Times New Roman" w:cs="Times New Roman"/>
-          <w:b/>
-        </w:rPr>
-        <w:t>Что пропущено и почему</w:t>
-      </w:r>
-    </w:p>
-    <w:p>
-      <w:pPr>
-        <w:numPr>
-          <w:ilvl w:val="0"/>
-          <w:numId w:val="4"/>
-        </w:numPr>
-        <w:spacing w:before="0" w:after="40" w:line="240" w:lineRule="auto"/>
-        <w:ind w:firstLine="0"/>
-        <w:jc w:val="both"/>
-      </w:pPr>
-      <w:r>
-        <w:rPr>
-          <w:rFonts w:ascii="Times New Roman" w:hAnsi="Times New Roman" w:eastAsia="Times New Roman" w:cs="Times New Roman"/>
-        </w:rPr>
-        <w:t>Слайды не сформированы: в программе нет лекций, к которым нужны слайды (нет теоретических занятий или они не попали в запрошенные занятия / модуль).</w:t>
-      </w:r>
-    </w:p>
-    <w:p>
-      <w:pPr>
-        <w:numPr>
-          <w:ilvl w:val="0"/>
-          <w:numId w:val="4"/>
-        </w:numPr>
-        <w:spacing w:before="0" w:after="40" w:line="240" w:lineRule="auto"/>
-        <w:ind w:firstLine="0"/>
-        <w:jc w:val="both"/>
-      </w:pPr>
-      <w:r>
-        <w:rPr>
-          <w:rFonts w:ascii="Times New Roman" w:hAnsi="Times New Roman" w:eastAsia="Times New Roman" w:cs="Times New Roman"/>
-        </w:rPr>
-        <w:t>Тестовых вопросов в комплекте нет (текущий контроль — собеседование с руководителем стажировки), поэтому файлы тестов GIFT, Moodle XML и CSV не сформированы.</w:t>
-      </w:r>
-    </w:p>
-    <w:p>
-      <w:pPr>
-        <w:numPr>
-          <w:ilvl w:val="0"/>
-          <w:numId w:val="4"/>
-        </w:numPr>
-        <w:spacing w:before="0" w:after="40" w:line="240" w:lineRule="auto"/>
-        <w:ind w:firstLine="0"/>
-        <w:jc w:val="both"/>
-      </w:pPr>
-      <w:r>
-        <w:rPr>
-          <w:rFonts w:ascii="Times New Roman" w:hAnsi="Times New Roman" w:eastAsia="Times New Roman" w:cs="Times New Roman"/>
-        </w:rPr>
-        <w:t>Источников, предложенных моделью и не прошедших проверку: 1 — они не включены.</w:t>
-      </w:r>
-    </w:p>
-    <w:p>
-      <w:pPr>
-        <w:keepNext/>
-        <w:spacing w:before="0" w:after="120" w:line="240" w:lineRule="auto"/>
-        <w:ind w:firstLine="0"/>
-        <w:jc w:val="left"/>
-      </w:pPr>
-      <w:r>
-        <w:rPr>
-          <w:rFonts w:ascii="Times New Roman" w:hAnsi="Times New Roman" w:eastAsia="Times New Roman" w:cs="Times New Roman"/>
-          <w:b/>
-        </w:rPr>
-        <w:t>Полная версия</w:t>
-      </w:r>
-    </w:p>
-    <w:p>
-      <w:pPr>
-        <w:spacing w:before="0" w:after="120" w:line="240" w:lineRule="auto"/>
-        <w:ind w:firstLine="0"/>
-        <w:jc w:val="both"/>
-      </w:pPr>
-      <w:r>
-        <w:rPr>
-          <w:rFonts w:ascii="Times New Roman" w:hAnsi="Times New Roman" w:eastAsia="Times New Roman" w:cs="Times New Roman"/>
-          <w:b w:val="0"/>
-        </w:rPr>
-        <w:t>Полная версия отчёта — файл report.md: в ней дословные формулировки замечаний к образцу, цитаты приложенного образца, комментарии смысловой проверки, отброшенные источники и стоимость сборки. В программу они не включаются.</w:t>
       </w:r>
     </w:p>
     <w:sectPr>
